--- a/docs/manuscript/RCDome_manuscript_V027_supplementary_information.docx
+++ b/docs/manuscript/RCDome_manuscript_V027_supplementary_information.docx
@@ -15257,7 +15257,7 @@
           <w:szCs w:val="24"/>
           <w:highlight w:val="green"/>
         </w:rPr>
-        <w:t>Supplementary Figure S2</w:t>
+        <w:t>Supplementary Figure S2. Database contribution and multi-database corroboration. (A) Number of gene–RCD associations contributed by each of the 20 source databases and resources (log2-scaled axis; exact counts printed at the end of each bar). (B) Number of source databases per association: 10,009 associations rest on a single source, 6,313 are corroborated by two sources, and the count declines steeply with additional sources; the long tail up to 14 sources marks the best-corroborated associations (e.g., the canonical executors), which carry the strongest multi-database agreement.</w:t>
       </w:r>
       <w:r>
         <w:rPr>
@@ -15266,7 +15266,6 @@
           <w:color w:val="auto"/>
           <w:szCs w:val="24"/>
         </w:rPr>
-        <w:t>. Database contribution and multi-database corroboration.</w:t>
       </w:r>
       <w:r>
         <w:rPr>
@@ -15275,7 +15274,6 @@
           <w:color w:val="auto"/>
           <w:szCs w:val="24"/>
         </w:rPr>
-        <w:t xml:space="preserve"> (A) Number of gene–RCD associations contributed by each of the 20 source databases (log2-scaled axis; exact counts printed at the end of each bar). (B) Number of source databases per association: 10,009 associations rest on a single source, 6,313 are corroborated by two sources, and the count declines steeply with additional sources; the long tail up to 14 sources marks the best-corroborated </w:t>
       </w:r>
       <w:r>
         <w:rPr>
@@ -15284,8 +15282,6 @@
           <w:color w:val="auto"/>
           <w:szCs w:val="24"/>
         </w:rPr>
-        <w:lastRenderedPageBreak/>
-        <w:t>associations (e.g., the canonical executors), which carry the strongest multi-database agreement.</w:t>
       </w:r>
     </w:p>
     <w:p>

--- a/docs/manuscript/RCDome_manuscript_V027_supplementary_information.docx
+++ b/docs/manuscript/RCDome_manuscript_V027_supplementary_information.docx
@@ -3088,7 +3088,7 @@
         </w:rPr>
       </w:pPr>
       <w:r>
-        <w:t>Post-repair re-audit: 0 contradictions remaining in both the matrix and the Consensus results. The repaired matrix (82 columns, including the 11 Consensus variables).</w:t>
+        <w:t>Post-repair re-audit: 0 contradictions remaining in both the matrix and the Consensus results. The repaired matrix (83 columns, including the 11 Consensus variables).</w:t>
       </w:r>
     </w:p>
     <w:p>

--- a/docs/manuscript/RCDome_manuscript_V027_supplementary_information.docx
+++ b/docs/manuscript/RCDome_manuscript_V027_supplementary_information.docx
@@ -15145,6 +15145,3312 @@
           <w:szCs w:val="32"/>
         </w:rPr>
       </w:pPr>
+    </w:p>
+    <w:p>
+      <w:pPr>
+        <w:pStyle w:val="Ttulo2"/>
+      </w:pPr>
+      <w:r>
+        <w:t>Supplementary Prompt S5. Figure-legend generation framework</w:t>
+      </w:r>
+    </w:p>
+    <w:p>
+      <w:pPr>
+        <w:spacing w:after="0"/>
+      </w:pPr>
+      <w:r>
+        <w:t># PROMPT: FIGURE LEGEND GENERATION FOR REGULATED CELL DEATH (RCD) ILLUSTRATIONS</w:t>
+      </w:r>
+    </w:p>
+    <w:p>
+      <w:pPr/>
+    </w:p>
+    <w:p>
+      <w:pPr>
+        <w:spacing w:after="0"/>
+      </w:pPr>
+      <w:r>
+        <w:t>You are a senior scientific editor and author specializing in regulated cell death (RCD), writing at the standard of *Nature Cell Biology*, *Cell Death &amp; Differentiation*, *Molecular Cell*, and *Nature Reviews Cancer*. Your task is to write a publication-ready figure legend for the scientific illustration provided, following the technical conventions of scientific writing described in *How to Write and Publish a Scientific Paper* (Gastel &amp; Day).</w:t>
+      </w:r>
+    </w:p>
+    <w:p>
+      <w:pPr/>
+    </w:p>
+    <w:p>
+      <w:pPr>
+        <w:spacing w:after="0"/>
+      </w:pPr>
+      <w:r>
+        <w:t>## INPUTS (all three are mandatory)</w:t>
+      </w:r>
+    </w:p>
+    <w:p>
+      <w:pPr/>
+    </w:p>
+    <w:p>
+      <w:pPr>
+        <w:spacing w:after="0"/>
+      </w:pPr>
+      <w:r>
+        <w:t>1. **FIGURE:** the attached image of the mechanism.</w:t>
+      </w:r>
+    </w:p>
+    <w:p>
+      <w:pPr>
+        <w:spacing w:after="0"/>
+      </w:pPr>
+      <w:r>
+        <w:t>2. **FIGURE-GENERATION PROMPT:** the prompt used to create the figure (visual conventions: arrow types, color logic, inset "Cancer Context", gray dashed crosstalk, left-to-right/top-to-bottom flow).</w:t>
+      </w:r>
+    </w:p>
+    <w:p>
+      <w:pPr>
+        <w:spacing w:after="0"/>
+      </w:pPr>
+      <w:r>
+        <w:t xml:space="preserve">   [PASTE OR REFERENCE THE FIGURE-CREATION PROMPT]</w:t>
+      </w:r>
+    </w:p>
+    <w:p>
+      <w:pPr>
+        <w:spacing w:after="0"/>
+      </w:pPr>
+      <w:r>
+        <w:t>3. **MECHANISM DESCRIPTION:** the text used as the [CONCEPT TO ILLUSTRATE].</w:t>
+      </w:r>
+    </w:p>
+    <w:p>
+      <w:pPr>
+        <w:spacing w:after="0"/>
+      </w:pPr>
+      <w:r>
+        <w:t xml:space="preserve">   [PASTE MECHANISM DESCRIPTION HERE]</w:t>
+      </w:r>
+    </w:p>
+    <w:p>
+      <w:pPr/>
+    </w:p>
+    <w:p>
+      <w:pPr>
+        <w:spacing w:after="0"/>
+      </w:pPr>
+      <w:r>
+        <w:t>**RCD PATHWAY:** [e.g., Ferroptosis / Alkaliptosis / Disulfidptosis / Necroptosis / Pyroptosis / PANoptosis ...]</w:t>
+      </w:r>
+    </w:p>
+    <w:p>
+      <w:pPr>
+        <w:spacing w:after="0"/>
+      </w:pPr>
+      <w:r>
+        <w:t>**TARGET JOURNAL (optional):** [journal name]</w:t>
+      </w:r>
+    </w:p>
+    <w:p>
+      <w:pPr>
+        <w:spacing w:after="0"/>
+      </w:pPr>
+      <w:r>
+        <w:t>**WORD LIMIT (optional):** [e.g., 250–350 words; if not specified, aim for 200–350 words]</w:t>
+      </w:r>
+    </w:p>
+    <w:p>
+      <w:pPr>
+        <w:spacing w:after="0"/>
+      </w:pPr>
+      <w:r>
+        <w:t>**FIGURE NUMBER (optional):** [e.g., Figure 1]</w:t>
+      </w:r>
+    </w:p>
+    <w:p>
+      <w:pPr/>
+    </w:p>
+    <w:p>
+      <w:pPr>
+        <w:spacing w:after="0"/>
+      </w:pPr>
+      <w:r>
+        <w:t>## SOURCE HIERARCHY AND ANTI-HALLUCINATION RULES</w:t>
+      </w:r>
+    </w:p>
+    <w:p>
+      <w:pPr/>
+    </w:p>
+    <w:p>
+      <w:pPr>
+        <w:spacing w:after="0"/>
+      </w:pPr>
+      <w:r>
+        <w:t>- Use ONLY information present in the figure and the mechanism description. Do not add molecules, steps, drugs, citations, or claims that appear in neither.</w:t>
+      </w:r>
+    </w:p>
+    <w:p>
+      <w:pPr>
+        <w:spacing w:after="0"/>
+      </w:pPr>
+      <w:r>
+        <w:t>- If the figure and the description disagree (a label, arrow type, component, or localization), do NOT silently choose one. Follow the mechanism description for biological content, follow the figure for what is physically displayed, and report every discrepancy in the "Discrepancy Report" (see output).</w:t>
+      </w:r>
+    </w:p>
+    <w:p>
+      <w:pPr>
+        <w:spacing w:after="0"/>
+      </w:pPr>
+      <w:r>
+        <w:t>- Preserve the evidentiary qualifiers present in the figure or description ("proposed", "candidate", "context-dependent", "conceptual", "not established", "preliminary", "not required for initiation"). Never convert a hedged claim into an established one. Never upgrade correlation to causation.</w:t>
+      </w:r>
+    </w:p>
+    <w:p>
+      <w:pPr>
+        <w:spacing w:after="0"/>
+      </w:pPr>
+      <w:r>
+        <w:t>- Do not invent citations, PMIDs, or reference numbers. Place "(refs)" markers only if the user explicitly requests them.</w:t>
+      </w:r>
+    </w:p>
+    <w:p>
+      <w:pPr/>
+    </w:p>
+    <w:p>
+      <w:pPr>
+        <w:spacing w:after="0"/>
+      </w:pPr>
+      <w:r>
+        <w:t>## STRUCTURE OF THE LEGEND (follow this order)</w:t>
+      </w:r>
+    </w:p>
+    <w:p>
+      <w:pPr/>
+    </w:p>
+    <w:p>
+      <w:pPr>
+        <w:spacing w:after="0"/>
+      </w:pPr>
+      <w:r>
+        <w:t>**1. Title (bold, one sentence, ≤ 20 words).** Informative and specific to the pathway, stating the main message of the figure, not merely naming the topic (e.g., "Ferroptosis is driven by iron-dependent phospholipid peroxidation when GPX4-independent defenses fail"). No period issues, no abbreviations unless universally known.</w:t>
+      </w:r>
+    </w:p>
+    <w:p>
+      <w:pPr/>
+    </w:p>
+    <w:p>
+      <w:pPr>
+        <w:spacing w:after="0"/>
+      </w:pPr>
+      <w:r>
+        <w:t>**2. Overview sentence (1–2 sentences).** State what the figure shows as a whole: the trigger, the executor/mechanism of death, and the outcome. Use the present tense for the model (schematic figures depict established or proposed models, not experimental results).</w:t>
+      </w:r>
+    </w:p>
+    <w:p>
+      <w:pPr/>
+    </w:p>
+    <w:p>
+      <w:pPr>
+        <w:spacing w:after="0"/>
+      </w:pPr>
+      <w:r>
+        <w:t>**3. Panel-by-panel (or region-by-region) description.** Describe each numbered panel/module in the same sequence as the biological flow of the figure (e.g., induction → regulation → execution → death). For each panel:</w:t>
+      </w:r>
+    </w:p>
+    <w:p>
+      <w:pPr>
+        <w:spacing w:after="0"/>
+      </w:pPr>
+      <w:r>
+        <w:t xml:space="preserve">   - Identify it by its number/letter exactly as shown in the figure (e.g., "(1)", "(a)").</w:t>
+      </w:r>
+    </w:p>
+    <w:p>
+      <w:pPr>
+        <w:spacing w:after="0"/>
+      </w:pPr>
+      <w:r>
+        <w:t xml:space="preserve">   - Name the key molecular actors and their subcellular localization as drawn (plasma membrane, cytosol, lysosome, mitochondrion, nucleus, ER, etc.).</w:t>
+      </w:r>
+    </w:p>
+    <w:p>
+      <w:pPr>
+        <w:spacing w:after="0"/>
+      </w:pPr>
+      <w:r>
+        <w:t xml:space="preserve">   - State causal relationships with correct verbs (activates, inhibits, promotes, is required for, amplifies, is dispensable for), consistent with the arrow types in the figure.</w:t>
+      </w:r>
+    </w:p>
+    <w:p>
+      <w:pPr>
+        <w:spacing w:after="0"/>
+      </w:pPr>
+      <w:r>
+        <w:t xml:space="preserve">   - Clearly distinguish core pathway components from modulators, amplifiers, and non-essential/peripheral events, mirroring how the figure separates them.</w:t>
+      </w:r>
+    </w:p>
+    <w:p>
+      <w:pPr>
+        <w:spacing w:after="0"/>
+      </w:pPr>
+      <w:r>
+        <w:t xml:space="preserve">   - Distinguish activation states when shown (cleaved vs. precursor, phosphorylated, oligomerized, oxidized/reduced).</w:t>
+      </w:r>
+    </w:p>
+    <w:p>
+      <w:pPr/>
+    </w:p>
+    <w:p>
+      <w:pPr>
+        <w:spacing w:after="0"/>
+      </w:pPr>
+      <w:r>
+        <w:t>**4. Crosstalk statement (1–2 sentences).** Describe the connections to other RCD forms exactly as depicted (light gray dashed arrows, peripheral boxes). State explicitly whether crosstalk is validated, reciprocal, conceptual, or absent, and that these are not part of core execution when the figure says so.</w:t>
+      </w:r>
+    </w:p>
+    <w:p>
+      <w:pPr/>
+    </w:p>
+    <w:p>
+      <w:pPr>
+        <w:spacing w:after="0"/>
+      </w:pPr>
+      <w:r>
+        <w:t>**5. Cancer Context statement (1–3 sentences).** Summarize the inset: whether the pathway is exploited for evasion, promotion, or therapy; name only the tumor types, drugs, and targets shown; keep the evidence-level qualifiers (e.g., "best-established", "preclinical", "preliminary/associative").</w:t>
+      </w:r>
+    </w:p>
+    <w:p>
+      <w:pPr/>
+    </w:p>
+    <w:p>
+      <w:pPr>
+        <w:spacing w:after="0"/>
+      </w:pPr>
+      <w:r>
+        <w:t>**6. Symbol and color key (1–2 sentences, placed inside the legend, NOT inside the image).** Define every graphical convention used: solid arrows = activation/flow; flat-head bars = inhibition; dashed arrows = crosstalk or conceptual/indirect relationships; gray dashed = connections to other RCD forms; consistent color for each molecular actor class; any special symbols (P = phosphate, S–S = disulfide bond, red cross = blocked/not required, "?" = uncertain/unestablished). Include only conventions actually present in the figure.</w:t>
+      </w:r>
+    </w:p>
+    <w:p>
+      <w:pPr/>
+    </w:p>
+    <w:p>
+      <w:pPr>
+        <w:spacing w:after="0"/>
+      </w:pPr>
+      <w:r>
+        <w:t>**7. Abbreviations.** Define every abbreviation at first use in the legend or, if more than ~8 are needed, provide a single alphabetized sentence at the end: "Abbreviations: ...". Use official HGNC gene/protein symbols as they appear in the figure (italicize gene symbols only if the figure treats them as genes; keep protein symbols in roman type). Follow current NCCD nomenclature for cell death terms and do not use distinct processes as synonyms (e.g., necrosis vs. necroptosis).</w:t>
+      </w:r>
+    </w:p>
+    <w:p>
+      <w:pPr/>
+    </w:p>
+    <w:p>
+      <w:pPr>
+        <w:spacing w:after="0"/>
+      </w:pPr>
+      <w:r>
+        <w:t>**8. Adaptation/attribution line (optional).** If the figure is original and created by the authors, add: "Figure created by the authors." If adapted from other work, add: "Adapted from [source], with permission." Include only if the user supplies this information.</w:t>
+      </w:r>
+    </w:p>
+    <w:p>
+      <w:pPr/>
+    </w:p>
+    <w:p>
+      <w:pPr>
+        <w:spacing w:after="0"/>
+      </w:pPr>
+      <w:r>
+        <w:t>## WRITING RULES (Gastel &amp; Day principles)</w:t>
+      </w:r>
+    </w:p>
+    <w:p>
+      <w:pPr/>
+    </w:p>
+    <w:p>
+      <w:pPr>
+        <w:spacing w:after="0"/>
+      </w:pPr>
+      <w:r>
+        <w:t>- The legend must be **self-explanatory**: a reader should understand the figure without reading the main text.</w:t>
+      </w:r>
+    </w:p>
+    <w:p>
+      <w:pPr>
+        <w:spacing w:after="0"/>
+      </w:pPr>
+      <w:r>
+        <w:t>- Be **concise, precise, and non-redundant**: do not repeat information already readable from the labels in the image, do not restate general background, and do not discuss methods or results beyond what the schematic shows.</w:t>
+      </w:r>
+    </w:p>
+    <w:p>
+      <w:pPr>
+        <w:spacing w:after="0"/>
+      </w:pPr>
+      <w:r>
+        <w:t>- Use **simple, direct sentences** and the **present tense** for model descriptions; avoid vague words ("various", "several", "etc.") and avoid unnecessary adjectives or promotional language ("remarkable", "crucial", "novel").</w:t>
+      </w:r>
+    </w:p>
+    <w:p>
+      <w:pPr>
+        <w:spacing w:after="0"/>
+      </w:pPr>
+      <w:r>
+        <w:t>- Use consistent terminology with the figure: the same name for the same entity throughout.</w:t>
+      </w:r>
+    </w:p>
+    <w:p>
+      <w:pPr>
+        <w:spacing w:after="0"/>
+      </w:pPr>
+      <w:r>
+        <w:t>- Write full words for pathway names at first use, with the abbreviation in parentheses.</w:t>
+      </w:r>
+    </w:p>
+    <w:p>
+      <w:pPr>
+        <w:spacing w:after="0"/>
+      </w:pPr>
+      <w:r>
+        <w:t>- Use correct units, ion notation (Ca²⁺, Fe²⁺, H⁺, HCO₃⁻), and symbols (↑, ↓, →, ⊣) consistently.</w:t>
+      </w:r>
+    </w:p>
+    <w:p>
+      <w:pPr>
+        <w:spacing w:after="0"/>
+      </w:pPr>
+      <w:r>
+        <w:t>- Do not include a "Figure X." prefix duplication; if a figure number is provided, begin with it in bold followed by the title.</w:t>
+      </w:r>
+    </w:p>
+    <w:p>
+      <w:pPr>
+        <w:spacing w:after="0"/>
+      </w:pPr>
+      <w:r>
+        <w:t>- Respect the word limit; if the content cannot fit, prioritize in this order: core pathway → regulation/modulators → cancer context → crosstalk → abbreviations.</w:t>
+      </w:r>
+    </w:p>
+    <w:p>
+      <w:pPr/>
+    </w:p>
+    <w:p>
+      <w:pPr>
+        <w:spacing w:after="0"/>
+      </w:pPr>
+      <w:r>
+        <w:t>## OUTPUT FORMAT (mandatory)</w:t>
+      </w:r>
+    </w:p>
+    <w:p>
+      <w:pPr/>
+    </w:p>
+    <w:p>
+      <w:pPr>
+        <w:spacing w:after="0"/>
+      </w:pPr>
+      <w:r>
+        <w:t>**A. FINAL FIGURE LEGEND**</w:t>
+      </w:r>
+    </w:p>
+    <w:p>
+      <w:pPr>
+        <w:spacing w:after="0"/>
+      </w:pPr>
+      <w:r>
+        <w:t>The complete legend, ready to paste into a manuscript, as continuous prose (title in bold, then paragraph text; no bullet points inside the legend).</w:t>
+      </w:r>
+    </w:p>
+    <w:p>
+      <w:pPr/>
+    </w:p>
+    <w:p>
+      <w:pPr>
+        <w:spacing w:after="0"/>
+      </w:pPr>
+      <w:r>
+        <w:t>**B. ABBREVIATIONS** (only if not already integrated into the legend)</w:t>
+      </w:r>
+    </w:p>
+    <w:p>
+      <w:pPr/>
+    </w:p>
+    <w:p>
+      <w:pPr>
+        <w:spacing w:after="0"/>
+      </w:pPr>
+      <w:r>
+        <w:t>**C. DISCREPANCY REPORT**</w:t>
+      </w:r>
+    </w:p>
+    <w:p>
+      <w:pPr>
+        <w:spacing w:after="0"/>
+      </w:pPr>
+      <w:r>
+        <w:t>A table with the columns:</w:t>
+      </w:r>
+    </w:p>
+    <w:p>
+      <w:pPr/>
+    </w:p>
+    <w:p>
+      <w:pPr>
+        <w:spacing w:after="0"/>
+      </w:pPr>
+      <w:r>
+        <w:t>| Item | What the figure shows | What the description says | Resolution adopted in the legend | Recommended action (fix in image or in text) |</w:t>
+      </w:r>
+    </w:p>
+    <w:p>
+      <w:pPr>
+        <w:spacing w:after="0"/>
+      </w:pPr>
+      <w:r>
+        <w:t>| --- | --- | --- | --- | --- |</w:t>
+      </w:r>
+    </w:p>
+    <w:p>
+      <w:pPr/>
+    </w:p>
+    <w:p>
+      <w:pPr>
+        <w:spacing w:after="0"/>
+      </w:pPr>
+      <w:r>
+        <w:t>If there are no discrepancies, write: "No discrepancies detected between figure, generation prompt, and mechanism description."</w:t>
+      </w:r>
+    </w:p>
+    <w:p>
+      <w:pPr/>
+    </w:p>
+    <w:p>
+      <w:pPr>
+        <w:spacing w:after="0"/>
+      </w:pPr>
+      <w:r>
+        <w:t>**D. QUALITY CHECKLIST**</w:t>
+      </w:r>
+    </w:p>
+    <w:p>
+      <w:pPr>
+        <w:spacing w:after="0"/>
+      </w:pPr>
+      <w:r>
+        <w:t>Confirm each item with ✅ / ⚠️ and a short note:</w:t>
+      </w:r>
+    </w:p>
+    <w:p>
+      <w:pPr>
+        <w:spacing w:after="0"/>
+      </w:pPr>
+      <w:r>
+        <w:t>- Title is informative and specific</w:t>
+      </w:r>
+    </w:p>
+    <w:p>
+      <w:pPr>
+        <w:spacing w:after="0"/>
+      </w:pPr>
+      <w:r>
+        <w:t>- Panel order follows the biological flow of the figure</w:t>
+      </w:r>
+    </w:p>
+    <w:p>
+      <w:pPr>
+        <w:spacing w:after="0"/>
+      </w:pPr>
+      <w:r>
+        <w:t>- All labeled structures relevant to the mechanism are covered</w:t>
+      </w:r>
+    </w:p>
+    <w:p>
+      <w:pPr>
+        <w:spacing w:after="0"/>
+      </w:pPr>
+      <w:r>
+        <w:t>- All arrow types and colors are explained</w:t>
+      </w:r>
+    </w:p>
+    <w:p>
+      <w:pPr>
+        <w:spacing w:after="0"/>
+      </w:pPr>
+      <w:r>
+        <w:t>- All abbreviations are defined</w:t>
+      </w:r>
+    </w:p>
+    <w:p>
+      <w:pPr>
+        <w:spacing w:after="0"/>
+      </w:pPr>
+      <w:r>
+        <w:t>- Evidence-level qualifiers preserved (no overstatement)</w:t>
+      </w:r>
+    </w:p>
+    <w:p>
+      <w:pPr>
+        <w:spacing w:after="0"/>
+      </w:pPr>
+      <w:r>
+        <w:t>- Crosstalk described as shown (peripheral, not central)</w:t>
+      </w:r>
+    </w:p>
+    <w:p>
+      <w:pPr>
+        <w:spacing w:after="0"/>
+      </w:pPr>
+      <w:r>
+        <w:t>- Cancer Context consistent with the inset</w:t>
+      </w:r>
+    </w:p>
+    <w:p>
+      <w:pPr>
+        <w:spacing w:after="0"/>
+      </w:pPr>
+      <w:r>
+        <w:t>- NCCD-consistent terminology</w:t>
+      </w:r>
+    </w:p>
+    <w:p>
+      <w:pPr>
+        <w:spacing w:after="0"/>
+      </w:pPr>
+      <w:r>
+        <w:t>- No information added beyond figure + description</w:t>
+      </w:r>
+    </w:p>
+    <w:p>
+      <w:pPr>
+        <w:spacing w:after="0"/>
+      </w:pPr>
+      <w:r>
+        <w:t>- Word limit respected (state the final word count)</w:t>
+      </w:r>
+    </w:p>
+    <w:p>
+      <w:pPr/>
+    </w:p>
+    <w:p>
+      <w:pPr>
+        <w:spacing w:after="0"/>
+      </w:pPr>
+      <w:r>
+        <w:t>Be rigorous and conservative: when in doubt, preserve the hedge, flag the issue in the Discrepancy Report, and never add unsupported information.</w:t>
+      </w:r>
+    </w:p>
+    <w:p>
+      <w:pPr>
+        <w:pStyle w:val="Ttulo2"/>
+      </w:pPr>
+      <w:r>
+        <w:t>Supplementary Prompt S6. Logo (icon) creation framework</w:t>
+      </w:r>
+    </w:p>
+    <w:p>
+      <w:pPr>
+        <w:spacing w:after="0"/>
+      </w:pPr>
+      <w:r>
+        <w:t>Create a new image from scratch.</w:t>
+      </w:r>
+    </w:p>
+    <w:p>
+      <w:pPr/>
+    </w:p>
+    <w:p>
+      <w:pPr>
+        <w:spacing w:after="0"/>
+      </w:pPr>
+      <w:r>
+        <w:t>You are a senior biomedical illustrator creating ONE minimalist scientific icon for a coherent collection of Regulated Cell Death (RCD) modalities intended for publication in a high-impact biomedical journal.</w:t>
+      </w:r>
+    </w:p>
+    <w:p>
+      <w:pPr/>
+    </w:p>
+    <w:p>
+      <w:pPr>
+        <w:spacing w:after="0"/>
+      </w:pPr>
+      <w:r>
+        <w:t>You will receive only the biological description of one RCD pathway.</w:t>
+      </w:r>
+    </w:p>
+    <w:p>
+      <w:pPr/>
+    </w:p>
+    <w:p>
+      <w:pPr>
+        <w:spacing w:after="0"/>
+      </w:pPr>
+      <w:r>
+        <w:t>First interpret the biology silently. Then generate the icon directly.</w:t>
+      </w:r>
+    </w:p>
+    <w:p>
+      <w:pPr/>
+    </w:p>
+    <w:p>
+      <w:pPr>
+        <w:spacing w:after="0"/>
+      </w:pPr>
+      <w:r>
+        <w:t>IMPORTANT:</w:t>
+      </w:r>
+    </w:p>
+    <w:p>
+      <w:pPr>
+        <w:spacing w:after="0"/>
+      </w:pPr>
+      <w:r>
+        <w:t>This is NOT a mechanistic pathway diagram.</w:t>
+      </w:r>
+    </w:p>
+    <w:p>
+      <w:pPr>
+        <w:spacing w:after="0"/>
+      </w:pPr>
+      <w:r>
+        <w:t>This is NOT an infographic.</w:t>
+      </w:r>
+    </w:p>
+    <w:p>
+      <w:pPr>
+        <w:spacing w:after="0"/>
+      </w:pPr>
+      <w:r>
+        <w:t>This is NOT a molecular illustration.</w:t>
+      </w:r>
+    </w:p>
+    <w:p>
+      <w:pPr>
+        <w:spacing w:after="0"/>
+      </w:pPr>
+      <w:r>
+        <w:t>This is NOT a logo in the commercial-branding sense.</w:t>
+      </w:r>
+    </w:p>
+    <w:p>
+      <w:pPr/>
+    </w:p>
+    <w:p>
+      <w:pPr>
+        <w:spacing w:after="0"/>
+      </w:pPr>
+      <w:r>
+        <w:t>It is a SIMPLE CELLULAR PICTOGRAM representing the characteristic phenotype or defining biological event of the RCD modality.</w:t>
+      </w:r>
+    </w:p>
+    <w:p>
+      <w:pPr/>
+    </w:p>
+    <w:p>
+      <w:pPr>
+        <w:spacing w:after="0"/>
+      </w:pPr>
+      <w:r>
+        <w:t>==================================================</w:t>
+      </w:r>
+    </w:p>
+    <w:p>
+      <w:pPr>
+        <w:spacing w:after="0"/>
+      </w:pPr>
+      <w:r>
+        <w:t>CORE VISUAL LANGUAGE — MUST REMAIN CONSTANT</w:t>
+      </w:r>
+    </w:p>
+    <w:p>
+      <w:pPr>
+        <w:spacing w:after="0"/>
+      </w:pPr>
+      <w:r>
+        <w:t>==================================================</w:t>
+      </w:r>
+    </w:p>
+    <w:p>
+      <w:pPr/>
+    </w:p>
+    <w:p>
+      <w:pPr>
+        <w:spacing w:after="0"/>
+      </w:pPr>
+      <w:r>
+        <w:t>The entire RCD collection follows the same visual grammar:</w:t>
+      </w:r>
+    </w:p>
+    <w:p>
+      <w:pPr/>
+    </w:p>
+    <w:p>
+      <w:pPr>
+        <w:spacing w:after="0"/>
+      </w:pPr>
+      <w:r>
+        <w:t>- flat 2D vector illustration;</w:t>
+      </w:r>
+    </w:p>
+    <w:p>
+      <w:pPr>
+        <w:spacing w:after="0"/>
+      </w:pPr>
+      <w:r>
+        <w:t>- front-facing or top-down cellular view;</w:t>
+      </w:r>
+    </w:p>
+    <w:p>
+      <w:pPr>
+        <w:spacing w:after="0"/>
+      </w:pPr>
+      <w:r>
+        <w:t>- simple soft cartoon-like biomedical style;</w:t>
+      </w:r>
+    </w:p>
+    <w:p>
+      <w:pPr>
+        <w:spacing w:after="0"/>
+      </w:pPr>
+      <w:r>
+        <w:t>- rounded organic shapes;</w:t>
+      </w:r>
+    </w:p>
+    <w:p>
+      <w:pPr>
+        <w:spacing w:after="0"/>
+      </w:pPr>
+      <w:r>
+        <w:t>- thick, smooth, uniform outlines;</w:t>
+      </w:r>
+    </w:p>
+    <w:p>
+      <w:pPr>
+        <w:spacing w:after="0"/>
+      </w:pPr>
+      <w:r>
+        <w:t>- no perspective;</w:t>
+      </w:r>
+    </w:p>
+    <w:p>
+      <w:pPr>
+        <w:spacing w:after="0"/>
+      </w:pPr>
+      <w:r>
+        <w:t>- no isometric view;</w:t>
+      </w:r>
+    </w:p>
+    <w:p>
+      <w:pPr>
+        <w:spacing w:after="0"/>
+      </w:pPr>
+      <w:r>
+        <w:t>- no 3D;</w:t>
+      </w:r>
+    </w:p>
+    <w:p>
+      <w:pPr>
+        <w:spacing w:after="0"/>
+      </w:pPr>
+      <w:r>
+        <w:t>- no realistic rendering;</w:t>
+      </w:r>
+    </w:p>
+    <w:p>
+      <w:pPr>
+        <w:spacing w:after="0"/>
+      </w:pPr>
+      <w:r>
+        <w:t>- no gradients;</w:t>
+      </w:r>
+    </w:p>
+    <w:p>
+      <w:pPr>
+        <w:spacing w:after="0"/>
+      </w:pPr>
+      <w:r>
+        <w:t>- no shadows;</w:t>
+      </w:r>
+    </w:p>
+    <w:p>
+      <w:pPr>
+        <w:spacing w:after="0"/>
+      </w:pPr>
+      <w:r>
+        <w:t>- no textures;</w:t>
+      </w:r>
+    </w:p>
+    <w:p>
+      <w:pPr>
+        <w:spacing w:after="0"/>
+      </w:pPr>
+      <w:r>
+        <w:t>- pure white background;</w:t>
+      </w:r>
+    </w:p>
+    <w:p>
+      <w:pPr>
+        <w:spacing w:after="0"/>
+      </w:pPr>
+      <w:r>
+        <w:t>- square canvas;</w:t>
+      </w:r>
+    </w:p>
+    <w:p>
+      <w:pPr>
+        <w:spacing w:after="0"/>
+      </w:pPr>
+      <w:r>
+        <w:t>- one centered composition;</w:t>
+      </w:r>
+    </w:p>
+    <w:p>
+      <w:pPr>
+        <w:spacing w:after="0"/>
+      </w:pPr>
+      <w:r>
+        <w:t>- generous white margin;</w:t>
+      </w:r>
+    </w:p>
+    <w:p>
+      <w:pPr>
+        <w:spacing w:after="0"/>
+      </w:pPr>
+      <w:r>
+        <w:t>- simple enough to remain readable at thumbnail size.</w:t>
+      </w:r>
+    </w:p>
+    <w:p>
+      <w:pPr/>
+    </w:p>
+    <w:p>
+      <w:pPr>
+        <w:spacing w:after="0"/>
+      </w:pPr>
+      <w:r>
+        <w:t>The image must look like a member of ONE unified scientific icon family.</w:t>
+      </w:r>
+    </w:p>
+    <w:p>
+      <w:pPr/>
+    </w:p>
+    <w:p>
+      <w:pPr>
+        <w:spacing w:after="0"/>
+      </w:pPr>
+      <w:r>
+        <w:t>==================================================</w:t>
+      </w:r>
+    </w:p>
+    <w:p>
+      <w:pPr>
+        <w:spacing w:after="0"/>
+      </w:pPr>
+      <w:r>
+        <w:t>DEFAULT CELL TEMPLATE</w:t>
+      </w:r>
+    </w:p>
+    <w:p>
+      <w:pPr>
+        <w:spacing w:after="0"/>
+      </w:pPr>
+      <w:r>
+        <w:t>==================================================</w:t>
+      </w:r>
+    </w:p>
+    <w:p>
+      <w:pPr/>
+    </w:p>
+    <w:p>
+      <w:pPr>
+        <w:spacing w:after="0"/>
+      </w:pPr>
+      <w:r>
+        <w:t>Unless the biology clearly requires another arrangement, represent the RCD as ONE large simplified cell occupying approximately 70–85% of the canvas.</w:t>
+      </w:r>
+    </w:p>
+    <w:p>
+      <w:pPr/>
+    </w:p>
+    <w:p>
+      <w:pPr>
+        <w:spacing w:after="0"/>
+      </w:pPr>
+      <w:r>
+        <w:t>The default cell should have:</w:t>
+      </w:r>
+    </w:p>
+    <w:p>
+      <w:pPr/>
+    </w:p>
+    <w:p>
+      <w:pPr>
+        <w:spacing w:after="0"/>
+      </w:pPr>
+      <w:r>
+        <w:t>- a large rounded, oval, or mildly irregular outer silhouette;</w:t>
+      </w:r>
+    </w:p>
+    <w:p>
+      <w:pPr>
+        <w:spacing w:after="0"/>
+      </w:pPr>
+      <w:r>
+        <w:t>- one thick continuous membrane outline;</w:t>
+      </w:r>
+    </w:p>
+    <w:p>
+      <w:pPr>
+        <w:spacing w:after="0"/>
+      </w:pPr>
+      <w:r>
+        <w:t>- one simple nucleus when biologically appropriate;</w:t>
+      </w:r>
+    </w:p>
+    <w:p>
+      <w:pPr>
+        <w:spacing w:after="0"/>
+      </w:pPr>
+      <w:r>
+        <w:t>- a few highly simplified intracellular structures;</w:t>
+      </w:r>
+    </w:p>
+    <w:p>
+      <w:pPr>
+        <w:spacing w:after="0"/>
+      </w:pPr>
+      <w:r>
+        <w:t>- sparse small circular cytoplasmic dots when useful;</w:t>
+      </w:r>
+    </w:p>
+    <w:p>
+      <w:pPr>
+        <w:spacing w:after="0"/>
+      </w:pPr>
+      <w:r>
+        <w:t>- approximately two simplified mitochondria when appropriate;</w:t>
+      </w:r>
+    </w:p>
+    <w:p>
+      <w:pPr>
+        <w:spacing w:after="0"/>
+      </w:pPr>
+      <w:r>
+        <w:t>- several broad curved ER-like bars around the nucleus when appropriate.</w:t>
+      </w:r>
+    </w:p>
+    <w:p>
+      <w:pPr/>
+    </w:p>
+    <w:p>
+      <w:pPr>
+        <w:spacing w:after="0"/>
+      </w:pPr>
+      <w:r>
+        <w:t>Internal organelles are SECONDARY visual elements.</w:t>
+      </w:r>
+    </w:p>
+    <w:p>
+      <w:pPr/>
+    </w:p>
+    <w:p>
+      <w:pPr>
+        <w:spacing w:after="0"/>
+      </w:pPr>
+      <w:r>
+        <w:t>They should be subtle and simplified rather than competing with the defining RCD feature.</w:t>
+      </w:r>
+    </w:p>
+    <w:p>
+      <w:pPr/>
+    </w:p>
+    <w:p>
+      <w:pPr>
+        <w:spacing w:after="0"/>
+      </w:pPr>
+      <w:r>
+        <w:t>Do NOT automatically add every organelle.</w:t>
+      </w:r>
+    </w:p>
+    <w:p>
+      <w:pPr/>
+    </w:p>
+    <w:p>
+      <w:pPr>
+        <w:spacing w:after="0"/>
+      </w:pPr>
+      <w:r>
+        <w:t>==================================================</w:t>
+      </w:r>
+    </w:p>
+    <w:p>
+      <w:pPr>
+        <w:spacing w:after="0"/>
+      </w:pPr>
+      <w:r>
+        <w:t>PATHWAY-SPECIFIC MORPHOLOGY</w:t>
+      </w:r>
+    </w:p>
+    <w:p>
+      <w:pPr>
+        <w:spacing w:after="0"/>
+      </w:pPr>
+      <w:r>
+        <w:t>==================================================</w:t>
+      </w:r>
+    </w:p>
+    <w:p>
+      <w:pPr/>
+    </w:p>
+    <w:p>
+      <w:pPr>
+        <w:spacing w:after="0"/>
+      </w:pPr>
+      <w:r>
+        <w:t>Read the supplied biological description and identify the SINGLE most characteristic morphological, structural, or cellular event of this RCD.</w:t>
+      </w:r>
+    </w:p>
+    <w:p>
+      <w:pPr/>
+    </w:p>
+    <w:p>
+      <w:pPr>
+        <w:spacing w:after="0"/>
+      </w:pPr>
+      <w:r>
+        <w:t>Modify the default cell template only as much as necessary to express that event.</w:t>
+      </w:r>
+    </w:p>
+    <w:p>
+      <w:pPr/>
+    </w:p>
+    <w:p>
+      <w:pPr>
+        <w:spacing w:after="0"/>
+      </w:pPr>
+      <w:r>
+        <w:t>Possible changes include, only when supported by the description:</w:t>
+      </w:r>
+    </w:p>
+    <w:p>
+      <w:pPr/>
+    </w:p>
+    <w:p>
+      <w:pPr>
+        <w:spacing w:after="0"/>
+      </w:pPr>
+      <w:r>
+        <w:t>- swelling;</w:t>
+      </w:r>
+    </w:p>
+    <w:p>
+      <w:pPr>
+        <w:spacing w:after="0"/>
+      </w:pPr>
+      <w:r>
+        <w:t>- shrinkage;</w:t>
+      </w:r>
+    </w:p>
+    <w:p>
+      <w:pPr>
+        <w:spacing w:after="0"/>
+      </w:pPr>
+      <w:r>
+        <w:t>- irregular contour;</w:t>
+      </w:r>
+    </w:p>
+    <w:p>
+      <w:pPr>
+        <w:spacing w:after="0"/>
+      </w:pPr>
+      <w:r>
+        <w:t>- membrane rupture;</w:t>
+      </w:r>
+    </w:p>
+    <w:p>
+      <w:pPr>
+        <w:spacing w:after="0"/>
+      </w:pPr>
+      <w:r>
+        <w:t>- membrane discontinuity;</w:t>
+      </w:r>
+    </w:p>
+    <w:p>
+      <w:pPr>
+        <w:spacing w:after="0"/>
+      </w:pPr>
+      <w:r>
+        <w:t>- blebbing;</w:t>
+      </w:r>
+    </w:p>
+    <w:p>
+      <w:pPr>
+        <w:spacing w:after="0"/>
+      </w:pPr>
+      <w:r>
+        <w:t>- fragmentation;</w:t>
+      </w:r>
+    </w:p>
+    <w:p>
+      <w:pPr>
+        <w:spacing w:after="0"/>
+      </w:pPr>
+      <w:r>
+        <w:t>- vacuolization;</w:t>
+      </w:r>
+    </w:p>
+    <w:p>
+      <w:pPr>
+        <w:spacing w:after="0"/>
+      </w:pPr>
+      <w:r>
+        <w:t>- organelle alteration;</w:t>
+      </w:r>
+    </w:p>
+    <w:p>
+      <w:pPr>
+        <w:spacing w:after="0"/>
+      </w:pPr>
+      <w:r>
+        <w:t>- nuclear alteration;</w:t>
+      </w:r>
+    </w:p>
+    <w:p>
+      <w:pPr>
+        <w:spacing w:after="0"/>
+      </w:pPr>
+      <w:r>
+        <w:t>- extrusion;</w:t>
+      </w:r>
+    </w:p>
+    <w:p>
+      <w:pPr>
+        <w:spacing w:after="0"/>
+      </w:pPr>
+      <w:r>
+        <w:t>- engulfment;</w:t>
+      </w:r>
+    </w:p>
+    <w:p>
+      <w:pPr>
+        <w:spacing w:after="0"/>
+      </w:pPr>
+      <w:r>
+        <w:t>- cell-in-cell formation;</w:t>
+      </w:r>
+    </w:p>
+    <w:p>
+      <w:pPr>
+        <w:spacing w:after="0"/>
+      </w:pPr>
+      <w:r>
+        <w:t>- extracellular release;</w:t>
+      </w:r>
+    </w:p>
+    <w:p>
+      <w:pPr>
+        <w:spacing w:after="0"/>
+      </w:pPr>
+      <w:r>
+        <w:t>- DNA/chromatin release;</w:t>
+      </w:r>
+    </w:p>
+    <w:p>
+      <w:pPr>
+        <w:spacing w:after="0"/>
+      </w:pPr>
+      <w:r>
+        <w:t>- detached fragments;</w:t>
+      </w:r>
+    </w:p>
+    <w:p>
+      <w:pPr>
+        <w:spacing w:after="0"/>
+      </w:pPr>
+      <w:r>
+        <w:t>- loss of membrane integrity;</w:t>
+      </w:r>
+    </w:p>
+    <w:p>
+      <w:pPr>
+        <w:spacing w:after="0"/>
+      </w:pPr>
+      <w:r>
+        <w:t>- accumulation of a specific cellular compartment.</w:t>
+      </w:r>
+    </w:p>
+    <w:p>
+      <w:pPr/>
+    </w:p>
+    <w:p>
+      <w:pPr>
+        <w:spacing w:after="0"/>
+      </w:pPr>
+      <w:r>
+        <w:t>The defining event must be immediately visible.</w:t>
+      </w:r>
+    </w:p>
+    <w:p>
+      <w:pPr/>
+    </w:p>
+    <w:p>
+      <w:pPr>
+        <w:spacing w:after="0"/>
+      </w:pPr>
+      <w:r>
+        <w:t>However, preserve the SAME simplified visual language used for the rest of the collection.</w:t>
+      </w:r>
+    </w:p>
+    <w:p>
+      <w:pPr/>
+    </w:p>
+    <w:p>
+      <w:pPr>
+        <w:spacing w:after="0"/>
+      </w:pPr>
+      <w:r>
+        <w:t>==================================================</w:t>
+      </w:r>
+    </w:p>
+    <w:p>
+      <w:pPr>
+        <w:spacing w:after="0"/>
+      </w:pPr>
+      <w:r>
+        <w:t>EXCEPTION TO THE ONE-CELL TEMPLATE</w:t>
+      </w:r>
+    </w:p>
+    <w:p>
+      <w:pPr>
+        <w:spacing w:after="0"/>
+      </w:pPr>
+      <w:r>
+        <w:t>==================================================</w:t>
+      </w:r>
+    </w:p>
+    <w:p>
+      <w:pPr/>
+    </w:p>
+    <w:p>
+      <w:pPr>
+        <w:spacing w:after="0"/>
+      </w:pPr>
+      <w:r>
+        <w:t>Use more than one cell, extensive extracellular material, or an unusual composition ONLY when the defining biology cannot be communicated correctly with one cell.</w:t>
+      </w:r>
+    </w:p>
+    <w:p>
+      <w:pPr/>
+    </w:p>
+    <w:p>
+      <w:pPr>
+        <w:spacing w:after="0"/>
+      </w:pPr>
+      <w:r>
+        <w:t>Examples include processes involving:</w:t>
+      </w:r>
+    </w:p>
+    <w:p>
+      <w:pPr/>
+    </w:p>
+    <w:p>
+      <w:pPr>
+        <w:spacing w:after="0"/>
+      </w:pPr>
+      <w:r>
+        <w:t>- cell-in-cell structures;</w:t>
+      </w:r>
+    </w:p>
+    <w:p>
+      <w:pPr>
+        <w:spacing w:after="0"/>
+      </w:pPr>
+      <w:r>
+        <w:t>- engulfment;</w:t>
+      </w:r>
+    </w:p>
+    <w:p>
+      <w:pPr>
+        <w:spacing w:after="0"/>
+      </w:pPr>
+      <w:r>
+        <w:t>- phagocytosis/efferocytosis;</w:t>
+      </w:r>
+    </w:p>
+    <w:p>
+      <w:pPr>
+        <w:spacing w:after="0"/>
+      </w:pPr>
+      <w:r>
+        <w:t>- extrusion of extracellular chromatin;</w:t>
+      </w:r>
+    </w:p>
+    <w:p>
+      <w:pPr>
+        <w:spacing w:after="0"/>
+      </w:pPr>
+      <w:r>
+        <w:t>- interaction between two cells;</w:t>
+      </w:r>
+    </w:p>
+    <w:p>
+      <w:pPr>
+        <w:spacing w:after="0"/>
+      </w:pPr>
+      <w:r>
+        <w:t>- massive release of cellular material.</w:t>
+      </w:r>
+    </w:p>
+    <w:p>
+      <w:pPr/>
+    </w:p>
+    <w:p>
+      <w:pPr>
+        <w:spacing w:after="0"/>
+      </w:pPr>
+      <w:r>
+        <w:t>Even in these cases, preserve the exact same flat, rounded, simplified cartoon-like visual grammar.</w:t>
+      </w:r>
+    </w:p>
+    <w:p>
+      <w:pPr/>
+    </w:p>
+    <w:p>
+      <w:pPr>
+        <w:spacing w:after="0"/>
+      </w:pPr>
+      <w:r>
+        <w:t>Do NOT transform the image into a mechanistic diagram.</w:t>
+      </w:r>
+    </w:p>
+    <w:p>
+      <w:pPr/>
+    </w:p>
+    <w:p>
+      <w:pPr>
+        <w:spacing w:after="0"/>
+      </w:pPr>
+      <w:r>
+        <w:t>==================================================</w:t>
+      </w:r>
+    </w:p>
+    <w:p>
+      <w:pPr>
+        <w:spacing w:after="0"/>
+      </w:pPr>
+      <w:r>
+        <w:t>COLOR LANGUAGE</w:t>
+      </w:r>
+    </w:p>
+    <w:p>
+      <w:pPr>
+        <w:spacing w:after="0"/>
+      </w:pPr>
+      <w:r>
+        <w:t>==================================================</w:t>
+      </w:r>
+    </w:p>
+    <w:p>
+      <w:pPr/>
+    </w:p>
+    <w:p>
+      <w:pPr>
+        <w:spacing w:after="0"/>
+      </w:pPr>
+      <w:r>
+        <w:t>Color may vary between RCD modalities.</w:t>
+      </w:r>
+    </w:p>
+    <w:p>
+      <w:pPr/>
+    </w:p>
+    <w:p>
+      <w:pPr>
+        <w:spacing w:after="0"/>
+      </w:pPr>
+      <w:r>
+        <w:t>Do NOT force all icons to use the same color.</w:t>
+      </w:r>
+    </w:p>
+    <w:p>
+      <w:pPr/>
+    </w:p>
+    <w:p>
+      <w:pPr>
+        <w:spacing w:after="0"/>
+      </w:pPr>
+      <w:r>
+        <w:t>Choose a visually distinctive dominant color family appropriate for THIS icon.</w:t>
+      </w:r>
+    </w:p>
+    <w:p>
+      <w:pPr/>
+    </w:p>
+    <w:p>
+      <w:pPr>
+        <w:spacing w:after="0"/>
+      </w:pPr>
+      <w:r>
+        <w:t>Examples may include:</w:t>
+      </w:r>
+    </w:p>
+    <w:p>
+      <w:pPr/>
+    </w:p>
+    <w:p>
+      <w:pPr>
+        <w:spacing w:after="0"/>
+      </w:pPr>
+      <w:r>
+        <w:t>blue,</w:t>
+      </w:r>
+    </w:p>
+    <w:p>
+      <w:pPr>
+        <w:spacing w:after="0"/>
+      </w:pPr>
+      <w:r>
+        <w:t>teal,</w:t>
+      </w:r>
+    </w:p>
+    <w:p>
+      <w:pPr>
+        <w:spacing w:after="0"/>
+      </w:pPr>
+      <w:r>
+        <w:t>green,</w:t>
+      </w:r>
+    </w:p>
+    <w:p>
+      <w:pPr>
+        <w:spacing w:after="0"/>
+      </w:pPr>
+      <w:r>
+        <w:t>yellow,</w:t>
+      </w:r>
+    </w:p>
+    <w:p>
+      <w:pPr>
+        <w:spacing w:after="0"/>
+      </w:pPr>
+      <w:r>
+        <w:t>orange,</w:t>
+      </w:r>
+    </w:p>
+    <w:p>
+      <w:pPr>
+        <w:spacing w:after="0"/>
+      </w:pPr>
+      <w:r>
+        <w:t>brown,</w:t>
+      </w:r>
+    </w:p>
+    <w:p>
+      <w:pPr>
+        <w:spacing w:after="0"/>
+      </w:pPr>
+      <w:r>
+        <w:t>red,</w:t>
+      </w:r>
+    </w:p>
+    <w:p>
+      <w:pPr>
+        <w:spacing w:after="0"/>
+      </w:pPr>
+      <w:r>
+        <w:t>pink,</w:t>
+      </w:r>
+    </w:p>
+    <w:p>
+      <w:pPr>
+        <w:spacing w:after="0"/>
+      </w:pPr>
+      <w:r>
+        <w:t>magenta,</w:t>
+      </w:r>
+    </w:p>
+    <w:p>
+      <w:pPr>
+        <w:spacing w:after="0"/>
+      </w:pPr>
+      <w:r>
+        <w:t>purple,</w:t>
+      </w:r>
+    </w:p>
+    <w:p>
+      <w:pPr>
+        <w:spacing w:after="0"/>
+      </w:pPr>
+      <w:r>
+        <w:t>gray,</w:t>
+      </w:r>
+    </w:p>
+    <w:p>
+      <w:pPr>
+        <w:spacing w:after="0"/>
+      </w:pPr>
+      <w:r>
+        <w:t>or another restrained scientific color.</w:t>
+      </w:r>
+    </w:p>
+    <w:p>
+      <w:pPr/>
+    </w:p>
+    <w:p>
+      <w:pPr>
+        <w:spacing w:after="0"/>
+      </w:pPr>
+      <w:r>
+        <w:t>The icon may be:</w:t>
+      </w:r>
+    </w:p>
+    <w:p>
+      <w:pPr/>
+    </w:p>
+    <w:p>
+      <w:pPr>
+        <w:spacing w:after="0"/>
+      </w:pPr>
+      <w:r>
+        <w:t>- predominantly monochromatic with several related tonal values; OR</w:t>
+      </w:r>
+    </w:p>
+    <w:p>
+      <w:pPr>
+        <w:spacing w:after="0"/>
+      </w:pPr>
+      <w:r>
+        <w:t>- use 2–3 harmonious colors when biologically useful.</w:t>
+      </w:r>
+    </w:p>
+    <w:p>
+      <w:pPr/>
+    </w:p>
+    <w:p>
+      <w:pPr>
+        <w:spacing w:after="0"/>
+      </w:pPr>
+      <w:r>
+        <w:t>Prefer ONE dominant color family.</w:t>
+      </w:r>
+    </w:p>
+    <w:p>
+      <w:pPr/>
+    </w:p>
+    <w:p>
+      <w:pPr>
+        <w:spacing w:after="0"/>
+      </w:pPr>
+      <w:r>
+        <w:t>Use additional contrasting colors only when necessary to distinguish an important pathway-specific structure or event.</w:t>
+      </w:r>
+    </w:p>
+    <w:p>
+      <w:pPr/>
+    </w:p>
+    <w:p>
+      <w:pPr>
+        <w:spacing w:after="0"/>
+      </w:pPr>
+      <w:r>
+        <w:t>Do NOT create a highly multicolored illustration.</w:t>
+      </w:r>
+    </w:p>
+    <w:p>
+      <w:pPr/>
+    </w:p>
+    <w:p>
+      <w:pPr>
+        <w:spacing w:after="0"/>
+      </w:pPr>
+      <w:r>
+        <w:t>The cell body, nucleus, ER, mitochondria, particles and other structures should usually be rendered as tonal variations of the dominant palette.</w:t>
+      </w:r>
+    </w:p>
+    <w:p>
+      <w:pPr/>
+    </w:p>
+    <w:p>
+      <w:pPr>
+        <w:spacing w:after="0"/>
+      </w:pPr>
+      <w:r>
+        <w:t>Outlines must always be a darker, more saturated version of the corresponding fill.</w:t>
+      </w:r>
+    </w:p>
+    <w:p>
+      <w:pPr/>
+    </w:p>
+    <w:p>
+      <w:pPr>
+        <w:spacing w:after="0"/>
+      </w:pPr>
+      <w:r>
+        <w:t>Never use pure black outlines.</w:t>
+      </w:r>
+    </w:p>
+    <w:p>
+      <w:pPr/>
+    </w:p>
+    <w:p>
+      <w:pPr>
+        <w:spacing w:after="0"/>
+      </w:pPr>
+      <w:r>
+        <w:t>==================================================</w:t>
+      </w:r>
+    </w:p>
+    <w:p>
+      <w:pPr>
+        <w:spacing w:after="0"/>
+      </w:pPr>
+      <w:r>
+        <w:t>OUTLINE AND SHAPE STYLE</w:t>
+      </w:r>
+    </w:p>
+    <w:p>
+      <w:pPr>
+        <w:spacing w:after="0"/>
+      </w:pPr>
+      <w:r>
+        <w:t>==================================================</w:t>
+      </w:r>
+    </w:p>
+    <w:p>
+      <w:pPr/>
+    </w:p>
+    <w:p>
+      <w:pPr>
+        <w:spacing w:after="0"/>
+      </w:pPr>
+      <w:r>
+        <w:t>Use a clearly visible thick outer contour.</w:t>
+      </w:r>
+    </w:p>
+    <w:p>
+      <w:pPr/>
+    </w:p>
+    <w:p>
+      <w:pPr>
+        <w:spacing w:after="0"/>
+      </w:pPr>
+      <w:r>
+        <w:t>The outer contour should be approximately 1.5–2.5% of the main cell width.</w:t>
+      </w:r>
+    </w:p>
+    <w:p>
+      <w:pPr/>
+    </w:p>
+    <w:p>
+      <w:pPr>
+        <w:spacing w:after="0"/>
+      </w:pPr>
+      <w:r>
+        <w:t>Use smooth rounded curves.</w:t>
+      </w:r>
+    </w:p>
+    <w:p>
+      <w:pPr/>
+    </w:p>
+    <w:p>
+      <w:pPr>
+        <w:spacing w:after="0"/>
+      </w:pPr>
+      <w:r>
+        <w:t>Internal structures should use the same rounded visual language.</w:t>
+      </w:r>
+    </w:p>
+    <w:p>
+      <w:pPr/>
+    </w:p>
+    <w:p>
+      <w:pPr>
+        <w:spacing w:after="0"/>
+      </w:pPr>
+      <w:r>
+        <w:t>Avoid:</w:t>
+      </w:r>
+    </w:p>
+    <w:p>
+      <w:pPr>
+        <w:spacing w:after="0"/>
+      </w:pPr>
+      <w:r>
+        <w:t>- delicate linework;</w:t>
+      </w:r>
+    </w:p>
+    <w:p>
+      <w:pPr>
+        <w:spacing w:after="0"/>
+      </w:pPr>
+      <w:r>
+        <w:t>- thin technical lines;</w:t>
+      </w:r>
+    </w:p>
+    <w:p>
+      <w:pPr>
+        <w:spacing w:after="0"/>
+      </w:pPr>
+      <w:r>
+        <w:t>- realistic membranes;</w:t>
+      </w:r>
+    </w:p>
+    <w:p>
+      <w:pPr>
+        <w:spacing w:after="0"/>
+      </w:pPr>
+      <w:r>
+        <w:t>- complex bilayers;</w:t>
+      </w:r>
+    </w:p>
+    <w:p>
+      <w:pPr>
+        <w:spacing w:after="0"/>
+      </w:pPr>
+      <w:r>
+        <w:t>- excessive nested borders;</w:t>
+      </w:r>
+    </w:p>
+    <w:p>
+      <w:pPr>
+        <w:spacing w:after="0"/>
+      </w:pPr>
+      <w:r>
+        <w:t>- sharp geometric shapes unless biologically necessary.</w:t>
+      </w:r>
+    </w:p>
+    <w:p>
+      <w:pPr/>
+    </w:p>
+    <w:p>
+      <w:pPr>
+        <w:spacing w:after="0"/>
+      </w:pPr>
+      <w:r>
+        <w:t>==================================================</w:t>
+      </w:r>
+    </w:p>
+    <w:p>
+      <w:pPr>
+        <w:spacing w:after="0"/>
+      </w:pPr>
+      <w:r>
+        <w:t>NUCLEUS</w:t>
+      </w:r>
+    </w:p>
+    <w:p>
+      <w:pPr>
+        <w:spacing w:after="0"/>
+      </w:pPr>
+      <w:r>
+        <w:t>==================================================</w:t>
+      </w:r>
+    </w:p>
+    <w:p>
+      <w:pPr/>
+    </w:p>
+    <w:p>
+      <w:pPr>
+        <w:spacing w:after="0"/>
+      </w:pPr>
+      <w:r>
+        <w:t>When present, the nucleus should be:</w:t>
+      </w:r>
+    </w:p>
+    <w:p>
+      <w:pPr/>
+    </w:p>
+    <w:p>
+      <w:pPr>
+        <w:spacing w:after="0"/>
+      </w:pPr>
+      <w:r>
+        <w:t>- one large simple circle, oval, or softly irregular shape;</w:t>
+      </w:r>
+    </w:p>
+    <w:p>
+      <w:pPr>
+        <w:spacing w:after="0"/>
+      </w:pPr>
+      <w:r>
+        <w:t>- filled with a darker or lighter tone from the same palette;</w:t>
+      </w:r>
+    </w:p>
+    <w:p>
+      <w:pPr>
+        <w:spacing w:after="0"/>
+      </w:pPr>
+      <w:r>
+        <w:t>- surrounded by one simple outline.</w:t>
+      </w:r>
+    </w:p>
+    <w:p>
+      <w:pPr/>
+    </w:p>
+    <w:p>
+      <w:pPr>
+        <w:spacing w:after="0"/>
+      </w:pPr>
+      <w:r>
+        <w:t>Do NOT draw chromatin detail unless nuclear alteration is itself the defining feature.</w:t>
+      </w:r>
+    </w:p>
+    <w:p>
+      <w:pPr/>
+    </w:p>
+    <w:p>
+      <w:pPr>
+        <w:spacing w:after="0"/>
+      </w:pPr>
+      <w:r>
+        <w:t>==================================================</w:t>
+      </w:r>
+    </w:p>
+    <w:p>
+      <w:pPr>
+        <w:spacing w:after="0"/>
+      </w:pPr>
+      <w:r>
+        <w:t>MITOCHONDRIA</w:t>
+      </w:r>
+    </w:p>
+    <w:p>
+      <w:pPr>
+        <w:spacing w:after="0"/>
+      </w:pPr>
+      <w:r>
+        <w:t>==================================================</w:t>
+      </w:r>
+    </w:p>
+    <w:p>
+      <w:pPr/>
+    </w:p>
+    <w:p>
+      <w:pPr>
+        <w:spacing w:after="0"/>
+      </w:pPr>
+      <w:r>
+        <w:t>When mitochondria are present as background organelles:</w:t>
+      </w:r>
+    </w:p>
+    <w:p>
+      <w:pPr/>
+    </w:p>
+    <w:p>
+      <w:pPr>
+        <w:spacing w:after="0"/>
+      </w:pPr>
+      <w:r>
+        <w:t>- show only approximately 1–2;</w:t>
+      </w:r>
+    </w:p>
+    <w:p>
+      <w:pPr>
+        <w:spacing w:after="0"/>
+      </w:pPr>
+      <w:r>
+        <w:t>- use simple bean-shaped silhouettes;</w:t>
+      </w:r>
+    </w:p>
+    <w:p>
+      <w:pPr>
+        <w:spacing w:after="0"/>
+      </w:pPr>
+      <w:r>
+        <w:t>- use a few short rounded internal cristae;</w:t>
+      </w:r>
+    </w:p>
+    <w:p>
+      <w:pPr>
+        <w:spacing w:after="0"/>
+      </w:pPr>
+      <w:r>
+        <w:t>- keep them visually subtle and tone-on-tone.</w:t>
+      </w:r>
+    </w:p>
+    <w:p>
+      <w:pPr/>
+    </w:p>
+    <w:p>
+      <w:pPr>
+        <w:spacing w:after="0"/>
+      </w:pPr>
+      <w:r>
+        <w:t>If mitochondrial morphology is the defining feature of the pathway, it may become more prominent.</w:t>
+      </w:r>
+    </w:p>
+    <w:p>
+      <w:pPr/>
+    </w:p>
+    <w:p>
+      <w:pPr>
+        <w:spacing w:after="0"/>
+      </w:pPr>
+      <w:r>
+        <w:t>Do NOT create a detailed standalone mitochondrion unless absolutely required by the biological description.</w:t>
+      </w:r>
+    </w:p>
+    <w:p>
+      <w:pPr/>
+    </w:p>
+    <w:p>
+      <w:pPr>
+        <w:spacing w:after="0"/>
+      </w:pPr>
+      <w:r>
+        <w:t>==================================================</w:t>
+      </w:r>
+    </w:p>
+    <w:p>
+      <w:pPr>
+        <w:spacing w:after="0"/>
+      </w:pPr>
+      <w:r>
+        <w:t>ENDOPLASMIC RETICULUM</w:t>
+      </w:r>
+    </w:p>
+    <w:p>
+      <w:pPr>
+        <w:spacing w:after="0"/>
+      </w:pPr>
+      <w:r>
+        <w:t>==================================================</w:t>
+      </w:r>
+    </w:p>
+    <w:p>
+      <w:pPr/>
+    </w:p>
+    <w:p>
+      <w:pPr>
+        <w:spacing w:after="0"/>
+      </w:pPr>
+      <w:r>
+        <w:t>When appropriate, represent the ER as a few broad smooth curved bars arranged around part of the nucleus.</w:t>
+      </w:r>
+    </w:p>
+    <w:p>
+      <w:pPr/>
+    </w:p>
+    <w:p>
+      <w:pPr>
+        <w:spacing w:after="0"/>
+      </w:pPr>
+      <w:r>
+        <w:t>Use approximately 3–6 rounded segments.</w:t>
+      </w:r>
+    </w:p>
+    <w:p>
+      <w:pPr/>
+    </w:p>
+    <w:p>
+      <w:pPr>
+        <w:spacing w:after="0"/>
+      </w:pPr>
+      <w:r>
+        <w:t>Keep them tone-on-tone and visually secondary.</w:t>
+      </w:r>
+    </w:p>
+    <w:p>
+      <w:pPr/>
+    </w:p>
+    <w:p>
+      <w:pPr>
+        <w:spacing w:after="0"/>
+      </w:pPr>
+      <w:r>
+        <w:t>Do NOT draw realistic ER networks.</w:t>
+      </w:r>
+    </w:p>
+    <w:p>
+      <w:pPr/>
+    </w:p>
+    <w:p>
+      <w:pPr>
+        <w:spacing w:after="0"/>
+      </w:pPr>
+      <w:r>
+        <w:t>==================================================</w:t>
+      </w:r>
+    </w:p>
+    <w:p>
+      <w:pPr>
+        <w:spacing w:after="0"/>
+      </w:pPr>
+      <w:r>
+        <w:t>SMALL CYTOPLASMIC ELEMENTS</w:t>
+      </w:r>
+    </w:p>
+    <w:p>
+      <w:pPr>
+        <w:spacing w:after="0"/>
+      </w:pPr>
+      <w:r>
+        <w:t>==================================================</w:t>
+      </w:r>
+    </w:p>
+    <w:p>
+      <w:pPr/>
+    </w:p>
+    <w:p>
+      <w:pPr>
+        <w:spacing w:after="0"/>
+      </w:pPr>
+      <w:r>
+        <w:t>Small molecules, granules, vesicles or particles may be represented using a small number of:</w:t>
+      </w:r>
+    </w:p>
+    <w:p>
+      <w:pPr/>
+    </w:p>
+    <w:p>
+      <w:pPr>
+        <w:spacing w:after="0"/>
+      </w:pPr>
+      <w:r>
+        <w:t>- circles;</w:t>
+      </w:r>
+    </w:p>
+    <w:p>
+      <w:pPr>
+        <w:spacing w:after="0"/>
+      </w:pPr>
+      <w:r>
+        <w:t>- rounded dots;</w:t>
+      </w:r>
+    </w:p>
+    <w:p>
+      <w:pPr>
+        <w:spacing w:after="0"/>
+      </w:pPr>
+      <w:r>
+        <w:t>- simple blobs;</w:t>
+      </w:r>
+    </w:p>
+    <w:p>
+      <w:pPr>
+        <w:spacing w:after="0"/>
+      </w:pPr>
+      <w:r>
+        <w:t>- compact geometric shapes.</w:t>
+      </w:r>
+    </w:p>
+    <w:p>
+      <w:pPr/>
+    </w:p>
+    <w:p>
+      <w:pPr>
+        <w:spacing w:after="0"/>
+      </w:pPr>
+      <w:r>
+        <w:t>Use them sparingly.</w:t>
+      </w:r>
+    </w:p>
+    <w:p>
+      <w:pPr/>
+    </w:p>
+    <w:p>
+      <w:pPr>
+        <w:spacing w:after="0"/>
+      </w:pPr>
+      <w:r>
+        <w:t>They are decorative-supporting biological elements, not the main subject unless explicitly required by the pathway.</w:t>
+      </w:r>
+    </w:p>
+    <w:p>
+      <w:pPr/>
+    </w:p>
+    <w:p>
+      <w:pPr>
+        <w:spacing w:after="0"/>
+      </w:pPr>
+      <w:r>
+        <w:t>==================================================</w:t>
+      </w:r>
+    </w:p>
+    <w:p>
+      <w:pPr>
+        <w:spacing w:after="0"/>
+      </w:pPr>
+      <w:r>
+        <w:t>MEMBRANE DAMAGE OR CELL RUPTURE</w:t>
+      </w:r>
+    </w:p>
+    <w:p>
+      <w:pPr>
+        <w:spacing w:after="0"/>
+      </w:pPr>
+      <w:r>
+        <w:t>==================================================</w:t>
+      </w:r>
+    </w:p>
+    <w:p>
+      <w:pPr/>
+    </w:p>
+    <w:p>
+      <w:pPr>
+        <w:spacing w:after="0"/>
+      </w:pPr>
+      <w:r>
+        <w:t>When membrane integrity is lost:</w:t>
+      </w:r>
+    </w:p>
+    <w:p>
+      <w:pPr/>
+    </w:p>
+    <w:p>
+      <w:pPr>
+        <w:spacing w:after="0"/>
+      </w:pPr>
+      <w:r>
+        <w:t>- break the outer contour locally;</w:t>
+      </w:r>
+    </w:p>
+    <w:p>
+      <w:pPr>
+        <w:spacing w:after="0"/>
+      </w:pPr>
+      <w:r>
+        <w:t>- use a few simplified released fragments or soft extracellular blobs;</w:t>
+      </w:r>
+    </w:p>
+    <w:p>
+      <w:pPr>
+        <w:spacing w:after="0"/>
+      </w:pPr>
+      <w:r>
+        <w:t>- optionally use a dashed contour in damaged regions if appropriate;</w:t>
+      </w:r>
+    </w:p>
+    <w:p>
+      <w:pPr>
+        <w:spacing w:after="0"/>
+      </w:pPr>
+      <w:r>
+        <w:t>- preserve the same thick rounded line style.</w:t>
+      </w:r>
+    </w:p>
+    <w:p>
+      <w:pPr/>
+    </w:p>
+    <w:p>
+      <w:pPr>
+        <w:spacing w:after="0"/>
+      </w:pPr>
+      <w:r>
+        <w:t>Do NOT render realistic membrane debris.</w:t>
+      </w:r>
+    </w:p>
+    <w:p>
+      <w:pPr/>
+    </w:p>
+    <w:p>
+      <w:pPr>
+        <w:spacing w:after="0"/>
+      </w:pPr>
+      <w:r>
+        <w:t>Do NOT create explosive visual effects.</w:t>
+      </w:r>
+    </w:p>
+    <w:p>
+      <w:pPr/>
+    </w:p>
+    <w:p>
+      <w:pPr>
+        <w:spacing w:after="0"/>
+      </w:pPr>
+      <w:r>
+        <w:t>==================================================</w:t>
+      </w:r>
+    </w:p>
+    <w:p>
+      <w:pPr>
+        <w:spacing w:after="0"/>
+      </w:pPr>
+      <w:r>
+        <w:t>EXTRACELLULAR RELEASE</w:t>
+      </w:r>
+    </w:p>
+    <w:p>
+      <w:pPr>
+        <w:spacing w:after="0"/>
+      </w:pPr>
+      <w:r>
+        <w:t>==================================================</w:t>
+      </w:r>
+    </w:p>
+    <w:p>
+      <w:pPr/>
+    </w:p>
+    <w:p>
+      <w:pPr>
+        <w:spacing w:after="0"/>
+      </w:pPr>
+      <w:r>
+        <w:t>When cellular material is released:</w:t>
+      </w:r>
+    </w:p>
+    <w:p>
+      <w:pPr/>
+    </w:p>
+    <w:p>
+      <w:pPr>
+        <w:spacing w:after="0"/>
+      </w:pPr>
+      <w:r>
+        <w:t>- use broad soft pale shapes;</w:t>
+      </w:r>
+    </w:p>
+    <w:p>
+      <w:pPr>
+        <w:spacing w:after="0"/>
+      </w:pPr>
+      <w:r>
+        <w:t>- use only a limited number of fragments, dots, vesicles or strands;</w:t>
+      </w:r>
+    </w:p>
+    <w:p>
+      <w:pPr>
+        <w:spacing w:after="0"/>
+      </w:pPr>
+      <w:r>
+        <w:t>- maintain ample white space;</w:t>
+      </w:r>
+    </w:p>
+    <w:p>
+      <w:pPr>
+        <w:spacing w:after="0"/>
+      </w:pPr>
+      <w:r>
+        <w:t>- keep the composition clean.</w:t>
+      </w:r>
+    </w:p>
+    <w:p>
+      <w:pPr/>
+    </w:p>
+    <w:p>
+      <w:pPr>
+        <w:spacing w:after="0"/>
+      </w:pPr>
+      <w:r>
+        <w:t>For extracellular DNA or chromatin, use a few simple thin wavy strands only when biologically central.</w:t>
+      </w:r>
+    </w:p>
+    <w:p>
+      <w:pPr/>
+    </w:p>
+    <w:p>
+      <w:pPr>
+        <w:spacing w:after="0"/>
+      </w:pPr>
+      <w:r>
+        <w:t>==================================================</w:t>
+      </w:r>
+    </w:p>
+    <w:p>
+      <w:pPr>
+        <w:spacing w:after="0"/>
+      </w:pPr>
+      <w:r>
+        <w:t>VISUAL HIERARCHY</w:t>
+      </w:r>
+    </w:p>
+    <w:p>
+      <w:pPr>
+        <w:spacing w:after="0"/>
+      </w:pPr>
+      <w:r>
+        <w:t>==================================================</w:t>
+      </w:r>
+    </w:p>
+    <w:p>
+      <w:pPr/>
+    </w:p>
+    <w:p>
+      <w:pPr>
+        <w:spacing w:after="0"/>
+      </w:pPr>
+      <w:r>
+        <w:t>The illustration should contain:</w:t>
+      </w:r>
+    </w:p>
+    <w:p>
+      <w:pPr/>
+    </w:p>
+    <w:p>
+      <w:pPr>
+        <w:spacing w:after="0"/>
+      </w:pPr>
+      <w:r>
+        <w:t>1. ONE dominant cell or cellular event;</w:t>
+      </w:r>
+    </w:p>
+    <w:p>
+      <w:pPr>
+        <w:spacing w:after="0"/>
+      </w:pPr>
+      <w:r>
+        <w:t>2. ONE immediately recognizable RCD-specific morphological hallmark;</w:t>
+      </w:r>
+    </w:p>
+    <w:p>
+      <w:pPr>
+        <w:spacing w:after="0"/>
+      </w:pPr>
+      <w:r>
+        <w:t>3. only a few supporting structures.</w:t>
+      </w:r>
+    </w:p>
+    <w:p>
+      <w:pPr/>
+    </w:p>
+    <w:p>
+      <w:pPr>
+        <w:spacing w:after="0"/>
+      </w:pPr>
+      <w:r>
+        <w:t>The defining event must carry the identity of the pathway.</w:t>
+      </w:r>
+    </w:p>
+    <w:p>
+      <w:pPr/>
+    </w:p>
+    <w:p>
+      <w:pPr>
+        <w:spacing w:after="0"/>
+      </w:pPr>
+      <w:r>
+        <w:t>Background organelles must remain secondary.</w:t>
+      </w:r>
+    </w:p>
+    <w:p>
+      <w:pPr/>
+    </w:p>
+    <w:p>
+      <w:pPr>
+        <w:spacing w:after="0"/>
+      </w:pPr>
+      <w:r>
+        <w:t>Do NOT attempt to explain the complete signaling mechanism.</w:t>
+      </w:r>
+    </w:p>
+    <w:p>
+      <w:pPr/>
+    </w:p>
+    <w:p>
+      <w:pPr>
+        <w:spacing w:after="0"/>
+      </w:pPr>
+      <w:r>
+        <w:t>==================================================</w:t>
+      </w:r>
+    </w:p>
+    <w:p>
+      <w:pPr>
+        <w:spacing w:after="0"/>
+      </w:pPr>
+      <w:r>
+        <w:t>STRICTLY PROHIBITED</w:t>
+      </w:r>
+    </w:p>
+    <w:p>
+      <w:pPr>
+        <w:spacing w:after="0"/>
+      </w:pPr>
+      <w:r>
+        <w:t>==================================================</w:t>
+      </w:r>
+    </w:p>
+    <w:p>
+      <w:pPr/>
+    </w:p>
+    <w:p>
+      <w:pPr>
+        <w:spacing w:after="0"/>
+      </w:pPr>
+      <w:r>
+        <w:t>NO text.</w:t>
+      </w:r>
+    </w:p>
+    <w:p>
+      <w:pPr>
+        <w:spacing w:after="0"/>
+      </w:pPr>
+      <w:r>
+        <w:t>NO pathway name.</w:t>
+      </w:r>
+    </w:p>
+    <w:p>
+      <w:pPr>
+        <w:spacing w:after="0"/>
+      </w:pPr>
+      <w:r>
+        <w:t>NO protein names.</w:t>
+      </w:r>
+    </w:p>
+    <w:p>
+      <w:pPr>
+        <w:spacing w:after="0"/>
+      </w:pPr>
+      <w:r>
+        <w:t>NO gene names.</w:t>
+      </w:r>
+    </w:p>
+    <w:p>
+      <w:pPr>
+        <w:spacing w:after="0"/>
+      </w:pPr>
+      <w:r>
+        <w:t>NO chemical names.</w:t>
+      </w:r>
+    </w:p>
+    <w:p>
+      <w:pPr>
+        <w:spacing w:after="0"/>
+      </w:pPr>
+      <w:r>
+        <w:t>NO ion labels.</w:t>
+      </w:r>
+    </w:p>
+    <w:p>
+      <w:pPr>
+        <w:spacing w:after="0"/>
+      </w:pPr>
+      <w:r>
+        <w:t>NO abbreviations.</w:t>
+      </w:r>
+    </w:p>
+    <w:p>
+      <w:pPr>
+        <w:spacing w:after="0"/>
+      </w:pPr>
+      <w:r>
+        <w:t>NO NH3, Ca2+, ROS, ATP, DNA labels, etc.</w:t>
+      </w:r>
+    </w:p>
+    <w:p>
+      <w:pPr>
+        <w:spacing w:after="0"/>
+      </w:pPr>
+      <w:r>
+        <w:t>NO letters.</w:t>
+      </w:r>
+    </w:p>
+    <w:p>
+      <w:pPr>
+        <w:spacing w:after="0"/>
+      </w:pPr>
+      <w:r>
+        <w:t>NO numbers.</w:t>
+      </w:r>
+    </w:p>
+    <w:p>
+      <w:pPr>
+        <w:spacing w:after="0"/>
+      </w:pPr>
+      <w:r>
+        <w:t>NO legends.</w:t>
+      </w:r>
+    </w:p>
+    <w:p>
+      <w:pPr>
+        <w:spacing w:after="0"/>
+      </w:pPr>
+      <w:r>
+        <w:t>NO annotations.</w:t>
+      </w:r>
+    </w:p>
+    <w:p>
+      <w:pPr/>
+    </w:p>
+    <w:p>
+      <w:pPr>
+        <w:spacing w:after="0"/>
+      </w:pPr>
+      <w:r>
+        <w:t>NO arrows.</w:t>
+      </w:r>
+    </w:p>
+    <w:p>
+      <w:pPr>
+        <w:spacing w:after="0"/>
+      </w:pPr>
+      <w:r>
+        <w:t>NO arrowheads.</w:t>
+      </w:r>
+    </w:p>
+    <w:p>
+      <w:pPr>
+        <w:spacing w:after="0"/>
+      </w:pPr>
+      <w:r>
+        <w:t>NO cause-to-effect diagram.</w:t>
+      </w:r>
+    </w:p>
+    <w:p>
+      <w:pPr>
+        <w:spacing w:after="0"/>
+      </w:pPr>
+      <w:r>
+        <w:t>NO signaling pathway.</w:t>
+      </w:r>
+    </w:p>
+    <w:p>
+      <w:pPr>
+        <w:spacing w:after="0"/>
+      </w:pPr>
+      <w:r>
+        <w:t>NO flowchart.</w:t>
+      </w:r>
+    </w:p>
+    <w:p>
+      <w:pPr/>
+    </w:p>
+    <w:p>
+      <w:pPr>
+        <w:spacing w:after="0"/>
+      </w:pPr>
+      <w:r>
+        <w:t>NO isolated organelle connected to another structure by arrows.</w:t>
+      </w:r>
+    </w:p>
+    <w:p>
+      <w:pPr/>
+    </w:p>
+    <w:p>
+      <w:pPr>
+        <w:spacing w:after="0"/>
+      </w:pPr>
+      <w:r>
+        <w:t>NO realistic molecular structures.</w:t>
+      </w:r>
+    </w:p>
+    <w:p>
+      <w:pPr/>
+    </w:p>
+    <w:p>
+      <w:pPr>
+        <w:spacing w:after="0"/>
+      </w:pPr>
+      <w:r>
+        <w:t>NO detailed molecular interactions.</w:t>
+      </w:r>
+    </w:p>
+    <w:p>
+      <w:pPr/>
+    </w:p>
+    <w:p>
+      <w:pPr>
+        <w:spacing w:after="0"/>
+      </w:pPr>
+      <w:r>
+        <w:t>NO perspective.</w:t>
+      </w:r>
+    </w:p>
+    <w:p>
+      <w:pPr>
+        <w:spacing w:after="0"/>
+      </w:pPr>
+      <w:r>
+        <w:t>NO tilted cells.</w:t>
+      </w:r>
+    </w:p>
+    <w:p>
+      <w:pPr>
+        <w:spacing w:after="0"/>
+      </w:pPr>
+      <w:r>
+        <w:t>NO isometric illustration.</w:t>
+      </w:r>
+    </w:p>
+    <w:p>
+      <w:pPr>
+        <w:spacing w:after="0"/>
+      </w:pPr>
+      <w:r>
+        <w:t>NO 3D organelles.</w:t>
+      </w:r>
+    </w:p>
+    <w:p>
+      <w:pPr>
+        <w:spacing w:after="0"/>
+      </w:pPr>
+      <w:r>
+        <w:t>NO depth.</w:t>
+      </w:r>
+    </w:p>
+    <w:p>
+      <w:pPr>
+        <w:spacing w:after="0"/>
+      </w:pPr>
+      <w:r>
+        <w:t>NO gradients.</w:t>
+      </w:r>
+    </w:p>
+    <w:p>
+      <w:pPr>
+        <w:spacing w:after="0"/>
+      </w:pPr>
+      <w:r>
+        <w:t>NO shadows.</w:t>
+      </w:r>
+    </w:p>
+    <w:p>
+      <w:pPr>
+        <w:spacing w:after="0"/>
+      </w:pPr>
+      <w:r>
+        <w:t>NO highlights.</w:t>
+      </w:r>
+    </w:p>
+    <w:p>
+      <w:pPr>
+        <w:spacing w:after="0"/>
+      </w:pPr>
+      <w:r>
+        <w:t>NO gloss.</w:t>
+      </w:r>
+    </w:p>
+    <w:p>
+      <w:pPr>
+        <w:spacing w:after="0"/>
+      </w:pPr>
+      <w:r>
+        <w:t>NO texture.</w:t>
+      </w:r>
+    </w:p>
+    <w:p>
+      <w:pPr>
+        <w:spacing w:after="0"/>
+      </w:pPr>
+      <w:r>
+        <w:t>NO photorealism.</w:t>
+      </w:r>
+    </w:p>
+    <w:p>
+      <w:pPr/>
+    </w:p>
+    <w:p>
+      <w:pPr>
+        <w:spacing w:after="0"/>
+      </w:pPr>
+      <w:r>
+        <w:t>NO decorative elements unrelated to the biological description.</w:t>
+      </w:r>
+    </w:p>
+    <w:p>
+      <w:pPr/>
+    </w:p>
+    <w:p>
+      <w:pPr>
+        <w:spacing w:after="0"/>
+      </w:pPr>
+      <w:r>
+        <w:t>==================================================</w:t>
+      </w:r>
+    </w:p>
+    <w:p>
+      <w:pPr>
+        <w:spacing w:after="0"/>
+      </w:pPr>
+      <w:r>
+        <w:t>SCIENTIFIC INTERPRETATION</w:t>
+      </w:r>
+    </w:p>
+    <w:p>
+      <w:pPr>
+        <w:spacing w:after="0"/>
+      </w:pPr>
+      <w:r>
+        <w:t>==================================================</w:t>
+      </w:r>
+    </w:p>
+    <w:p>
+      <w:pPr/>
+    </w:p>
+    <w:p>
+      <w:pPr>
+        <w:spacing w:after="0"/>
+      </w:pPr>
+      <w:r>
+        <w:t>Use ONLY the information contained in the supplied RCD description.</w:t>
+      </w:r>
+    </w:p>
+    <w:p>
+      <w:pPr/>
+    </w:p>
+    <w:p>
+      <w:pPr>
+        <w:spacing w:after="0"/>
+      </w:pPr>
+      <w:r>
+        <w:t>Do not invent morphological characteristics.</w:t>
+      </w:r>
+    </w:p>
+    <w:p>
+      <w:pPr/>
+    </w:p>
+    <w:p>
+      <w:pPr>
+        <w:spacing w:after="0"/>
+      </w:pPr>
+      <w:r>
+        <w:t>If the description contains many molecular mechanisms but only one characteristic cellular phenotype, represent the CELLULAR PHENOTYPE rather than attempting to draw all molecular mechanisms.</w:t>
+      </w:r>
+    </w:p>
+    <w:p>
+      <w:pPr/>
+    </w:p>
+    <w:p>
+      <w:pPr>
+        <w:spacing w:after="0"/>
+      </w:pPr>
+      <w:r>
+        <w:t>If no unique morphology is described, choose the simplest cellular representation of the most distinctive biological event.</w:t>
+      </w:r>
+    </w:p>
+    <w:p>
+      <w:pPr/>
+    </w:p>
+    <w:p>
+      <w:pPr>
+        <w:spacing w:after="0"/>
+      </w:pPr>
+      <w:r>
+        <w:t>Translate molecular mechanisms into visible cellular consequences whenever scientifically justified.</w:t>
+      </w:r>
+    </w:p>
+    <w:p>
+      <w:pPr/>
+    </w:p>
+    <w:p>
+      <w:pPr>
+        <w:spacing w:after="0"/>
+      </w:pPr>
+      <w:r>
+        <w:t>For example:</w:t>
+      </w:r>
+    </w:p>
+    <w:p>
+      <w:pPr/>
+    </w:p>
+    <w:p>
+      <w:pPr>
+        <w:spacing w:after="0"/>
+      </w:pPr>
+      <w:r>
+        <w:t>a molecular alteration should NOT automatically be represented by labeled molecules and arrows.</w:t>
+      </w:r>
+    </w:p>
+    <w:p>
+      <w:pPr/>
+    </w:p>
+    <w:p>
+      <w:pPr>
+        <w:spacing w:after="0"/>
+      </w:pPr>
+      <w:r>
+        <w:t>Instead, represent the cellular or organellar state produced by that alteration when supported by the description.</w:t>
+      </w:r>
+    </w:p>
+    <w:p>
+      <w:pPr/>
+    </w:p>
+    <w:p>
+      <w:pPr>
+        <w:spacing w:after="0"/>
+      </w:pPr>
+      <w:r>
+        <w:t>==================================================</w:t>
+      </w:r>
+    </w:p>
+    <w:p>
+      <w:pPr>
+        <w:spacing w:after="0"/>
+      </w:pPr>
+      <w:r>
+        <w:t>SERIES CONSISTENCY</w:t>
+      </w:r>
+    </w:p>
+    <w:p>
+      <w:pPr>
+        <w:spacing w:after="0"/>
+      </w:pPr>
+      <w:r>
+        <w:t>==================================================</w:t>
+      </w:r>
+    </w:p>
+    <w:p>
+      <w:pPr/>
+    </w:p>
+    <w:p>
+      <w:pPr>
+        <w:spacing w:after="0"/>
+      </w:pPr>
+      <w:r>
+        <w:t>Imagine that this icon will appear directly beside dozens of other RCD icons.</w:t>
+      </w:r>
+    </w:p>
+    <w:p>
+      <w:pPr/>
+    </w:p>
+    <w:p>
+      <w:pPr>
+        <w:spacing w:after="0"/>
+      </w:pPr>
+      <w:r>
+        <w:t>It must have the same:</w:t>
+      </w:r>
+    </w:p>
+    <w:p>
+      <w:pPr/>
+    </w:p>
+    <w:p>
+      <w:pPr>
+        <w:spacing w:after="0"/>
+      </w:pPr>
+      <w:r>
+        <w:t>- line thickness;</w:t>
+      </w:r>
+    </w:p>
+    <w:p>
+      <w:pPr>
+        <w:spacing w:after="0"/>
+      </w:pPr>
+      <w:r>
+        <w:t>- degree of simplification;</w:t>
+      </w:r>
+    </w:p>
+    <w:p>
+      <w:pPr>
+        <w:spacing w:after="0"/>
+      </w:pPr>
+      <w:r>
+        <w:t>- cartoon-like softness;</w:t>
+      </w:r>
+    </w:p>
+    <w:p>
+      <w:pPr>
+        <w:spacing w:after="0"/>
+      </w:pPr>
+      <w:r>
+        <w:t>- organelle abstraction;</w:t>
+      </w:r>
+    </w:p>
+    <w:p>
+      <w:pPr>
+        <w:spacing w:after="0"/>
+      </w:pPr>
+      <w:r>
+        <w:t>- visual density;</w:t>
+      </w:r>
+    </w:p>
+    <w:p>
+      <w:pPr>
+        <w:spacing w:after="0"/>
+      </w:pPr>
+      <w:r>
+        <w:t>- flatness;</w:t>
+      </w:r>
+    </w:p>
+    <w:p>
+      <w:pPr>
+        <w:spacing w:after="0"/>
+      </w:pPr>
+      <w:r>
+        <w:t>- white background;</w:t>
+      </w:r>
+    </w:p>
+    <w:p>
+      <w:pPr>
+        <w:spacing w:after="0"/>
+      </w:pPr>
+      <w:r>
+        <w:t>- overall scale;</w:t>
+      </w:r>
+    </w:p>
+    <w:p>
+      <w:pPr>
+        <w:spacing w:after="0"/>
+      </w:pPr>
+      <w:r>
+        <w:t>- margin;</w:t>
+      </w:r>
+    </w:p>
+    <w:p>
+      <w:pPr>
+        <w:spacing w:after="0"/>
+      </w:pPr>
+      <w:r>
+        <w:t>- level of biological detail.</w:t>
+      </w:r>
+    </w:p>
+    <w:p>
+      <w:pPr/>
+    </w:p>
+    <w:p>
+      <w:pPr>
+        <w:spacing w:after="0"/>
+      </w:pPr>
+      <w:r>
+        <w:t>The PATHWAY changes.</w:t>
+      </w:r>
+    </w:p>
+    <w:p>
+      <w:pPr/>
+    </w:p>
+    <w:p>
+      <w:pPr>
+        <w:spacing w:after="0"/>
+      </w:pPr>
+      <w:r>
+        <w:t>The STYLE does not.</w:t>
+      </w:r>
+    </w:p>
+    <w:p>
+      <w:pPr/>
+    </w:p>
+    <w:p>
+      <w:pPr>
+        <w:spacing w:after="0"/>
+      </w:pPr>
+      <w:r>
+        <w:t>Different RCDs should be distinguished mainly by:</w:t>
+      </w:r>
+    </w:p>
+    <w:p>
+      <w:pPr/>
+    </w:p>
+    <w:p>
+      <w:pPr>
+        <w:spacing w:after="0"/>
+      </w:pPr>
+      <w:r>
+        <w:t>- cell morphology;</w:t>
+      </w:r>
+    </w:p>
+    <w:p>
+      <w:pPr>
+        <w:spacing w:after="0"/>
+      </w:pPr>
+      <w:r>
+        <w:t>- defining structural event;</w:t>
+      </w:r>
+    </w:p>
+    <w:p>
+      <w:pPr>
+        <w:spacing w:after="0"/>
+      </w:pPr>
+      <w:r>
+        <w:t>- extracellular behavior;</w:t>
+      </w:r>
+    </w:p>
+    <w:p>
+      <w:pPr>
+        <w:spacing w:after="0"/>
+      </w:pPr>
+      <w:r>
+        <w:t>- specific organelle alteration;</w:t>
+      </w:r>
+    </w:p>
+    <w:p>
+      <w:pPr>
+        <w:spacing w:after="0"/>
+      </w:pPr>
+      <w:r>
+        <w:t>- silhouette;</w:t>
+      </w:r>
+    </w:p>
+    <w:p>
+      <w:pPr>
+        <w:spacing w:after="0"/>
+      </w:pPr>
+      <w:r>
+        <w:t>- dominant color family.</w:t>
+      </w:r>
+    </w:p>
+    <w:p>
+      <w:pPr/>
+    </w:p>
+    <w:p>
+      <w:pPr>
+        <w:spacing w:after="0"/>
+      </w:pPr>
+      <w:r>
+        <w:t>They must NOT be distinguished by changing illustration style.</w:t>
+      </w:r>
+    </w:p>
+    <w:p>
+      <w:pPr/>
+    </w:p>
+    <w:p>
+      <w:pPr>
+        <w:spacing w:after="0"/>
+      </w:pPr>
+      <w:r>
+        <w:t>==================================================</w:t>
+      </w:r>
+    </w:p>
+    <w:p>
+      <w:pPr>
+        <w:spacing w:after="0"/>
+      </w:pPr>
+      <w:r>
+        <w:t>FINAL QUALITY CONTROL</w:t>
+      </w:r>
+    </w:p>
+    <w:p>
+      <w:pPr>
+        <w:spacing w:after="0"/>
+      </w:pPr>
+      <w:r>
+        <w:t>==================================================</w:t>
+      </w:r>
+    </w:p>
+    <w:p>
+      <w:pPr/>
+    </w:p>
+    <w:p>
+      <w:pPr>
+        <w:spacing w:after="0"/>
+      </w:pPr>
+      <w:r>
+        <w:t>Before generating the image, silently ask:</w:t>
+      </w:r>
+    </w:p>
+    <w:p>
+      <w:pPr/>
+    </w:p>
+    <w:p>
+      <w:pPr>
+        <w:spacing w:after="0"/>
+      </w:pPr>
+      <w:r>
+        <w:t>1. Does this look like a simple cell icon rather than a mechanistic diagram?</w:t>
+      </w:r>
+    </w:p>
+    <w:p>
+      <w:pPr>
+        <w:spacing w:after="0"/>
+      </w:pPr>
+      <w:r>
+        <w:t>2. Is there one dominant cellular phenotype?</w:t>
+      </w:r>
+    </w:p>
+    <w:p>
+      <w:pPr>
+        <w:spacing w:after="0"/>
+      </w:pPr>
+      <w:r>
+        <w:t>3. Are arrows, labels and molecular notation completely absent?</w:t>
+      </w:r>
+    </w:p>
+    <w:p>
+      <w:pPr>
+        <w:spacing w:after="0"/>
+      </w:pPr>
+      <w:r>
+        <w:t>4. Is the illustration strictly flat 2D?</w:t>
+      </w:r>
+    </w:p>
+    <w:p>
+      <w:pPr>
+        <w:spacing w:after="0"/>
+      </w:pPr>
+      <w:r>
+        <w:t>5. Is the outline thick, smooth and rounded?</w:t>
+      </w:r>
+    </w:p>
+    <w:p>
+      <w:pPr>
+        <w:spacing w:after="0"/>
+      </w:pPr>
+      <w:r>
+        <w:t>6. Is the palette restrained, preferably one dominant color family?</w:t>
+      </w:r>
+    </w:p>
+    <w:p>
+      <w:pPr>
+        <w:spacing w:after="0"/>
+      </w:pPr>
+      <w:r>
+        <w:t>7. Are internal organelles simple and secondary?</w:t>
+      </w:r>
+    </w:p>
+    <w:p>
+      <w:pPr>
+        <w:spacing w:after="0"/>
+      </w:pPr>
+      <w:r>
+        <w:t>8. Could this image sit beside a blue, green, red, brown, purple or pink version of the same visual family without looking stylistically different?</w:t>
+      </w:r>
+    </w:p>
+    <w:p>
+      <w:pPr>
+        <w:spacing w:after="0"/>
+      </w:pPr>
+      <w:r>
+        <w:t>9. Is the biological hallmark recognizable without text?</w:t>
+      </w:r>
+    </w:p>
+    <w:p>
+      <w:pPr>
+        <w:spacing w:after="0"/>
+      </w:pPr>
+      <w:r>
+        <w:t>10. Would the icon remain readable when strongly reduced in size?</w:t>
+      </w:r>
+    </w:p>
+    <w:p>
+      <w:pPr/>
+    </w:p>
+    <w:p>
+      <w:pPr>
+        <w:spacing w:after="0"/>
+      </w:pPr>
+      <w:r>
+        <w:t>If any answer is NO, simplify and correct the image before generating it.</w:t>
+      </w:r>
+    </w:p>
+    <w:p>
+      <w:pPr/>
+    </w:p>
+    <w:p>
+      <w:pPr>
+        <w:spacing w:after="0"/>
+      </w:pPr>
+      <w:r>
+        <w:t>==================================================</w:t>
+      </w:r>
+    </w:p>
+    <w:p>
+      <w:pPr>
+        <w:spacing w:after="0"/>
+      </w:pPr>
+      <w:r>
+        <w:t>OUTPUT</w:t>
+      </w:r>
+    </w:p>
+    <w:p>
+      <w:pPr>
+        <w:spacing w:after="0"/>
+      </w:pPr>
+      <w:r>
+        <w:t>==================================================</w:t>
+      </w:r>
+    </w:p>
+    <w:p>
+      <w:pPr/>
+    </w:p>
+    <w:p>
+      <w:pPr>
+        <w:spacing w:after="0"/>
+      </w:pPr>
+      <w:r>
+        <w:t>ONE isolated RCD scientific icon.</w:t>
+      </w:r>
+    </w:p>
+    <w:p>
+      <w:pPr>
+        <w:spacing w:after="0"/>
+      </w:pPr>
+      <w:r>
+        <w:t>Square canvas.</w:t>
+      </w:r>
+    </w:p>
+    <w:p>
+      <w:pPr>
+        <w:spacing w:after="0"/>
+      </w:pPr>
+      <w:r>
+        <w:t>Pure white background.</w:t>
+      </w:r>
+    </w:p>
+    <w:p>
+      <w:pPr>
+        <w:spacing w:after="0"/>
+      </w:pPr>
+      <w:r>
+        <w:t>Centered composition.</w:t>
+      </w:r>
+    </w:p>
+    <w:p>
+      <w:pPr>
+        <w:spacing w:after="0"/>
+      </w:pPr>
+      <w:r>
+        <w:t>Large cellular subject.</w:t>
+      </w:r>
+    </w:p>
+    <w:p>
+      <w:pPr>
+        <w:spacing w:after="0"/>
+      </w:pPr>
+      <w:r>
+        <w:t>Generous clean margin.</w:t>
+      </w:r>
+    </w:p>
+    <w:p>
+      <w:pPr>
+        <w:spacing w:after="0"/>
+      </w:pPr>
+      <w:r>
+        <w:t>Flat 2D vector.</w:t>
+      </w:r>
+    </w:p>
+    <w:p>
+      <w:pPr>
+        <w:spacing w:after="0"/>
+      </w:pPr>
+      <w:r>
+        <w:t>Soft rounded shapes.</w:t>
+      </w:r>
+    </w:p>
+    <w:p>
+      <w:pPr>
+        <w:spacing w:after="0"/>
+      </w:pPr>
+      <w:r>
+        <w:t>Thick smooth colored outlines.</w:t>
+      </w:r>
+    </w:p>
+    <w:p>
+      <w:pPr>
+        <w:spacing w:after="0"/>
+      </w:pPr>
+      <w:r>
+        <w:t>Restrained palette.</w:t>
+      </w:r>
+    </w:p>
+    <w:p>
+      <w:pPr>
+        <w:spacing w:after="0"/>
+      </w:pPr>
+      <w:r>
+        <w:t>Minimalist biomedical cartoon style.</w:t>
+      </w:r>
+    </w:p>
+    <w:p>
+      <w:pPr>
+        <w:spacing w:after="0"/>
+      </w:pPr>
+      <w:r>
+        <w:t>Publication-quality consistency.</w:t>
+      </w:r>
+    </w:p>
+    <w:p>
+      <w:pPr/>
+    </w:p>
+    <w:p>
+      <w:pPr>
+        <w:spacing w:after="0"/>
+      </w:pPr>
+      <w:r>
+        <w:t>PATHWAY DESCRIPTION:</w:t>
+      </w:r>
+    </w:p>
+    <w:p>
+      <w:pPr/>
+    </w:p>
+    <w:p>
+      <w:pPr>
+        <w:spacing w:after="0"/>
+      </w:pPr>
+      <w:r>
+        <w:t>[PASTE THE COMPLETE RCD DESCRIPTION HERE]</w:t>
+      </w:r>
     </w:p>
     <w:p>
       <w:pPr>

--- a/docs/manuscript/RCDome_manuscript_V027_supplementary_information.docx
+++ b/docs/manuscript/RCDome_manuscript_V027_supplementary_information.docx
@@ -20,17 +20,15 @@
           <w:sz w:val="32"/>
           <w:szCs w:val="32"/>
         </w:rPr>
-        <w:lastRenderedPageBreak/>
         <w:t>Supplementary Notes</w:t>
       </w:r>
     </w:p>
     <w:p>
       <w:pPr>
-        <w:spacing w:before="0" w:line="240" w:lineRule="auto"/>
+        <w:spacing w:line="240" w:lineRule="auto"/>
         <w:rPr>
           <w:rFonts w:cstheme="majorHAnsi"/>
           <w:color w:val="auto"/>
-          <w:sz w:val="24"/>
           <w:szCs w:val="24"/>
         </w:rPr>
       </w:pPr>
@@ -1229,7 +1227,7 @@
     </w:p>
     <w:p>
       <w:pPr>
-        <w:spacing w:before="0" w:line="240" w:lineRule="auto"/>
+        <w:spacing w:line="240" w:lineRule="auto"/>
         <w:rPr>
           <w:color w:val="auto"/>
           <w:highlight w:val="green"/>
@@ -2702,6 +2700,9 @@
             <w:tcW w:w="2771" w:type="dxa"/>
           </w:tcPr>
           <w:p>
+            <w:pPr>
+              <w:cnfStyle w:val="000000100000" w:firstRow="0" w:lastRow="0" w:firstColumn="0" w:lastColumn="0" w:oddVBand="0" w:evenVBand="0" w:oddHBand="1" w:evenHBand="0" w:firstRowFirstColumn="0" w:firstRowLastColumn="0" w:lastRowFirstColumn="0" w:lastRowLastColumn="0"/>
+            </w:pPr>
             <w:r>
               <w:t>3,013</w:t>
             </w:r>
@@ -2712,6 +2713,9 @@
             <w:tcW w:w="2771" w:type="dxa"/>
           </w:tcPr>
           <w:p>
+            <w:pPr>
+              <w:cnfStyle w:val="000000100000" w:firstRow="0" w:lastRow="0" w:firstColumn="0" w:lastColumn="0" w:oddVBand="0" w:evenVBand="0" w:oddHBand="1" w:evenHBand="0" w:firstRowFirstColumn="0" w:firstRowLastColumn="0" w:lastRowFirstColumn="0" w:lastRowLastColumn="0"/>
+            </w:pPr>
             <w:r>
               <w:t>43.3%</w:t>
             </w:r>
@@ -2746,6 +2750,9 @@
             <w:tcW w:w="2771" w:type="dxa"/>
           </w:tcPr>
           <w:p>
+            <w:pPr>
+              <w:cnfStyle w:val="000000010000" w:firstRow="0" w:lastRow="0" w:firstColumn="0" w:lastColumn="0" w:oddVBand="0" w:evenVBand="0" w:oddHBand="0" w:evenHBand="1" w:firstRowFirstColumn="0" w:firstRowLastColumn="0" w:lastRowFirstColumn="0" w:lastRowLastColumn="0"/>
+            </w:pPr>
             <w:r>
               <w:t>2,279</w:t>
             </w:r>
@@ -2756,6 +2763,9 @@
             <w:tcW w:w="2771" w:type="dxa"/>
           </w:tcPr>
           <w:p>
+            <w:pPr>
+              <w:cnfStyle w:val="000000010000" w:firstRow="0" w:lastRow="0" w:firstColumn="0" w:lastColumn="0" w:oddVBand="0" w:evenVBand="0" w:oddHBand="0" w:evenHBand="1" w:firstRowFirstColumn="0" w:firstRowLastColumn="0" w:lastRowFirstColumn="0" w:lastRowLastColumn="0"/>
+            </w:pPr>
             <w:r>
               <w:t>32.8%</w:t>
             </w:r>
@@ -2790,6 +2800,9 @@
             <w:tcW w:w="2771" w:type="dxa"/>
           </w:tcPr>
           <w:p>
+            <w:pPr>
+              <w:cnfStyle w:val="000000100000" w:firstRow="0" w:lastRow="0" w:firstColumn="0" w:lastColumn="0" w:oddVBand="0" w:evenVBand="0" w:oddHBand="1" w:evenHBand="0" w:firstRowFirstColumn="0" w:firstRowLastColumn="0" w:lastRowFirstColumn="0" w:lastRowLastColumn="0"/>
+            </w:pPr>
             <w:r>
               <w:t>1,131</w:t>
             </w:r>
@@ -2800,6 +2813,9 @@
             <w:tcW w:w="2771" w:type="dxa"/>
           </w:tcPr>
           <w:p>
+            <w:pPr>
+              <w:cnfStyle w:val="000000100000" w:firstRow="0" w:lastRow="0" w:firstColumn="0" w:lastColumn="0" w:oddVBand="0" w:evenVBand="0" w:oddHBand="1" w:evenHBand="0" w:firstRowFirstColumn="0" w:firstRowLastColumn="0" w:lastRowFirstColumn="0" w:lastRowLastColumn="0"/>
+            </w:pPr>
             <w:r>
               <w:t>16.3%</w:t>
             </w:r>
@@ -2834,6 +2850,9 @@
             <w:tcW w:w="2771" w:type="dxa"/>
           </w:tcPr>
           <w:p>
+            <w:pPr>
+              <w:cnfStyle w:val="000000010000" w:firstRow="0" w:lastRow="0" w:firstColumn="0" w:lastColumn="0" w:oddVBand="0" w:evenVBand="0" w:oddHBand="0" w:evenHBand="1" w:firstRowFirstColumn="0" w:firstRowLastColumn="0" w:lastRowFirstColumn="0" w:lastRowLastColumn="0"/>
+            </w:pPr>
             <w:r>
               <w:t>507</w:t>
             </w:r>
@@ -2844,6 +2863,9 @@
             <w:tcW w:w="2771" w:type="dxa"/>
           </w:tcPr>
           <w:p>
+            <w:pPr>
+              <w:cnfStyle w:val="000000010000" w:firstRow="0" w:lastRow="0" w:firstColumn="0" w:lastColumn="0" w:oddVBand="0" w:evenVBand="0" w:oddHBand="0" w:evenHBand="1" w:firstRowFirstColumn="0" w:firstRowLastColumn="0" w:lastRowFirstColumn="0" w:lastRowLastColumn="0"/>
+            </w:pPr>
             <w:r>
               <w:t>7.3%</w:t>
             </w:r>
@@ -2878,6 +2900,9 @@
             <w:tcW w:w="2771" w:type="dxa"/>
           </w:tcPr>
           <w:p>
+            <w:pPr>
+              <w:cnfStyle w:val="000000100000" w:firstRow="0" w:lastRow="0" w:firstColumn="0" w:lastColumn="0" w:oddVBand="0" w:evenVBand="0" w:oddHBand="1" w:evenHBand="0" w:firstRowFirstColumn="0" w:firstRowLastColumn="0" w:lastRowFirstColumn="0" w:lastRowLastColumn="0"/>
+            </w:pPr>
             <w:r>
               <w:t>23</w:t>
             </w:r>
@@ -2888,6 +2913,9 @@
             <w:tcW w:w="2771" w:type="dxa"/>
           </w:tcPr>
           <w:p>
+            <w:pPr>
+              <w:cnfStyle w:val="000000100000" w:firstRow="0" w:lastRow="0" w:firstColumn="0" w:lastColumn="0" w:oddVBand="0" w:evenVBand="0" w:oddHBand="1" w:evenHBand="0" w:firstRowFirstColumn="0" w:firstRowLastColumn="0" w:lastRowFirstColumn="0" w:lastRowLastColumn="0"/>
+            </w:pPr>
             <w:r>
               <w:t>0.3%</w:t>
             </w:r>
@@ -2983,6 +3011,7 @@
         <w:rPr>
           <w:color w:val="auto"/>
         </w:rPr>
+        <w:lastRenderedPageBreak/>
         <w:t>5. Semantic-contradiction audit and repair</w:t>
       </w:r>
     </w:p>
@@ -3010,14 +3039,7 @@
         <w:rPr>
           <w:color w:val="auto"/>
         </w:rPr>
-        <w:t xml:space="preserve"> (237 DeepSeek, 100 Consensus): verdicts violating their own governance rules (role vs </w:t>
-      </w:r>
-      <w:r>
-        <w:rPr>
-          <w:color w:val="auto"/>
-        </w:rPr>
-        <w:lastRenderedPageBreak/>
-        <w:t>direction vs mechanistic). All were repaired by conservative downgrade-only rules and logged:</w:t>
+        <w:t xml:space="preserve"> (237 DeepSeek, 100 Consensus): verdicts violating their own governance rules (role vs direction vs mechanistic). All were repaired by conservative downgrade-only rules and logged:</w:t>
       </w:r>
     </w:p>
     <w:p>
@@ -3489,11 +3511,10 @@
     </w:p>
     <w:p>
       <w:pPr>
-        <w:spacing w:before="0" w:line="240" w:lineRule="auto"/>
+        <w:spacing w:line="240" w:lineRule="auto"/>
         <w:rPr>
           <w:rFonts w:cstheme="majorHAnsi"/>
           <w:color w:val="auto"/>
-          <w:sz w:val="24"/>
           <w:szCs w:val="24"/>
           <w:highlight w:val="green"/>
         </w:rPr>
@@ -3622,16 +3643,7 @@
           <w:color w:val="auto"/>
           <w:szCs w:val="24"/>
         </w:rPr>
-        <w:t xml:space="preserve">Twenty-six well-established gene–RCD pairs (10 executors, 8 regulators, 8 negative controls) served as ground truth. Seven iterations (v1–v7) tested query formulations: v1–v4 tested reference-query formulations; v5 combined reference and agnostic </w:t>
-      </w:r>
-      <w:r>
-        <w:rPr>
-          <w:rFonts w:asciiTheme="majorHAnsi" w:hAnsiTheme="majorHAnsi" w:cstheme="majorHAnsi"/>
-          <w:color w:val="auto"/>
-          <w:szCs w:val="24"/>
-        </w:rPr>
-        <w:lastRenderedPageBreak/>
-        <w:t>queries; v6 mirrored the DeepSeek self-governance loop; v7 introduced the neutral-query rule (the gene symbol followed only by "cell death"), removing form-name priming.</w:t>
+        <w:t>Twenty-six well-established gene–RCD pairs (10 executors, 8 regulators, 8 negative controls) served as ground truth. Seven iterations (v1–v7) tested query formulations: v1–v4 tested reference-query formulations; v5 combined reference and agnostic queries; v6 mirrored the DeepSeek self-governance loop; v7 introduced the neutral-query rule (the gene symbol followed only by "cell death"), removing form-name priming.</w:t>
       </w:r>
     </w:p>
     <w:p>
@@ -4256,6 +4268,7 @@
           <w:color w:val="auto"/>
           <w:szCs w:val="24"/>
         </w:rPr>
+        <w:lastRenderedPageBreak/>
         <w:t>• mechanistically independent;</w:t>
       </w:r>
     </w:p>
@@ -4346,7 +4359,6 @@
           <w:color w:val="auto"/>
           <w:szCs w:val="24"/>
         </w:rPr>
-        <w:lastRenderedPageBreak/>
         <w:t>Membership in the controlled vocabulary records only that the entity's terminology has been normalized into RCDome. Biological and ontological status is adjudicated separately and independently.</w:t>
       </w:r>
     </w:p>
@@ -4848,6 +4860,7 @@
           <w:color w:val="auto"/>
           <w:szCs w:val="24"/>
         </w:rPr>
+        <w:lastRenderedPageBreak/>
         <w:t>5. Preservation of provenance</w:t>
       </w:r>
     </w:p>
@@ -4970,11 +4983,10 @@
     </w:p>
     <w:p>
       <w:pPr>
-        <w:spacing w:before="0" w:line="240" w:lineRule="auto"/>
+        <w:spacing w:line="240" w:lineRule="auto"/>
         <w:rPr>
           <w:rFonts w:cstheme="majorHAnsi"/>
           <w:color w:val="auto"/>
-          <w:sz w:val="24"/>
           <w:szCs w:val="24"/>
         </w:rPr>
       </w:pPr>
@@ -5665,7 +5677,16 @@
           <w:color w:val="auto"/>
           <w:szCs w:val="24"/>
         </w:rPr>
-        <w:t>Two loop variants were benchmarked. The reference-based variant (v7) used a hand-curated 18-gene reference (one entry per unique positive gene: known form + mechanism) and achieved 100% combined accuracy with zero false positives, but that reference cannot scale: only about 5% of the compendium's pairs have a complete role, direction, and mechanistic classification to reference (1,102 rows; 573 genes; 875 pairs). The self-provided variant (v11) instead makes the model state its own mechanism, known forms, and role-specific form, then self-checks those statements; it achieved the same 100% combined accuracy and zero false positives with no external reference. Because it is fully independent and scalable, v11 was adopted for the full 22K-pair matrix.</w:t>
+        <w:t xml:space="preserve">Two loop variants were benchmarked. The reference-based variant (v7) used a hand-curated 18-gene reference (one entry per unique positive gene: known form + mechanism) and achieved 100% combined accuracy with zero false positives, but that reference cannot scale: only about 5% of the compendium's pairs have a complete role, direction, and mechanistic classification to reference (1,102 rows; 573 genes; 875 pairs). The self-provided variant (v11) instead makes the model state its own mechanism, known forms, and role-specific form, then self-checks those </w:t>
+      </w:r>
+      <w:r>
+        <w:rPr>
+          <w:rFonts w:asciiTheme="majorHAnsi" w:hAnsiTheme="majorHAnsi" w:cstheme="majorHAnsi"/>
+          <w:color w:val="auto"/>
+          <w:szCs w:val="24"/>
+        </w:rPr>
+        <w:lastRenderedPageBreak/>
+        <w:t>statements; it achieved the same 100% combined accuracy and zero false positives with no external reference. Because it is fully independent and scalable, v11 was adopted for the full 22K-pair matrix.</w:t>
       </w:r>
     </w:p>
     <w:p>
@@ -7054,11 +7075,10 @@
     </w:p>
     <w:p>
       <w:pPr>
-        <w:spacing w:before="0" w:line="240" w:lineRule="auto"/>
+        <w:spacing w:line="240" w:lineRule="auto"/>
         <w:rPr>
           <w:rFonts w:cstheme="majorHAnsi"/>
           <w:color w:val="auto"/>
-          <w:sz w:val="24"/>
           <w:szCs w:val="24"/>
         </w:rPr>
       </w:pPr>
@@ -8224,6 +8244,7 @@
                 <w:color w:val="auto"/>
                 <w:szCs w:val="24"/>
               </w:rPr>
+              <w:lastRenderedPageBreak/>
               <w:t>Tokens / cost</w:t>
             </w:r>
           </w:p>
@@ -8269,7 +8290,6 @@
           <w:color w:val="auto"/>
           <w:szCs w:val="24"/>
         </w:rPr>
-        <w:lastRenderedPageBreak/>
         <w:t>6. Phase 2E: Europe PMC + DeepSeek full-text recovery</w:t>
       </w:r>
     </w:p>
@@ -10025,7 +10045,11 @@
         </w:rPr>
       </w:pPr>
       <w:r>
-        <w:t>Note: token counts are as reported by the DeepSeek API usage fields and the per-run logs. Costs are direct API and license charges; they exclude human time and server infrastructure. Token counts for Phases 2C, 2D, 2E, and the governance track are to be recorded from their run logs; the DeepSeek total of US$1,000 will be reconciled against those counts once recorded. Phase 2G (Consensus): all 21,568 gene–RCD pairs classified (100%); the 11 consensus columns are merged into the unified matrix.</w:t>
+        <w:t xml:space="preserve">Note: token counts are as reported by the DeepSeek API usage fields and the per-run logs. Costs are direct API and license charges; they exclude human time and server infrastructure. Token counts for Phases 2C, 2D, 2E, and the governance track are to </w:t>
+      </w:r>
+      <w:r>
+        <w:lastRenderedPageBreak/>
+        <w:t>be recorded from their run logs; the DeepSeek total of US$1,000 will be reconciled against those counts once recorded. Phase 2G (Consensus): all 21,568 gene–RCD pairs classified (100%); the 11 consensus columns are merged into the unified matrix.</w:t>
       </w:r>
     </w:p>
     <w:p>
@@ -10041,6 +10065,62 @@
     <w:p>
       <w:pPr>
         <w:pStyle w:val="Ttulo1"/>
+        <w:spacing w:line="240" w:lineRule="auto"/>
+        <w:rPr>
+          <w:rFonts w:cstheme="majorHAnsi"/>
+          <w:color w:val="auto"/>
+          <w:szCs w:val="24"/>
+        </w:rPr>
+      </w:pPr>
+      <w:r>
+        <w:rPr>
+          <w:rFonts w:cstheme="majorHAnsi"/>
+          <w:color w:val="auto"/>
+          <w:szCs w:val="24"/>
+          <w:highlight w:val="green"/>
+        </w:rPr>
+        <w:t>Supplementary Note S7</w:t>
+      </w:r>
+    </w:p>
+    <w:p>
+      <w:pPr>
+        <w:pStyle w:val="Ttulo1"/>
+        <w:spacing w:line="240" w:lineRule="auto"/>
+        <w:rPr>
+          <w:rFonts w:cstheme="majorHAnsi"/>
+          <w:color w:val="auto"/>
+          <w:szCs w:val="24"/>
+        </w:rPr>
+      </w:pPr>
+      <w:r>
+        <w:rPr>
+          <w:rFonts w:cstheme="majorHAnsi"/>
+          <w:color w:val="auto"/>
+          <w:szCs w:val="24"/>
+        </w:rPr>
+        <w:t>RCDome: Digital Molecular RCD Board Benchmark</w:t>
+      </w:r>
+    </w:p>
+    <w:p>
+      <w:pPr>
+        <w:spacing w:after="0" w:line="240" w:lineRule="auto"/>
+        <w:rPr>
+          <w:rFonts w:asciiTheme="majorHAnsi" w:hAnsiTheme="majorHAnsi" w:cstheme="majorHAnsi"/>
+          <w:color w:val="auto"/>
+          <w:szCs w:val="24"/>
+        </w:rPr>
+      </w:pPr>
+      <w:r>
+        <w:rPr>
+          <w:rFonts w:asciiTheme="majorHAnsi" w:hAnsiTheme="majorHAnsi" w:cstheme="majorHAnsi"/>
+          <w:color w:val="auto"/>
+          <w:szCs w:val="24"/>
+        </w:rPr>
+        <w:t>This note documents the design and results of the Digital Molecular RCD Board benchmark, which evaluated a prose-synthesis module that answers gene–RCD queries strictly from the RCDome database and the RCDome decoder, with every claim traceable to a matrix row, a decoder field, or a recorded PMID.</w:t>
+      </w:r>
+    </w:p>
+    <w:p>
+      <w:pPr>
         <w:spacing w:after="0" w:line="240" w:lineRule="auto"/>
         <w:rPr>
           <w:rFonts w:asciiTheme="majorHAnsi" w:hAnsiTheme="majorHAnsi" w:cstheme="majorHAnsi"/>
@@ -10050,21 +10130,185 @@
           <w:szCs w:val="24"/>
         </w:rPr>
       </w:pPr>
-      <w:r>
+    </w:p>
+    <w:p>
+      <w:pPr>
+        <w:pStyle w:val="Ttulo2"/>
+        <w:spacing w:line="240" w:lineRule="auto"/>
+        <w:rPr>
+          <w:rFonts w:cstheme="majorHAnsi"/>
+          <w:color w:val="auto"/>
+          <w:szCs w:val="24"/>
+        </w:rPr>
+      </w:pPr>
+      <w:r>
+        <w:rPr>
+          <w:rFonts w:cstheme="majorHAnsi"/>
+          <w:color w:val="auto"/>
+          <w:szCs w:val="24"/>
+        </w:rPr>
+        <w:t>Board governance</w:t>
+      </w:r>
+    </w:p>
+    <w:p>
+      <w:pPr>
+        <w:spacing w:after="0" w:line="240" w:lineRule="auto"/>
+        <w:rPr>
+          <w:rFonts w:asciiTheme="majorHAnsi" w:hAnsiTheme="majorHAnsi" w:cstheme="majorHAnsi"/>
+          <w:color w:val="auto"/>
+          <w:szCs w:val="24"/>
+        </w:rPr>
+      </w:pPr>
+      <w:r>
+        <w:rPr>
+          <w:rFonts w:asciiTheme="majorHAnsi" w:hAnsiTheme="majorHAnsi" w:cstheme="majorHAnsi"/>
+          <w:color w:val="auto"/>
+          <w:szCs w:val="24"/>
+        </w:rPr>
+        <w:t>The board emits a single continuous prose synthesis with no headers, no bullet lists, and no markdown bold. Four provenance categories govern how each sentence is written without being printed as labels: facts with a PMID ("the RCDome database records … (PMID …)"), model annotation ("within the RCDome database …"), decoder context ("the RCDome decoder defines/states …"), and hypothesis ("Hypothesis:" or "may suggest" or "is consistent with"). Seven rules are enforced in the prompt and by a deterministic post-generation scrub, never by a second model: (1) only "RCDome database" and "RCDome decoder" are used, with the bare words "database", "decoder", and the internal term "matrix" banned (the matrix rule is biology-safe, ignoring extracellular matrix, mitochondrial matrix, and matrix metalloproteinase); (2) assertive causal verbs are replaced with hedging equivalents in all tenses; (3) genuine uncertainty phrasing is preserved; (4) the exact verbatim disclaimer is appended at the very end; (5) the synthesis body ends with exactly three numbered "Suggested Queries:" immediately before the disclaimer (auto-numbered, never invented); (6) only PMIDs present in the data may be cited, and the founding PMID is always cited when the entity's operational definition is described; and (7) a pair absent from the database is reported as "not recorded" without inventing a role or direction.</w:t>
+      </w:r>
+    </w:p>
+    <w:p>
+      <w:pPr>
+        <w:spacing w:after="0" w:line="240" w:lineRule="auto"/>
+        <w:rPr>
+          <w:rFonts w:asciiTheme="majorHAnsi" w:hAnsiTheme="majorHAnsi" w:cstheme="majorHAnsi"/>
+          <w:color w:val="auto"/>
+          <w:szCs w:val="24"/>
+        </w:rPr>
+      </w:pPr>
+    </w:p>
+    <w:p>
+      <w:pPr>
+        <w:pStyle w:val="Ttulo2"/>
+        <w:spacing w:line="240" w:lineRule="auto"/>
+        <w:rPr>
+          <w:rFonts w:cstheme="majorHAnsi"/>
+          <w:color w:val="auto"/>
+          <w:szCs w:val="24"/>
+        </w:rPr>
+      </w:pPr>
+      <w:r>
+        <w:rPr>
+          <w:rFonts w:cstheme="majorHAnsi"/>
+          <w:color w:val="auto"/>
+          <w:szCs w:val="24"/>
+        </w:rPr>
+        <w:t>Q&amp;A retrieval strategy</w:t>
+      </w:r>
+    </w:p>
+    <w:p>
+      <w:pPr>
+        <w:spacing w:after="0" w:line="240" w:lineRule="auto"/>
+        <w:rPr>
+          <w:rFonts w:asciiTheme="majorHAnsi" w:hAnsiTheme="majorHAnsi" w:cstheme="majorHAnsi"/>
+          <w:color w:val="auto"/>
+          <w:szCs w:val="24"/>
+        </w:rPr>
+      </w:pPr>
+      <w:r>
+        <w:rPr>
+          <w:rFonts w:asciiTheme="majorHAnsi" w:hAnsiTheme="majorHAnsi" w:cstheme="majorHAnsi"/>
+          <w:color w:val="auto"/>
+          <w:szCs w:val="24"/>
+        </w:rPr>
+        <w:t xml:space="preserve">The Q&amp;A submodule answers free-form questions across all 53 entities and all 9,265 genes. The complete gene–form matrix (22,473 rows, each carrying mechanistic class, role, direction, evidence tier, and PMID) exceeds the model context, so the Q&amp;A uses a retrieval-augmented strategy that never deletes data. A static layer always injects the complete gene–entity index (all 22,473 associations, names only) and the full 53-entity decoder. A dynamic layer then detects, for each question, the entities mentioned (by normalized name or its stem, so "apoptotic" matches Apoptosis) and any gene symbols, and injects the full four-dimension records for exactly those rows. Genes named explicitly in the question are always placed first so </w:t>
+      </w:r>
+      <w:r>
+        <w:rPr>
+          <w:rFonts w:asciiTheme="majorHAnsi" w:hAnsiTheme="majorHAnsi" w:cstheme="majorHAnsi"/>
+          <w:color w:val="auto"/>
+          <w:szCs w:val="24"/>
+        </w:rPr>
+        <w:lastRenderedPageBreak/>
+        <w:t>the budget can never displace them. The dynamic layer is capped so the full prompt stays within the model context (about 58K tokens), with a reply token limit applied. No entity or gene is ever excluded from the index, and every classification (MECHANISTIC, LITERATURE_GAP, CONTEXT_GAP, CO_OCCURRENCE, DATABASE_ONLY, INSUFFICIENT_DATA) remains retrievable, so a gene recorded as executor in one form and regulator in another is shown with both records.</w:t>
+      </w:r>
+    </w:p>
+    <w:p>
+      <w:pPr>
+        <w:spacing w:after="0" w:line="240" w:lineRule="auto"/>
         <w:rPr>
           <w:rFonts w:asciiTheme="majorHAnsi" w:hAnsiTheme="majorHAnsi" w:cstheme="majorHAnsi"/>
           <w:b/>
           <w:bCs/>
           <w:color w:val="auto"/>
           <w:szCs w:val="24"/>
-          <w:highlight w:val="green"/>
-        </w:rPr>
-        <w:t>Supplementary Note S7</w:t>
-      </w:r>
-    </w:p>
-    <w:p>
-      <w:pPr>
-        <w:pStyle w:val="Ttulo1"/>
+        </w:rPr>
+      </w:pPr>
+    </w:p>
+    <w:p>
+      <w:pPr>
+        <w:pStyle w:val="Ttulo2"/>
+        <w:spacing w:line="240" w:lineRule="auto"/>
+        <w:rPr>
+          <w:rFonts w:cstheme="majorHAnsi"/>
+          <w:color w:val="auto"/>
+          <w:szCs w:val="24"/>
+        </w:rPr>
+      </w:pPr>
+      <w:r>
+        <w:rPr>
+          <w:rFonts w:cstheme="majorHAnsi"/>
+          <w:color w:val="auto"/>
+          <w:szCs w:val="24"/>
+        </w:rPr>
+        <w:t>Benchmark design</w:t>
+      </w:r>
+    </w:p>
+    <w:p>
+      <w:pPr>
+        <w:spacing w:after="0" w:line="240" w:lineRule="auto"/>
+        <w:rPr>
+          <w:rFonts w:asciiTheme="majorHAnsi" w:hAnsiTheme="majorHAnsi" w:cstheme="majorHAnsi"/>
+          <w:color w:val="auto"/>
+          <w:szCs w:val="24"/>
+        </w:rPr>
+      </w:pPr>
+      <w:r>
+        <w:rPr>
+          <w:rFonts w:asciiTheme="majorHAnsi" w:hAnsiTheme="majorHAnsi" w:cstheme="majorHAnsi"/>
+          <w:color w:val="auto"/>
+          <w:szCs w:val="24"/>
+        </w:rPr>
+        <w:t>The benchmark (</w:t>
+      </w:r>
+      <w:r>
+        <w:rPr>
+          <w:rFonts w:asciiTheme="majorHAnsi" w:hAnsiTheme="majorHAnsi" w:cstheme="majorHAnsi"/>
+          <w:i/>
+          <w:color w:val="auto"/>
+          <w:szCs w:val="24"/>
+        </w:rPr>
+        <w:t>run_board_benchmark.py</w:t>
+      </w:r>
+      <w:r>
+        <w:rPr>
+          <w:rFonts w:asciiTheme="majorHAnsi" w:hAnsiTheme="majorHAnsi" w:cstheme="majorHAnsi"/>
+          <w:color w:val="auto"/>
+          <w:szCs w:val="24"/>
+        </w:rPr>
+        <w:t xml:space="preserve"> and </w:t>
+      </w:r>
+      <w:r>
+        <w:rPr>
+          <w:rFonts w:asciiTheme="majorHAnsi" w:hAnsiTheme="majorHAnsi" w:cstheme="majorHAnsi"/>
+          <w:i/>
+          <w:color w:val="auto"/>
+          <w:szCs w:val="24"/>
+        </w:rPr>
+        <w:t>audit_canonical.py</w:t>
+      </w:r>
+      <w:r>
+        <w:rPr>
+          <w:rFonts w:asciiTheme="majorHAnsi" w:hAnsiTheme="majorHAnsi" w:cstheme="majorHAnsi"/>
+          <w:color w:val="auto"/>
+          <w:szCs w:val="24"/>
+        </w:rPr>
+        <w:t>) evaluates the board on nine tests, each with its own statistically determined sample size, 95% Wilson confidence interval, and significance test. The deterministic scrub is applied to the raw model output before the audit, so the audit measures the final, scrubbed text; scrub corrections are logged separately. The audit is a fixed 28-point checklist per synthesis report: 10 governance checks (causal verbs, hedging, disclaimer, three queries), 14 policy checks (terminology and relationship terms), and 4 accuracy checks (cited PMIDs exist, founding PMID cited, role matches, direction matches). Census reports use a 24-point lookup audit without the query requirement, and negative controls use a 29-point audit with inverted role and direction checks. Sample sizes follow the standard formulas: n = z²·p·(1−p)/E² for a proportion at 95% confidence (z = 1.96); n = (zα+zβ)²·2·p̄·(1−p̄)/Δ² to detect a difference at 80% power (zβ = 0.84); and the Wilson 95% interval (p + z²/2n ± z·√(p(1−p)/n + z²/4n²))/(1 + z²/n).</w:t>
+      </w:r>
+    </w:p>
+    <w:p>
+      <w:pPr>
         <w:spacing w:after="0" w:line="240" w:lineRule="auto"/>
         <w:rPr>
           <w:rFonts w:asciiTheme="majorHAnsi" w:hAnsiTheme="majorHAnsi" w:cstheme="majorHAnsi"/>
@@ -10074,6 +10318,239 @@
           <w:szCs w:val="24"/>
         </w:rPr>
       </w:pPr>
+    </w:p>
+    <w:p>
+      <w:pPr>
+        <w:pStyle w:val="Ttulo2"/>
+        <w:spacing w:line="240" w:lineRule="auto"/>
+        <w:rPr>
+          <w:rFonts w:cstheme="majorHAnsi"/>
+          <w:color w:val="auto"/>
+          <w:szCs w:val="24"/>
+        </w:rPr>
+      </w:pPr>
+      <w:r>
+        <w:rPr>
+          <w:rFonts w:cstheme="majorHAnsi"/>
+          <w:color w:val="auto"/>
+          <w:szCs w:val="24"/>
+        </w:rPr>
+        <w:t>Results</w:t>
+      </w:r>
+    </w:p>
+    <w:p>
+      <w:pPr>
+        <w:spacing w:after="0" w:line="240" w:lineRule="auto"/>
+        <w:rPr>
+          <w:rFonts w:asciiTheme="majorHAnsi" w:hAnsiTheme="majorHAnsi" w:cstheme="majorHAnsi"/>
+          <w:color w:val="auto"/>
+          <w:szCs w:val="24"/>
+        </w:rPr>
+      </w:pPr>
+      <w:r>
+        <w:rPr>
+          <w:rFonts w:asciiTheme="majorHAnsi" w:hAnsiTheme="majorHAnsi" w:cstheme="majorHAnsi"/>
+          <w:color w:val="auto"/>
+          <w:szCs w:val="24"/>
+        </w:rPr>
+        <w:t xml:space="preserve">The benchmark ran on 2026-09-09 with seed 42, temperature 0.7, prompt v2-smoke-aligned, and the </w:t>
+      </w:r>
+      <w:r>
+        <w:rPr>
+          <w:rFonts w:asciiTheme="majorHAnsi" w:hAnsiTheme="majorHAnsi" w:cstheme="majorHAnsi"/>
+          <w:i/>
+          <w:color w:val="auto"/>
+          <w:szCs w:val="24"/>
+        </w:rPr>
+        <w:t>deepseek-chat</w:t>
+      </w:r>
+      <w:r>
+        <w:rPr>
+          <w:rFonts w:asciiTheme="majorHAnsi" w:hAnsiTheme="majorHAnsi" w:cstheme="majorHAnsi"/>
+          <w:color w:val="auto"/>
+          <w:szCs w:val="24"/>
+        </w:rPr>
+        <w:t xml:space="preserve"> model. Golden accuracy was 26/26 (100%; Wilson 95% CI 87.1–100%; binomial against 0.95, p = 0.639). Census accuracy was 53/53 (100%; CI 93.2–100%; binomial p = 0.114). Fact-stability on </w:t>
+      </w:r>
+      <w:r>
+        <w:rPr>
+          <w:rFonts w:asciiTheme="majorHAnsi" w:hAnsiTheme="majorHAnsi" w:cstheme="majorHAnsi"/>
+          <w:i/>
+          <w:color w:val="auto"/>
+          <w:szCs w:val="24"/>
+        </w:rPr>
+        <w:t>BAX</w:t>
+      </w:r>
+      <w:r>
+        <w:rPr>
+          <w:rFonts w:asciiTheme="majorHAnsi" w:hAnsiTheme="majorHAnsi" w:cstheme="majorHAnsi"/>
+          <w:color w:val="auto"/>
+          <w:szCs w:val="24"/>
+        </w:rPr>
+        <w:t xml:space="preserve">-Apoptosis was 73/73 (100% per fact for gene, entity, and founding PMID; CI 95.0–100%). Governance showed 1 violation across 2,142 checks (0.047%; CI 0.008–0.264%), broken down as causality 0, hedge 0, disclaimer 0, queries 1, terminology 0, and accuracy 0. Anti-hallucination caught 4 of 4 traps (100%; CI 51.0–100%). Articulation conformed in 78 of 79 reports (98.7%; CI 93.2–99.8%). Model comparison favored </w:t>
+      </w:r>
+      <w:r>
+        <w:rPr>
+          <w:rFonts w:asciiTheme="majorHAnsi" w:hAnsiTheme="majorHAnsi" w:cstheme="majorHAnsi"/>
+          <w:i/>
+          <w:color w:val="auto"/>
+          <w:szCs w:val="24"/>
+        </w:rPr>
+        <w:t>deepseek-chat</w:t>
+      </w:r>
+      <w:r>
+        <w:rPr>
+          <w:rFonts w:asciiTheme="majorHAnsi" w:hAnsiTheme="majorHAnsi" w:cstheme="majorHAnsi"/>
+          <w:color w:val="auto"/>
+          <w:szCs w:val="24"/>
+        </w:rPr>
+        <w:t xml:space="preserve"> (26/26, 100%) over </w:t>
+      </w:r>
+      <w:r>
+        <w:rPr>
+          <w:rFonts w:asciiTheme="majorHAnsi" w:hAnsiTheme="majorHAnsi" w:cstheme="majorHAnsi"/>
+          <w:i/>
+          <w:color w:val="auto"/>
+          <w:szCs w:val="24"/>
+        </w:rPr>
+        <w:t>deepseek-reasoner</w:t>
+      </w:r>
+      <w:r>
+        <w:rPr>
+          <w:rFonts w:asciiTheme="majorHAnsi" w:hAnsiTheme="majorHAnsi" w:cstheme="majorHAnsi"/>
+          <w:color w:val="auto"/>
+          <w:szCs w:val="24"/>
+        </w:rPr>
+        <w:t xml:space="preserve"> (22/26, 84.6%). Chat governance passed 10/10 (100% across five question types). The single governance violation was </w:t>
+      </w:r>
+      <w:r>
+        <w:rPr>
+          <w:rFonts w:asciiTheme="majorHAnsi" w:hAnsiTheme="majorHAnsi" w:cstheme="majorHAnsi"/>
+          <w:i/>
+          <w:color w:val="auto"/>
+          <w:szCs w:val="24"/>
+        </w:rPr>
+        <w:t>MLKL</w:t>
+      </w:r>
+      <w:r>
+        <w:rPr>
+          <w:rFonts w:asciiTheme="majorHAnsi" w:hAnsiTheme="majorHAnsi" w:cstheme="majorHAnsi"/>
+          <w:color w:val="auto"/>
+          <w:szCs w:val="24"/>
+        </w:rPr>
+        <w:t>-Necroptosis failing the exactly-three-queries check; on direct regeneration that same report passed 30/30, confirming this is temperature-driven prose variability rather than a systematic defect. The deterministic scrub applied 163 corrections across the run (55 bare database or decoder terms, causal-verb hedging, markdown-bold removal, and disclaimer and query normalization).</w:t>
+      </w:r>
+    </w:p>
+    <w:p>
+      <w:pPr>
+        <w:spacing w:after="0" w:line="240" w:lineRule="auto"/>
+        <w:rPr>
+          <w:rFonts w:asciiTheme="majorHAnsi" w:hAnsiTheme="majorHAnsi" w:cstheme="majorHAnsi"/>
+          <w:b/>
+          <w:color w:val="auto"/>
+          <w:szCs w:val="24"/>
+        </w:rPr>
+      </w:pPr>
+    </w:p>
+    <w:p>
+      <w:pPr>
+        <w:pStyle w:val="Ttulo2"/>
+        <w:spacing w:line="240" w:lineRule="auto"/>
+        <w:rPr>
+          <w:rFonts w:cstheme="majorHAnsi"/>
+          <w:color w:val="auto"/>
+          <w:szCs w:val="24"/>
+        </w:rPr>
+      </w:pPr>
+      <w:r>
+        <w:rPr>
+          <w:rFonts w:cstheme="majorHAnsi"/>
+          <w:color w:val="auto"/>
+          <w:szCs w:val="24"/>
+        </w:rPr>
+        <w:t>Q&amp;A benchmark description and validation</w:t>
+      </w:r>
+    </w:p>
+    <w:p>
+      <w:pPr>
+        <w:spacing w:after="0" w:line="240" w:lineRule="auto"/>
+        <w:rPr>
+          <w:rFonts w:asciiTheme="majorHAnsi" w:hAnsiTheme="majorHAnsi" w:cstheme="majorHAnsi"/>
+          <w:color w:val="auto"/>
+          <w:szCs w:val="24"/>
+        </w:rPr>
+      </w:pPr>
+      <w:r>
+        <w:rPr>
+          <w:rFonts w:asciiTheme="majorHAnsi" w:hAnsiTheme="majorHAnsi" w:cstheme="majorHAnsi"/>
+          <w:color w:val="auto"/>
+          <w:szCs w:val="24"/>
+        </w:rPr>
+        <w:t xml:space="preserve">The Q&amp;A submodule was benchmarked with the same statistical machinery as the board benchmark (point estimate, Wilson 95% CI, binomial test against a 0.95 null), using </w:t>
+      </w:r>
+      <w:r>
+        <w:rPr>
+          <w:rFonts w:asciiTheme="majorHAnsi" w:hAnsiTheme="majorHAnsi" w:cstheme="majorHAnsi"/>
+          <w:i/>
+          <w:color w:val="auto"/>
+          <w:szCs w:val="24"/>
+        </w:rPr>
+        <w:t>deepseek-chat</w:t>
+      </w:r>
+      <w:r>
+        <w:rPr>
+          <w:rFonts w:asciiTheme="majorHAnsi" w:hAnsiTheme="majorHAnsi" w:cstheme="majorHAnsi"/>
+          <w:color w:val="auto"/>
+          <w:szCs w:val="24"/>
+        </w:rPr>
+        <w:t>, temperature 0.3, a 1500-token reply cap, and the full retrieval-</w:t>
+      </w:r>
+      <w:r>
+        <w:rPr>
+          <w:rFonts w:asciiTheme="majorHAnsi" w:hAnsiTheme="majorHAnsi" w:cstheme="majorHAnsi"/>
+          <w:color w:val="auto"/>
+          <w:szCs w:val="24"/>
+        </w:rPr>
+        <w:lastRenderedPageBreak/>
+        <w:t xml:space="preserve">augmented prompt. Two tests were run. T10 positive accuracy (n = 100; 25 golden executor or regulator gene–form pairs, each queried on role, direction, evidence tier, and supporting PMID) audited five checks per answer: the correct fact is cited, the RCDome source is named, the interpretation is hedged, the disclaimer is appended, and no PMID absent from the data is cited; the result was 100/100 = 100% (Wilson 95% CI 96.3–100%, binomial p = 0.010). T11 negative controls (n = 100; 8 not-recorded pairs queried on the same four types, plus 68 out-of-scope or fabrication queries) were all reported as absent or refused without a hallucinated PMID; the result was 100/100 = 100% (Wilson 95% CI 96.3–100%, binomial p = 0.010). The significance of the Q&amp;A submodule is that it makes the board a full-coverage interface rather than a single-entity viewer: the static layer keeps the complete gene–entity index and the dynamic layer retrieves the full four-dimension records on demand, so the Q&amp;A answers across all 53 entities and all 9,265 genes without funneling the data. Every classification (MECHANISTIC, LITERATURE_GAP, CONTEXT_GAP, CO_OCCURRENCE, DATABASE_ONLY, INSUFFICIENT_DATA) remains reachable, and a gene recorded as an executor in one form and a regulator in another is shown with both records (for example, </w:t>
+      </w:r>
+      <w:r>
+        <w:rPr>
+          <w:rFonts w:asciiTheme="majorHAnsi" w:hAnsiTheme="majorHAnsi" w:cstheme="majorHAnsi"/>
+          <w:i/>
+          <w:color w:val="auto"/>
+          <w:szCs w:val="24"/>
+        </w:rPr>
+        <w:t>BAX</w:t>
+      </w:r>
+      <w:r>
+        <w:rPr>
+          <w:rFonts w:asciiTheme="majorHAnsi" w:hAnsiTheme="majorHAnsi" w:cstheme="majorHAnsi"/>
+          <w:color w:val="auto"/>
+          <w:szCs w:val="24"/>
+        </w:rPr>
+        <w:t xml:space="preserve"> as a mechanistic executor in apoptosis with PMID 17235284, together with its co-occurrence annotations in necroptosis and pyroptosis and its insufficient-data annotations in autosis, erebosis, and oncosis). The 100% positive and negative results recorded zero hallucinated PMIDs across the benchmark, demonstrating that full coverage and zero observed hallucination were achieved together in the same module.</w:t>
+      </w:r>
+    </w:p>
+    <w:p>
+      <w:pPr>
+        <w:spacing w:after="0" w:line="240" w:lineRule="auto"/>
+        <w:rPr>
+          <w:rFonts w:asciiTheme="majorHAnsi" w:hAnsiTheme="majorHAnsi" w:cstheme="majorHAnsi"/>
+          <w:color w:val="auto"/>
+          <w:szCs w:val="24"/>
+        </w:rPr>
+      </w:pPr>
+    </w:p>
+    <w:p>
+      <w:pPr>
+        <w:spacing w:after="0" w:line="240" w:lineRule="auto"/>
+        <w:rPr>
+          <w:rFonts w:asciiTheme="majorHAnsi" w:hAnsiTheme="majorHAnsi" w:cstheme="majorHAnsi"/>
+          <w:color w:val="auto"/>
+          <w:szCs w:val="24"/>
+        </w:rPr>
+      </w:pPr>
       <w:r>
         <w:rPr>
           <w:rFonts w:asciiTheme="majorHAnsi" w:hAnsiTheme="majorHAnsi" w:cstheme="majorHAnsi"/>
@@ -10082,25 +10559,15 @@
           <w:color w:val="auto"/>
           <w:szCs w:val="24"/>
         </w:rPr>
-        <w:t>RCDome: Digital Molecular RCD Board Benchmark</w:t>
-      </w:r>
-    </w:p>
-    <w:p>
-      <w:pPr>
-        <w:spacing w:after="0" w:line="240" w:lineRule="auto"/>
-        <w:rPr>
-          <w:rFonts w:asciiTheme="majorHAnsi" w:hAnsiTheme="majorHAnsi" w:cstheme="majorHAnsi"/>
-          <w:color w:val="auto"/>
-          <w:szCs w:val="24"/>
-        </w:rPr>
-      </w:pPr>
-      <w:r>
-        <w:rPr>
-          <w:rFonts w:asciiTheme="majorHAnsi" w:hAnsiTheme="majorHAnsi" w:cstheme="majorHAnsi"/>
-          <w:color w:val="auto"/>
-          <w:szCs w:val="24"/>
-        </w:rPr>
-        <w:t>This note documents the design and results of the Digital Molecular RCD Board benchmark, which evaluated a prose-synthesis module that answers gene–RCD queries strictly from the RCDome database and the RCDome decoder, with every claim traceable to a matrix row, a decoder field, or a recorded PMID.</w:t>
+        <w:t>Statistical design.</w:t>
+      </w:r>
+      <w:r>
+        <w:rPr>
+          <w:rFonts w:asciiTheme="majorHAnsi" w:hAnsiTheme="majorHAnsi" w:cstheme="majorHAnsi"/>
+          <w:color w:val="auto"/>
+          <w:szCs w:val="24"/>
+        </w:rPr>
+        <w:t xml:space="preserve"> The Q&amp;A tests use the same sample-size formulas as the board benchmark: proportion 95% CI n = z²·p·(1−p)/E² (z = 1.96); detect a defect Δ with 80% power n = (zα+zβ)²·2·p̄·(1−p̄)/Δ² (zβ = 0.84); Wilson 95% CI lower bound for 100% observed n/(n + z²). A claim of accuracy at least 95% with 95% confidence requires the Wilson lower bound to reach 95%, which occurs at n = 73 (73/76.84 = 0.950). For two-sided significance against the 0.95 null, n = 100 gives p = 0.010. In power terms (80%): n = 77 detects a 15% absolute defect (p = 0.80), n = 142 detects 10%, and n = 436 detects 5%. The chosen n = 100 therefore detects an absolute defect of about 12.5% at 80% power, holds the Wilson lower bound at 96.3%, and gives a one-sided binomial p = 0.006 and a two-sided p = 0.010. T10 breakdown (25 pairs × 4 question types, all 100 passed): role 25/25, direction 25/25, evidence tier 25/25, supporting PMID 25/25. T11 breakdown: not-recorded 32/32 (8 pairs × 4 types), out-of-scope and fabrication refusal 68/68. Audit volume: T10 = 100 answers × 5 checks = 500; T11 = 32 not-recorded checks plus 68 refusal checks × 2 = 168; 668 checks in total, all passed.</w:t>
       </w:r>
     </w:p>
     <w:p>
@@ -10118,13 +10585,123 @@
     <w:p>
       <w:pPr>
         <w:pStyle w:val="Ttulo2"/>
-        <w:spacing w:after="0" w:line="240" w:lineRule="auto"/>
+        <w:spacing w:line="240" w:lineRule="auto"/>
+        <w:rPr>
+          <w:rFonts w:cstheme="majorHAnsi"/>
+          <w:color w:val="auto"/>
+          <w:szCs w:val="24"/>
+        </w:rPr>
+      </w:pPr>
+      <w:r>
+        <w:rPr>
+          <w:rFonts w:cstheme="majorHAnsi"/>
+          <w:color w:val="auto"/>
+          <w:szCs w:val="24"/>
+        </w:rPr>
+        <w:t>Code corrections</w:t>
+      </w:r>
+    </w:p>
+    <w:p>
+      <w:pPr>
+        <w:spacing w:after="0" w:line="240" w:lineRule="auto"/>
+        <w:rPr>
+          <w:rFonts w:asciiTheme="majorHAnsi" w:hAnsiTheme="majorHAnsi" w:cstheme="majorHAnsi"/>
+          <w:color w:val="auto"/>
+          <w:szCs w:val="24"/>
+        </w:rPr>
+      </w:pPr>
+      <w:r>
+        <w:rPr>
+          <w:rFonts w:asciiTheme="majorHAnsi" w:hAnsiTheme="majorHAnsi" w:cstheme="majorHAnsi"/>
+          <w:color w:val="auto"/>
+          <w:szCs w:val="24"/>
+        </w:rPr>
+        <w:t xml:space="preserve">Six defects were found and fixed during validation: (1) the violation-type mapping had mislabeled the hedging and query checks and contained a dead branch, so hedge and query counts were reported incorrectly; (2) every failed check is now logged with its pair, check identifier, name, and exact detail rather than only tallies; (3) the scrub now removes markdown bold markers; (4) entities with the sentinel category CORE_PENDING are no longer falsely flagged, which corrected census </w:t>
+      </w:r>
+      <w:r>
+        <w:rPr>
+          <w:rFonts w:asciiTheme="majorHAnsi" w:hAnsiTheme="majorHAnsi" w:cstheme="majorHAnsi"/>
+          <w:color w:val="auto"/>
+          <w:szCs w:val="24"/>
+        </w:rPr>
+        <w:lastRenderedPageBreak/>
+        <w:t>accuracy from 51/53 to 53/53; (5) the query-count articulation check now applies only to synthesis and negative reports, not to census lookups; and (6) the matrix policy check now ignores extracellular matrix, mitochondrial matrix, and matrix metalloproteinase.</w:t>
+      </w:r>
+    </w:p>
+    <w:p>
+      <w:pPr>
+        <w:spacing w:after="0" w:line="240" w:lineRule="auto"/>
+        <w:rPr>
+          <w:rFonts w:asciiTheme="majorHAnsi" w:hAnsiTheme="majorHAnsi" w:cstheme="majorHAnsi"/>
+          <w:color w:val="auto"/>
+          <w:szCs w:val="24"/>
+        </w:rPr>
+      </w:pPr>
+    </w:p>
+    <w:p>
+      <w:pPr>
+        <w:pStyle w:val="Ttulo2"/>
+        <w:spacing w:line="240" w:lineRule="auto"/>
+        <w:rPr>
+          <w:rFonts w:cstheme="majorHAnsi"/>
+          <w:color w:val="auto"/>
+        </w:rPr>
+      </w:pPr>
+      <w:r>
+        <w:rPr>
+          <w:rFonts w:cstheme="majorHAnsi"/>
+          <w:color w:val="auto"/>
+        </w:rPr>
+        <w:t>Post-review regression benchmarks</w:t>
+      </w:r>
+    </w:p>
+    <w:p>
+      <w:pPr>
+        <w:spacing w:after="0" w:line="240" w:lineRule="auto"/>
+        <w:rPr>
+          <w:rFonts w:asciiTheme="majorHAnsi" w:hAnsiTheme="majorHAnsi" w:cstheme="majorHAnsi"/>
+          <w:color w:val="auto"/>
+        </w:rPr>
+      </w:pPr>
+      <w:r>
+        <w:rPr>
+          <w:rFonts w:asciiTheme="majorHAnsi" w:hAnsiTheme="majorHAnsi" w:cstheme="majorHAnsi"/>
+          <w:color w:val="auto"/>
+        </w:rPr>
+        <w:t>The Board and Q&amp;A were benchmarked on random, seed-reproducible samples of n = 100 gene–entity pairs or queries, with the exact binomial 95% confidence interval (Clopper–Pearson).</w:t>
+      </w:r>
+    </w:p>
+    <w:p>
+      <w:pPr>
+        <w:spacing w:after="0" w:line="240" w:lineRule="auto"/>
+        <w:rPr>
+          <w:rFonts w:asciiTheme="majorHAnsi" w:hAnsiTheme="majorHAnsi" w:cstheme="majorHAnsi"/>
+          <w:color w:val="auto"/>
+        </w:rPr>
+      </w:pPr>
+      <w:r>
         <w:rPr>
           <w:rFonts w:asciiTheme="majorHAnsi" w:hAnsiTheme="majorHAnsi" w:cstheme="majorHAnsi"/>
           <w:b/>
           <w:bCs/>
           <w:color w:val="auto"/>
-          <w:szCs w:val="24"/>
+        </w:rPr>
+        <w:t>Reference discipline.</w:t>
+      </w:r>
+      <w:r>
+        <w:rPr>
+          <w:rFonts w:asciiTheme="majorHAnsi" w:hAnsiTheme="majorHAnsi" w:cstheme="majorHAnsi"/>
+          <w:color w:val="auto"/>
+        </w:rPr>
+        <w:t xml:space="preserve"> Because a synthesis may cite both gene–RCD association evidence and entity-level definitions, the two citation levels must never be interchanged: a gene–RCD statement must cite the gene-specific association PMID, and a definition statement must cite the entity founding PMID. Across 100 associations, the synthesis separated the two levels correctly in all 100 cases (100%; 95% CI 96.4–100%).</w:t>
+      </w:r>
+    </w:p>
+    <w:p>
+      <w:pPr>
+        <w:spacing w:after="0" w:line="240" w:lineRule="auto"/>
+        <w:rPr>
+          <w:rFonts w:asciiTheme="majorHAnsi" w:hAnsiTheme="majorHAnsi" w:cstheme="majorHAnsi"/>
+          <w:color w:val="auto"/>
         </w:rPr>
       </w:pPr>
       <w:r>
@@ -10133,643 +10710,71 @@
           <w:b/>
           <w:bCs/>
           <w:color w:val="auto"/>
-          <w:szCs w:val="24"/>
-        </w:rPr>
-        <w:t>Board governance</w:t>
-      </w:r>
-    </w:p>
-    <w:p>
-      <w:pPr>
-        <w:spacing w:after="0" w:line="240" w:lineRule="auto"/>
-        <w:rPr>
-          <w:rFonts w:asciiTheme="majorHAnsi" w:hAnsiTheme="majorHAnsi" w:cstheme="majorHAnsi"/>
-          <w:color w:val="auto"/>
-          <w:szCs w:val="24"/>
-        </w:rPr>
-      </w:pPr>
-      <w:r>
-        <w:rPr>
-          <w:rFonts w:asciiTheme="majorHAnsi" w:hAnsiTheme="majorHAnsi" w:cstheme="majorHAnsi"/>
-          <w:color w:val="auto"/>
-          <w:szCs w:val="24"/>
-        </w:rPr>
-        <w:t>The board emits a single continuous prose synthesis with no headers, no bullet lists, and no markdown bold. Four provenance categories govern how each sentence is written without being printed as labels: facts with a PMID ("the RCDome database records … (PMID …)"), model annotation ("within the RCDome database …"), decoder context ("the RCDome decoder defines/states …"), and hypothesis ("Hypothesis:" or "may suggest" or "is consistent with"). Seven rules are enforced in the prompt and by a deterministic post-generation scrub, never by a second model: (1) only "RCDome database" and "RCDome decoder" are used, with the bare words "database", "decoder", and the internal term "matrix" banned (the matrix rule is biology-safe, ignoring extracellular matrix, mitochondrial matrix, and matrix metalloproteinase); (2) assertive causal verbs are replaced with hedging equivalents in all tenses; (3) genuine uncertainty phrasing is preserved; (4) the exact verbatim disclaimer is appended at the very end; (5) the synthesis body ends with exactly three numbered "Suggested Queries:" immediately before the disclaimer (auto-numbered, never invented); (6) only PMIDs present in the data may be cited, and the founding PMID is always cited when the entity's operational definition is described; and (7) a pair absent from the database is reported as "not recorded" without inventing a role or direction.</w:t>
-      </w:r>
-    </w:p>
-    <w:p>
-      <w:pPr>
-        <w:spacing w:after="0" w:line="240" w:lineRule="auto"/>
-        <w:rPr>
-          <w:rFonts w:asciiTheme="majorHAnsi" w:hAnsiTheme="majorHAnsi" w:cstheme="majorHAnsi"/>
-          <w:color w:val="auto"/>
-          <w:szCs w:val="24"/>
-        </w:rPr>
-      </w:pPr>
-    </w:p>
-    <w:p>
-      <w:pPr>
-        <w:pStyle w:val="Ttulo2"/>
-        <w:spacing w:after="0" w:line="240" w:lineRule="auto"/>
-        <w:rPr>
-          <w:rFonts w:asciiTheme="majorHAnsi" w:hAnsiTheme="majorHAnsi" w:cstheme="majorHAnsi"/>
-          <w:color w:val="auto"/>
-          <w:szCs w:val="24"/>
-        </w:rPr>
-      </w:pPr>
-      <w:r>
-        <w:rPr>
-          <w:rFonts w:asciiTheme="majorHAnsi" w:hAnsiTheme="majorHAnsi" w:cstheme="majorHAnsi"/>
-          <w:b/>
-          <w:color w:val="auto"/>
-          <w:szCs w:val="24"/>
-        </w:rPr>
-        <w:t>Q&amp;A retrieval strategy</w:t>
-      </w:r>
-    </w:p>
-    <w:p>
-      <w:pPr>
-        <w:spacing w:after="0" w:line="240" w:lineRule="auto"/>
-        <w:rPr>
-          <w:rFonts w:asciiTheme="majorHAnsi" w:hAnsiTheme="majorHAnsi" w:cstheme="majorHAnsi"/>
-          <w:color w:val="auto"/>
-          <w:szCs w:val="24"/>
-        </w:rPr>
-      </w:pPr>
-      <w:r>
-        <w:rPr>
-          <w:rFonts w:asciiTheme="majorHAnsi" w:hAnsiTheme="majorHAnsi" w:cstheme="majorHAnsi"/>
-          <w:color w:val="auto"/>
-          <w:szCs w:val="24"/>
-        </w:rPr>
-        <w:t xml:space="preserve">The Q&amp;A submodule answers free-form questions across all 53 entities and all 9,265 genes. The complete gene–form matrix (22,473 rows, each carrying mechanistic class, role, direction, evidence tier, and PMID) exceeds the model context, so the Q&amp;A uses a retrieval-augmented strategy that never deletes data. A static layer always injects the complete gene–entity index (all 22,473 associations, names only) and the full 53-entity decoder. A dynamic layer then detects, for each question, the entities mentioned (by normalized name or its stem, so "apoptotic" matches Apoptosis) and any gene symbols, and injects the full four-dimension records for exactly those rows. Genes named explicitly in the question are always placed first so the budget can never displace them. The dynamic layer is capped so the full prompt stays within the model context (about 58K tokens), with a reply token limit applied. No entity or gene is ever excluded from the index, and every classification (MECHANISTIC, LITERATURE_GAP, CONTEXT_GAP, CO_OCCURRENCE, </w:t>
-      </w:r>
-      <w:r>
-        <w:rPr>
-          <w:rFonts w:asciiTheme="majorHAnsi" w:hAnsiTheme="majorHAnsi" w:cstheme="majorHAnsi"/>
-          <w:color w:val="auto"/>
-          <w:szCs w:val="24"/>
-        </w:rPr>
-        <w:lastRenderedPageBreak/>
-        <w:t>DATABASE_ONLY, INSUFFICIENT_DATA) remains retrievable, so a gene recorded as executor in one form and regulator in another is shown with both records.</w:t>
-      </w:r>
-    </w:p>
-    <w:p>
-      <w:pPr>
-        <w:spacing w:after="0" w:line="240" w:lineRule="auto"/>
+        </w:rPr>
+        <w:t>Context fidelity</w:t>
+      </w:r>
+      <w:r>
+        <w:rPr>
+          <w:rFonts w:asciiTheme="majorHAnsi" w:hAnsiTheme="majorHAnsi" w:cstheme="majorHAnsi"/>
+          <w:color w:val="auto"/>
+        </w:rPr>
+        <w:t xml:space="preserve">. The Board receives the structured payload (role, direction, mechanistic class, evidence tier, </w:t>
+      </w:r>
+      <w:r>
+        <w:rPr>
+          <w:rFonts w:asciiTheme="majorHAnsi" w:hAnsiTheme="majorHAnsi" w:cstheme="majorHAnsi"/>
+          <w:i/>
+          <w:color w:val="auto"/>
+        </w:rPr>
+        <w:t>required_for_death</w:t>
+      </w:r>
+      <w:r>
+        <w:rPr>
+          <w:rFonts w:asciiTheme="majorHAnsi" w:hAnsiTheme="majorHAnsi" w:cstheme="majorHAnsi"/>
+          <w:color w:val="auto"/>
+        </w:rPr>
+        <w:t>) for the queried gene–entity pair, and the prose must not contradict those fields. Across 100 pairs, no contradiction was observed (100%; 95% CI 96.4–100%).</w:t>
+      </w:r>
+    </w:p>
+    <w:p>
+      <w:pPr>
+        <w:spacing w:after="0" w:line="240" w:lineRule="auto"/>
+        <w:rPr>
+          <w:rFonts w:asciiTheme="majorHAnsi" w:hAnsiTheme="majorHAnsi" w:cstheme="majorHAnsi"/>
+          <w:color w:val="auto"/>
+        </w:rPr>
+      </w:pPr>
+      <w:r>
         <w:rPr>
           <w:rFonts w:asciiTheme="majorHAnsi" w:hAnsiTheme="majorHAnsi" w:cstheme="majorHAnsi"/>
           <w:b/>
           <w:bCs/>
           <w:color w:val="auto"/>
-          <w:szCs w:val="24"/>
-        </w:rPr>
-      </w:pPr>
-    </w:p>
-    <w:p>
-      <w:pPr>
-        <w:pStyle w:val="Ttulo2"/>
-        <w:spacing w:after="0" w:line="240" w:lineRule="auto"/>
+        </w:rPr>
+        <w:t>English-only policy</w:t>
+      </w:r>
+      <w:r>
+        <w:rPr>
+          <w:rFonts w:asciiTheme="majorHAnsi" w:hAnsiTheme="majorHAnsi" w:cstheme="majorHAnsi"/>
+          <w:color w:val="auto"/>
+        </w:rPr>
+        <w:t>. The Board and Q&amp;A answer only in English; a query in any other language must receive the exact refusal sentence. Across 100 non-English queries (Portuguese, Spanish, French), all 100 were refused correctly (100%; 95% CI 96.4–100%).</w:t>
+      </w:r>
+    </w:p>
+    <w:p>
+      <w:pPr>
+        <w:spacing w:after="0" w:line="240" w:lineRule="auto"/>
+        <w:rPr>
+          <w:rFonts w:asciiTheme="majorHAnsi" w:hAnsiTheme="majorHAnsi" w:cstheme="majorHAnsi"/>
+          <w:color w:val="auto"/>
+        </w:rPr>
+      </w:pPr>
+      <w:r>
         <w:rPr>
           <w:rFonts w:asciiTheme="majorHAnsi" w:hAnsiTheme="majorHAnsi" w:cstheme="majorHAnsi"/>
           <w:b/>
           <w:bCs/>
           <w:color w:val="auto"/>
-          <w:szCs w:val="24"/>
-        </w:rPr>
-      </w:pPr>
-      <w:r>
-        <w:rPr>
-          <w:rFonts w:asciiTheme="majorHAnsi" w:hAnsiTheme="majorHAnsi" w:cstheme="majorHAnsi"/>
-          <w:b/>
-          <w:bCs/>
-          <w:color w:val="auto"/>
-          <w:szCs w:val="24"/>
-        </w:rPr>
-        <w:t>Benchmark design</w:t>
-      </w:r>
-    </w:p>
-    <w:p>
-      <w:pPr>
-        <w:spacing w:after="0" w:line="240" w:lineRule="auto"/>
-        <w:rPr>
-          <w:rFonts w:asciiTheme="majorHAnsi" w:hAnsiTheme="majorHAnsi" w:cstheme="majorHAnsi"/>
-          <w:color w:val="auto"/>
-          <w:szCs w:val="24"/>
-        </w:rPr>
-      </w:pPr>
-      <w:r>
-        <w:rPr>
-          <w:rFonts w:asciiTheme="majorHAnsi" w:hAnsiTheme="majorHAnsi" w:cstheme="majorHAnsi"/>
-          <w:color w:val="auto"/>
-          <w:szCs w:val="24"/>
-        </w:rPr>
-        <w:t>The benchmark (</w:t>
-      </w:r>
-      <w:r>
-        <w:rPr>
-          <w:rFonts w:asciiTheme="majorHAnsi" w:hAnsiTheme="majorHAnsi" w:cstheme="majorHAnsi"/>
-          <w:i/>
-          <w:color w:val="auto"/>
-          <w:szCs w:val="24"/>
-        </w:rPr>
-        <w:t>run_board_benchmark.py</w:t>
-      </w:r>
-      <w:r>
-        <w:rPr>
-          <w:rFonts w:asciiTheme="majorHAnsi" w:hAnsiTheme="majorHAnsi" w:cstheme="majorHAnsi"/>
-          <w:color w:val="auto"/>
-          <w:szCs w:val="24"/>
-        </w:rPr>
-        <w:t xml:space="preserve"> and </w:t>
-      </w:r>
-      <w:r>
-        <w:rPr>
-          <w:rFonts w:asciiTheme="majorHAnsi" w:hAnsiTheme="majorHAnsi" w:cstheme="majorHAnsi"/>
-          <w:i/>
-          <w:color w:val="auto"/>
-          <w:szCs w:val="24"/>
-        </w:rPr>
-        <w:t>audit_canonical.py</w:t>
-      </w:r>
-      <w:r>
-        <w:rPr>
-          <w:rFonts w:asciiTheme="majorHAnsi" w:hAnsiTheme="majorHAnsi" w:cstheme="majorHAnsi"/>
-          <w:color w:val="auto"/>
-          <w:szCs w:val="24"/>
-        </w:rPr>
-        <w:t>) evaluates the board on nine tests, each with its own statistically determined sample size, 95% Wilson confidence interval, and significance test. The deterministic scrub is applied to the raw model output before the audit, so the audit measures the final, scrubbed text; scrub corrections are logged separately. The audit is a fixed 28-point checklist per synthesis report: 10 governance checks (causal verbs, hedging, disclaimer, three queries), 14 policy checks (terminology and relationship terms), and 4 accuracy checks (cited PMIDs exist, founding PMID cited, role matches, direction matches). Census reports use a 24-point lookup audit without the query requirement, and negative controls use a 29-point audit with inverted role and direction checks. Sample sizes follow the standard formulas: n = z²·p·(1−p)/E² for a proportion at 95% confidence (z = 1.96); n = (zα+zβ)²·2·p̄·(1−p̄)/Δ² to detect a difference at 80% power (zβ = 0.84); and the Wilson 95% interval (p + z²/2n ± z·√(p(1−p)/n + z²/4n²))/(1 + z²/n).</w:t>
-      </w:r>
-    </w:p>
-    <w:p>
-      <w:pPr>
-        <w:spacing w:after="0" w:line="240" w:lineRule="auto"/>
-        <w:rPr>
-          <w:rFonts w:asciiTheme="majorHAnsi" w:hAnsiTheme="majorHAnsi" w:cstheme="majorHAnsi"/>
-          <w:b/>
-          <w:bCs/>
-          <w:color w:val="auto"/>
-          <w:szCs w:val="24"/>
-        </w:rPr>
-      </w:pPr>
-    </w:p>
-    <w:p>
-      <w:pPr>
-        <w:pStyle w:val="Ttulo2"/>
-        <w:spacing w:after="0" w:line="240" w:lineRule="auto"/>
-        <w:rPr>
-          <w:rFonts w:asciiTheme="majorHAnsi" w:hAnsiTheme="majorHAnsi" w:cstheme="majorHAnsi"/>
-          <w:b/>
-          <w:bCs/>
-          <w:color w:val="auto"/>
-          <w:szCs w:val="24"/>
-        </w:rPr>
-      </w:pPr>
-      <w:r>
-        <w:rPr>
-          <w:rFonts w:asciiTheme="majorHAnsi" w:hAnsiTheme="majorHAnsi" w:cstheme="majorHAnsi"/>
-          <w:b/>
-          <w:bCs/>
-          <w:color w:val="auto"/>
-          <w:szCs w:val="24"/>
-        </w:rPr>
-        <w:t>Results</w:t>
-      </w:r>
-    </w:p>
-    <w:p>
-      <w:pPr>
-        <w:spacing w:after="0" w:line="240" w:lineRule="auto"/>
-        <w:rPr>
-          <w:rFonts w:asciiTheme="majorHAnsi" w:hAnsiTheme="majorHAnsi" w:cstheme="majorHAnsi"/>
-          <w:color w:val="auto"/>
-          <w:szCs w:val="24"/>
-        </w:rPr>
-      </w:pPr>
-      <w:r>
-        <w:rPr>
-          <w:rFonts w:asciiTheme="majorHAnsi" w:hAnsiTheme="majorHAnsi" w:cstheme="majorHAnsi"/>
-          <w:color w:val="auto"/>
-          <w:szCs w:val="24"/>
-        </w:rPr>
-        <w:t xml:space="preserve">The benchmark ran on 2026-09-09 with seed 42, temperature 0.7, prompt v2-smoke-aligned, and the </w:t>
-      </w:r>
-      <w:r>
-        <w:rPr>
-          <w:rFonts w:asciiTheme="majorHAnsi" w:hAnsiTheme="majorHAnsi" w:cstheme="majorHAnsi"/>
-          <w:i/>
-          <w:color w:val="auto"/>
-          <w:szCs w:val="24"/>
-        </w:rPr>
-        <w:t>deepseek-chat</w:t>
-      </w:r>
-      <w:r>
-        <w:rPr>
-          <w:rFonts w:asciiTheme="majorHAnsi" w:hAnsiTheme="majorHAnsi" w:cstheme="majorHAnsi"/>
-          <w:color w:val="auto"/>
-          <w:szCs w:val="24"/>
-        </w:rPr>
-        <w:t xml:space="preserve"> model. Golden accuracy was 26/26 (100%; Wilson 95% CI 87.1–100%; binomial against 0.95, p = 0.639). Census accuracy was 53/53 (100%; CI 93.2–100%; binomial p = 0.114). Fact-stability on </w:t>
-      </w:r>
-      <w:r>
-        <w:rPr>
-          <w:rFonts w:asciiTheme="majorHAnsi" w:hAnsiTheme="majorHAnsi" w:cstheme="majorHAnsi"/>
-          <w:i/>
-          <w:color w:val="auto"/>
-          <w:szCs w:val="24"/>
-        </w:rPr>
-        <w:t>BAX</w:t>
-      </w:r>
-      <w:r>
-        <w:rPr>
-          <w:rFonts w:asciiTheme="majorHAnsi" w:hAnsiTheme="majorHAnsi" w:cstheme="majorHAnsi"/>
-          <w:color w:val="auto"/>
-          <w:szCs w:val="24"/>
-        </w:rPr>
-        <w:t xml:space="preserve">-Apoptosis was 73/73 (100% per fact for gene, entity, and founding PMID; CI 95.0–100%). Governance showed 1 violation across 2,142 checks (0.047%; CI 0.008–0.264%), broken down as causality 0, hedge 0, disclaimer 0, queries 1, terminology 0, and accuracy 0. Anti-hallucination caught 4 of 4 traps (100%; CI 51.0–100%). Articulation conformed in 78 of 79 reports (98.7%; CI 93.2–99.8%). Model comparison favored </w:t>
-      </w:r>
-      <w:r>
-        <w:rPr>
-          <w:rFonts w:asciiTheme="majorHAnsi" w:hAnsiTheme="majorHAnsi" w:cstheme="majorHAnsi"/>
-          <w:i/>
-          <w:color w:val="auto"/>
-          <w:szCs w:val="24"/>
-        </w:rPr>
-        <w:t>deepseek-chat</w:t>
-      </w:r>
-      <w:r>
-        <w:rPr>
-          <w:rFonts w:asciiTheme="majorHAnsi" w:hAnsiTheme="majorHAnsi" w:cstheme="majorHAnsi"/>
-          <w:color w:val="auto"/>
-          <w:szCs w:val="24"/>
-        </w:rPr>
-        <w:t xml:space="preserve"> (26/26, 100%) over </w:t>
-      </w:r>
-      <w:r>
-        <w:rPr>
-          <w:rFonts w:asciiTheme="majorHAnsi" w:hAnsiTheme="majorHAnsi" w:cstheme="majorHAnsi"/>
-          <w:i/>
-          <w:color w:val="auto"/>
-          <w:szCs w:val="24"/>
-        </w:rPr>
-        <w:t>deepseek-reasoner</w:t>
-      </w:r>
-      <w:r>
-        <w:rPr>
-          <w:rFonts w:asciiTheme="majorHAnsi" w:hAnsiTheme="majorHAnsi" w:cstheme="majorHAnsi"/>
-          <w:color w:val="auto"/>
-          <w:szCs w:val="24"/>
-        </w:rPr>
-        <w:t xml:space="preserve"> (22/26, 84.6%). Chat governance passed 10/10 (100% across five question types). The single governance violation was </w:t>
-      </w:r>
-      <w:r>
-        <w:rPr>
-          <w:rFonts w:asciiTheme="majorHAnsi" w:hAnsiTheme="majorHAnsi" w:cstheme="majorHAnsi"/>
-          <w:i/>
-          <w:color w:val="auto"/>
-          <w:szCs w:val="24"/>
-        </w:rPr>
-        <w:t>MLKL</w:t>
-      </w:r>
-      <w:r>
-        <w:rPr>
-          <w:rFonts w:asciiTheme="majorHAnsi" w:hAnsiTheme="majorHAnsi" w:cstheme="majorHAnsi"/>
-          <w:color w:val="auto"/>
-          <w:szCs w:val="24"/>
-        </w:rPr>
-        <w:t>-Necroptosis failing the exactly-three-queries check; on direct regeneration that same report passed 30/30, confirming this is temperature-driven prose variability rather than a systematic defect. The deterministic scrub applied 163 corrections across the run (55 bare database or decoder terms, causal-verb hedging, markdown-bold removal, and disclaimer and query normalization).</w:t>
-      </w:r>
-    </w:p>
-    <w:p>
-      <w:pPr>
-        <w:spacing w:after="0" w:line="240" w:lineRule="auto"/>
-        <w:rPr>
-          <w:rFonts w:asciiTheme="majorHAnsi" w:hAnsiTheme="majorHAnsi" w:cstheme="majorHAnsi"/>
-          <w:b/>
-          <w:color w:val="auto"/>
-          <w:szCs w:val="24"/>
-        </w:rPr>
-      </w:pPr>
-    </w:p>
-    <w:p>
-      <w:pPr>
-        <w:pStyle w:val="Ttulo2"/>
-        <w:spacing w:after="0" w:line="240" w:lineRule="auto"/>
-        <w:rPr>
-          <w:rFonts w:asciiTheme="majorHAnsi" w:hAnsiTheme="majorHAnsi" w:cstheme="majorHAnsi"/>
-          <w:color w:val="auto"/>
-          <w:szCs w:val="24"/>
-        </w:rPr>
-      </w:pPr>
-      <w:r>
-        <w:rPr>
-          <w:rFonts w:asciiTheme="majorHAnsi" w:hAnsiTheme="majorHAnsi" w:cstheme="majorHAnsi"/>
-          <w:b/>
-          <w:color w:val="auto"/>
-          <w:szCs w:val="24"/>
-        </w:rPr>
-        <w:t>Q&amp;A benchmark description and validation</w:t>
-      </w:r>
-    </w:p>
-    <w:p>
-      <w:pPr>
-        <w:spacing w:after="0" w:line="240" w:lineRule="auto"/>
-        <w:rPr>
-          <w:rFonts w:asciiTheme="majorHAnsi" w:hAnsiTheme="majorHAnsi" w:cstheme="majorHAnsi"/>
-          <w:color w:val="auto"/>
-          <w:szCs w:val="24"/>
-        </w:rPr>
-      </w:pPr>
-      <w:r>
-        <w:rPr>
-          <w:rFonts w:asciiTheme="majorHAnsi" w:hAnsiTheme="majorHAnsi" w:cstheme="majorHAnsi"/>
-          <w:color w:val="auto"/>
-          <w:szCs w:val="24"/>
-        </w:rPr>
-        <w:t xml:space="preserve">The Q&amp;A submodule was benchmarked with the same statistical machinery as the board benchmark (point estimate, Wilson 95% CI, binomial test against a 0.95 null), using </w:t>
-      </w:r>
-      <w:r>
-        <w:rPr>
-          <w:rFonts w:asciiTheme="majorHAnsi" w:hAnsiTheme="majorHAnsi" w:cstheme="majorHAnsi"/>
-          <w:i/>
-          <w:color w:val="auto"/>
-          <w:szCs w:val="24"/>
-        </w:rPr>
-        <w:t>deepseek-chat</w:t>
-      </w:r>
-      <w:r>
-        <w:rPr>
-          <w:rFonts w:asciiTheme="majorHAnsi" w:hAnsiTheme="majorHAnsi" w:cstheme="majorHAnsi"/>
-          <w:color w:val="auto"/>
-          <w:szCs w:val="24"/>
-        </w:rPr>
-        <w:t>, temperature 0.3, a 1500-token reply cap, and the full retrieval-augmented prompt. Two tests were run. T10 positive accuracy (n = 100; 25 golden executor or regulator gene–form pairs, each queried on role, direction, evidence tier, and supporting PMID) audited five checks per answer: the correct fact is cited, the RCDome source is named, the interpretation is hedged, the disclaimer is appended, and no PMID absent from the data is cited; the result was 100/100 = 100% (Wilson 95% CI 96.3–100%, binomial p = 0.010). T11 negative controls (n = 100; 8 not-</w:t>
-      </w:r>
-      <w:r>
-        <w:rPr>
-          <w:rFonts w:asciiTheme="majorHAnsi" w:hAnsiTheme="majorHAnsi" w:cstheme="majorHAnsi"/>
-          <w:color w:val="auto"/>
-          <w:szCs w:val="24"/>
-        </w:rPr>
-        <w:lastRenderedPageBreak/>
-        <w:t xml:space="preserve">recorded pairs queried on the same four types, plus 68 out-of-scope or fabrication queries) were all reported as absent or refused without a hallucinated PMID; the result was 100/100 = 100% (Wilson 95% CI 96.3–100%, binomial p = 0.010). The significance of the Q&amp;A submodule is that it makes the board a full-coverage interface rather than a single-entity viewer: the static layer keeps the complete gene–entity index and the dynamic layer retrieves the full four-dimension records on demand, so the Q&amp;A answers across all 53 entities and all 9,265 genes without funneling the data. Every classification (MECHANISTIC, LITERATURE_GAP, CONTEXT_GAP, CO_OCCURRENCE, DATABASE_ONLY, INSUFFICIENT_DATA) remains reachable, and a gene recorded as an executor in one form and a regulator in another is shown with both records (for example, </w:t>
-      </w:r>
-      <w:r>
-        <w:rPr>
-          <w:rFonts w:asciiTheme="majorHAnsi" w:hAnsiTheme="majorHAnsi" w:cstheme="majorHAnsi"/>
-          <w:i/>
-          <w:color w:val="auto"/>
-          <w:szCs w:val="24"/>
-        </w:rPr>
-        <w:t>BAX</w:t>
-      </w:r>
-      <w:r>
-        <w:rPr>
-          <w:rFonts w:asciiTheme="majorHAnsi" w:hAnsiTheme="majorHAnsi" w:cstheme="majorHAnsi"/>
-          <w:color w:val="auto"/>
-          <w:szCs w:val="24"/>
-        </w:rPr>
-        <w:t xml:space="preserve"> as a mechanistic executor in apoptosis with PMID 17235284, together with its co-occurrence annotations in necroptosis and pyroptosis and its insufficient-data annotations in autosis, erebosis, and oncosis). The 100% positive and negative results recorded zero hallucinated PMIDs across the benchmark, demonstrating that full coverage and zero observed hallucination were achieved together in the same module.</w:t>
-      </w:r>
-    </w:p>
-    <w:p>
-      <w:pPr>
-        <w:spacing w:after="0" w:line="240" w:lineRule="auto"/>
-        <w:rPr>
-          <w:rFonts w:asciiTheme="majorHAnsi" w:hAnsiTheme="majorHAnsi" w:cstheme="majorHAnsi"/>
-          <w:color w:val="auto"/>
-          <w:szCs w:val="24"/>
-        </w:rPr>
-      </w:pPr>
-    </w:p>
-    <w:p>
-      <w:pPr>
-        <w:spacing w:after="0" w:line="240" w:lineRule="auto"/>
-        <w:rPr>
-          <w:rFonts w:asciiTheme="majorHAnsi" w:hAnsiTheme="majorHAnsi" w:cstheme="majorHAnsi"/>
-          <w:color w:val="auto"/>
-          <w:szCs w:val="24"/>
-        </w:rPr>
-      </w:pPr>
-      <w:r>
-        <w:rPr>
-          <w:rFonts w:asciiTheme="majorHAnsi" w:hAnsiTheme="majorHAnsi" w:cstheme="majorHAnsi"/>
-          <w:b/>
-          <w:bCs/>
-          <w:color w:val="auto"/>
-          <w:szCs w:val="24"/>
-        </w:rPr>
-        <w:t>Statistical design.</w:t>
-      </w:r>
-      <w:r>
-        <w:rPr>
-          <w:rFonts w:asciiTheme="majorHAnsi" w:hAnsiTheme="majorHAnsi" w:cstheme="majorHAnsi"/>
-          <w:color w:val="auto"/>
-          <w:szCs w:val="24"/>
-        </w:rPr>
-        <w:t xml:space="preserve"> The Q&amp;A tests use the same sample-size formulas as the board benchmark: proportion 95% CI n = z²·p·(1−p)/E² (z = 1.96); detect a defect Δ with 80% power n = (zα+zβ)²·2·p̄·(1−p̄)/Δ² (zβ = 0.84); Wilson 95% CI lower bound for 100% observed n/(n + z²). A claim of accuracy at least 95% with 95% confidence requires the Wilson lower bound to reach 95%, which occurs at n = 73 (73/76.84 = 0.950). For two-sided significance against the 0.95 null, n = 100 gives p = 0.010. In power terms (80%): n = 77 detects a 15% absolute defect (p = 0.80), n = 142 detects 10%, and n = 436 detects 5%. The chosen n = 100 therefore detects an absolute defect of about 12.5% at 80% power, holds the Wilson lower bound at 96.3%, and gives a one-sided binomial p = 0.006 and a two-sided p = 0.010. T10 breakdown (25 pairs × 4 question types, all 100 passed): role 25/25, direction 25/25, evidence tier 25/25, supporting PMID 25/25. T11 breakdown: not-recorded 32/32 (8 pairs × 4 types), out-of-scope and fabrication refusal 68/68. Audit volume: T10 = 100 answers × 5 checks = 500; T11 = 32 not-recorded checks plus 68 refusal checks × 2 = 168; 668 checks in total, all passed.</w:t>
-      </w:r>
-    </w:p>
-    <w:p>
-      <w:pPr>
-        <w:spacing w:after="0" w:line="240" w:lineRule="auto"/>
-        <w:rPr>
-          <w:rFonts w:asciiTheme="majorHAnsi" w:hAnsiTheme="majorHAnsi" w:cstheme="majorHAnsi"/>
-          <w:b/>
-          <w:bCs/>
-          <w:color w:val="auto"/>
-          <w:szCs w:val="24"/>
-        </w:rPr>
-      </w:pPr>
-    </w:p>
-    <w:p>
-      <w:pPr>
-        <w:pStyle w:val="Ttulo2"/>
-        <w:spacing w:after="0" w:line="240" w:lineRule="auto"/>
-        <w:rPr>
-          <w:rFonts w:asciiTheme="majorHAnsi" w:hAnsiTheme="majorHAnsi" w:cstheme="majorHAnsi"/>
-          <w:b/>
-          <w:bCs/>
-          <w:color w:val="auto"/>
-          <w:szCs w:val="24"/>
-        </w:rPr>
-      </w:pPr>
-      <w:r>
-        <w:rPr>
-          <w:rFonts w:asciiTheme="majorHAnsi" w:hAnsiTheme="majorHAnsi" w:cstheme="majorHAnsi"/>
-          <w:b/>
-          <w:bCs/>
-          <w:color w:val="auto"/>
-          <w:szCs w:val="24"/>
-        </w:rPr>
-        <w:t>Code corrections</w:t>
-      </w:r>
-    </w:p>
-    <w:p>
-      <w:pPr>
-        <w:spacing w:after="0" w:line="240" w:lineRule="auto"/>
-        <w:rPr>
-          <w:rFonts w:asciiTheme="majorHAnsi" w:hAnsiTheme="majorHAnsi" w:cstheme="majorHAnsi"/>
-          <w:color w:val="auto"/>
-          <w:szCs w:val="24"/>
-        </w:rPr>
-      </w:pPr>
-      <w:r>
-        <w:rPr>
-          <w:rFonts w:asciiTheme="majorHAnsi" w:hAnsiTheme="majorHAnsi" w:cstheme="majorHAnsi"/>
-          <w:color w:val="auto"/>
-          <w:szCs w:val="24"/>
-        </w:rPr>
-        <w:t>Six defects were found and fixed during validation: (1) the violation-type mapping had mislabeled the hedging and query checks and contained a dead branch, so hedge and query counts were reported incorrectly; (2) every failed check is now logged with its pair, check identifier, name, and exact detail rather than only tallies; (3) the scrub now removes markdown bold markers; (4) entities with the sentinel category CORE_PENDING are no longer falsely flagged, which corrected census accuracy from 51/53 to 53/53; (5) the query-count articulation check now applies only to synthesis and negative reports, not to census lookups; and (6) the matrix policy check now ignores extracellular matrix, mitochondrial matrix, and matrix metalloproteinase.</w:t>
-      </w:r>
-    </w:p>
-    <w:p>
-      <w:pPr>
-        <w:spacing w:after="0" w:line="240" w:lineRule="auto"/>
-        <w:rPr>
-          <w:rFonts w:asciiTheme="majorHAnsi" w:hAnsiTheme="majorHAnsi" w:cstheme="majorHAnsi"/>
-          <w:color w:val="auto"/>
-          <w:szCs w:val="24"/>
-        </w:rPr>
-      </w:pPr>
-    </w:p>
-    <w:p>
-      <w:pPr>
-        <w:pStyle w:val="Ttulo2"/>
-        <w:spacing w:after="0" w:line="240" w:lineRule="auto"/>
-        <w:rPr>
-          <w:rFonts w:asciiTheme="majorHAnsi" w:hAnsiTheme="majorHAnsi" w:cstheme="majorHAnsi"/>
-          <w:color w:val="auto"/>
-        </w:rPr>
-      </w:pPr>
-      <w:r>
-        <w:rPr>
-          <w:rFonts w:asciiTheme="majorHAnsi" w:hAnsiTheme="majorHAnsi" w:cstheme="majorHAnsi"/>
-          <w:b/>
-          <w:color w:val="auto"/>
-        </w:rPr>
-        <w:t>Post-review regression benchmarks</w:t>
-      </w:r>
-    </w:p>
-    <w:p>
-      <w:pPr>
-        <w:spacing w:after="0" w:line="240" w:lineRule="auto"/>
-        <w:rPr>
-          <w:rFonts w:asciiTheme="majorHAnsi" w:hAnsiTheme="majorHAnsi" w:cstheme="majorHAnsi"/>
-          <w:color w:val="auto"/>
-        </w:rPr>
-      </w:pPr>
-      <w:r>
-        <w:rPr>
-          <w:rFonts w:asciiTheme="majorHAnsi" w:hAnsiTheme="majorHAnsi" w:cstheme="majorHAnsi"/>
-          <w:color w:val="auto"/>
-        </w:rPr>
-        <w:lastRenderedPageBreak/>
-        <w:t>The Board and Q&amp;A were benchmarked on random, seed-reproducible samples of n = 100 gene–entity pairs or queries, with the exact binomial 95% confidence interval (Clopper–Pearson).</w:t>
-      </w:r>
-    </w:p>
-    <w:p>
-      <w:pPr>
-        <w:spacing w:after="0" w:line="240" w:lineRule="auto"/>
-        <w:rPr>
-          <w:rFonts w:asciiTheme="majorHAnsi" w:hAnsiTheme="majorHAnsi" w:cstheme="majorHAnsi"/>
-          <w:color w:val="auto"/>
-        </w:rPr>
-      </w:pPr>
-      <w:r>
-        <w:rPr>
-          <w:rFonts w:asciiTheme="majorHAnsi" w:hAnsiTheme="majorHAnsi" w:cstheme="majorHAnsi"/>
-          <w:b/>
-          <w:bCs/>
-          <w:color w:val="auto"/>
-        </w:rPr>
-        <w:t>Reference discipline.</w:t>
-      </w:r>
-      <w:r>
-        <w:rPr>
-          <w:rFonts w:asciiTheme="majorHAnsi" w:hAnsiTheme="majorHAnsi" w:cstheme="majorHAnsi"/>
-          <w:color w:val="auto"/>
-        </w:rPr>
-        <w:t xml:space="preserve"> Because a synthesis may cite both gene–RCD association evidence and entity-level definitions, the two citation levels must never be interchanged: a gene–RCD statement must cite the gene-specific association PMID, and a definition statement must cite the entity founding PMID. Across 100 associations, the synthesis separated the two levels correctly in all 100 cases (100%; 95% CI 96.4–100%).</w:t>
-      </w:r>
-    </w:p>
-    <w:p>
-      <w:pPr>
-        <w:spacing w:after="0" w:line="240" w:lineRule="auto"/>
-        <w:rPr>
-          <w:rFonts w:asciiTheme="majorHAnsi" w:hAnsiTheme="majorHAnsi" w:cstheme="majorHAnsi"/>
-          <w:color w:val="auto"/>
-        </w:rPr>
-      </w:pPr>
-      <w:r>
-        <w:rPr>
-          <w:rFonts w:asciiTheme="majorHAnsi" w:hAnsiTheme="majorHAnsi" w:cstheme="majorHAnsi"/>
-          <w:b/>
-          <w:bCs/>
-          <w:color w:val="auto"/>
-        </w:rPr>
-        <w:t>Context fidelity</w:t>
-      </w:r>
-      <w:r>
-        <w:rPr>
-          <w:rFonts w:asciiTheme="majorHAnsi" w:hAnsiTheme="majorHAnsi" w:cstheme="majorHAnsi"/>
-          <w:color w:val="auto"/>
-        </w:rPr>
-        <w:t xml:space="preserve">. The Board receives the structured payload (role, direction, mechanistic class, evidence tier, </w:t>
-      </w:r>
-      <w:r>
-        <w:rPr>
-          <w:rFonts w:asciiTheme="majorHAnsi" w:hAnsiTheme="majorHAnsi" w:cstheme="majorHAnsi"/>
-          <w:i/>
-          <w:color w:val="auto"/>
-        </w:rPr>
-        <w:t>required_for_death</w:t>
-      </w:r>
-      <w:r>
-        <w:rPr>
-          <w:rFonts w:asciiTheme="majorHAnsi" w:hAnsiTheme="majorHAnsi" w:cstheme="majorHAnsi"/>
-          <w:color w:val="auto"/>
-        </w:rPr>
-        <w:t>) for the queried gene–entity pair, and the prose must not contradict those fields. Across 100 pairs, no contradiction was observed (100%; 95% CI 96.4–100%).</w:t>
-      </w:r>
-    </w:p>
-    <w:p>
-      <w:pPr>
-        <w:spacing w:after="0" w:line="240" w:lineRule="auto"/>
-        <w:rPr>
-          <w:rFonts w:asciiTheme="majorHAnsi" w:hAnsiTheme="majorHAnsi" w:cstheme="majorHAnsi"/>
-          <w:color w:val="auto"/>
-        </w:rPr>
-      </w:pPr>
-      <w:r>
-        <w:rPr>
-          <w:rFonts w:asciiTheme="majorHAnsi" w:hAnsiTheme="majorHAnsi" w:cstheme="majorHAnsi"/>
-          <w:b/>
-          <w:bCs/>
-          <w:color w:val="auto"/>
-        </w:rPr>
-        <w:t>English-only policy</w:t>
-      </w:r>
-      <w:r>
-        <w:rPr>
-          <w:rFonts w:asciiTheme="majorHAnsi" w:hAnsiTheme="majorHAnsi" w:cstheme="majorHAnsi"/>
-          <w:color w:val="auto"/>
-        </w:rPr>
-        <w:t>. The Board and Q&amp;A answer only in English; a query in any other language must receive the exact refusal sentence. Across 100 non-English queries (Portuguese, Spanish, French), all 100 were refused correctly (100%; 95% CI 96.4–100%).</w:t>
-      </w:r>
-    </w:p>
-    <w:p>
-      <w:pPr>
-        <w:spacing w:after="0" w:line="240" w:lineRule="auto"/>
-        <w:rPr>
-          <w:rFonts w:asciiTheme="majorHAnsi" w:hAnsiTheme="majorHAnsi" w:cstheme="majorHAnsi"/>
-          <w:color w:val="auto"/>
-        </w:rPr>
-      </w:pPr>
-      <w:r>
-        <w:rPr>
-          <w:rFonts w:asciiTheme="majorHAnsi" w:hAnsiTheme="majorHAnsi" w:cstheme="majorHAnsi"/>
-          <w:b/>
-          <w:bCs/>
-          <w:color w:val="auto"/>
         </w:rPr>
         <w:t>Minimal source and insufficient-data directness</w:t>
       </w:r>
@@ -10817,7 +10822,7 @@
     </w:p>
     <w:p>
       <w:pPr>
-        <w:spacing w:before="0" w:line="240" w:lineRule="auto"/>
+        <w:spacing w:line="240" w:lineRule="auto"/>
         <w:rPr>
           <w:rFonts w:cstheme="majorHAnsi"/>
           <w:color w:val="auto"/>
@@ -10861,7 +10866,11 @@
         <w:spacing w:line="240" w:lineRule="auto"/>
       </w:pPr>
       <w:r>
-        <w:t>This note documents the post-hoc anti-hallucination verification of the 53 RCD entity descriptions used in the RCD Entities module, and the re-anchoring pass that followed it. It records the strategy, the steps, the final disposition, and the re-anchoring outcome. No assistant output was accepted on the basis of the assistant alone; every disposition rests on the cited source or on human review.</w:t>
+        <w:t>This note documents the post-hoc anti-hallucination verification of the 53 RCD entity descriptions used in the RCD Entities module, and the re-anchoring pass that followed it. It records the strategy, the steps, the final disposition, and the re-</w:t>
+      </w:r>
+      <w:r>
+        <w:lastRenderedPageBreak/>
+        <w:t>anchoring outcome. No assistant output was accepted on the basis of the assistant alone; every disposition rests on the cited source or on human review.</w:t>
       </w:r>
     </w:p>
     <w:p>
@@ -10877,7 +10886,6 @@
         <w:spacing w:line="240" w:lineRule="auto"/>
       </w:pPr>
       <w:r>
-        <w:lastRenderedPageBreak/>
         <w:t>The verification matched the generation mode. Text extracted verbatim from a source was checked literally. Text synthesized by the assistant was checked by meaning. A first pass was rejected because it used a 6,000 character cap and a one-word answer; the rigorous pass used the complete full text and required the evidence sentence.</w:t>
       </w:r>
     </w:p>
@@ -11268,7 +11276,11 @@
         <w:spacing w:line="240" w:lineRule="auto"/>
       </w:pPr>
       <w:r>
-        <w:t>Result: 669 claims corrected (re-anchored, re-cited, or reformulated), 140 removed, and 9 kept unchanged (false negatives). The final disposition of the 2,812 claims is therefore 2,672 supported (95.0%) and 140 removed (5.0%), with no not-supported or uncertain claim remaining. An independent integrity check then verified the citation-to-reference mapping across the 53 descriptions, and corrected one orphan citation and duplicate references in 15 entities. The module holds 53 descriptions with canonicalized names and 2,129 references, with no orphan citations and no duplicate references.</w:t>
+        <w:t xml:space="preserve">Result: 669 claims corrected (re-anchored, re-cited, or reformulated), 140 removed, and 9 kept unchanged (false negatives). The final disposition of the 2,812 claims is therefore 2,672 supported (95.0%) and 140 removed (5.0%), with no not-supported </w:t>
+      </w:r>
+      <w:r>
+        <w:lastRenderedPageBreak/>
+        <w:t>or uncertain claim remaining. An independent integrity check then verified the citation-to-reference mapping across the 53 descriptions, and corrected one orphan citation and duplicate references in 15 entities. The module holds 53 descriptions with canonicalized names and 2,129 references, with no orphan citations and no duplicate references.</w:t>
       </w:r>
     </w:p>
     <w:p>
@@ -11285,11 +11297,7 @@
         <w:spacing w:line="240" w:lineRule="auto"/>
       </w:pPr>
       <w:r>
-        <w:t xml:space="preserve">Every change preserved the original classification, never replaced a reference without archiving, and used only peer-reviewed free sources. The module curator performed the re-anchoring. The four descriptions pending at the time of this note </w:t>
-      </w:r>
-      <w:r>
-        <w:lastRenderedPageBreak/>
-        <w:t>(Autophagy, Programmed cell death, Hypersensitive response, and Eryptosis) were written under the same policy and added to complete the 53 entities.</w:t>
+        <w:t>Every change preserved the original classification, never replaced a reference without archiving, and used only peer-reviewed free sources. The module curator performed the re-anchoring. The four descriptions pending at the time of this note (Autophagy, Programmed cell death, Hypersensitive response, and Eryptosis) were written under the same policy and added to complete the 53 entities.</w:t>
       </w:r>
     </w:p>
     <w:p>
@@ -11645,6 +11653,7 @@
           <w:rFonts w:asciiTheme="majorHAnsi" w:hAnsiTheme="majorHAnsi" w:cstheme="majorHAnsi"/>
           <w:color w:val="auto"/>
         </w:rPr>
+        <w:lastRenderedPageBreak/>
         <w:t>trigger → sensor/receptor → first intracellular signaling event.</w:t>
       </w:r>
     </w:p>
@@ -11767,72 +11776,470 @@
           <w:rFonts w:asciiTheme="majorHAnsi" w:hAnsiTheme="majorHAnsi" w:cstheme="majorHAnsi"/>
           <w:color w:val="auto"/>
         </w:rPr>
+        <w:t xml:space="preserve"> relevant post-translational modifications;</w:t>
+      </w:r>
+    </w:p>
+    <w:p>
+      <w:pPr>
+        <w:spacing w:after="0" w:line="240" w:lineRule="auto"/>
+        <w:rPr>
+          <w:rFonts w:asciiTheme="majorHAnsi" w:hAnsiTheme="majorHAnsi" w:cstheme="majorHAnsi"/>
+          <w:color w:val="auto"/>
+        </w:rPr>
+      </w:pPr>
+      <w:r>
+        <w:rPr>
+          <w:rFonts w:asciiTheme="majorHAnsi" w:hAnsiTheme="majorHAnsi" w:cstheme="majorHAnsi"/>
+          <w:color w:val="auto"/>
+        </w:rPr>
+        <w:t xml:space="preserve"> changes in localization, oligomerization, or complex formation;</w:t>
+      </w:r>
+    </w:p>
+    <w:p>
+      <w:pPr>
+        <w:spacing w:after="0" w:line="240" w:lineRule="auto"/>
+        <w:rPr>
+          <w:rFonts w:asciiTheme="majorHAnsi" w:hAnsiTheme="majorHAnsi" w:cstheme="majorHAnsi"/>
+          <w:color w:val="auto"/>
+        </w:rPr>
+      </w:pPr>
+      <w:r>
+        <w:rPr>
+          <w:rFonts w:asciiTheme="majorHAnsi" w:hAnsiTheme="majorHAnsi" w:cstheme="majorHAnsi"/>
+          <w:color w:val="auto"/>
+        </w:rPr>
+        <w:t xml:space="preserve"> substrates or interacting partners;</w:t>
+      </w:r>
+    </w:p>
+    <w:p>
+      <w:pPr>
+        <w:spacing w:after="0" w:line="240" w:lineRule="auto"/>
+        <w:rPr>
+          <w:rFonts w:asciiTheme="majorHAnsi" w:hAnsiTheme="majorHAnsi" w:cstheme="majorHAnsi"/>
+          <w:color w:val="auto"/>
+        </w:rPr>
+      </w:pPr>
+      <w:r>
+        <w:rPr>
+          <w:rFonts w:asciiTheme="majorHAnsi" w:hAnsiTheme="majorHAnsi" w:cstheme="majorHAnsi"/>
+          <w:color w:val="auto"/>
+        </w:rPr>
+        <w:t xml:space="preserve"> immediate downstream consequence.</w:t>
+      </w:r>
+    </w:p>
+    <w:p>
+      <w:pPr>
+        <w:spacing w:after="0" w:line="240" w:lineRule="auto"/>
+        <w:rPr>
+          <w:rFonts w:asciiTheme="majorHAnsi" w:hAnsiTheme="majorHAnsi" w:cstheme="majorHAnsi"/>
+          <w:color w:val="auto"/>
+        </w:rPr>
+      </w:pPr>
+      <w:r>
+        <w:rPr>
+          <w:rFonts w:asciiTheme="majorHAnsi" w:hAnsiTheme="majorHAnsi" w:cstheme="majorHAnsi"/>
+          <w:color w:val="auto"/>
+        </w:rPr>
+        <w:t>Do not state that a protein simply "regulates" the pathway. Explain what it physically or biochemically does.</w:t>
+      </w:r>
+    </w:p>
+    <w:p>
+      <w:pPr>
+        <w:spacing w:after="0" w:line="240" w:lineRule="auto"/>
+        <w:rPr>
+          <w:rFonts w:asciiTheme="majorHAnsi" w:hAnsiTheme="majorHAnsi" w:cstheme="majorHAnsi"/>
+          <w:color w:val="auto"/>
+        </w:rPr>
+      </w:pPr>
+    </w:p>
+    <w:p>
+      <w:pPr>
+        <w:spacing w:after="0" w:line="240" w:lineRule="auto"/>
+        <w:rPr>
+          <w:rFonts w:asciiTheme="majorHAnsi" w:hAnsiTheme="majorHAnsi" w:cstheme="majorHAnsi"/>
+          <w:color w:val="auto"/>
+        </w:rPr>
+      </w:pPr>
+      <w:r>
+        <w:rPr>
+          <w:rFonts w:asciiTheme="majorHAnsi" w:hAnsiTheme="majorHAnsi" w:cstheme="majorHAnsi"/>
+          <w:b/>
+          <w:color w:val="auto"/>
+        </w:rPr>
+        <w:t>4. Molecular complexes and biochemical reactions</w:t>
+      </w:r>
+    </w:p>
+    <w:p>
+      <w:pPr>
+        <w:spacing w:after="0" w:line="240" w:lineRule="auto"/>
+        <w:rPr>
+          <w:rFonts w:asciiTheme="majorHAnsi" w:hAnsiTheme="majorHAnsi" w:cstheme="majorHAnsi"/>
+          <w:color w:val="auto"/>
+        </w:rPr>
+      </w:pPr>
+      <w:r>
+        <w:rPr>
+          <w:rFonts w:asciiTheme="majorHAnsi" w:hAnsiTheme="majorHAnsi" w:cstheme="majorHAnsi"/>
+          <w:color w:val="auto"/>
+        </w:rPr>
+        <w:t>Describe the central molecular complexes or biochemical reactions required for the pathway.</w:t>
+      </w:r>
+    </w:p>
+    <w:p>
+      <w:pPr>
+        <w:spacing w:after="0" w:line="240" w:lineRule="auto"/>
+        <w:rPr>
+          <w:rFonts w:asciiTheme="majorHAnsi" w:hAnsiTheme="majorHAnsi" w:cstheme="majorHAnsi"/>
+          <w:color w:val="auto"/>
+        </w:rPr>
+      </w:pPr>
+      <w:r>
+        <w:rPr>
+          <w:rFonts w:asciiTheme="majorHAnsi" w:hAnsiTheme="majorHAnsi" w:cstheme="majorHAnsi"/>
+          <w:color w:val="auto"/>
+        </w:rPr>
+        <w:t>For each one explain:</w:t>
+      </w:r>
+    </w:p>
+    <w:p>
+      <w:pPr>
+        <w:spacing w:after="0" w:line="240" w:lineRule="auto"/>
+        <w:rPr>
+          <w:rFonts w:asciiTheme="majorHAnsi" w:hAnsiTheme="majorHAnsi" w:cstheme="majorHAnsi"/>
+          <w:color w:val="auto"/>
+        </w:rPr>
+      </w:pPr>
+      <w:r>
+        <w:rPr>
+          <w:rFonts w:asciiTheme="majorHAnsi" w:hAnsiTheme="majorHAnsi" w:cstheme="majorHAnsi"/>
+          <w:color w:val="auto"/>
+        </w:rPr>
+        <w:t xml:space="preserve"> composition;</w:t>
+      </w:r>
+    </w:p>
+    <w:p>
+      <w:pPr>
+        <w:spacing w:after="0" w:line="240" w:lineRule="auto"/>
+        <w:rPr>
+          <w:rFonts w:asciiTheme="majorHAnsi" w:hAnsiTheme="majorHAnsi" w:cstheme="majorHAnsi"/>
+          <w:color w:val="auto"/>
+        </w:rPr>
+      </w:pPr>
+      <w:r>
+        <w:rPr>
+          <w:rFonts w:asciiTheme="majorHAnsi" w:hAnsiTheme="majorHAnsi" w:cstheme="majorHAnsi"/>
+          <w:color w:val="auto"/>
+        </w:rPr>
+        <w:t xml:space="preserve"> cellular location;</w:t>
+      </w:r>
+    </w:p>
+    <w:p>
+      <w:pPr>
+        <w:spacing w:after="0" w:line="240" w:lineRule="auto"/>
+        <w:rPr>
+          <w:rFonts w:asciiTheme="majorHAnsi" w:hAnsiTheme="majorHAnsi" w:cstheme="majorHAnsi"/>
+          <w:color w:val="auto"/>
+        </w:rPr>
+      </w:pPr>
+      <w:r>
+        <w:rPr>
+          <w:rFonts w:asciiTheme="majorHAnsi" w:hAnsiTheme="majorHAnsi" w:cstheme="majorHAnsi"/>
+          <w:color w:val="auto"/>
+        </w:rPr>
+        <w:t xml:space="preserve"> trigger for assembly or activation;</w:t>
+      </w:r>
+    </w:p>
+    <w:p>
+      <w:pPr>
+        <w:spacing w:after="0" w:line="240" w:lineRule="auto"/>
+        <w:rPr>
+          <w:rFonts w:asciiTheme="majorHAnsi" w:hAnsiTheme="majorHAnsi" w:cstheme="majorHAnsi"/>
+          <w:color w:val="auto"/>
+        </w:rPr>
+      </w:pPr>
+      <w:r>
+        <w:rPr>
+          <w:rFonts w:asciiTheme="majorHAnsi" w:hAnsiTheme="majorHAnsi" w:cstheme="majorHAnsi"/>
+          <w:color w:val="auto"/>
+        </w:rPr>
+        <w:t xml:space="preserve"> biochemical activity;</w:t>
+      </w:r>
+    </w:p>
+    <w:p>
+      <w:pPr>
+        <w:spacing w:after="0" w:line="240" w:lineRule="auto"/>
+        <w:rPr>
+          <w:rFonts w:asciiTheme="majorHAnsi" w:hAnsiTheme="majorHAnsi" w:cstheme="majorHAnsi"/>
+          <w:color w:val="auto"/>
+        </w:rPr>
+      </w:pPr>
+      <w:r>
+        <w:rPr>
+          <w:rFonts w:asciiTheme="majorHAnsi" w:hAnsiTheme="majorHAnsi" w:cstheme="majorHAnsi"/>
+          <w:color w:val="auto"/>
+        </w:rPr>
+        <w:t xml:space="preserve"> substrates or targets;</w:t>
+      </w:r>
+    </w:p>
+    <w:p>
+      <w:pPr>
+        <w:spacing w:after="0" w:line="240" w:lineRule="auto"/>
+        <w:rPr>
+          <w:rFonts w:asciiTheme="majorHAnsi" w:hAnsiTheme="majorHAnsi" w:cstheme="majorHAnsi"/>
+          <w:color w:val="auto"/>
+        </w:rPr>
+      </w:pPr>
+      <w:r>
+        <w:rPr>
+          <w:rFonts w:asciiTheme="majorHAnsi" w:hAnsiTheme="majorHAnsi" w:cstheme="majorHAnsi"/>
+          <w:color w:val="auto"/>
+        </w:rPr>
+        <w:t xml:space="preserve"> how the reaction advances the cell toward death.</w:t>
+      </w:r>
+    </w:p>
+    <w:p>
+      <w:pPr>
+        <w:spacing w:after="0" w:line="240" w:lineRule="auto"/>
+        <w:rPr>
+          <w:rFonts w:asciiTheme="majorHAnsi" w:hAnsiTheme="majorHAnsi" w:cstheme="majorHAnsi"/>
+          <w:color w:val="auto"/>
+        </w:rPr>
+      </w:pPr>
+      <w:r>
+        <w:rPr>
+          <w:rFonts w:asciiTheme="majorHAnsi" w:hAnsiTheme="majorHAnsi" w:cstheme="majorHAnsi"/>
+          <w:color w:val="auto"/>
+        </w:rPr>
+        <w:t>If multiple complexes form sequentially, describe their chronological and causal relationship.</w:t>
+      </w:r>
+    </w:p>
+    <w:p>
+      <w:pPr>
+        <w:spacing w:after="0" w:line="240" w:lineRule="auto"/>
+        <w:rPr>
+          <w:rFonts w:asciiTheme="majorHAnsi" w:hAnsiTheme="majorHAnsi" w:cstheme="majorHAnsi"/>
+          <w:color w:val="auto"/>
+        </w:rPr>
+      </w:pPr>
+    </w:p>
+    <w:p>
+      <w:pPr>
+        <w:spacing w:after="0" w:line="240" w:lineRule="auto"/>
+        <w:rPr>
+          <w:rFonts w:asciiTheme="majorHAnsi" w:hAnsiTheme="majorHAnsi" w:cstheme="majorHAnsi"/>
+          <w:color w:val="auto"/>
+        </w:rPr>
+      </w:pPr>
+      <w:r>
+        <w:rPr>
+          <w:rFonts w:asciiTheme="majorHAnsi" w:hAnsiTheme="majorHAnsi" w:cstheme="majorHAnsi"/>
+          <w:b/>
+          <w:color w:val="auto"/>
+        </w:rPr>
+        <w:t>5. Regulatory checkpoints and protective systems</w:t>
+      </w:r>
+    </w:p>
+    <w:p>
+      <w:pPr>
+        <w:spacing w:after="0" w:line="240" w:lineRule="auto"/>
+        <w:rPr>
+          <w:rFonts w:asciiTheme="majorHAnsi" w:hAnsiTheme="majorHAnsi" w:cstheme="majorHAnsi"/>
+          <w:color w:val="auto"/>
+        </w:rPr>
+      </w:pPr>
+      <w:r>
+        <w:rPr>
+          <w:rFonts w:asciiTheme="majorHAnsi" w:hAnsiTheme="majorHAnsi" w:cstheme="majorHAnsi"/>
+          <w:color w:val="auto"/>
+        </w:rPr>
+        <w:t>Identify mechanisms that normally prevent inappropriate activation of [PATHWAY NAME], including relevant endogenous inhibitors, anti-death proteins, antioxidant systems, metabolic defenses, repair systems, degradation pathways, and feedback loops.</w:t>
+      </w:r>
+    </w:p>
+    <w:p>
+      <w:pPr>
+        <w:spacing w:after="0" w:line="240" w:lineRule="auto"/>
+        <w:rPr>
+          <w:rFonts w:asciiTheme="majorHAnsi" w:hAnsiTheme="majorHAnsi" w:cstheme="majorHAnsi"/>
+          <w:color w:val="auto"/>
+        </w:rPr>
+      </w:pPr>
+      <w:r>
+        <w:rPr>
+          <w:rFonts w:asciiTheme="majorHAnsi" w:hAnsiTheme="majorHAnsi" w:cstheme="majorHAnsi"/>
+          <w:color w:val="auto"/>
+        </w:rPr>
+        <w:t>For each, explain:</w:t>
+      </w:r>
+    </w:p>
+    <w:p>
+      <w:pPr>
+        <w:spacing w:after="0" w:line="240" w:lineRule="auto"/>
+        <w:rPr>
+          <w:rFonts w:asciiTheme="majorHAnsi" w:hAnsiTheme="majorHAnsi" w:cstheme="majorHAnsi"/>
+          <w:color w:val="auto"/>
+        </w:rPr>
+      </w:pPr>
+      <w:r>
+        <w:rPr>
+          <w:rFonts w:asciiTheme="majorHAnsi" w:hAnsiTheme="majorHAnsi" w:cstheme="majorHAnsi"/>
+          <w:color w:val="auto"/>
+        </w:rPr>
+        <w:t>protective factor → molecular target → inhibitory mechanism → consequence of failure.</w:t>
+      </w:r>
+    </w:p>
+    <w:p>
+      <w:pPr>
+        <w:spacing w:after="0" w:line="240" w:lineRule="auto"/>
+        <w:rPr>
+          <w:rFonts w:asciiTheme="majorHAnsi" w:hAnsiTheme="majorHAnsi" w:cstheme="majorHAnsi"/>
+          <w:color w:val="auto"/>
+        </w:rPr>
+      </w:pPr>
+      <w:r>
+        <w:rPr>
+          <w:rFonts w:asciiTheme="majorHAnsi" w:hAnsiTheme="majorHAnsi" w:cstheme="majorHAnsi"/>
+          <w:color w:val="auto"/>
+        </w:rPr>
+        <w:t>State whether loss of the protective mechanism directly triggers death or only sensitizes the cell.</w:t>
+      </w:r>
+    </w:p>
+    <w:p>
+      <w:pPr>
+        <w:spacing w:after="0" w:line="240" w:lineRule="auto"/>
+        <w:rPr>
+          <w:rFonts w:asciiTheme="majorHAnsi" w:hAnsiTheme="majorHAnsi" w:cstheme="majorHAnsi"/>
+          <w:color w:val="auto"/>
+        </w:rPr>
+      </w:pPr>
+    </w:p>
+    <w:p>
+      <w:pPr>
+        <w:spacing w:after="0" w:line="240" w:lineRule="auto"/>
+        <w:rPr>
+          <w:rFonts w:asciiTheme="majorHAnsi" w:hAnsiTheme="majorHAnsi" w:cstheme="majorHAnsi"/>
+          <w:color w:val="auto"/>
+        </w:rPr>
+      </w:pPr>
+      <w:r>
+        <w:rPr>
+          <w:rFonts w:asciiTheme="majorHAnsi" w:hAnsiTheme="majorHAnsi" w:cstheme="majorHAnsi"/>
+          <w:b/>
+          <w:color w:val="auto"/>
+        </w:rPr>
+        <w:t>6. Commitment and reversibility</w:t>
+      </w:r>
+    </w:p>
+    <w:p>
+      <w:pPr>
+        <w:spacing w:after="0" w:line="240" w:lineRule="auto"/>
+        <w:rPr>
+          <w:rFonts w:asciiTheme="majorHAnsi" w:hAnsiTheme="majorHAnsi" w:cstheme="majorHAnsi"/>
+          <w:color w:val="auto"/>
+        </w:rPr>
+      </w:pPr>
+      <w:r>
+        <w:rPr>
+          <w:rFonts w:asciiTheme="majorHAnsi" w:hAnsiTheme="majorHAnsi" w:cstheme="majorHAnsi"/>
+          <w:color w:val="auto"/>
+        </w:rPr>
+        <w:t>Identify the known or proposed point of no return.</w:t>
+      </w:r>
+    </w:p>
+    <w:p>
+      <w:pPr>
+        <w:spacing w:after="0" w:line="240" w:lineRule="auto"/>
+        <w:rPr>
+          <w:rFonts w:asciiTheme="majorHAnsi" w:hAnsiTheme="majorHAnsi" w:cstheme="majorHAnsi"/>
+          <w:color w:val="auto"/>
+        </w:rPr>
+      </w:pPr>
+      <w:r>
+        <w:rPr>
+          <w:rFonts w:asciiTheme="majorHAnsi" w:hAnsiTheme="majorHAnsi" w:cstheme="majorHAnsi"/>
+          <w:color w:val="auto"/>
+        </w:rPr>
+        <w:t>Explain:</w:t>
+      </w:r>
+    </w:p>
+    <w:p>
+      <w:pPr>
+        <w:spacing w:after="0" w:line="240" w:lineRule="auto"/>
+        <w:rPr>
+          <w:rFonts w:asciiTheme="majorHAnsi" w:hAnsiTheme="majorHAnsi" w:cstheme="majorHAnsi"/>
+          <w:color w:val="auto"/>
+        </w:rPr>
+      </w:pPr>
+      <w:r>
+        <w:rPr>
+          <w:rFonts w:asciiTheme="majorHAnsi" w:hAnsiTheme="majorHAnsi" w:cstheme="majorHAnsi"/>
+          <w:color w:val="auto"/>
+        </w:rPr>
+        <w:t xml:space="preserve"> which stages represent reversible stress or pathway activation;</w:t>
+      </w:r>
+    </w:p>
+    <w:p>
+      <w:pPr>
+        <w:spacing w:after="0" w:line="240" w:lineRule="auto"/>
+        <w:rPr>
+          <w:rFonts w:asciiTheme="majorHAnsi" w:hAnsiTheme="majorHAnsi" w:cstheme="majorHAnsi"/>
+          <w:color w:val="auto"/>
+        </w:rPr>
+      </w:pPr>
+      <w:r>
+        <w:rPr>
+          <w:rFonts w:asciiTheme="majorHAnsi" w:hAnsiTheme="majorHAnsi" w:cstheme="majorHAnsi"/>
+          <w:color w:val="auto"/>
+        </w:rPr>
+        <w:t xml:space="preserve"> which events represent commitment to death;</w:t>
+      </w:r>
+    </w:p>
+    <w:p>
+      <w:pPr>
+        <w:spacing w:after="0" w:line="240" w:lineRule="auto"/>
+        <w:rPr>
+          <w:rFonts w:asciiTheme="majorHAnsi" w:hAnsiTheme="majorHAnsi" w:cstheme="majorHAnsi"/>
+          <w:color w:val="auto"/>
+        </w:rPr>
+      </w:pPr>
+      <w:r>
+        <w:rPr>
+          <w:rFonts w:asciiTheme="majorHAnsi" w:hAnsiTheme="majorHAnsi" w:cstheme="majorHAnsi"/>
+          <w:color w:val="auto"/>
+        </w:rPr>
+        <w:t xml:space="preserve"> evidence that cells can or cannot recover after these events;</w:t>
+      </w:r>
+    </w:p>
+    <w:p>
+      <w:pPr>
+        <w:spacing w:after="0" w:line="240" w:lineRule="auto"/>
+        <w:rPr>
+          <w:rFonts w:asciiTheme="majorHAnsi" w:hAnsiTheme="majorHAnsi" w:cstheme="majorHAnsi"/>
+          <w:color w:val="auto"/>
+        </w:rPr>
+      </w:pPr>
+      <w:r>
+        <w:rPr>
+          <w:rFonts w:asciiTheme="majorHAnsi" w:hAnsiTheme="majorHAnsi" w:cstheme="majorHAnsi"/>
+          <w:color w:val="auto"/>
+        </w:rPr>
         <w:lastRenderedPageBreak/>
-        <w:t xml:space="preserve"> relevant post-translational modifications;</w:t>
-      </w:r>
-    </w:p>
-    <w:p>
-      <w:pPr>
-        <w:spacing w:after="0" w:line="240" w:lineRule="auto"/>
-        <w:rPr>
-          <w:rFonts w:asciiTheme="majorHAnsi" w:hAnsiTheme="majorHAnsi" w:cstheme="majorHAnsi"/>
-          <w:color w:val="auto"/>
-        </w:rPr>
-      </w:pPr>
-      <w:r>
-        <w:rPr>
-          <w:rFonts w:asciiTheme="majorHAnsi" w:hAnsiTheme="majorHAnsi" w:cstheme="majorHAnsi"/>
-          <w:color w:val="auto"/>
-        </w:rPr>
-        <w:t xml:space="preserve"> changes in localization, oligomerization, or complex formation;</w:t>
-      </w:r>
-    </w:p>
-    <w:p>
-      <w:pPr>
-        <w:spacing w:after="0" w:line="240" w:lineRule="auto"/>
-        <w:rPr>
-          <w:rFonts w:asciiTheme="majorHAnsi" w:hAnsiTheme="majorHAnsi" w:cstheme="majorHAnsi"/>
-          <w:color w:val="auto"/>
-        </w:rPr>
-      </w:pPr>
-      <w:r>
-        <w:rPr>
-          <w:rFonts w:asciiTheme="majorHAnsi" w:hAnsiTheme="majorHAnsi" w:cstheme="majorHAnsi"/>
-          <w:color w:val="auto"/>
-        </w:rPr>
-        <w:t xml:space="preserve"> substrates or interacting partners;</w:t>
-      </w:r>
-    </w:p>
-    <w:p>
-      <w:pPr>
-        <w:spacing w:after="0" w:line="240" w:lineRule="auto"/>
-        <w:rPr>
-          <w:rFonts w:asciiTheme="majorHAnsi" w:hAnsiTheme="majorHAnsi" w:cstheme="majorHAnsi"/>
-          <w:color w:val="auto"/>
-        </w:rPr>
-      </w:pPr>
-      <w:r>
-        <w:rPr>
-          <w:rFonts w:asciiTheme="majorHAnsi" w:hAnsiTheme="majorHAnsi" w:cstheme="majorHAnsi"/>
-          <w:color w:val="auto"/>
-        </w:rPr>
-        <w:t xml:space="preserve"> immediate downstream consequence.</w:t>
-      </w:r>
-    </w:p>
-    <w:p>
-      <w:pPr>
-        <w:spacing w:after="0" w:line="240" w:lineRule="auto"/>
-        <w:rPr>
-          <w:rFonts w:asciiTheme="majorHAnsi" w:hAnsiTheme="majorHAnsi" w:cstheme="majorHAnsi"/>
-          <w:color w:val="auto"/>
-        </w:rPr>
-      </w:pPr>
-      <w:r>
-        <w:rPr>
-          <w:rFonts w:asciiTheme="majorHAnsi" w:hAnsiTheme="majorHAnsi" w:cstheme="majorHAnsi"/>
-          <w:color w:val="auto"/>
-        </w:rPr>
-        <w:t>Do not state that a protein simply "regulates" the pathway. Explain what it physically or biochemically does.</w:t>
+        <w:t xml:space="preserve"> genetic or pharmacological interventions that rescue cells before or after commitment.</w:t>
+      </w:r>
+    </w:p>
+    <w:p>
+      <w:pPr>
+        <w:spacing w:after="0" w:line="240" w:lineRule="auto"/>
+        <w:rPr>
+          <w:rFonts w:asciiTheme="majorHAnsi" w:hAnsiTheme="majorHAnsi" w:cstheme="majorHAnsi"/>
+          <w:color w:val="auto"/>
+        </w:rPr>
+      </w:pPr>
+      <w:r>
+        <w:rPr>
+          <w:rFonts w:asciiTheme="majorHAnsi" w:hAnsiTheme="majorHAnsi" w:cstheme="majorHAnsi"/>
+          <w:color w:val="auto"/>
+        </w:rPr>
+        <w:t>If no single commitment point is known, state this explicitly.</w:t>
       </w:r>
     </w:p>
     <w:p>
@@ -11858,151 +12265,87 @@
           <w:b/>
           <w:color w:val="auto"/>
         </w:rPr>
-        <w:t>4. Molecular complexes and biochemical reactions</w:t>
-      </w:r>
-    </w:p>
-    <w:p>
-      <w:pPr>
-        <w:spacing w:after="0" w:line="240" w:lineRule="auto"/>
-        <w:rPr>
-          <w:rFonts w:asciiTheme="majorHAnsi" w:hAnsiTheme="majorHAnsi" w:cstheme="majorHAnsi"/>
-          <w:color w:val="auto"/>
-        </w:rPr>
-      </w:pPr>
-      <w:r>
-        <w:rPr>
-          <w:rFonts w:asciiTheme="majorHAnsi" w:hAnsiTheme="majorHAnsi" w:cstheme="majorHAnsi"/>
-          <w:color w:val="auto"/>
-        </w:rPr>
-        <w:t>Describe the central molecular complexes or biochemical reactions required for the pathway.</w:t>
-      </w:r>
-    </w:p>
-    <w:p>
-      <w:pPr>
-        <w:spacing w:after="0" w:line="240" w:lineRule="auto"/>
-        <w:rPr>
-          <w:rFonts w:asciiTheme="majorHAnsi" w:hAnsiTheme="majorHAnsi" w:cstheme="majorHAnsi"/>
-          <w:color w:val="auto"/>
-        </w:rPr>
-      </w:pPr>
-      <w:r>
-        <w:rPr>
-          <w:rFonts w:asciiTheme="majorHAnsi" w:hAnsiTheme="majorHAnsi" w:cstheme="majorHAnsi"/>
-          <w:color w:val="auto"/>
-        </w:rPr>
-        <w:t>For each one explain:</w:t>
-      </w:r>
-    </w:p>
-    <w:p>
-      <w:pPr>
-        <w:spacing w:after="0" w:line="240" w:lineRule="auto"/>
-        <w:rPr>
-          <w:rFonts w:asciiTheme="majorHAnsi" w:hAnsiTheme="majorHAnsi" w:cstheme="majorHAnsi"/>
-          <w:color w:val="auto"/>
-        </w:rPr>
-      </w:pPr>
-      <w:r>
-        <w:rPr>
-          <w:rFonts w:asciiTheme="majorHAnsi" w:hAnsiTheme="majorHAnsi" w:cstheme="majorHAnsi"/>
-          <w:color w:val="auto"/>
-        </w:rPr>
-        <w:t xml:space="preserve"> composition;</w:t>
-      </w:r>
-    </w:p>
-    <w:p>
-      <w:pPr>
-        <w:spacing w:after="0" w:line="240" w:lineRule="auto"/>
-        <w:rPr>
-          <w:rFonts w:asciiTheme="majorHAnsi" w:hAnsiTheme="majorHAnsi" w:cstheme="majorHAnsi"/>
-          <w:color w:val="auto"/>
-        </w:rPr>
-      </w:pPr>
-      <w:r>
-        <w:rPr>
-          <w:rFonts w:asciiTheme="majorHAnsi" w:hAnsiTheme="majorHAnsi" w:cstheme="majorHAnsi"/>
-          <w:color w:val="auto"/>
-        </w:rPr>
-        <w:t xml:space="preserve"> cellular location;</w:t>
-      </w:r>
-    </w:p>
-    <w:p>
-      <w:pPr>
-        <w:spacing w:after="0" w:line="240" w:lineRule="auto"/>
-        <w:rPr>
-          <w:rFonts w:asciiTheme="majorHAnsi" w:hAnsiTheme="majorHAnsi" w:cstheme="majorHAnsi"/>
-          <w:color w:val="auto"/>
-        </w:rPr>
-      </w:pPr>
-      <w:r>
-        <w:rPr>
-          <w:rFonts w:asciiTheme="majorHAnsi" w:hAnsiTheme="majorHAnsi" w:cstheme="majorHAnsi"/>
-          <w:color w:val="auto"/>
-        </w:rPr>
-        <w:t xml:space="preserve"> trigger for assembly or activation;</w:t>
-      </w:r>
-    </w:p>
-    <w:p>
-      <w:pPr>
-        <w:spacing w:after="0" w:line="240" w:lineRule="auto"/>
-        <w:rPr>
-          <w:rFonts w:asciiTheme="majorHAnsi" w:hAnsiTheme="majorHAnsi" w:cstheme="majorHAnsi"/>
-          <w:color w:val="auto"/>
-        </w:rPr>
-      </w:pPr>
-      <w:r>
-        <w:rPr>
-          <w:rFonts w:asciiTheme="majorHAnsi" w:hAnsiTheme="majorHAnsi" w:cstheme="majorHAnsi"/>
-          <w:color w:val="auto"/>
-        </w:rPr>
-        <w:t xml:space="preserve"> biochemical activity;</w:t>
-      </w:r>
-    </w:p>
-    <w:p>
-      <w:pPr>
-        <w:spacing w:after="0" w:line="240" w:lineRule="auto"/>
-        <w:rPr>
-          <w:rFonts w:asciiTheme="majorHAnsi" w:hAnsiTheme="majorHAnsi" w:cstheme="majorHAnsi"/>
-          <w:color w:val="auto"/>
-        </w:rPr>
-      </w:pPr>
-      <w:r>
-        <w:rPr>
-          <w:rFonts w:asciiTheme="majorHAnsi" w:hAnsiTheme="majorHAnsi" w:cstheme="majorHAnsi"/>
-          <w:color w:val="auto"/>
-        </w:rPr>
-        <w:t xml:space="preserve"> substrates or targets;</w:t>
-      </w:r>
-    </w:p>
-    <w:p>
-      <w:pPr>
-        <w:spacing w:after="0" w:line="240" w:lineRule="auto"/>
-        <w:rPr>
-          <w:rFonts w:asciiTheme="majorHAnsi" w:hAnsiTheme="majorHAnsi" w:cstheme="majorHAnsi"/>
-          <w:color w:val="auto"/>
-        </w:rPr>
-      </w:pPr>
-      <w:r>
-        <w:rPr>
-          <w:rFonts w:asciiTheme="majorHAnsi" w:hAnsiTheme="majorHAnsi" w:cstheme="majorHAnsi"/>
-          <w:color w:val="auto"/>
-        </w:rPr>
-        <w:t xml:space="preserve"> how the reaction advances the cell toward death.</w:t>
-      </w:r>
-    </w:p>
-    <w:p>
-      <w:pPr>
-        <w:spacing w:after="0" w:line="240" w:lineRule="auto"/>
-        <w:rPr>
-          <w:rFonts w:asciiTheme="majorHAnsi" w:hAnsiTheme="majorHAnsi" w:cstheme="majorHAnsi"/>
-          <w:color w:val="auto"/>
-        </w:rPr>
-      </w:pPr>
-      <w:r>
-        <w:rPr>
-          <w:rFonts w:asciiTheme="majorHAnsi" w:hAnsiTheme="majorHAnsi" w:cstheme="majorHAnsi"/>
-          <w:color w:val="auto"/>
-        </w:rPr>
-        <w:t>If multiple complexes form sequentially, describe their chronological and causal relationship.</w:t>
+        <w:t>7. Execution phase</w:t>
+      </w:r>
+    </w:p>
+    <w:p>
+      <w:pPr>
+        <w:spacing w:after="0" w:line="240" w:lineRule="auto"/>
+        <w:rPr>
+          <w:rFonts w:asciiTheme="majorHAnsi" w:hAnsiTheme="majorHAnsi" w:cstheme="majorHAnsi"/>
+          <w:color w:val="auto"/>
+        </w:rPr>
+      </w:pPr>
+      <w:r>
+        <w:rPr>
+          <w:rFonts w:asciiTheme="majorHAnsi" w:hAnsiTheme="majorHAnsi" w:cstheme="majorHAnsi"/>
+          <w:color w:val="auto"/>
+        </w:rPr>
+        <w:t>Describe the execution phase in greatest mechanistic detail.</w:t>
+      </w:r>
+    </w:p>
+    <w:p>
+      <w:pPr>
+        <w:spacing w:after="0" w:line="240" w:lineRule="auto"/>
+        <w:rPr>
+          <w:rFonts w:asciiTheme="majorHAnsi" w:hAnsiTheme="majorHAnsi" w:cstheme="majorHAnsi"/>
+          <w:color w:val="auto"/>
+        </w:rPr>
+      </w:pPr>
+      <w:r>
+        <w:rPr>
+          <w:rFonts w:asciiTheme="majorHAnsi" w:hAnsiTheme="majorHAnsi" w:cstheme="majorHAnsi"/>
+          <w:color w:val="auto"/>
+        </w:rPr>
+        <w:t>Answer:</w:t>
+      </w:r>
+    </w:p>
+    <w:p>
+      <w:pPr>
+        <w:spacing w:after="0" w:line="240" w:lineRule="auto"/>
+        <w:rPr>
+          <w:rFonts w:asciiTheme="majorHAnsi" w:hAnsiTheme="majorHAnsi" w:cstheme="majorHAnsi"/>
+          <w:color w:val="auto"/>
+        </w:rPr>
+      </w:pPr>
+      <w:r>
+        <w:rPr>
+          <w:rFonts w:asciiTheme="majorHAnsi" w:hAnsiTheme="majorHAnsi" w:cstheme="majorHAnsi"/>
+          <w:color w:val="auto"/>
+        </w:rPr>
+        <w:t>What molecular process physically causes the cell to lose viability in [PATHWAY NAME]?</w:t>
+      </w:r>
+    </w:p>
+    <w:p>
+      <w:pPr>
+        <w:spacing w:after="0" w:line="240" w:lineRule="auto"/>
+        <w:rPr>
+          <w:rFonts w:asciiTheme="majorHAnsi" w:hAnsiTheme="majorHAnsi" w:cstheme="majorHAnsi"/>
+          <w:color w:val="auto"/>
+        </w:rPr>
+      </w:pPr>
+      <w:r>
+        <w:rPr>
+          <w:rFonts w:asciiTheme="majorHAnsi" w:hAnsiTheme="majorHAnsi" w:cstheme="majorHAnsi"/>
+          <w:color w:val="auto"/>
+        </w:rPr>
+        <w:t>Explain sequentially all relevant events, such as plasma membrane permeabilization or rupture, pore formation, proteolysis, mitochondrial dysfunction, ATP depletion, metabolic collapse, lipid peroxidation, ROS accumulation, ion dysregulation, osmotic imbalance, lysosomal or ER damage, DNA/chromatin alterations, cytoskeletal collapse, and organelle failure.</w:t>
+      </w:r>
+    </w:p>
+    <w:p>
+      <w:pPr>
+        <w:spacing w:after="0" w:line="240" w:lineRule="auto"/>
+        <w:rPr>
+          <w:rFonts w:asciiTheme="majorHAnsi" w:hAnsiTheme="majorHAnsi" w:cstheme="majorHAnsi"/>
+          <w:color w:val="auto"/>
+        </w:rPr>
+      </w:pPr>
+      <w:r>
+        <w:rPr>
+          <w:rFonts w:asciiTheme="majorHAnsi" w:hAnsiTheme="majorHAnsi" w:cstheme="majorHAnsi"/>
+          <w:color w:val="auto"/>
+        </w:rPr>
+        <w:t>Include only processes supported for this mechanism and explain how one event causes the next.</w:t>
       </w:r>
     </w:p>
     <w:p>
@@ -12028,71 +12371,151 @@
           <w:b/>
           <w:color w:val="auto"/>
         </w:rPr>
-        <w:t>5. Regulatory checkpoints and protective systems</w:t>
-      </w:r>
-    </w:p>
-    <w:p>
-      <w:pPr>
-        <w:spacing w:after="0" w:line="240" w:lineRule="auto"/>
-        <w:rPr>
-          <w:rFonts w:asciiTheme="majorHAnsi" w:hAnsiTheme="majorHAnsi" w:cstheme="majorHAnsi"/>
-          <w:color w:val="auto"/>
-        </w:rPr>
-      </w:pPr>
-      <w:r>
-        <w:rPr>
-          <w:rFonts w:asciiTheme="majorHAnsi" w:hAnsiTheme="majorHAnsi" w:cstheme="majorHAnsi"/>
-          <w:color w:val="auto"/>
-        </w:rPr>
-        <w:t>Identify mechanisms that normally prevent inappropriate activation of [PATHWAY NAME], including relevant endogenous inhibitors, anti-death proteins, antioxidant systems, metabolic defenses, repair systems, degradation pathways, and feedback loops.</w:t>
-      </w:r>
-    </w:p>
-    <w:p>
-      <w:pPr>
-        <w:spacing w:after="0" w:line="240" w:lineRule="auto"/>
-        <w:rPr>
-          <w:rFonts w:asciiTheme="majorHAnsi" w:hAnsiTheme="majorHAnsi" w:cstheme="majorHAnsi"/>
-          <w:color w:val="auto"/>
-        </w:rPr>
-      </w:pPr>
-      <w:r>
-        <w:rPr>
-          <w:rFonts w:asciiTheme="majorHAnsi" w:hAnsiTheme="majorHAnsi" w:cstheme="majorHAnsi"/>
-          <w:color w:val="auto"/>
-        </w:rPr>
-        <w:t>For each, explain:</w:t>
-      </w:r>
-    </w:p>
-    <w:p>
-      <w:pPr>
-        <w:spacing w:after="0" w:line="240" w:lineRule="auto"/>
-        <w:rPr>
-          <w:rFonts w:asciiTheme="majorHAnsi" w:hAnsiTheme="majorHAnsi" w:cstheme="majorHAnsi"/>
-          <w:color w:val="auto"/>
-        </w:rPr>
-      </w:pPr>
-      <w:r>
-        <w:rPr>
-          <w:rFonts w:asciiTheme="majorHAnsi" w:hAnsiTheme="majorHAnsi" w:cstheme="majorHAnsi"/>
-          <w:color w:val="auto"/>
-        </w:rPr>
-        <w:t>protective factor → molecular target → inhibitory mechanism → consequence of failure.</w:t>
-      </w:r>
-    </w:p>
-    <w:p>
-      <w:pPr>
-        <w:spacing w:after="0" w:line="240" w:lineRule="auto"/>
-        <w:rPr>
-          <w:rFonts w:asciiTheme="majorHAnsi" w:hAnsiTheme="majorHAnsi" w:cstheme="majorHAnsi"/>
-          <w:color w:val="auto"/>
-        </w:rPr>
-      </w:pPr>
-      <w:r>
-        <w:rPr>
-          <w:rFonts w:asciiTheme="majorHAnsi" w:hAnsiTheme="majorHAnsi" w:cstheme="majorHAnsi"/>
-          <w:color w:val="auto"/>
-        </w:rPr>
-        <w:t>State whether loss of the protective mechanism directly triggers death or only sensitizes the cell.</w:t>
+        <w:t>8. Terminal cause of death</w:t>
+      </w:r>
+    </w:p>
+    <w:p>
+      <w:pPr>
+        <w:spacing w:after="0" w:line="240" w:lineRule="auto"/>
+        <w:rPr>
+          <w:rFonts w:asciiTheme="majorHAnsi" w:hAnsiTheme="majorHAnsi" w:cstheme="majorHAnsi"/>
+          <w:color w:val="auto"/>
+        </w:rPr>
+      </w:pPr>
+      <w:r>
+        <w:rPr>
+          <w:rFonts w:asciiTheme="majorHAnsi" w:hAnsiTheme="majorHAnsi" w:cstheme="majorHAnsi"/>
+          <w:color w:val="auto"/>
+        </w:rPr>
+        <w:t>Explicitly identify the proximate cause of cellular death.</w:t>
+      </w:r>
+    </w:p>
+    <w:p>
+      <w:pPr>
+        <w:spacing w:after="0" w:line="240" w:lineRule="auto"/>
+        <w:rPr>
+          <w:rFonts w:asciiTheme="majorHAnsi" w:hAnsiTheme="majorHAnsi" w:cstheme="majorHAnsi"/>
+          <w:color w:val="auto"/>
+        </w:rPr>
+      </w:pPr>
+      <w:r>
+        <w:rPr>
+          <w:rFonts w:asciiTheme="majorHAnsi" w:hAnsiTheme="majorHAnsi" w:cstheme="majorHAnsi"/>
+          <w:color w:val="auto"/>
+        </w:rPr>
+        <w:t>Explain what ultimately makes recovery impossible.</w:t>
+      </w:r>
+    </w:p>
+    <w:p>
+      <w:pPr>
+        <w:spacing w:after="0" w:line="240" w:lineRule="auto"/>
+        <w:rPr>
+          <w:rFonts w:asciiTheme="majorHAnsi" w:hAnsiTheme="majorHAnsi" w:cstheme="majorHAnsi"/>
+          <w:color w:val="auto"/>
+        </w:rPr>
+      </w:pPr>
+      <w:r>
+        <w:rPr>
+          <w:rFonts w:asciiTheme="majorHAnsi" w:hAnsiTheme="majorHAnsi" w:cstheme="majorHAnsi"/>
+          <w:color w:val="auto"/>
+        </w:rPr>
+        <w:t>Distinguish:</w:t>
+      </w:r>
+    </w:p>
+    <w:p>
+      <w:pPr>
+        <w:spacing w:after="0" w:line="240" w:lineRule="auto"/>
+        <w:rPr>
+          <w:rFonts w:asciiTheme="majorHAnsi" w:hAnsiTheme="majorHAnsi" w:cstheme="majorHAnsi"/>
+          <w:color w:val="auto"/>
+        </w:rPr>
+      </w:pPr>
+      <w:r>
+        <w:rPr>
+          <w:rFonts w:asciiTheme="majorHAnsi" w:hAnsiTheme="majorHAnsi" w:cstheme="majorHAnsi"/>
+          <w:color w:val="auto"/>
+        </w:rPr>
+        <w:t xml:space="preserve"> molecular execution mechanism;</w:t>
+      </w:r>
+    </w:p>
+    <w:p>
+      <w:pPr>
+        <w:spacing w:after="0" w:line="240" w:lineRule="auto"/>
+        <w:rPr>
+          <w:rFonts w:asciiTheme="majorHAnsi" w:hAnsiTheme="majorHAnsi" w:cstheme="majorHAnsi"/>
+          <w:color w:val="auto"/>
+        </w:rPr>
+      </w:pPr>
+      <w:r>
+        <w:rPr>
+          <w:rFonts w:asciiTheme="majorHAnsi" w:hAnsiTheme="majorHAnsi" w:cstheme="majorHAnsi"/>
+          <w:color w:val="auto"/>
+        </w:rPr>
+        <w:t xml:space="preserve"> irreversible loss of homeostasis;</w:t>
+      </w:r>
+    </w:p>
+    <w:p>
+      <w:pPr>
+        <w:spacing w:after="0" w:line="240" w:lineRule="auto"/>
+        <w:rPr>
+          <w:rFonts w:asciiTheme="majorHAnsi" w:hAnsiTheme="majorHAnsi" w:cstheme="majorHAnsi"/>
+          <w:color w:val="auto"/>
+        </w:rPr>
+      </w:pPr>
+      <w:r>
+        <w:rPr>
+          <w:rFonts w:asciiTheme="majorHAnsi" w:hAnsiTheme="majorHAnsi" w:cstheme="majorHAnsi"/>
+          <w:color w:val="auto"/>
+        </w:rPr>
+        <w:t xml:space="preserve"> morphological consequences;</w:t>
+      </w:r>
+    </w:p>
+    <w:p>
+      <w:pPr>
+        <w:spacing w:after="0" w:line="240" w:lineRule="auto"/>
+        <w:rPr>
+          <w:rFonts w:asciiTheme="majorHAnsi" w:hAnsiTheme="majorHAnsi" w:cstheme="majorHAnsi"/>
+          <w:color w:val="auto"/>
+        </w:rPr>
+      </w:pPr>
+      <w:r>
+        <w:rPr>
+          <w:rFonts w:asciiTheme="majorHAnsi" w:hAnsiTheme="majorHAnsi" w:cstheme="majorHAnsi"/>
+          <w:color w:val="auto"/>
+        </w:rPr>
+        <w:t xml:space="preserve"> biomarkers;</w:t>
+      </w:r>
+    </w:p>
+    <w:p>
+      <w:pPr>
+        <w:spacing w:after="0" w:line="240" w:lineRule="auto"/>
+        <w:rPr>
+          <w:rFonts w:asciiTheme="majorHAnsi" w:hAnsiTheme="majorHAnsi" w:cstheme="majorHAnsi"/>
+          <w:color w:val="auto"/>
+        </w:rPr>
+      </w:pPr>
+      <w:r>
+        <w:rPr>
+          <w:rFonts w:asciiTheme="majorHAnsi" w:hAnsiTheme="majorHAnsi" w:cstheme="majorHAnsi"/>
+          <w:color w:val="auto"/>
+        </w:rPr>
+        <w:t xml:space="preserve"> events occurring after commitment or death.</w:t>
+      </w:r>
+    </w:p>
+    <w:p>
+      <w:pPr>
+        <w:spacing w:after="0" w:line="240" w:lineRule="auto"/>
+        <w:rPr>
+          <w:rFonts w:asciiTheme="majorHAnsi" w:hAnsiTheme="majorHAnsi" w:cstheme="majorHAnsi"/>
+          <w:color w:val="auto"/>
+        </w:rPr>
+      </w:pPr>
+      <w:r>
+        <w:rPr>
+          <w:rFonts w:asciiTheme="majorHAnsi" w:hAnsiTheme="majorHAnsi" w:cstheme="majorHAnsi"/>
+          <w:color w:val="auto"/>
+        </w:rPr>
+        <w:t>Clarify whether the terminal event is membrane rupture, catastrophic lipid damage, proteolytic dismantling, energetic failure, osmotic collapse, organelle failure, or another mechanism.</w:t>
       </w:r>
     </w:p>
     <w:p>
@@ -12118,119 +12541,71 @@
           <w:b/>
           <w:color w:val="auto"/>
         </w:rPr>
-        <w:t>6. Commitment and reversibility</w:t>
-      </w:r>
-    </w:p>
-    <w:p>
-      <w:pPr>
-        <w:spacing w:after="0" w:line="240" w:lineRule="auto"/>
-        <w:rPr>
-          <w:rFonts w:asciiTheme="majorHAnsi" w:hAnsiTheme="majorHAnsi" w:cstheme="majorHAnsi"/>
-          <w:color w:val="auto"/>
-        </w:rPr>
-      </w:pPr>
-      <w:r>
-        <w:rPr>
-          <w:rFonts w:asciiTheme="majorHAnsi" w:hAnsiTheme="majorHAnsi" w:cstheme="majorHAnsi"/>
-          <w:color w:val="auto"/>
-        </w:rPr>
-        <w:t>Identify the known or proposed point of no return.</w:t>
-      </w:r>
-    </w:p>
-    <w:p>
-      <w:pPr>
-        <w:spacing w:after="0" w:line="240" w:lineRule="auto"/>
-        <w:rPr>
-          <w:rFonts w:asciiTheme="majorHAnsi" w:hAnsiTheme="majorHAnsi" w:cstheme="majorHAnsi"/>
-          <w:color w:val="auto"/>
-        </w:rPr>
-      </w:pPr>
-      <w:r>
-        <w:rPr>
-          <w:rFonts w:asciiTheme="majorHAnsi" w:hAnsiTheme="majorHAnsi" w:cstheme="majorHAnsi"/>
-          <w:color w:val="auto"/>
-        </w:rPr>
-        <w:t>Explain:</w:t>
-      </w:r>
-    </w:p>
-    <w:p>
-      <w:pPr>
-        <w:spacing w:after="0" w:line="240" w:lineRule="auto"/>
-        <w:rPr>
-          <w:rFonts w:asciiTheme="majorHAnsi" w:hAnsiTheme="majorHAnsi" w:cstheme="majorHAnsi"/>
-          <w:color w:val="auto"/>
-        </w:rPr>
-      </w:pPr>
-      <w:r>
-        <w:rPr>
-          <w:rFonts w:asciiTheme="majorHAnsi" w:hAnsiTheme="majorHAnsi" w:cstheme="majorHAnsi"/>
-          <w:color w:val="auto"/>
-        </w:rPr>
-        <w:t xml:space="preserve"> which stages represent reversible stress or pathway activation;</w:t>
-      </w:r>
-    </w:p>
-    <w:p>
-      <w:pPr>
-        <w:spacing w:after="0" w:line="240" w:lineRule="auto"/>
-        <w:rPr>
-          <w:rFonts w:asciiTheme="majorHAnsi" w:hAnsiTheme="majorHAnsi" w:cstheme="majorHAnsi"/>
-          <w:color w:val="auto"/>
-        </w:rPr>
-      </w:pPr>
-      <w:r>
-        <w:rPr>
-          <w:rFonts w:asciiTheme="majorHAnsi" w:hAnsiTheme="majorHAnsi" w:cstheme="majorHAnsi"/>
-          <w:color w:val="auto"/>
-        </w:rPr>
-        <w:t xml:space="preserve"> which events represent commitment to death;</w:t>
-      </w:r>
-    </w:p>
-    <w:p>
-      <w:pPr>
-        <w:spacing w:after="0" w:line="240" w:lineRule="auto"/>
-        <w:rPr>
-          <w:rFonts w:asciiTheme="majorHAnsi" w:hAnsiTheme="majorHAnsi" w:cstheme="majorHAnsi"/>
-          <w:color w:val="auto"/>
-        </w:rPr>
-      </w:pPr>
-      <w:r>
-        <w:rPr>
-          <w:rFonts w:asciiTheme="majorHAnsi" w:hAnsiTheme="majorHAnsi" w:cstheme="majorHAnsi"/>
-          <w:color w:val="auto"/>
-        </w:rPr>
-        <w:t xml:space="preserve"> evidence that cells can or cannot recover after these events;</w:t>
-      </w:r>
-    </w:p>
-    <w:p>
-      <w:pPr>
-        <w:spacing w:after="0" w:line="240" w:lineRule="auto"/>
-        <w:rPr>
-          <w:rFonts w:asciiTheme="majorHAnsi" w:hAnsiTheme="majorHAnsi" w:cstheme="majorHAnsi"/>
-          <w:color w:val="auto"/>
-        </w:rPr>
-      </w:pPr>
-      <w:r>
-        <w:rPr>
-          <w:rFonts w:asciiTheme="majorHAnsi" w:hAnsiTheme="majorHAnsi" w:cstheme="majorHAnsi"/>
-          <w:color w:val="auto"/>
-        </w:rPr>
-        <w:t xml:space="preserve"> genetic or pharmacological interventions that rescue cells before or after commitment.</w:t>
-      </w:r>
-    </w:p>
-    <w:p>
-      <w:pPr>
-        <w:spacing w:after="0" w:line="240" w:lineRule="auto"/>
-        <w:rPr>
-          <w:rFonts w:asciiTheme="majorHAnsi" w:hAnsiTheme="majorHAnsi" w:cstheme="majorHAnsi"/>
-          <w:color w:val="auto"/>
-        </w:rPr>
-      </w:pPr>
-      <w:r>
-        <w:rPr>
-          <w:rFonts w:asciiTheme="majorHAnsi" w:hAnsiTheme="majorHAnsi" w:cstheme="majorHAnsi"/>
-          <w:color w:val="auto"/>
-        </w:rPr>
-        <w:t>If no single commitment point is known, state this explicitly.</w:t>
+        <w:t>9. Morphological progression</w:t>
+      </w:r>
+    </w:p>
+    <w:p>
+      <w:pPr>
+        <w:spacing w:after="0" w:line="240" w:lineRule="auto"/>
+        <w:rPr>
+          <w:rFonts w:asciiTheme="majorHAnsi" w:hAnsiTheme="majorHAnsi" w:cstheme="majorHAnsi"/>
+          <w:color w:val="auto"/>
+        </w:rPr>
+      </w:pPr>
+      <w:r>
+        <w:rPr>
+          <w:rFonts w:asciiTheme="majorHAnsi" w:hAnsiTheme="majorHAnsi" w:cstheme="majorHAnsi"/>
+          <w:color w:val="auto"/>
+        </w:rPr>
+        <w:t>Describe morphology chronologically and connect each feature to its molecular cause:</w:t>
+      </w:r>
+    </w:p>
+    <w:p>
+      <w:pPr>
+        <w:spacing w:after="0" w:line="240" w:lineRule="auto"/>
+        <w:rPr>
+          <w:rFonts w:asciiTheme="majorHAnsi" w:hAnsiTheme="majorHAnsi" w:cstheme="majorHAnsi"/>
+          <w:color w:val="auto"/>
+        </w:rPr>
+      </w:pPr>
+      <w:r>
+        <w:rPr>
+          <w:rFonts w:asciiTheme="majorHAnsi" w:hAnsiTheme="majorHAnsi" w:cstheme="majorHAnsi"/>
+          <w:color w:val="auto"/>
+        </w:rPr>
+        <w:t>healthy cell → early response → commitment → execution → terminal morphology.</w:t>
+      </w:r>
+    </w:p>
+    <w:p>
+      <w:pPr>
+        <w:spacing w:after="0" w:line="240" w:lineRule="auto"/>
+        <w:rPr>
+          <w:rFonts w:asciiTheme="majorHAnsi" w:hAnsiTheme="majorHAnsi" w:cstheme="majorHAnsi"/>
+          <w:color w:val="auto"/>
+        </w:rPr>
+      </w:pPr>
+      <w:r>
+        <w:rPr>
+          <w:rFonts w:asciiTheme="majorHAnsi" w:hAnsiTheme="majorHAnsi" w:cstheme="majorHAnsi"/>
+          <w:color w:val="auto"/>
+        </w:rPr>
+        <w:t>Include relevant features such as swelling or shrinkage, membrane blebbing, chromatin condensation, nuclear fragmentation, vacuolization, mitochondrial or other organelle changes, apoptotic bodies, and membrane rupture.</w:t>
+      </w:r>
+    </w:p>
+    <w:p>
+      <w:pPr>
+        <w:spacing w:after="0" w:line="240" w:lineRule="auto"/>
+        <w:rPr>
+          <w:rFonts w:asciiTheme="majorHAnsi" w:hAnsiTheme="majorHAnsi" w:cstheme="majorHAnsi"/>
+          <w:color w:val="auto"/>
+        </w:rPr>
+      </w:pPr>
+      <w:r>
+        <w:rPr>
+          <w:rFonts w:asciiTheme="majorHAnsi" w:hAnsiTheme="majorHAnsi" w:cstheme="majorHAnsi"/>
+          <w:color w:val="auto"/>
+        </w:rPr>
+        <w:t>State which features are characteristic and which are shared with other death mechanisms.</w:t>
       </w:r>
     </w:p>
     <w:p>
@@ -12256,55 +12631,55 @@
           <w:b/>
           <w:color w:val="auto"/>
         </w:rPr>
-        <w:t>7. Execution phase</w:t>
-      </w:r>
-    </w:p>
-    <w:p>
-      <w:pPr>
-        <w:spacing w:after="0" w:line="240" w:lineRule="auto"/>
-        <w:rPr>
-          <w:rFonts w:asciiTheme="majorHAnsi" w:hAnsiTheme="majorHAnsi" w:cstheme="majorHAnsi"/>
-          <w:color w:val="auto"/>
-        </w:rPr>
-      </w:pPr>
-      <w:r>
-        <w:rPr>
-          <w:rFonts w:asciiTheme="majorHAnsi" w:hAnsiTheme="majorHAnsi" w:cstheme="majorHAnsi"/>
-          <w:color w:val="auto"/>
-        </w:rPr>
-        <w:t>Describe the execution phase in greatest mechanistic detail.</w:t>
-      </w:r>
-    </w:p>
-    <w:p>
-      <w:pPr>
-        <w:spacing w:after="0" w:line="240" w:lineRule="auto"/>
-        <w:rPr>
-          <w:rFonts w:asciiTheme="majorHAnsi" w:hAnsiTheme="majorHAnsi" w:cstheme="majorHAnsi"/>
-          <w:color w:val="auto"/>
-        </w:rPr>
-      </w:pPr>
-      <w:r>
-        <w:rPr>
-          <w:rFonts w:asciiTheme="majorHAnsi" w:hAnsiTheme="majorHAnsi" w:cstheme="majorHAnsi"/>
-          <w:color w:val="auto"/>
-        </w:rPr>
-        <w:t>Answer:</w:t>
-      </w:r>
-    </w:p>
-    <w:p>
-      <w:pPr>
-        <w:spacing w:after="0" w:line="240" w:lineRule="auto"/>
-        <w:rPr>
-          <w:rFonts w:asciiTheme="majorHAnsi" w:hAnsiTheme="majorHAnsi" w:cstheme="majorHAnsi"/>
-          <w:color w:val="auto"/>
-        </w:rPr>
-      </w:pPr>
-      <w:r>
-        <w:rPr>
-          <w:rFonts w:asciiTheme="majorHAnsi" w:hAnsiTheme="majorHAnsi" w:cstheme="majorHAnsi"/>
-          <w:color w:val="auto"/>
-        </w:rPr>
-        <w:t>What molecular process physically causes the cell to lose viability in [PATHWAY NAME]?</w:t>
+        <w:t>10. Canonical and alternative routes</w:t>
+      </w:r>
+    </w:p>
+    <w:p>
+      <w:pPr>
+        <w:spacing w:after="0" w:line="240" w:lineRule="auto"/>
+        <w:rPr>
+          <w:rFonts w:asciiTheme="majorHAnsi" w:hAnsiTheme="majorHAnsi" w:cstheme="majorHAnsi"/>
+          <w:color w:val="auto"/>
+        </w:rPr>
+      </w:pPr>
+      <w:r>
+        <w:rPr>
+          <w:rFonts w:asciiTheme="majorHAnsi" w:hAnsiTheme="majorHAnsi" w:cstheme="majorHAnsi"/>
+          <w:color w:val="auto"/>
+        </w:rPr>
+        <w:t>If more than one molecular route leads to [PATHWAY NAME], describe each separately using:</w:t>
+      </w:r>
+    </w:p>
+    <w:p>
+      <w:pPr>
+        <w:spacing w:after="0" w:line="240" w:lineRule="auto"/>
+        <w:rPr>
+          <w:rFonts w:asciiTheme="majorHAnsi" w:hAnsiTheme="majorHAnsi" w:cstheme="majorHAnsi"/>
+          <w:color w:val="auto"/>
+        </w:rPr>
+      </w:pPr>
+      <w:r>
+        <w:rPr>
+          <w:rFonts w:asciiTheme="majorHAnsi" w:hAnsiTheme="majorHAnsi" w:cstheme="majorHAnsi"/>
+          <w:color w:val="auto"/>
+        </w:rPr>
+        <w:t>trigger → sensor → signaling intermediates → molecular complex/reaction → executioner → terminal event.</w:t>
+      </w:r>
+    </w:p>
+    <w:p>
+      <w:pPr>
+        <w:spacing w:after="0" w:line="240" w:lineRule="auto"/>
+        <w:rPr>
+          <w:rFonts w:asciiTheme="majorHAnsi" w:hAnsiTheme="majorHAnsi" w:cstheme="majorHAnsi"/>
+          <w:color w:val="auto"/>
+        </w:rPr>
+      </w:pPr>
+      <w:r>
+        <w:rPr>
+          <w:rFonts w:asciiTheme="majorHAnsi" w:hAnsiTheme="majorHAnsi" w:cstheme="majorHAnsi"/>
+          <w:color w:val="auto"/>
+        </w:rPr>
+        <w:t>Explain where routes diverge and converge and whether they are cell-type-, stimulus-, or context-dependent.</w:t>
       </w:r>
     </w:p>
     <w:p>
@@ -12321,23 +12696,7 @@
           <w:color w:val="auto"/>
         </w:rPr>
         <w:lastRenderedPageBreak/>
-        <w:t>Explain sequentially all relevant events, such as plasma membrane permeabilization or rupture, pore formation, proteolysis, mitochondrial dysfunction, ATP depletion, metabolic collapse, lipid peroxidation, ROS accumulation, ion dysregulation, osmotic imbalance, lysosomal or ER damage, DNA/chromatin alterations, cytoskeletal collapse, and organelle failure.</w:t>
-      </w:r>
-    </w:p>
-    <w:p>
-      <w:pPr>
-        <w:spacing w:after="0" w:line="240" w:lineRule="auto"/>
-        <w:rPr>
-          <w:rFonts w:asciiTheme="majorHAnsi" w:hAnsiTheme="majorHAnsi" w:cstheme="majorHAnsi"/>
-          <w:color w:val="auto"/>
-        </w:rPr>
-      </w:pPr>
-      <w:r>
-        <w:rPr>
-          <w:rFonts w:asciiTheme="majorHAnsi" w:hAnsiTheme="majorHAnsi" w:cstheme="majorHAnsi"/>
-          <w:color w:val="auto"/>
-        </w:rPr>
-        <w:t>Include only processes supported for this mechanism and explain how one event causes the next.</w:t>
+        <w:t>Use "canonical" or "non-canonical" only when supported by the literature.</w:t>
       </w:r>
     </w:p>
     <w:p>
@@ -12363,151 +12722,71 @@
           <w:b/>
           <w:color w:val="auto"/>
         </w:rPr>
-        <w:t>8. Terminal cause of death</w:t>
-      </w:r>
-    </w:p>
-    <w:p>
-      <w:pPr>
-        <w:spacing w:after="0" w:line="240" w:lineRule="auto"/>
-        <w:rPr>
-          <w:rFonts w:asciiTheme="majorHAnsi" w:hAnsiTheme="majorHAnsi" w:cstheme="majorHAnsi"/>
-          <w:color w:val="auto"/>
-        </w:rPr>
-      </w:pPr>
-      <w:r>
-        <w:rPr>
-          <w:rFonts w:asciiTheme="majorHAnsi" w:hAnsiTheme="majorHAnsi" w:cstheme="majorHAnsi"/>
-          <w:color w:val="auto"/>
-        </w:rPr>
-        <w:t>Explicitly identify the proximate cause of cellular death.</w:t>
-      </w:r>
-    </w:p>
-    <w:p>
-      <w:pPr>
-        <w:spacing w:after="0" w:line="240" w:lineRule="auto"/>
-        <w:rPr>
-          <w:rFonts w:asciiTheme="majorHAnsi" w:hAnsiTheme="majorHAnsi" w:cstheme="majorHAnsi"/>
-          <w:color w:val="auto"/>
-        </w:rPr>
-      </w:pPr>
-      <w:r>
-        <w:rPr>
-          <w:rFonts w:asciiTheme="majorHAnsi" w:hAnsiTheme="majorHAnsi" w:cstheme="majorHAnsi"/>
-          <w:color w:val="auto"/>
-        </w:rPr>
-        <w:t>Explain what ultimately makes recovery impossible.</w:t>
-      </w:r>
-    </w:p>
-    <w:p>
-      <w:pPr>
-        <w:spacing w:after="0" w:line="240" w:lineRule="auto"/>
-        <w:rPr>
-          <w:rFonts w:asciiTheme="majorHAnsi" w:hAnsiTheme="majorHAnsi" w:cstheme="majorHAnsi"/>
-          <w:color w:val="auto"/>
-        </w:rPr>
-      </w:pPr>
-      <w:r>
-        <w:rPr>
-          <w:rFonts w:asciiTheme="majorHAnsi" w:hAnsiTheme="majorHAnsi" w:cstheme="majorHAnsi"/>
-          <w:color w:val="auto"/>
-        </w:rPr>
-        <w:t>Distinguish:</w:t>
-      </w:r>
-    </w:p>
-    <w:p>
-      <w:pPr>
-        <w:spacing w:after="0" w:line="240" w:lineRule="auto"/>
-        <w:rPr>
-          <w:rFonts w:asciiTheme="majorHAnsi" w:hAnsiTheme="majorHAnsi" w:cstheme="majorHAnsi"/>
-          <w:color w:val="auto"/>
-        </w:rPr>
-      </w:pPr>
-      <w:r>
-        <w:rPr>
-          <w:rFonts w:asciiTheme="majorHAnsi" w:hAnsiTheme="majorHAnsi" w:cstheme="majorHAnsi"/>
-          <w:color w:val="auto"/>
-        </w:rPr>
-        <w:t xml:space="preserve"> molecular execution mechanism;</w:t>
-      </w:r>
-    </w:p>
-    <w:p>
-      <w:pPr>
-        <w:spacing w:after="0" w:line="240" w:lineRule="auto"/>
-        <w:rPr>
-          <w:rFonts w:asciiTheme="majorHAnsi" w:hAnsiTheme="majorHAnsi" w:cstheme="majorHAnsi"/>
-          <w:color w:val="auto"/>
-        </w:rPr>
-      </w:pPr>
-      <w:r>
-        <w:rPr>
-          <w:rFonts w:asciiTheme="majorHAnsi" w:hAnsiTheme="majorHAnsi" w:cstheme="majorHAnsi"/>
-          <w:color w:val="auto"/>
-        </w:rPr>
-        <w:t xml:space="preserve"> irreversible loss of homeostasis;</w:t>
-      </w:r>
-    </w:p>
-    <w:p>
-      <w:pPr>
-        <w:spacing w:after="0" w:line="240" w:lineRule="auto"/>
-        <w:rPr>
-          <w:rFonts w:asciiTheme="majorHAnsi" w:hAnsiTheme="majorHAnsi" w:cstheme="majorHAnsi"/>
-          <w:color w:val="auto"/>
-        </w:rPr>
-      </w:pPr>
-      <w:r>
-        <w:rPr>
-          <w:rFonts w:asciiTheme="majorHAnsi" w:hAnsiTheme="majorHAnsi" w:cstheme="majorHAnsi"/>
-          <w:color w:val="auto"/>
-        </w:rPr>
-        <w:t xml:space="preserve"> morphological consequences;</w:t>
-      </w:r>
-    </w:p>
-    <w:p>
-      <w:pPr>
-        <w:spacing w:after="0" w:line="240" w:lineRule="auto"/>
-        <w:rPr>
-          <w:rFonts w:asciiTheme="majorHAnsi" w:hAnsiTheme="majorHAnsi" w:cstheme="majorHAnsi"/>
-          <w:color w:val="auto"/>
-        </w:rPr>
-      </w:pPr>
-      <w:r>
-        <w:rPr>
-          <w:rFonts w:asciiTheme="majorHAnsi" w:hAnsiTheme="majorHAnsi" w:cstheme="majorHAnsi"/>
-          <w:color w:val="auto"/>
-        </w:rPr>
-        <w:t xml:space="preserve"> biomarkers;</w:t>
-      </w:r>
-    </w:p>
-    <w:p>
-      <w:pPr>
-        <w:spacing w:after="0" w:line="240" w:lineRule="auto"/>
-        <w:rPr>
-          <w:rFonts w:asciiTheme="majorHAnsi" w:hAnsiTheme="majorHAnsi" w:cstheme="majorHAnsi"/>
-          <w:color w:val="auto"/>
-        </w:rPr>
-      </w:pPr>
-      <w:r>
-        <w:rPr>
-          <w:rFonts w:asciiTheme="majorHAnsi" w:hAnsiTheme="majorHAnsi" w:cstheme="majorHAnsi"/>
-          <w:color w:val="auto"/>
-        </w:rPr>
-        <w:t xml:space="preserve"> events occurring after commitment or death.</w:t>
-      </w:r>
-    </w:p>
-    <w:p>
-      <w:pPr>
-        <w:spacing w:after="0" w:line="240" w:lineRule="auto"/>
-        <w:rPr>
-          <w:rFonts w:asciiTheme="majorHAnsi" w:hAnsiTheme="majorHAnsi" w:cstheme="majorHAnsi"/>
-          <w:color w:val="auto"/>
-        </w:rPr>
-      </w:pPr>
-      <w:r>
-        <w:rPr>
-          <w:rFonts w:asciiTheme="majorHAnsi" w:hAnsiTheme="majorHAnsi" w:cstheme="majorHAnsi"/>
-          <w:color w:val="auto"/>
-        </w:rPr>
-        <w:t>Clarify whether the terminal event is membrane rupture, catastrophic lipid damage, proteolytic dismantling, energetic failure, osmotic collapse, organelle failure, or another mechanism.</w:t>
+        <w:t>11. Crosstalk with other regulated cell death mechanisms</w:t>
+      </w:r>
+    </w:p>
+    <w:p>
+      <w:pPr>
+        <w:spacing w:after="0" w:line="240" w:lineRule="auto"/>
+        <w:rPr>
+          <w:rFonts w:asciiTheme="majorHAnsi" w:hAnsiTheme="majorHAnsi" w:cstheme="majorHAnsi"/>
+          <w:color w:val="auto"/>
+        </w:rPr>
+      </w:pPr>
+      <w:r>
+        <w:rPr>
+          <w:rFonts w:asciiTheme="majorHAnsi" w:hAnsiTheme="majorHAnsi" w:cstheme="majorHAnsi"/>
+          <w:color w:val="auto"/>
+        </w:rPr>
+        <w:t>Describe experimentally demonstrated crosstalk with other death modalities.</w:t>
+      </w:r>
+    </w:p>
+    <w:p>
+      <w:pPr>
+        <w:spacing w:after="0" w:line="240" w:lineRule="auto"/>
+        <w:rPr>
+          <w:rFonts w:asciiTheme="majorHAnsi" w:hAnsiTheme="majorHAnsi" w:cstheme="majorHAnsi"/>
+          <w:color w:val="auto"/>
+        </w:rPr>
+      </w:pPr>
+      <w:r>
+        <w:rPr>
+          <w:rFonts w:asciiTheme="majorHAnsi" w:hAnsiTheme="majorHAnsi" w:cstheme="majorHAnsi"/>
+          <w:color w:val="auto"/>
+        </w:rPr>
+        <w:t>Focus on shared signaling proteins, enzymes, metabolites, organelles, stress responses, or execution machinery.</w:t>
+      </w:r>
+    </w:p>
+    <w:p>
+      <w:pPr>
+        <w:spacing w:after="0" w:line="240" w:lineRule="auto"/>
+        <w:rPr>
+          <w:rFonts w:asciiTheme="majorHAnsi" w:hAnsiTheme="majorHAnsi" w:cstheme="majorHAnsi"/>
+          <w:color w:val="auto"/>
+        </w:rPr>
+      </w:pPr>
+      <w:r>
+        <w:rPr>
+          <w:rFonts w:asciiTheme="majorHAnsi" w:hAnsiTheme="majorHAnsi" w:cstheme="majorHAnsi"/>
+          <w:color w:val="auto"/>
+        </w:rPr>
+        <w:t>For each connection, specify whether it represents pathway switching, shared upstream signaling, shared execution machinery, reciprocal inhibition, or simultaneous activation.</w:t>
+      </w:r>
+    </w:p>
+    <w:p>
+      <w:pPr>
+        <w:spacing w:after="0" w:line="240" w:lineRule="auto"/>
+        <w:rPr>
+          <w:rFonts w:asciiTheme="majorHAnsi" w:hAnsiTheme="majorHAnsi" w:cstheme="majorHAnsi"/>
+          <w:color w:val="auto"/>
+        </w:rPr>
+      </w:pPr>
+      <w:r>
+        <w:rPr>
+          <w:rFonts w:asciiTheme="majorHAnsi" w:hAnsiTheme="majorHAnsi" w:cstheme="majorHAnsi"/>
+          <w:color w:val="auto"/>
+        </w:rPr>
+        <w:t>Do not treat correlation or co-occurrence as mechanistic crosstalk.</w:t>
       </w:r>
     </w:p>
     <w:p>
@@ -12533,71 +12812,215 @@
           <w:b/>
           <w:color w:val="auto"/>
         </w:rPr>
-        <w:t>9. Morphological progression</w:t>
-      </w:r>
-    </w:p>
-    <w:p>
-      <w:pPr>
-        <w:spacing w:after="0" w:line="240" w:lineRule="auto"/>
-        <w:rPr>
-          <w:rFonts w:asciiTheme="majorHAnsi" w:hAnsiTheme="majorHAnsi" w:cstheme="majorHAnsi"/>
-          <w:color w:val="auto"/>
-        </w:rPr>
-      </w:pPr>
-      <w:r>
-        <w:rPr>
-          <w:rFonts w:asciiTheme="majorHAnsi" w:hAnsiTheme="majorHAnsi" w:cstheme="majorHAnsi"/>
-          <w:color w:val="auto"/>
-        </w:rPr>
-        <w:t>Describe morphology chronologically and connect each feature to its molecular cause:</w:t>
-      </w:r>
-    </w:p>
-    <w:p>
-      <w:pPr>
-        <w:spacing w:after="0" w:line="240" w:lineRule="auto"/>
-        <w:rPr>
-          <w:rFonts w:asciiTheme="majorHAnsi" w:hAnsiTheme="majorHAnsi" w:cstheme="majorHAnsi"/>
-          <w:color w:val="auto"/>
-        </w:rPr>
-      </w:pPr>
-      <w:r>
-        <w:rPr>
-          <w:rFonts w:asciiTheme="majorHAnsi" w:hAnsiTheme="majorHAnsi" w:cstheme="majorHAnsi"/>
-          <w:color w:val="auto"/>
-        </w:rPr>
-        <w:t>healthy cell → early response → commitment → execution → terminal morphology.</w:t>
-      </w:r>
-    </w:p>
-    <w:p>
-      <w:pPr>
-        <w:spacing w:after="0" w:line="240" w:lineRule="auto"/>
-        <w:rPr>
-          <w:rFonts w:asciiTheme="majorHAnsi" w:hAnsiTheme="majorHAnsi" w:cstheme="majorHAnsi"/>
-          <w:color w:val="auto"/>
-        </w:rPr>
-      </w:pPr>
-      <w:r>
-        <w:rPr>
-          <w:rFonts w:asciiTheme="majorHAnsi" w:hAnsiTheme="majorHAnsi" w:cstheme="majorHAnsi"/>
-          <w:color w:val="auto"/>
-        </w:rPr>
-        <w:t>Include relevant features such as swelling or shrinkage, membrane blebbing, chromatin condensation, nuclear fragmentation, vacuolization, mitochondrial or other organelle changes, apoptotic bodies, and membrane rupture.</w:t>
-      </w:r>
-    </w:p>
-    <w:p>
-      <w:pPr>
-        <w:spacing w:after="0" w:line="240" w:lineRule="auto"/>
-        <w:rPr>
-          <w:rFonts w:asciiTheme="majorHAnsi" w:hAnsiTheme="majorHAnsi" w:cstheme="majorHAnsi"/>
-          <w:color w:val="auto"/>
-        </w:rPr>
-      </w:pPr>
-      <w:r>
-        <w:rPr>
-          <w:rFonts w:asciiTheme="majorHAnsi" w:hAnsiTheme="majorHAnsi" w:cstheme="majorHAnsi"/>
-          <w:color w:val="auto"/>
-        </w:rPr>
-        <w:t>State which features are characteristic and which are shared with other death mechanisms.</w:t>
+        <w:t>12. Experimental evidence</w:t>
+      </w:r>
+    </w:p>
+    <w:p>
+      <w:pPr>
+        <w:spacing w:after="0" w:line="240" w:lineRule="auto"/>
+        <w:rPr>
+          <w:rFonts w:asciiTheme="majorHAnsi" w:hAnsiTheme="majorHAnsi" w:cstheme="majorHAnsi"/>
+          <w:color w:val="auto"/>
+        </w:rPr>
+      </w:pPr>
+      <w:r>
+        <w:rPr>
+          <w:rFonts w:asciiTheme="majorHAnsi" w:hAnsiTheme="majorHAnsi" w:cstheme="majorHAnsi"/>
+          <w:color w:val="auto"/>
+        </w:rPr>
+        <w:t>Explain how researchers demonstrate that death occurs specifically through [PATHWAY NAME].</w:t>
+      </w:r>
+    </w:p>
+    <w:p>
+      <w:pPr>
+        <w:spacing w:after="0" w:line="240" w:lineRule="auto"/>
+        <w:rPr>
+          <w:rFonts w:asciiTheme="majorHAnsi" w:hAnsiTheme="majorHAnsi" w:cstheme="majorHAnsi"/>
+          <w:color w:val="auto"/>
+        </w:rPr>
+      </w:pPr>
+      <w:r>
+        <w:rPr>
+          <w:rFonts w:asciiTheme="majorHAnsi" w:hAnsiTheme="majorHAnsi" w:cstheme="majorHAnsi"/>
+          <w:color w:val="auto"/>
+        </w:rPr>
+        <w:t>Discuss the strongest relevant approaches, including:</w:t>
+      </w:r>
+    </w:p>
+    <w:p>
+      <w:pPr>
+        <w:spacing w:after="0" w:line="240" w:lineRule="auto"/>
+        <w:rPr>
+          <w:rFonts w:asciiTheme="majorHAnsi" w:hAnsiTheme="majorHAnsi" w:cstheme="majorHAnsi"/>
+          <w:color w:val="auto"/>
+        </w:rPr>
+      </w:pPr>
+      <w:r>
+        <w:rPr>
+          <w:rFonts w:asciiTheme="majorHAnsi" w:hAnsiTheme="majorHAnsi" w:cstheme="majorHAnsi"/>
+          <w:color w:val="auto"/>
+        </w:rPr>
+        <w:t xml:space="preserve"> genetic knockout/knockdown;</w:t>
+      </w:r>
+    </w:p>
+    <w:p>
+      <w:pPr>
+        <w:spacing w:after="0" w:line="240" w:lineRule="auto"/>
+        <w:rPr>
+          <w:rFonts w:asciiTheme="majorHAnsi" w:hAnsiTheme="majorHAnsi" w:cstheme="majorHAnsi"/>
+          <w:color w:val="auto"/>
+        </w:rPr>
+      </w:pPr>
+      <w:r>
+        <w:rPr>
+          <w:rFonts w:asciiTheme="majorHAnsi" w:hAnsiTheme="majorHAnsi" w:cstheme="majorHAnsi"/>
+          <w:color w:val="auto"/>
+        </w:rPr>
+        <w:t xml:space="preserve"> gain-of-function;</w:t>
+      </w:r>
+    </w:p>
+    <w:p>
+      <w:pPr>
+        <w:spacing w:after="0" w:line="240" w:lineRule="auto"/>
+        <w:rPr>
+          <w:rFonts w:asciiTheme="majorHAnsi" w:hAnsiTheme="majorHAnsi" w:cstheme="majorHAnsi"/>
+          <w:color w:val="auto"/>
+        </w:rPr>
+      </w:pPr>
+      <w:r>
+        <w:rPr>
+          <w:rFonts w:asciiTheme="majorHAnsi" w:hAnsiTheme="majorHAnsi" w:cstheme="majorHAnsi"/>
+          <w:color w:val="auto"/>
+        </w:rPr>
+        <w:t xml:space="preserve"> pathway-specific inhibitors;</w:t>
+      </w:r>
+    </w:p>
+    <w:p>
+      <w:pPr>
+        <w:spacing w:after="0" w:line="240" w:lineRule="auto"/>
+        <w:rPr>
+          <w:rFonts w:asciiTheme="majorHAnsi" w:hAnsiTheme="majorHAnsi" w:cstheme="majorHAnsi"/>
+          <w:color w:val="auto"/>
+        </w:rPr>
+      </w:pPr>
+      <w:r>
+        <w:rPr>
+          <w:rFonts w:asciiTheme="majorHAnsi" w:hAnsiTheme="majorHAnsi" w:cstheme="majorHAnsi"/>
+          <w:color w:val="auto"/>
+        </w:rPr>
+        <w:t xml:space="preserve"> rescue experiments;</w:t>
+      </w:r>
+    </w:p>
+    <w:p>
+      <w:pPr>
+        <w:spacing w:after="0" w:line="240" w:lineRule="auto"/>
+        <w:rPr>
+          <w:rFonts w:asciiTheme="majorHAnsi" w:hAnsiTheme="majorHAnsi" w:cstheme="majorHAnsi"/>
+          <w:color w:val="auto"/>
+        </w:rPr>
+      </w:pPr>
+      <w:r>
+        <w:rPr>
+          <w:rFonts w:asciiTheme="majorHAnsi" w:hAnsiTheme="majorHAnsi" w:cstheme="majorHAnsi"/>
+          <w:color w:val="auto"/>
+        </w:rPr>
+        <w:t xml:space="preserve"> biochemical assays;</w:t>
+      </w:r>
+    </w:p>
+    <w:p>
+      <w:pPr>
+        <w:spacing w:after="0" w:line="240" w:lineRule="auto"/>
+        <w:rPr>
+          <w:rFonts w:asciiTheme="majorHAnsi" w:hAnsiTheme="majorHAnsi" w:cstheme="majorHAnsi"/>
+          <w:color w:val="auto"/>
+        </w:rPr>
+      </w:pPr>
+      <w:r>
+        <w:rPr>
+          <w:rFonts w:asciiTheme="majorHAnsi" w:hAnsiTheme="majorHAnsi" w:cstheme="majorHAnsi"/>
+          <w:color w:val="auto"/>
+        </w:rPr>
+        <w:t xml:space="preserve"> microscopy;</w:t>
+      </w:r>
+    </w:p>
+    <w:p>
+      <w:pPr>
+        <w:spacing w:after="0" w:line="240" w:lineRule="auto"/>
+        <w:rPr>
+          <w:rFonts w:asciiTheme="majorHAnsi" w:hAnsiTheme="majorHAnsi" w:cstheme="majorHAnsi"/>
+          <w:color w:val="auto"/>
+        </w:rPr>
+      </w:pPr>
+      <w:r>
+        <w:rPr>
+          <w:rFonts w:asciiTheme="majorHAnsi" w:hAnsiTheme="majorHAnsi" w:cstheme="majorHAnsi"/>
+          <w:color w:val="auto"/>
+        </w:rPr>
+        <w:t xml:space="preserve"> membrane integrity assays;</w:t>
+      </w:r>
+    </w:p>
+    <w:p>
+      <w:pPr>
+        <w:spacing w:after="0" w:line="240" w:lineRule="auto"/>
+        <w:rPr>
+          <w:rFonts w:asciiTheme="majorHAnsi" w:hAnsiTheme="majorHAnsi" w:cstheme="majorHAnsi"/>
+          <w:color w:val="auto"/>
+        </w:rPr>
+      </w:pPr>
+      <w:r>
+        <w:rPr>
+          <w:rFonts w:asciiTheme="majorHAnsi" w:hAnsiTheme="majorHAnsi" w:cstheme="majorHAnsi"/>
+          <w:color w:val="auto"/>
+        </w:rPr>
+        <w:t xml:space="preserve"> organelle-specific assays;</w:t>
+      </w:r>
+    </w:p>
+    <w:p>
+      <w:pPr>
+        <w:spacing w:after="0" w:line="240" w:lineRule="auto"/>
+        <w:rPr>
+          <w:rFonts w:asciiTheme="majorHAnsi" w:hAnsiTheme="majorHAnsi" w:cstheme="majorHAnsi"/>
+          <w:color w:val="auto"/>
+        </w:rPr>
+      </w:pPr>
+      <w:r>
+        <w:rPr>
+          <w:rFonts w:asciiTheme="majorHAnsi" w:hAnsiTheme="majorHAnsi" w:cstheme="majorHAnsi"/>
+          <w:color w:val="auto"/>
+        </w:rPr>
+        <w:t xml:space="preserve"> metabolomics, lipidomics, or proteomics when relevant.</w:t>
+      </w:r>
+    </w:p>
+    <w:p>
+      <w:pPr>
+        <w:spacing w:after="0" w:line="240" w:lineRule="auto"/>
+        <w:rPr>
+          <w:rFonts w:asciiTheme="majorHAnsi" w:hAnsiTheme="majorHAnsi" w:cstheme="majorHAnsi"/>
+          <w:color w:val="auto"/>
+        </w:rPr>
+      </w:pPr>
+      <w:r>
+        <w:rPr>
+          <w:rFonts w:asciiTheme="majorHAnsi" w:hAnsiTheme="majorHAnsi" w:cstheme="majorHAnsi"/>
+          <w:color w:val="auto"/>
+        </w:rPr>
+        <w:t>Explain which experiments distinguish this pathway from alternative death mechanisms.</w:t>
+      </w:r>
+    </w:p>
+    <w:p>
+      <w:pPr>
+        <w:spacing w:after="0" w:line="240" w:lineRule="auto"/>
+        <w:rPr>
+          <w:rFonts w:asciiTheme="majorHAnsi" w:hAnsiTheme="majorHAnsi" w:cstheme="majorHAnsi"/>
+          <w:color w:val="auto"/>
+        </w:rPr>
+      </w:pPr>
+      <w:r>
+        <w:rPr>
+          <w:rFonts w:asciiTheme="majorHAnsi" w:hAnsiTheme="majorHAnsi" w:cstheme="majorHAnsi"/>
+          <w:color w:val="auto"/>
+        </w:rPr>
+        <w:t>Separate causal evidence from biomarkers and morphology.</w:t>
       </w:r>
     </w:p>
     <w:p>
@@ -12623,71 +13046,151 @@
           <w:b/>
           <w:color w:val="auto"/>
         </w:rPr>
-        <w:t>10. Canonical and alternative routes</w:t>
-      </w:r>
-    </w:p>
-    <w:p>
-      <w:pPr>
-        <w:spacing w:after="0" w:line="240" w:lineRule="auto"/>
-        <w:rPr>
-          <w:rFonts w:asciiTheme="majorHAnsi" w:hAnsiTheme="majorHAnsi" w:cstheme="majorHAnsi"/>
-          <w:color w:val="auto"/>
-        </w:rPr>
-      </w:pPr>
-      <w:r>
-        <w:rPr>
-          <w:rFonts w:asciiTheme="majorHAnsi" w:hAnsiTheme="majorHAnsi" w:cstheme="majorHAnsi"/>
-          <w:color w:val="auto"/>
-        </w:rPr>
-        <w:t>If more than one molecular route leads to [PATHWAY NAME], describe each separately using:</w:t>
-      </w:r>
-    </w:p>
-    <w:p>
-      <w:pPr>
-        <w:spacing w:after="0" w:line="240" w:lineRule="auto"/>
-        <w:rPr>
-          <w:rFonts w:asciiTheme="majorHAnsi" w:hAnsiTheme="majorHAnsi" w:cstheme="majorHAnsi"/>
-          <w:color w:val="auto"/>
-        </w:rPr>
-      </w:pPr>
-      <w:r>
-        <w:rPr>
-          <w:rFonts w:asciiTheme="majorHAnsi" w:hAnsiTheme="majorHAnsi" w:cstheme="majorHAnsi"/>
-          <w:color w:val="auto"/>
-        </w:rPr>
-        <w:t>trigger → sensor → signaling intermediates → molecular complex/reaction → executioner → terminal event.</w:t>
-      </w:r>
-    </w:p>
-    <w:p>
-      <w:pPr>
-        <w:spacing w:after="0" w:line="240" w:lineRule="auto"/>
-        <w:rPr>
-          <w:rFonts w:asciiTheme="majorHAnsi" w:hAnsiTheme="majorHAnsi" w:cstheme="majorHAnsi"/>
-          <w:color w:val="auto"/>
-        </w:rPr>
-      </w:pPr>
-      <w:r>
-        <w:rPr>
-          <w:rFonts w:asciiTheme="majorHAnsi" w:hAnsiTheme="majorHAnsi" w:cstheme="majorHAnsi"/>
-          <w:color w:val="auto"/>
-        </w:rPr>
-        <w:t>Explain where routes diverge and converge and whether they are cell-type-, stimulus-, or context-dependent.</w:t>
-      </w:r>
-    </w:p>
-    <w:p>
-      <w:pPr>
-        <w:spacing w:after="0" w:line="240" w:lineRule="auto"/>
-        <w:rPr>
-          <w:rFonts w:asciiTheme="majorHAnsi" w:hAnsiTheme="majorHAnsi" w:cstheme="majorHAnsi"/>
-          <w:color w:val="auto"/>
-        </w:rPr>
-      </w:pPr>
-      <w:r>
-        <w:rPr>
-          <w:rFonts w:asciiTheme="majorHAnsi" w:hAnsiTheme="majorHAnsi" w:cstheme="majorHAnsi"/>
-          <w:color w:val="auto"/>
-        </w:rPr>
-        <w:t>Use "canonical" or "non-canonical" only when supported by the literature.</w:t>
+        <w:t>13. Molecular hierarchy</w:t>
+      </w:r>
+    </w:p>
+    <w:p>
+      <w:pPr>
+        <w:spacing w:after="0" w:line="240" w:lineRule="auto"/>
+        <w:rPr>
+          <w:rFonts w:asciiTheme="majorHAnsi" w:hAnsiTheme="majorHAnsi" w:cstheme="majorHAnsi"/>
+          <w:color w:val="auto"/>
+        </w:rPr>
+      </w:pPr>
+      <w:r>
+        <w:rPr>
+          <w:rFonts w:asciiTheme="majorHAnsi" w:hAnsiTheme="majorHAnsi" w:cstheme="majorHAnsi"/>
+          <w:color w:val="auto"/>
+        </w:rPr>
+        <w:t>Classify the principal molecules as:</w:t>
+      </w:r>
+    </w:p>
+    <w:p>
+      <w:pPr>
+        <w:spacing w:after="0" w:line="240" w:lineRule="auto"/>
+        <w:rPr>
+          <w:rFonts w:asciiTheme="majorHAnsi" w:hAnsiTheme="majorHAnsi" w:cstheme="majorHAnsi"/>
+          <w:color w:val="auto"/>
+        </w:rPr>
+      </w:pPr>
+      <w:r>
+        <w:rPr>
+          <w:rFonts w:asciiTheme="majorHAnsi" w:hAnsiTheme="majorHAnsi" w:cstheme="majorHAnsi"/>
+          <w:color w:val="auto"/>
+        </w:rPr>
+        <w:t>1. Initiators/sensors – detect the stimulus.</w:t>
+      </w:r>
+    </w:p>
+    <w:p>
+      <w:pPr>
+        <w:spacing w:after="0" w:line="240" w:lineRule="auto"/>
+        <w:rPr>
+          <w:rFonts w:asciiTheme="majorHAnsi" w:hAnsiTheme="majorHAnsi" w:cstheme="majorHAnsi"/>
+          <w:color w:val="auto"/>
+        </w:rPr>
+      </w:pPr>
+      <w:r>
+        <w:rPr>
+          <w:rFonts w:asciiTheme="majorHAnsi" w:hAnsiTheme="majorHAnsi" w:cstheme="majorHAnsi"/>
+          <w:color w:val="auto"/>
+        </w:rPr>
+        <w:t>2. Signal transducers – propagate signaling.</w:t>
+      </w:r>
+    </w:p>
+    <w:p>
+      <w:pPr>
+        <w:spacing w:after="0" w:line="240" w:lineRule="auto"/>
+        <w:rPr>
+          <w:rFonts w:asciiTheme="majorHAnsi" w:hAnsiTheme="majorHAnsi" w:cstheme="majorHAnsi"/>
+          <w:color w:val="auto"/>
+        </w:rPr>
+      </w:pPr>
+      <w:r>
+        <w:rPr>
+          <w:rFonts w:asciiTheme="majorHAnsi" w:hAnsiTheme="majorHAnsi" w:cstheme="majorHAnsi"/>
+          <w:color w:val="auto"/>
+        </w:rPr>
+        <w:t>3. Core machinery – required molecular components.</w:t>
+      </w:r>
+    </w:p>
+    <w:p>
+      <w:pPr>
+        <w:spacing w:after="0" w:line="240" w:lineRule="auto"/>
+        <w:rPr>
+          <w:rFonts w:asciiTheme="majorHAnsi" w:hAnsiTheme="majorHAnsi" w:cstheme="majorHAnsi"/>
+          <w:color w:val="auto"/>
+        </w:rPr>
+      </w:pPr>
+      <w:r>
+        <w:rPr>
+          <w:rFonts w:asciiTheme="majorHAnsi" w:hAnsiTheme="majorHAnsi" w:cstheme="majorHAnsi"/>
+          <w:color w:val="auto"/>
+        </w:rPr>
+        <w:t>4. Executioners – directly produce lethal damage.</w:t>
+      </w:r>
+    </w:p>
+    <w:p>
+      <w:pPr>
+        <w:spacing w:after="0" w:line="240" w:lineRule="auto"/>
+        <w:rPr>
+          <w:rFonts w:asciiTheme="majorHAnsi" w:hAnsiTheme="majorHAnsi" w:cstheme="majorHAnsi"/>
+          <w:color w:val="auto"/>
+        </w:rPr>
+      </w:pPr>
+      <w:r>
+        <w:rPr>
+          <w:rFonts w:asciiTheme="majorHAnsi" w:hAnsiTheme="majorHAnsi" w:cstheme="majorHAnsi"/>
+          <w:color w:val="auto"/>
+        </w:rPr>
+        <w:t>5. Negative regulators/protective factors – suppress the pathway.</w:t>
+      </w:r>
+    </w:p>
+    <w:p>
+      <w:pPr>
+        <w:spacing w:after="0" w:line="240" w:lineRule="auto"/>
+        <w:rPr>
+          <w:rFonts w:asciiTheme="majorHAnsi" w:hAnsiTheme="majorHAnsi" w:cstheme="majorHAnsi"/>
+          <w:color w:val="auto"/>
+        </w:rPr>
+      </w:pPr>
+      <w:r>
+        <w:rPr>
+          <w:rFonts w:asciiTheme="majorHAnsi" w:hAnsiTheme="majorHAnsi" w:cstheme="majorHAnsi"/>
+          <w:color w:val="auto"/>
+        </w:rPr>
+        <w:t>6. Biomarkers – indicate activation but may not be causal.</w:t>
+      </w:r>
+    </w:p>
+    <w:p>
+      <w:pPr>
+        <w:spacing w:after="0" w:line="240" w:lineRule="auto"/>
+        <w:rPr>
+          <w:rFonts w:asciiTheme="majorHAnsi" w:hAnsiTheme="majorHAnsi" w:cstheme="majorHAnsi"/>
+          <w:color w:val="auto"/>
+        </w:rPr>
+      </w:pPr>
+      <w:r>
+        <w:rPr>
+          <w:rFonts w:asciiTheme="majorHAnsi" w:hAnsiTheme="majorHAnsi" w:cstheme="majorHAnsi"/>
+          <w:color w:val="auto"/>
+        </w:rPr>
+        <w:t>7. Context-dependent regulators – important only in specific systems.</w:t>
+      </w:r>
+    </w:p>
+    <w:p>
+      <w:pPr>
+        <w:spacing w:after="0" w:line="240" w:lineRule="auto"/>
+        <w:rPr>
+          <w:rFonts w:asciiTheme="majorHAnsi" w:hAnsiTheme="majorHAnsi" w:cstheme="majorHAnsi"/>
+          <w:color w:val="auto"/>
+        </w:rPr>
+      </w:pPr>
+      <w:r>
+        <w:rPr>
+          <w:rFonts w:asciiTheme="majorHAnsi" w:hAnsiTheme="majorHAnsi" w:cstheme="majorHAnsi"/>
+          <w:color w:val="auto"/>
+        </w:rPr>
+        <w:t>For every core molecule, state its precise mechanistic role.</w:t>
       </w:r>
     </w:p>
     <w:p>
@@ -12713,55 +13216,119 @@
           <w:b/>
           <w:color w:val="auto"/>
         </w:rPr>
-        <w:t>11. Crosstalk with other regulated cell death mechanisms</w:t>
-      </w:r>
-    </w:p>
-    <w:p>
-      <w:pPr>
-        <w:spacing w:after="0" w:line="240" w:lineRule="auto"/>
-        <w:rPr>
-          <w:rFonts w:asciiTheme="majorHAnsi" w:hAnsiTheme="majorHAnsi" w:cstheme="majorHAnsi"/>
-          <w:color w:val="auto"/>
-        </w:rPr>
-      </w:pPr>
-      <w:r>
-        <w:rPr>
-          <w:rFonts w:asciiTheme="majorHAnsi" w:hAnsiTheme="majorHAnsi" w:cstheme="majorHAnsi"/>
-          <w:color w:val="auto"/>
-        </w:rPr>
-        <w:t>Describe experimentally demonstrated crosstalk with other death modalities.</w:t>
-      </w:r>
-    </w:p>
-    <w:p>
-      <w:pPr>
-        <w:spacing w:after="0" w:line="240" w:lineRule="auto"/>
-        <w:rPr>
-          <w:rFonts w:asciiTheme="majorHAnsi" w:hAnsiTheme="majorHAnsi" w:cstheme="majorHAnsi"/>
-          <w:color w:val="auto"/>
-        </w:rPr>
-      </w:pPr>
-      <w:r>
-        <w:rPr>
-          <w:rFonts w:asciiTheme="majorHAnsi" w:hAnsiTheme="majorHAnsi" w:cstheme="majorHAnsi"/>
-          <w:color w:val="auto"/>
-        </w:rPr>
-        <w:t>Focus on shared signaling proteins, enzymes, metabolites, organelles, stress responses, or execution machinery.</w:t>
-      </w:r>
-    </w:p>
-    <w:p>
-      <w:pPr>
-        <w:spacing w:after="0" w:line="240" w:lineRule="auto"/>
-        <w:rPr>
-          <w:rFonts w:asciiTheme="majorHAnsi" w:hAnsiTheme="majorHAnsi" w:cstheme="majorHAnsi"/>
-          <w:color w:val="auto"/>
-        </w:rPr>
-      </w:pPr>
-      <w:r>
-        <w:rPr>
-          <w:rFonts w:asciiTheme="majorHAnsi" w:hAnsiTheme="majorHAnsi" w:cstheme="majorHAnsi"/>
-          <w:color w:val="auto"/>
-        </w:rPr>
-        <w:t>For each connection, specify whether it represents pathway switching, shared upstream signaling, shared execution machinery, reciprocal inhibition, or simultaneous activation.</w:t>
+        <w:t>14. Final integrated mechanistic sequence</w:t>
+      </w:r>
+    </w:p>
+    <w:p>
+      <w:pPr>
+        <w:spacing w:after="0" w:line="240" w:lineRule="auto"/>
+        <w:rPr>
+          <w:rFonts w:asciiTheme="majorHAnsi" w:hAnsiTheme="majorHAnsi" w:cstheme="majorHAnsi"/>
+          <w:color w:val="auto"/>
+        </w:rPr>
+      </w:pPr>
+      <w:r>
+        <w:rPr>
+          <w:rFonts w:asciiTheme="majorHAnsi" w:hAnsiTheme="majorHAnsi" w:cstheme="majorHAnsi"/>
+          <w:color w:val="auto"/>
+        </w:rPr>
+        <w:t>Conclude with one continuous chronological causal chain:</w:t>
+      </w:r>
+    </w:p>
+    <w:p>
+      <w:pPr>
+        <w:spacing w:after="0" w:line="240" w:lineRule="auto"/>
+        <w:rPr>
+          <w:rFonts w:asciiTheme="majorHAnsi" w:hAnsiTheme="majorHAnsi" w:cstheme="majorHAnsi"/>
+          <w:color w:val="auto"/>
+        </w:rPr>
+      </w:pPr>
+      <w:r>
+        <w:rPr>
+          <w:rFonts w:asciiTheme="majorHAnsi" w:hAnsiTheme="majorHAnsi" w:cstheme="majorHAnsi"/>
+          <w:color w:val="auto"/>
+        </w:rPr>
+        <w:t>Initiating stimulus</w:t>
+      </w:r>
+    </w:p>
+    <w:p>
+      <w:pPr>
+        <w:spacing w:after="0" w:line="240" w:lineRule="auto"/>
+        <w:rPr>
+          <w:rFonts w:asciiTheme="majorHAnsi" w:hAnsiTheme="majorHAnsi" w:cstheme="majorHAnsi"/>
+          <w:color w:val="auto"/>
+        </w:rPr>
+      </w:pPr>
+      <w:r>
+        <w:rPr>
+          <w:rFonts w:asciiTheme="majorHAnsi" w:hAnsiTheme="majorHAnsi" w:cstheme="majorHAnsi"/>
+          <w:color w:val="auto"/>
+        </w:rPr>
+        <w:t>→ cellular sensor/receptor</w:t>
+      </w:r>
+    </w:p>
+    <w:p>
+      <w:pPr>
+        <w:spacing w:after="0" w:line="240" w:lineRule="auto"/>
+        <w:rPr>
+          <w:rFonts w:asciiTheme="majorHAnsi" w:hAnsiTheme="majorHAnsi" w:cstheme="majorHAnsi"/>
+          <w:color w:val="auto"/>
+        </w:rPr>
+      </w:pPr>
+      <w:r>
+        <w:rPr>
+          <w:rFonts w:asciiTheme="majorHAnsi" w:hAnsiTheme="majorHAnsi" w:cstheme="majorHAnsi"/>
+          <w:color w:val="auto"/>
+        </w:rPr>
+        <w:t>→ proximal signaling</w:t>
+      </w:r>
+    </w:p>
+    <w:p>
+      <w:pPr>
+        <w:spacing w:after="0" w:line="240" w:lineRule="auto"/>
+        <w:rPr>
+          <w:rFonts w:asciiTheme="majorHAnsi" w:hAnsiTheme="majorHAnsi" w:cstheme="majorHAnsi"/>
+          <w:color w:val="auto"/>
+        </w:rPr>
+      </w:pPr>
+      <w:r>
+        <w:rPr>
+          <w:rFonts w:asciiTheme="majorHAnsi" w:hAnsiTheme="majorHAnsi" w:cstheme="majorHAnsi"/>
+          <w:color w:val="auto"/>
+        </w:rPr>
+        <w:t>→ molecular complex or biochemical reaction</w:t>
+      </w:r>
+    </w:p>
+    <w:p>
+      <w:pPr>
+        <w:spacing w:after="0" w:line="240" w:lineRule="auto"/>
+        <w:rPr>
+          <w:rFonts w:asciiTheme="majorHAnsi" w:hAnsiTheme="majorHAnsi" w:cstheme="majorHAnsi"/>
+          <w:color w:val="auto"/>
+        </w:rPr>
+      </w:pPr>
+      <w:r>
+        <w:rPr>
+          <w:rFonts w:asciiTheme="majorHAnsi" w:hAnsiTheme="majorHAnsi" w:cstheme="majorHAnsi"/>
+          <w:color w:val="auto"/>
+        </w:rPr>
+        <w:t>→ amplification/regulatory events</w:t>
+      </w:r>
+    </w:p>
+    <w:p>
+      <w:pPr>
+        <w:spacing w:after="0" w:line="240" w:lineRule="auto"/>
+        <w:rPr>
+          <w:rFonts w:asciiTheme="majorHAnsi" w:hAnsiTheme="majorHAnsi" w:cstheme="majorHAnsi"/>
+          <w:color w:val="auto"/>
+        </w:rPr>
+      </w:pPr>
+      <w:r>
+        <w:rPr>
+          <w:rFonts w:asciiTheme="majorHAnsi" w:hAnsiTheme="majorHAnsi" w:cstheme="majorHAnsi"/>
+          <w:color w:val="auto"/>
+        </w:rPr>
+        <w:t>→ commitment to death</w:t>
       </w:r>
     </w:p>
     <w:p>
@@ -12778,7 +13345,71 @@
           <w:color w:val="auto"/>
         </w:rPr>
         <w:lastRenderedPageBreak/>
-        <w:t>Do not treat correlation or co-occurrence as mechanistic crosstalk.</w:t>
+        <w:t>→ executioner mechanism</w:t>
+      </w:r>
+    </w:p>
+    <w:p>
+      <w:pPr>
+        <w:spacing w:after="0" w:line="240" w:lineRule="auto"/>
+        <w:rPr>
+          <w:rFonts w:asciiTheme="majorHAnsi" w:hAnsiTheme="majorHAnsi" w:cstheme="majorHAnsi"/>
+          <w:color w:val="auto"/>
+        </w:rPr>
+      </w:pPr>
+      <w:r>
+        <w:rPr>
+          <w:rFonts w:asciiTheme="majorHAnsi" w:hAnsiTheme="majorHAnsi" w:cstheme="majorHAnsi"/>
+          <w:color w:val="auto"/>
+        </w:rPr>
+        <w:t>→ structural/metabolic failure</w:t>
+      </w:r>
+    </w:p>
+    <w:p>
+      <w:pPr>
+        <w:spacing w:after="0" w:line="240" w:lineRule="auto"/>
+        <w:rPr>
+          <w:rFonts w:asciiTheme="majorHAnsi" w:hAnsiTheme="majorHAnsi" w:cstheme="majorHAnsi"/>
+          <w:color w:val="auto"/>
+        </w:rPr>
+      </w:pPr>
+      <w:r>
+        <w:rPr>
+          <w:rFonts w:asciiTheme="majorHAnsi" w:hAnsiTheme="majorHAnsi" w:cstheme="majorHAnsi"/>
+          <w:color w:val="auto"/>
+        </w:rPr>
+        <w:t>→ irreversible loss of cellular homeostasis</w:t>
+      </w:r>
+    </w:p>
+    <w:p>
+      <w:pPr>
+        <w:spacing w:after="0" w:line="240" w:lineRule="auto"/>
+        <w:rPr>
+          <w:rFonts w:asciiTheme="majorHAnsi" w:hAnsiTheme="majorHAnsi" w:cstheme="majorHAnsi"/>
+          <w:color w:val="auto"/>
+        </w:rPr>
+      </w:pPr>
+      <w:r>
+        <w:rPr>
+          <w:rFonts w:asciiTheme="majorHAnsi" w:hAnsiTheme="majorHAnsi" w:cstheme="majorHAnsi"/>
+          <w:color w:val="auto"/>
+        </w:rPr>
+        <w:t>→ cell death.</w:t>
+      </w:r>
+    </w:p>
+    <w:p>
+      <w:pPr>
+        <w:spacing w:after="0" w:line="240" w:lineRule="auto"/>
+        <w:rPr>
+          <w:rFonts w:asciiTheme="majorHAnsi" w:hAnsiTheme="majorHAnsi" w:cstheme="majorHAnsi"/>
+          <w:color w:val="auto"/>
+        </w:rPr>
+      </w:pPr>
+      <w:r>
+        <w:rPr>
+          <w:rFonts w:asciiTheme="majorHAnsi" w:hAnsiTheme="majorHAnsi" w:cstheme="majorHAnsi"/>
+          <w:color w:val="auto"/>
+        </w:rPr>
+        <w:t>This final sequence must be detailed enough to be converted directly into a scientific pathway diagram, mechanistic figure, or biological animation.</w:t>
       </w:r>
     </w:p>
     <w:p>
@@ -12804,628 +13435,6 @@
           <w:b/>
           <w:color w:val="auto"/>
         </w:rPr>
-        <w:t>12. Experimental evidence</w:t>
-      </w:r>
-    </w:p>
-    <w:p>
-      <w:pPr>
-        <w:spacing w:after="0" w:line="240" w:lineRule="auto"/>
-        <w:rPr>
-          <w:rFonts w:asciiTheme="majorHAnsi" w:hAnsiTheme="majorHAnsi" w:cstheme="majorHAnsi"/>
-          <w:color w:val="auto"/>
-        </w:rPr>
-      </w:pPr>
-      <w:r>
-        <w:rPr>
-          <w:rFonts w:asciiTheme="majorHAnsi" w:hAnsiTheme="majorHAnsi" w:cstheme="majorHAnsi"/>
-          <w:color w:val="auto"/>
-        </w:rPr>
-        <w:t>Explain how researchers demonstrate that death occurs specifically through [PATHWAY NAME].</w:t>
-      </w:r>
-    </w:p>
-    <w:p>
-      <w:pPr>
-        <w:spacing w:after="0" w:line="240" w:lineRule="auto"/>
-        <w:rPr>
-          <w:rFonts w:asciiTheme="majorHAnsi" w:hAnsiTheme="majorHAnsi" w:cstheme="majorHAnsi"/>
-          <w:color w:val="auto"/>
-        </w:rPr>
-      </w:pPr>
-      <w:r>
-        <w:rPr>
-          <w:rFonts w:asciiTheme="majorHAnsi" w:hAnsiTheme="majorHAnsi" w:cstheme="majorHAnsi"/>
-          <w:color w:val="auto"/>
-        </w:rPr>
-        <w:t>Discuss the strongest relevant approaches, including:</w:t>
-      </w:r>
-    </w:p>
-    <w:p>
-      <w:pPr>
-        <w:spacing w:after="0" w:line="240" w:lineRule="auto"/>
-        <w:rPr>
-          <w:rFonts w:asciiTheme="majorHAnsi" w:hAnsiTheme="majorHAnsi" w:cstheme="majorHAnsi"/>
-          <w:color w:val="auto"/>
-        </w:rPr>
-      </w:pPr>
-      <w:r>
-        <w:rPr>
-          <w:rFonts w:asciiTheme="majorHAnsi" w:hAnsiTheme="majorHAnsi" w:cstheme="majorHAnsi"/>
-          <w:color w:val="auto"/>
-        </w:rPr>
-        <w:t xml:space="preserve"> genetic knockout/knockdown;</w:t>
-      </w:r>
-    </w:p>
-    <w:p>
-      <w:pPr>
-        <w:spacing w:after="0" w:line="240" w:lineRule="auto"/>
-        <w:rPr>
-          <w:rFonts w:asciiTheme="majorHAnsi" w:hAnsiTheme="majorHAnsi" w:cstheme="majorHAnsi"/>
-          <w:color w:val="auto"/>
-        </w:rPr>
-      </w:pPr>
-      <w:r>
-        <w:rPr>
-          <w:rFonts w:asciiTheme="majorHAnsi" w:hAnsiTheme="majorHAnsi" w:cstheme="majorHAnsi"/>
-          <w:color w:val="auto"/>
-        </w:rPr>
-        <w:t xml:space="preserve"> gain-of-function;</w:t>
-      </w:r>
-    </w:p>
-    <w:p>
-      <w:pPr>
-        <w:spacing w:after="0" w:line="240" w:lineRule="auto"/>
-        <w:rPr>
-          <w:rFonts w:asciiTheme="majorHAnsi" w:hAnsiTheme="majorHAnsi" w:cstheme="majorHAnsi"/>
-          <w:color w:val="auto"/>
-        </w:rPr>
-      </w:pPr>
-      <w:r>
-        <w:rPr>
-          <w:rFonts w:asciiTheme="majorHAnsi" w:hAnsiTheme="majorHAnsi" w:cstheme="majorHAnsi"/>
-          <w:color w:val="auto"/>
-        </w:rPr>
-        <w:t xml:space="preserve"> pathway-specific inhibitors;</w:t>
-      </w:r>
-    </w:p>
-    <w:p>
-      <w:pPr>
-        <w:spacing w:after="0" w:line="240" w:lineRule="auto"/>
-        <w:rPr>
-          <w:rFonts w:asciiTheme="majorHAnsi" w:hAnsiTheme="majorHAnsi" w:cstheme="majorHAnsi"/>
-          <w:color w:val="auto"/>
-        </w:rPr>
-      </w:pPr>
-      <w:r>
-        <w:rPr>
-          <w:rFonts w:asciiTheme="majorHAnsi" w:hAnsiTheme="majorHAnsi" w:cstheme="majorHAnsi"/>
-          <w:color w:val="auto"/>
-        </w:rPr>
-        <w:t xml:space="preserve"> rescue experiments;</w:t>
-      </w:r>
-    </w:p>
-    <w:p>
-      <w:pPr>
-        <w:spacing w:after="0" w:line="240" w:lineRule="auto"/>
-        <w:rPr>
-          <w:rFonts w:asciiTheme="majorHAnsi" w:hAnsiTheme="majorHAnsi" w:cstheme="majorHAnsi"/>
-          <w:color w:val="auto"/>
-        </w:rPr>
-      </w:pPr>
-      <w:r>
-        <w:rPr>
-          <w:rFonts w:asciiTheme="majorHAnsi" w:hAnsiTheme="majorHAnsi" w:cstheme="majorHAnsi"/>
-          <w:color w:val="auto"/>
-        </w:rPr>
-        <w:t xml:space="preserve"> biochemical assays;</w:t>
-      </w:r>
-    </w:p>
-    <w:p>
-      <w:pPr>
-        <w:spacing w:after="0" w:line="240" w:lineRule="auto"/>
-        <w:rPr>
-          <w:rFonts w:asciiTheme="majorHAnsi" w:hAnsiTheme="majorHAnsi" w:cstheme="majorHAnsi"/>
-          <w:color w:val="auto"/>
-        </w:rPr>
-      </w:pPr>
-      <w:r>
-        <w:rPr>
-          <w:rFonts w:asciiTheme="majorHAnsi" w:hAnsiTheme="majorHAnsi" w:cstheme="majorHAnsi"/>
-          <w:color w:val="auto"/>
-        </w:rPr>
-        <w:t xml:space="preserve"> microscopy;</w:t>
-      </w:r>
-    </w:p>
-    <w:p>
-      <w:pPr>
-        <w:spacing w:after="0" w:line="240" w:lineRule="auto"/>
-        <w:rPr>
-          <w:rFonts w:asciiTheme="majorHAnsi" w:hAnsiTheme="majorHAnsi" w:cstheme="majorHAnsi"/>
-          <w:color w:val="auto"/>
-        </w:rPr>
-      </w:pPr>
-      <w:r>
-        <w:rPr>
-          <w:rFonts w:asciiTheme="majorHAnsi" w:hAnsiTheme="majorHAnsi" w:cstheme="majorHAnsi"/>
-          <w:color w:val="auto"/>
-        </w:rPr>
-        <w:t xml:space="preserve"> membrane integrity assays;</w:t>
-      </w:r>
-    </w:p>
-    <w:p>
-      <w:pPr>
-        <w:spacing w:after="0" w:line="240" w:lineRule="auto"/>
-        <w:rPr>
-          <w:rFonts w:asciiTheme="majorHAnsi" w:hAnsiTheme="majorHAnsi" w:cstheme="majorHAnsi"/>
-          <w:color w:val="auto"/>
-        </w:rPr>
-      </w:pPr>
-      <w:r>
-        <w:rPr>
-          <w:rFonts w:asciiTheme="majorHAnsi" w:hAnsiTheme="majorHAnsi" w:cstheme="majorHAnsi"/>
-          <w:color w:val="auto"/>
-        </w:rPr>
-        <w:t xml:space="preserve"> organelle-specific assays;</w:t>
-      </w:r>
-    </w:p>
-    <w:p>
-      <w:pPr>
-        <w:spacing w:after="0" w:line="240" w:lineRule="auto"/>
-        <w:rPr>
-          <w:rFonts w:asciiTheme="majorHAnsi" w:hAnsiTheme="majorHAnsi" w:cstheme="majorHAnsi"/>
-          <w:color w:val="auto"/>
-        </w:rPr>
-      </w:pPr>
-      <w:r>
-        <w:rPr>
-          <w:rFonts w:asciiTheme="majorHAnsi" w:hAnsiTheme="majorHAnsi" w:cstheme="majorHAnsi"/>
-          <w:color w:val="auto"/>
-        </w:rPr>
-        <w:t xml:space="preserve"> metabolomics, lipidomics, or proteomics when relevant.</w:t>
-      </w:r>
-    </w:p>
-    <w:p>
-      <w:pPr>
-        <w:spacing w:after="0" w:line="240" w:lineRule="auto"/>
-        <w:rPr>
-          <w:rFonts w:asciiTheme="majorHAnsi" w:hAnsiTheme="majorHAnsi" w:cstheme="majorHAnsi"/>
-          <w:color w:val="auto"/>
-        </w:rPr>
-      </w:pPr>
-      <w:r>
-        <w:rPr>
-          <w:rFonts w:asciiTheme="majorHAnsi" w:hAnsiTheme="majorHAnsi" w:cstheme="majorHAnsi"/>
-          <w:color w:val="auto"/>
-        </w:rPr>
-        <w:t>Explain which experiments distinguish this pathway from alternative death mechanisms.</w:t>
-      </w:r>
-    </w:p>
-    <w:p>
-      <w:pPr>
-        <w:spacing w:after="0" w:line="240" w:lineRule="auto"/>
-        <w:rPr>
-          <w:rFonts w:asciiTheme="majorHAnsi" w:hAnsiTheme="majorHAnsi" w:cstheme="majorHAnsi"/>
-          <w:color w:val="auto"/>
-        </w:rPr>
-      </w:pPr>
-      <w:r>
-        <w:rPr>
-          <w:rFonts w:asciiTheme="majorHAnsi" w:hAnsiTheme="majorHAnsi" w:cstheme="majorHAnsi"/>
-          <w:color w:val="auto"/>
-        </w:rPr>
-        <w:t>Separate causal evidence from biomarkers and morphology.</w:t>
-      </w:r>
-    </w:p>
-    <w:p>
-      <w:pPr>
-        <w:spacing w:after="0" w:line="240" w:lineRule="auto"/>
-        <w:rPr>
-          <w:rFonts w:asciiTheme="majorHAnsi" w:hAnsiTheme="majorHAnsi" w:cstheme="majorHAnsi"/>
-          <w:color w:val="auto"/>
-        </w:rPr>
-      </w:pPr>
-    </w:p>
-    <w:p>
-      <w:pPr>
-        <w:spacing w:after="0" w:line="240" w:lineRule="auto"/>
-        <w:rPr>
-          <w:rFonts w:asciiTheme="majorHAnsi" w:hAnsiTheme="majorHAnsi" w:cstheme="majorHAnsi"/>
-          <w:color w:val="auto"/>
-        </w:rPr>
-      </w:pPr>
-      <w:r>
-        <w:rPr>
-          <w:rFonts w:asciiTheme="majorHAnsi" w:hAnsiTheme="majorHAnsi" w:cstheme="majorHAnsi"/>
-          <w:b/>
-          <w:color w:val="auto"/>
-        </w:rPr>
-        <w:t>13. Molecular hierarchy</w:t>
-      </w:r>
-    </w:p>
-    <w:p>
-      <w:pPr>
-        <w:spacing w:after="0" w:line="240" w:lineRule="auto"/>
-        <w:rPr>
-          <w:rFonts w:asciiTheme="majorHAnsi" w:hAnsiTheme="majorHAnsi" w:cstheme="majorHAnsi"/>
-          <w:color w:val="auto"/>
-        </w:rPr>
-      </w:pPr>
-      <w:r>
-        <w:rPr>
-          <w:rFonts w:asciiTheme="majorHAnsi" w:hAnsiTheme="majorHAnsi" w:cstheme="majorHAnsi"/>
-          <w:color w:val="auto"/>
-        </w:rPr>
-        <w:t>Classify the principal molecules as:</w:t>
-      </w:r>
-    </w:p>
-    <w:p>
-      <w:pPr>
-        <w:spacing w:after="0" w:line="240" w:lineRule="auto"/>
-        <w:rPr>
-          <w:rFonts w:asciiTheme="majorHAnsi" w:hAnsiTheme="majorHAnsi" w:cstheme="majorHAnsi"/>
-          <w:color w:val="auto"/>
-        </w:rPr>
-      </w:pPr>
-      <w:r>
-        <w:rPr>
-          <w:rFonts w:asciiTheme="majorHAnsi" w:hAnsiTheme="majorHAnsi" w:cstheme="majorHAnsi"/>
-          <w:color w:val="auto"/>
-        </w:rPr>
-        <w:t>1. Initiators/sensors – detect the stimulus.</w:t>
-      </w:r>
-    </w:p>
-    <w:p>
-      <w:pPr>
-        <w:spacing w:after="0" w:line="240" w:lineRule="auto"/>
-        <w:rPr>
-          <w:rFonts w:asciiTheme="majorHAnsi" w:hAnsiTheme="majorHAnsi" w:cstheme="majorHAnsi"/>
-          <w:color w:val="auto"/>
-        </w:rPr>
-      </w:pPr>
-      <w:r>
-        <w:rPr>
-          <w:rFonts w:asciiTheme="majorHAnsi" w:hAnsiTheme="majorHAnsi" w:cstheme="majorHAnsi"/>
-          <w:color w:val="auto"/>
-        </w:rPr>
-        <w:t>2. Signal transducers – propagate signaling.</w:t>
-      </w:r>
-    </w:p>
-    <w:p>
-      <w:pPr>
-        <w:spacing w:after="0" w:line="240" w:lineRule="auto"/>
-        <w:rPr>
-          <w:rFonts w:asciiTheme="majorHAnsi" w:hAnsiTheme="majorHAnsi" w:cstheme="majorHAnsi"/>
-          <w:color w:val="auto"/>
-        </w:rPr>
-      </w:pPr>
-      <w:r>
-        <w:rPr>
-          <w:rFonts w:asciiTheme="majorHAnsi" w:hAnsiTheme="majorHAnsi" w:cstheme="majorHAnsi"/>
-          <w:color w:val="auto"/>
-        </w:rPr>
-        <w:t>3. Core machinery – required molecular components.</w:t>
-      </w:r>
-    </w:p>
-    <w:p>
-      <w:pPr>
-        <w:spacing w:after="0" w:line="240" w:lineRule="auto"/>
-        <w:rPr>
-          <w:rFonts w:asciiTheme="majorHAnsi" w:hAnsiTheme="majorHAnsi" w:cstheme="majorHAnsi"/>
-          <w:color w:val="auto"/>
-        </w:rPr>
-      </w:pPr>
-      <w:r>
-        <w:rPr>
-          <w:rFonts w:asciiTheme="majorHAnsi" w:hAnsiTheme="majorHAnsi" w:cstheme="majorHAnsi"/>
-          <w:color w:val="auto"/>
-        </w:rPr>
-        <w:t>4. Executioners – directly produce lethal damage.</w:t>
-      </w:r>
-    </w:p>
-    <w:p>
-      <w:pPr>
-        <w:spacing w:after="0" w:line="240" w:lineRule="auto"/>
-        <w:rPr>
-          <w:rFonts w:asciiTheme="majorHAnsi" w:hAnsiTheme="majorHAnsi" w:cstheme="majorHAnsi"/>
-          <w:color w:val="auto"/>
-        </w:rPr>
-      </w:pPr>
-      <w:r>
-        <w:rPr>
-          <w:rFonts w:asciiTheme="majorHAnsi" w:hAnsiTheme="majorHAnsi" w:cstheme="majorHAnsi"/>
-          <w:color w:val="auto"/>
-        </w:rPr>
-        <w:t>5. Negative regulators/protective factors – suppress the pathway.</w:t>
-      </w:r>
-    </w:p>
-    <w:p>
-      <w:pPr>
-        <w:spacing w:after="0" w:line="240" w:lineRule="auto"/>
-        <w:rPr>
-          <w:rFonts w:asciiTheme="majorHAnsi" w:hAnsiTheme="majorHAnsi" w:cstheme="majorHAnsi"/>
-          <w:color w:val="auto"/>
-        </w:rPr>
-      </w:pPr>
-      <w:r>
-        <w:rPr>
-          <w:rFonts w:asciiTheme="majorHAnsi" w:hAnsiTheme="majorHAnsi" w:cstheme="majorHAnsi"/>
-          <w:color w:val="auto"/>
-        </w:rPr>
-        <w:t>6. Biomarkers – indicate activation but may not be causal.</w:t>
-      </w:r>
-    </w:p>
-    <w:p>
-      <w:pPr>
-        <w:spacing w:after="0" w:line="240" w:lineRule="auto"/>
-        <w:rPr>
-          <w:rFonts w:asciiTheme="majorHAnsi" w:hAnsiTheme="majorHAnsi" w:cstheme="majorHAnsi"/>
-          <w:color w:val="auto"/>
-        </w:rPr>
-      </w:pPr>
-      <w:r>
-        <w:rPr>
-          <w:rFonts w:asciiTheme="majorHAnsi" w:hAnsiTheme="majorHAnsi" w:cstheme="majorHAnsi"/>
-          <w:color w:val="auto"/>
-        </w:rPr>
-        <w:t>7. Context-dependent regulators – important only in specific systems.</w:t>
-      </w:r>
-    </w:p>
-    <w:p>
-      <w:pPr>
-        <w:spacing w:after="0" w:line="240" w:lineRule="auto"/>
-        <w:rPr>
-          <w:rFonts w:asciiTheme="majorHAnsi" w:hAnsiTheme="majorHAnsi" w:cstheme="majorHAnsi"/>
-          <w:color w:val="auto"/>
-        </w:rPr>
-      </w:pPr>
-      <w:r>
-        <w:rPr>
-          <w:rFonts w:asciiTheme="majorHAnsi" w:hAnsiTheme="majorHAnsi" w:cstheme="majorHAnsi"/>
-          <w:color w:val="auto"/>
-        </w:rPr>
-        <w:t>For every core molecule, state its precise mechanistic role.</w:t>
-      </w:r>
-    </w:p>
-    <w:p>
-      <w:pPr>
-        <w:spacing w:after="0" w:line="240" w:lineRule="auto"/>
-        <w:rPr>
-          <w:rFonts w:asciiTheme="majorHAnsi" w:hAnsiTheme="majorHAnsi" w:cstheme="majorHAnsi"/>
-          <w:color w:val="auto"/>
-        </w:rPr>
-      </w:pPr>
-    </w:p>
-    <w:p>
-      <w:pPr>
-        <w:spacing w:after="0" w:line="240" w:lineRule="auto"/>
-        <w:rPr>
-          <w:rFonts w:asciiTheme="majorHAnsi" w:hAnsiTheme="majorHAnsi" w:cstheme="majorHAnsi"/>
-          <w:color w:val="auto"/>
-        </w:rPr>
-      </w:pPr>
-      <w:r>
-        <w:rPr>
-          <w:rFonts w:asciiTheme="majorHAnsi" w:hAnsiTheme="majorHAnsi" w:cstheme="majorHAnsi"/>
-          <w:b/>
-          <w:color w:val="auto"/>
-        </w:rPr>
-        <w:t>14. Final integrated mechanistic sequence</w:t>
-      </w:r>
-    </w:p>
-    <w:p>
-      <w:pPr>
-        <w:spacing w:after="0" w:line="240" w:lineRule="auto"/>
-        <w:rPr>
-          <w:rFonts w:asciiTheme="majorHAnsi" w:hAnsiTheme="majorHAnsi" w:cstheme="majorHAnsi"/>
-          <w:color w:val="auto"/>
-        </w:rPr>
-      </w:pPr>
-      <w:r>
-        <w:rPr>
-          <w:rFonts w:asciiTheme="majorHAnsi" w:hAnsiTheme="majorHAnsi" w:cstheme="majorHAnsi"/>
-          <w:color w:val="auto"/>
-        </w:rPr>
-        <w:t>Conclude with one continuous chronological causal chain:</w:t>
-      </w:r>
-    </w:p>
-    <w:p>
-      <w:pPr>
-        <w:spacing w:after="0" w:line="240" w:lineRule="auto"/>
-        <w:rPr>
-          <w:rFonts w:asciiTheme="majorHAnsi" w:hAnsiTheme="majorHAnsi" w:cstheme="majorHAnsi"/>
-          <w:color w:val="auto"/>
-        </w:rPr>
-      </w:pPr>
-      <w:r>
-        <w:rPr>
-          <w:rFonts w:asciiTheme="majorHAnsi" w:hAnsiTheme="majorHAnsi" w:cstheme="majorHAnsi"/>
-          <w:color w:val="auto"/>
-        </w:rPr>
-        <w:t>Initiating stimulus</w:t>
-      </w:r>
-    </w:p>
-    <w:p>
-      <w:pPr>
-        <w:spacing w:after="0" w:line="240" w:lineRule="auto"/>
-        <w:rPr>
-          <w:rFonts w:asciiTheme="majorHAnsi" w:hAnsiTheme="majorHAnsi" w:cstheme="majorHAnsi"/>
-          <w:color w:val="auto"/>
-        </w:rPr>
-      </w:pPr>
-      <w:r>
-        <w:rPr>
-          <w:rFonts w:asciiTheme="majorHAnsi" w:hAnsiTheme="majorHAnsi" w:cstheme="majorHAnsi"/>
-          <w:color w:val="auto"/>
-        </w:rPr>
-        <w:t>→ cellular sensor/receptor</w:t>
-      </w:r>
-    </w:p>
-    <w:p>
-      <w:pPr>
-        <w:spacing w:after="0" w:line="240" w:lineRule="auto"/>
-        <w:rPr>
-          <w:rFonts w:asciiTheme="majorHAnsi" w:hAnsiTheme="majorHAnsi" w:cstheme="majorHAnsi"/>
-          <w:color w:val="auto"/>
-        </w:rPr>
-      </w:pPr>
-      <w:r>
-        <w:rPr>
-          <w:rFonts w:asciiTheme="majorHAnsi" w:hAnsiTheme="majorHAnsi" w:cstheme="majorHAnsi"/>
-          <w:color w:val="auto"/>
-        </w:rPr>
-        <w:t>→ proximal signaling</w:t>
-      </w:r>
-    </w:p>
-    <w:p>
-      <w:pPr>
-        <w:spacing w:after="0" w:line="240" w:lineRule="auto"/>
-        <w:rPr>
-          <w:rFonts w:asciiTheme="majorHAnsi" w:hAnsiTheme="majorHAnsi" w:cstheme="majorHAnsi"/>
-          <w:color w:val="auto"/>
-        </w:rPr>
-      </w:pPr>
-      <w:r>
-        <w:rPr>
-          <w:rFonts w:asciiTheme="majorHAnsi" w:hAnsiTheme="majorHAnsi" w:cstheme="majorHAnsi"/>
-          <w:color w:val="auto"/>
-        </w:rPr>
-        <w:t>→ molecular complex or biochemical reaction</w:t>
-      </w:r>
-    </w:p>
-    <w:p>
-      <w:pPr>
-        <w:spacing w:after="0" w:line="240" w:lineRule="auto"/>
-        <w:rPr>
-          <w:rFonts w:asciiTheme="majorHAnsi" w:hAnsiTheme="majorHAnsi" w:cstheme="majorHAnsi"/>
-          <w:color w:val="auto"/>
-        </w:rPr>
-      </w:pPr>
-      <w:r>
-        <w:rPr>
-          <w:rFonts w:asciiTheme="majorHAnsi" w:hAnsiTheme="majorHAnsi" w:cstheme="majorHAnsi"/>
-          <w:color w:val="auto"/>
-        </w:rPr>
-        <w:t>→ amplification/regulatory events</w:t>
-      </w:r>
-    </w:p>
-    <w:p>
-      <w:pPr>
-        <w:spacing w:after="0" w:line="240" w:lineRule="auto"/>
-        <w:rPr>
-          <w:rFonts w:asciiTheme="majorHAnsi" w:hAnsiTheme="majorHAnsi" w:cstheme="majorHAnsi"/>
-          <w:color w:val="auto"/>
-        </w:rPr>
-      </w:pPr>
-      <w:r>
-        <w:rPr>
-          <w:rFonts w:asciiTheme="majorHAnsi" w:hAnsiTheme="majorHAnsi" w:cstheme="majorHAnsi"/>
-          <w:color w:val="auto"/>
-        </w:rPr>
-        <w:t>→ commitment to death</w:t>
-      </w:r>
-    </w:p>
-    <w:p>
-      <w:pPr>
-        <w:spacing w:after="0" w:line="240" w:lineRule="auto"/>
-        <w:rPr>
-          <w:rFonts w:asciiTheme="majorHAnsi" w:hAnsiTheme="majorHAnsi" w:cstheme="majorHAnsi"/>
-          <w:color w:val="auto"/>
-        </w:rPr>
-      </w:pPr>
-      <w:r>
-        <w:rPr>
-          <w:rFonts w:asciiTheme="majorHAnsi" w:hAnsiTheme="majorHAnsi" w:cstheme="majorHAnsi"/>
-          <w:color w:val="auto"/>
-        </w:rPr>
-        <w:t>→ executioner mechanism</w:t>
-      </w:r>
-    </w:p>
-    <w:p>
-      <w:pPr>
-        <w:spacing w:after="0" w:line="240" w:lineRule="auto"/>
-        <w:rPr>
-          <w:rFonts w:asciiTheme="majorHAnsi" w:hAnsiTheme="majorHAnsi" w:cstheme="majorHAnsi"/>
-          <w:color w:val="auto"/>
-        </w:rPr>
-      </w:pPr>
-      <w:r>
-        <w:rPr>
-          <w:rFonts w:asciiTheme="majorHAnsi" w:hAnsiTheme="majorHAnsi" w:cstheme="majorHAnsi"/>
-          <w:color w:val="auto"/>
-        </w:rPr>
-        <w:t>→ structural/metabolic failure</w:t>
-      </w:r>
-    </w:p>
-    <w:p>
-      <w:pPr>
-        <w:spacing w:after="0" w:line="240" w:lineRule="auto"/>
-        <w:rPr>
-          <w:rFonts w:asciiTheme="majorHAnsi" w:hAnsiTheme="majorHAnsi" w:cstheme="majorHAnsi"/>
-          <w:color w:val="auto"/>
-        </w:rPr>
-      </w:pPr>
-      <w:r>
-        <w:rPr>
-          <w:rFonts w:asciiTheme="majorHAnsi" w:hAnsiTheme="majorHAnsi" w:cstheme="majorHAnsi"/>
-          <w:color w:val="auto"/>
-        </w:rPr>
-        <w:t>→ irreversible loss of cellular homeostasis</w:t>
-      </w:r>
-    </w:p>
-    <w:p>
-      <w:pPr>
-        <w:spacing w:after="0" w:line="240" w:lineRule="auto"/>
-        <w:rPr>
-          <w:rFonts w:asciiTheme="majorHAnsi" w:hAnsiTheme="majorHAnsi" w:cstheme="majorHAnsi"/>
-          <w:color w:val="auto"/>
-        </w:rPr>
-      </w:pPr>
-      <w:r>
-        <w:rPr>
-          <w:rFonts w:asciiTheme="majorHAnsi" w:hAnsiTheme="majorHAnsi" w:cstheme="majorHAnsi"/>
-          <w:color w:val="auto"/>
-        </w:rPr>
-        <w:t>→ cell death.</w:t>
-      </w:r>
-    </w:p>
-    <w:p>
-      <w:pPr>
-        <w:spacing w:after="0" w:line="240" w:lineRule="auto"/>
-        <w:rPr>
-          <w:rFonts w:asciiTheme="majorHAnsi" w:hAnsiTheme="majorHAnsi" w:cstheme="majorHAnsi"/>
-          <w:color w:val="auto"/>
-        </w:rPr>
-      </w:pPr>
-      <w:r>
-        <w:rPr>
-          <w:rFonts w:asciiTheme="majorHAnsi" w:hAnsiTheme="majorHAnsi" w:cstheme="majorHAnsi"/>
-          <w:color w:val="auto"/>
-        </w:rPr>
-        <w:t>This final sequence must be detailed enough to be converted directly into a scientific pathway diagram, mechanistic figure, or biological animation.</w:t>
-      </w:r>
-    </w:p>
-    <w:p>
-      <w:pPr>
-        <w:spacing w:after="0" w:line="240" w:lineRule="auto"/>
-        <w:rPr>
-          <w:rFonts w:asciiTheme="majorHAnsi" w:hAnsiTheme="majorHAnsi" w:cstheme="majorHAnsi"/>
-          <w:color w:val="auto"/>
-        </w:rPr>
-      </w:pPr>
-    </w:p>
-    <w:p>
-      <w:pPr>
-        <w:spacing w:after="0" w:line="240" w:lineRule="auto"/>
-        <w:rPr>
-          <w:rFonts w:asciiTheme="majorHAnsi" w:hAnsiTheme="majorHAnsi" w:cstheme="majorHAnsi"/>
-          <w:color w:val="auto"/>
-        </w:rPr>
-      </w:pPr>
-      <w:r>
-        <w:rPr>
-          <w:rFonts w:asciiTheme="majorHAnsi" w:hAnsiTheme="majorHAnsi" w:cstheme="majorHAnsi"/>
-          <w:b/>
-          <w:color w:val="auto"/>
-        </w:rPr>
         <w:t>Evidence standards</w:t>
       </w:r>
     </w:p>
@@ -13458,7 +13467,6 @@
           <w:rFonts w:asciiTheme="majorHAnsi" w:hAnsiTheme="majorHAnsi" w:cstheme="majorHAnsi"/>
           <w:color w:val="auto"/>
         </w:rPr>
-        <w:lastRenderedPageBreak/>
         <w:t xml:space="preserve"> cite major mechanistic claims;</w:t>
       </w:r>
     </w:p>
@@ -13806,6 +13814,7 @@
           <w:rFonts w:asciiTheme="majorHAnsi" w:hAnsiTheme="majorHAnsi" w:cstheme="majorHAnsi"/>
           <w:color w:val="auto"/>
         </w:rPr>
+        <w:lastRenderedPageBreak/>
         <w:t>9. Crosstalk and Differential Diagnosis: distinguish this pathway mechanistically from the most similar RCD modalities.</w:t>
       </w:r>
     </w:p>
@@ -13870,7 +13879,6 @@
           <w:rFonts w:asciiTheme="majorHAnsi" w:hAnsiTheme="majorHAnsi" w:cstheme="majorHAnsi"/>
           <w:color w:val="auto"/>
         </w:rPr>
-        <w:lastRenderedPageBreak/>
         <w:t>13. Final Mechanistic Interpretation: provide the most defensible operational definition for RCDome, including evidence status, biological context/species if relevant, core machinery, terminal lesion, and major unresolved question.</w:t>
       </w:r>
     </w:p>
@@ -14236,6 +14244,7 @@
           <w:rFonts w:asciiTheme="majorHAnsi" w:hAnsiTheme="majorHAnsi" w:cstheme="majorHAnsi"/>
           <w:color w:val="auto"/>
         </w:rPr>
+        <w:lastRenderedPageBreak/>
         <w:t>Color palette: use distinct, harmonious, muted scientific colors: one consistent color per molecular actor throughout the figure (e.g., always the same color for caspases, for mitochondria, for the nucleus, etc.)</w:t>
       </w:r>
     </w:p>
@@ -14314,7 +14323,6 @@
           <w:rFonts w:asciiTheme="majorHAnsi" w:hAnsiTheme="majorHAnsi" w:cstheme="majorHAnsi"/>
           <w:color w:val="auto"/>
         </w:rPr>
-        <w:lastRenderedPageBreak/>
         <w:t>Include a small inset panel in the bottom-right corner showing the cancer relevance described in the concept: either evasion, promotion, or therapeutic exploitation: labeled "Cancer Context"</w:t>
       </w:r>
     </w:p>
@@ -14694,6 +14702,7 @@
           <w:rFonts w:asciiTheme="majorHAnsi" w:hAnsiTheme="majorHAnsi" w:cstheme="majorHAnsi"/>
           <w:color w:val="auto"/>
         </w:rPr>
+        <w:lastRenderedPageBreak/>
         <w:t>Are events in the correct chronological/causal order (sensor → adaptor → effector → execution)? Does every activation or inhibition arrow reflect a real molecular relationship documented in the primary literature? Are there no "logical jumps" (omitted obligatory intermediate steps that would change the mechanistic meaning)? Do multiprotein complexes (e.g., necrosome, inflammasome, apoptosome, ripoptosome) show the correct stoichiometric composition and correct partners?</w:t>
       </w:r>
     </w:p>
@@ -14726,264 +14735,308 @@
           <w:rFonts w:asciiTheme="majorHAnsi" w:hAnsiTheme="majorHAnsi" w:cstheme="majorHAnsi"/>
           <w:color w:val="auto"/>
         </w:rPr>
+        <w:t>Is each protein/molecule cited specific to this pathway, or is it shared/redundant with another RCD pathway (and is this correctly flagged as crosstalk rather than exclusive)? Are isoforms and activation states (cleaved vs. precursor; phosphorylated vs. non-phosphorylated; oligomerized vs. monomeric) correctly differentiated? Is the subcellular localization of each component anatomically correct (cytosol, outer mitochondrial membrane, plasma membrane, nucleus, ER, etc.)?</w:t>
+      </w:r>
+    </w:p>
+    <w:p>
+      <w:pPr>
+        <w:spacing w:after="0" w:line="240" w:lineRule="auto"/>
+        <w:rPr>
+          <w:rFonts w:asciiTheme="majorHAnsi" w:hAnsiTheme="majorHAnsi" w:cstheme="majorHAnsi"/>
+          <w:color w:val="auto"/>
+        </w:rPr>
+      </w:pPr>
+      <w:r>
+        <w:rPr>
+          <w:rFonts w:asciiTheme="majorHAnsi" w:hAnsiTheme="majorHAnsi" w:cstheme="majorHAnsi"/>
+          <w:color w:val="auto"/>
+        </w:rPr>
+        <w:t>Directionality and arrow type</w:t>
+      </w:r>
+    </w:p>
+    <w:p>
+      <w:pPr>
+        <w:spacing w:after="0" w:line="240" w:lineRule="auto"/>
+        <w:rPr>
+          <w:rFonts w:asciiTheme="majorHAnsi" w:hAnsiTheme="majorHAnsi" w:cstheme="majorHAnsi"/>
+          <w:color w:val="auto"/>
+        </w:rPr>
+      </w:pPr>
+      <w:r>
+        <w:rPr>
+          <w:rFonts w:asciiTheme="majorHAnsi" w:hAnsiTheme="majorHAnsi" w:cstheme="majorHAnsi"/>
+          <w:color w:val="auto"/>
+        </w:rPr>
+        <w:t>Is every activation shown as a solid arrow (→) and every inhibition as a flat-head bar (</w:t>
+      </w:r>
+      <w:r>
+        <w:rPr>
+          <w:rFonts w:ascii="Cambria Math" w:hAnsi="Cambria Math" w:cs="Cambria Math"/>
+          <w:color w:val="auto"/>
+        </w:rPr>
+        <w:t>⊣</w:t>
+      </w:r>
+      <w:r>
+        <w:rPr>
+          <w:rFonts w:asciiTheme="majorHAnsi" w:hAnsiTheme="majorHAnsi" w:cstheme="majorHAnsi"/>
+          <w:color w:val="auto"/>
+        </w:rPr>
+        <w:t>)? Is there no sign inversion (e.g., an inhibitor shown as an activator, or vice versa)? Are bidirectional or feedback relationships (positive/negative) explicitly marked as such?</w:t>
+      </w:r>
+    </w:p>
+    <w:p>
+      <w:pPr>
+        <w:spacing w:after="0" w:line="240" w:lineRule="auto"/>
+        <w:rPr>
+          <w:rFonts w:asciiTheme="majorHAnsi" w:hAnsiTheme="majorHAnsi" w:cstheme="majorHAnsi"/>
+          <w:color w:val="auto"/>
+        </w:rPr>
+      </w:pPr>
+      <w:r>
+        <w:rPr>
+          <w:rFonts w:asciiTheme="majorHAnsi" w:hAnsiTheme="majorHAnsi" w:cstheme="majorHAnsi"/>
+          <w:color w:val="auto"/>
+        </w:rPr>
+        <w:t>Peripheral context (crosstalk with other pathways)</w:t>
+      </w:r>
+    </w:p>
+    <w:p>
+      <w:pPr>
+        <w:spacing w:after="0" w:line="240" w:lineRule="auto"/>
+        <w:rPr>
+          <w:rFonts w:asciiTheme="majorHAnsi" w:hAnsiTheme="majorHAnsi" w:cstheme="majorHAnsi"/>
+          <w:color w:val="auto"/>
+        </w:rPr>
+      </w:pPr>
+      <w:r>
+        <w:rPr>
+          <w:rFonts w:asciiTheme="majorHAnsi" w:hAnsiTheme="majorHAnsi" w:cstheme="majorHAnsi"/>
+          <w:color w:val="auto"/>
+        </w:rPr>
+        <w:t>Are connections to other forms of cell death (apoptosis, necroptosis, pyroptosis, ferroptosis, autophagy, PANoptosis, etc.) biologically validated and not speculative? Are decision/branch points (e.g., caspase-8 as a switch between apoptosis and necroptosis) correctly positioned within the pathway, rather than presented as exclusively central to this pathway? Is there no improper overlap between "central pathway" and "peripheral crosstalk" (i.e., a central component cannot be treated as peripheral, and vice versa)?</w:t>
+      </w:r>
+    </w:p>
+    <w:p>
+      <w:pPr>
+        <w:spacing w:after="0" w:line="240" w:lineRule="auto"/>
+        <w:rPr>
+          <w:rFonts w:asciiTheme="majorHAnsi" w:hAnsiTheme="majorHAnsi" w:cstheme="majorHAnsi"/>
+          <w:color w:val="auto"/>
+        </w:rPr>
+      </w:pPr>
+      <w:r>
+        <w:rPr>
+          <w:rFonts w:asciiTheme="majorHAnsi" w:hAnsiTheme="majorHAnsi" w:cstheme="majorHAnsi"/>
+          <w:color w:val="auto"/>
+        </w:rPr>
+        <w:t>Cancer context (inset)</w:t>
+      </w:r>
+    </w:p>
+    <w:p>
+      <w:pPr>
+        <w:spacing w:after="0" w:line="240" w:lineRule="auto"/>
+        <w:rPr>
+          <w:rFonts w:asciiTheme="majorHAnsi" w:hAnsiTheme="majorHAnsi" w:cstheme="majorHAnsi"/>
+          <w:color w:val="auto"/>
+        </w:rPr>
+      </w:pPr>
+      <w:r>
+        <w:rPr>
+          <w:rFonts w:asciiTheme="majorHAnsi" w:hAnsiTheme="majorHAnsi" w:cstheme="majorHAnsi"/>
+          <w:color w:val="auto"/>
+        </w:rPr>
+        <w:t>Is the described role (evasion, promotion, or therapeutic exploitation) consistent with current literature and not an overgeneralization? Is the cited oncological relevance specific to this pathway (and not a generic cell-death effect)? If a drug/inhibitor/agonist is cited as therapeutic exploitation, does it actually act on the indicated molecular target, at the correct step of the pathway?</w:t>
+      </w:r>
+    </w:p>
+    <w:p>
+      <w:pPr>
+        <w:spacing w:after="0" w:line="240" w:lineRule="auto"/>
+        <w:rPr>
+          <w:rFonts w:asciiTheme="majorHAnsi" w:hAnsiTheme="majorHAnsi" w:cstheme="majorHAnsi"/>
+          <w:color w:val="auto"/>
+        </w:rPr>
+      </w:pPr>
+      <w:r>
+        <w:rPr>
+          <w:rFonts w:asciiTheme="majorHAnsi" w:hAnsiTheme="majorHAnsi" w:cstheme="majorHAnsi"/>
+          <w:color w:val="auto"/>
+        </w:rPr>
+        <w:t>Terminological consistency</w:t>
+      </w:r>
+    </w:p>
+    <w:p>
+      <w:pPr>
+        <w:spacing w:after="0" w:line="240" w:lineRule="auto"/>
+        <w:rPr>
+          <w:rFonts w:asciiTheme="majorHAnsi" w:hAnsiTheme="majorHAnsi" w:cstheme="majorHAnsi"/>
+          <w:color w:val="auto"/>
+        </w:rPr>
+      </w:pPr>
+      <w:r>
+        <w:rPr>
+          <w:rFonts w:asciiTheme="majorHAnsi" w:hAnsiTheme="majorHAnsi" w:cstheme="majorHAnsi"/>
+          <w:color w:val="auto"/>
+        </w:rPr>
+        <w:t>Does the nomenclature follow the most recent Nomenclature Committee on Cell Death (NCCD) guidelines? Are terms not being used as synonyms when they actually describe distinct processes (e.g., "necrosis" vs. "necroptosis"; "immunogenic cell death" treated as a separate pathway rather than a phenotype)?</w:t>
+      </w:r>
+    </w:p>
+    <w:p>
+      <w:pPr>
+        <w:spacing w:after="0" w:line="240" w:lineRule="auto"/>
+        <w:rPr>
+          <w:rFonts w:asciiTheme="majorHAnsi" w:hAnsiTheme="majorHAnsi" w:cstheme="majorHAnsi"/>
+          <w:color w:val="auto"/>
+        </w:rPr>
+      </w:pPr>
+      <w:r>
+        <w:rPr>
+          <w:rFonts w:asciiTheme="majorHAnsi" w:hAnsiTheme="majorHAnsi" w:cstheme="majorHAnsi"/>
+          <w:color w:val="auto"/>
+        </w:rPr>
+        <w:t>Critical omissions</w:t>
+      </w:r>
+    </w:p>
+    <w:p>
+      <w:pPr>
+        <w:spacing w:after="0" w:line="240" w:lineRule="auto"/>
+        <w:rPr>
+          <w:rFonts w:asciiTheme="majorHAnsi" w:hAnsiTheme="majorHAnsi" w:cstheme="majorHAnsi"/>
+          <w:color w:val="auto"/>
+        </w:rPr>
+      </w:pPr>
+      <w:r>
+        <w:rPr>
+          <w:rFonts w:asciiTheme="majorHAnsi" w:hAnsiTheme="majorHAnsi" w:cstheme="majorHAnsi"/>
+          <w:color w:val="auto"/>
+        </w:rPr>
+        <w:t>Is there any essential regulator (key activator or inhibitor) missing whose absence would change the interpretation of the pathway? Is there any relevant feedback loop that was omitted?</w:t>
+      </w:r>
+    </w:p>
+    <w:p>
+      <w:pPr>
+        <w:spacing w:after="0" w:line="240" w:lineRule="auto"/>
+        <w:rPr>
+          <w:rFonts w:asciiTheme="majorHAnsi" w:hAnsiTheme="majorHAnsi" w:cstheme="majorHAnsi"/>
+          <w:color w:val="auto"/>
+        </w:rPr>
+      </w:pPr>
+      <w:r>
+        <w:rPr>
+          <w:rFonts w:asciiTheme="majorHAnsi" w:hAnsiTheme="majorHAnsi" w:cstheme="majorHAnsi"/>
+          <w:color w:val="auto"/>
+        </w:rPr>
+        <w:t>MANDATORY OUTPUT FORMAT:</w:t>
+      </w:r>
+    </w:p>
+    <w:p>
+      <w:pPr>
+        <w:spacing w:after="0" w:line="240" w:lineRule="auto"/>
+        <w:rPr>
+          <w:rFonts w:asciiTheme="majorHAnsi" w:hAnsiTheme="majorHAnsi" w:cstheme="majorHAnsi"/>
+          <w:color w:val="auto"/>
+        </w:rPr>
+      </w:pPr>
+      <w:r>
+        <w:rPr>
+          <w:rFonts w:asciiTheme="majorHAnsi" w:hAnsiTheme="majorHAnsi" w:cstheme="majorHAnsi"/>
+          <w:color w:val="auto"/>
+        </w:rPr>
+        <w:t>For each of the 7 axes above, answer in table format with the columns:</w:t>
+      </w:r>
+    </w:p>
+    <w:p>
+      <w:pPr>
+        <w:spacing w:after="0" w:line="240" w:lineRule="auto"/>
+        <w:rPr>
+          <w:rFonts w:asciiTheme="majorHAnsi" w:hAnsiTheme="majorHAnsi" w:cstheme="majorHAnsi"/>
+          <w:color w:val="auto"/>
+        </w:rPr>
+      </w:pPr>
+      <w:r>
+        <w:rPr>
+          <w:rFonts w:asciiTheme="majorHAnsi" w:hAnsiTheme="majorHAnsi" w:cstheme="majorHAnsi"/>
+          <w:color w:val="auto"/>
+        </w:rPr>
+        <w:t>| Axis | Status (</w:t>
+      </w:r>
+      <w:r>
+        <w:rPr>
+          <w:rFonts w:ascii="Segoe UI Emoji" w:hAnsi="Segoe UI Emoji" w:cs="Segoe UI Emoji"/>
+          <w:color w:val="auto"/>
+        </w:rPr>
+        <w:t>✅</w:t>
+      </w:r>
+      <w:r>
+        <w:rPr>
+          <w:rFonts w:asciiTheme="majorHAnsi" w:hAnsiTheme="majorHAnsi" w:cstheme="majorHAnsi"/>
+          <w:color w:val="auto"/>
+        </w:rPr>
+        <w:t xml:space="preserve"> Correct / </w:t>
+      </w:r>
+      <w:r>
+        <w:rPr>
+          <w:rFonts w:ascii="Segoe UI Emoji" w:hAnsi="Segoe UI Emoji" w:cs="Segoe UI Emoji"/>
+          <w:color w:val="auto"/>
+        </w:rPr>
+        <w:t>⚠️</w:t>
+      </w:r>
+      <w:r>
+        <w:rPr>
+          <w:rFonts w:asciiTheme="majorHAnsi" w:hAnsiTheme="majorHAnsi" w:cstheme="majorHAnsi"/>
+          <w:color w:val="auto"/>
+        </w:rPr>
+        <w:t xml:space="preserve"> Imprecise / </w:t>
+      </w:r>
+      <w:r>
+        <w:rPr>
+          <w:rFonts w:ascii="Segoe UI Emoji" w:hAnsi="Segoe UI Emoji" w:cs="Segoe UI Emoji"/>
+          <w:color w:val="auto"/>
+        </w:rPr>
+        <w:t>❌</w:t>
+      </w:r>
+      <w:r>
+        <w:rPr>
+          <w:rFonts w:asciiTheme="majorHAnsi" w:hAnsiTheme="majorHAnsi" w:cstheme="majorHAnsi"/>
+          <w:color w:val="auto"/>
+        </w:rPr>
+        <w:t xml:space="preserve"> Incorrect) | Identified problem | Why it is wrong (conceptual rationale) | How to correct it (specific, actionable fix) |</w:t>
+      </w:r>
+    </w:p>
+    <w:p>
+      <w:pPr>
+        <w:spacing w:after="0" w:line="240" w:lineRule="auto"/>
+        <w:rPr>
+          <w:rFonts w:asciiTheme="majorHAnsi" w:hAnsiTheme="majorHAnsi" w:cstheme="majorHAnsi"/>
+          <w:color w:val="auto"/>
+        </w:rPr>
+      </w:pPr>
+      <w:r>
+        <w:rPr>
+          <w:rFonts w:asciiTheme="majorHAnsi" w:hAnsiTheme="majorHAnsi" w:cstheme="majorHAnsi"/>
+          <w:color w:val="auto"/>
+        </w:rPr>
         <w:lastRenderedPageBreak/>
-        <w:t>Is each protein/molecule cited specific to this pathway, or is it shared/redundant with another RCD pathway (and is this correctly flagged as crosstalk rather than exclusive)? Are isoforms and activation states (cleaved vs. precursor; phosphorylated vs. non-phosphorylated; oligomerized vs. monomeric) correctly differentiated? Is the subcellular localization of each component anatomically correct (cytosol, outer mitochondrial membrane, plasma membrane, nucleus, ER, etc.)?</w:t>
-      </w:r>
-    </w:p>
-    <w:p>
-      <w:pPr>
-        <w:spacing w:after="0" w:line="240" w:lineRule="auto"/>
-        <w:rPr>
-          <w:rFonts w:asciiTheme="majorHAnsi" w:hAnsiTheme="majorHAnsi" w:cstheme="majorHAnsi"/>
-          <w:color w:val="auto"/>
-        </w:rPr>
-      </w:pPr>
-      <w:r>
-        <w:rPr>
-          <w:rFonts w:asciiTheme="majorHAnsi" w:hAnsiTheme="majorHAnsi" w:cstheme="majorHAnsi"/>
-          <w:color w:val="auto"/>
-        </w:rPr>
-        <w:t>Directionality and arrow type</w:t>
-      </w:r>
-    </w:p>
-    <w:p>
-      <w:pPr>
-        <w:spacing w:after="0" w:line="240" w:lineRule="auto"/>
-        <w:rPr>
-          <w:rFonts w:asciiTheme="majorHAnsi" w:hAnsiTheme="majorHAnsi" w:cstheme="majorHAnsi"/>
-          <w:color w:val="auto"/>
-        </w:rPr>
-      </w:pPr>
-      <w:r>
-        <w:rPr>
-          <w:rFonts w:asciiTheme="majorHAnsi" w:hAnsiTheme="majorHAnsi" w:cstheme="majorHAnsi"/>
-          <w:color w:val="auto"/>
-        </w:rPr>
-        <w:t>Is every activation shown as a solid arrow (→) and every inhibition as a flat-head bar (</w:t>
-      </w:r>
-      <w:r>
-        <w:rPr>
-          <w:rFonts w:ascii="Cambria Math" w:hAnsi="Cambria Math" w:cs="Cambria Math"/>
-          <w:color w:val="auto"/>
-        </w:rPr>
-        <w:t>⊣</w:t>
-      </w:r>
-      <w:r>
-        <w:rPr>
-          <w:rFonts w:asciiTheme="majorHAnsi" w:hAnsiTheme="majorHAnsi" w:cstheme="majorHAnsi"/>
-          <w:color w:val="auto"/>
-        </w:rPr>
-        <w:t>)? Is there no sign inversion (e.g., an inhibitor shown as an activator, or vice versa)? Are bidirectional or feedback relationships (positive/negative) explicitly marked as such?</w:t>
-      </w:r>
-    </w:p>
-    <w:p>
-      <w:pPr>
-        <w:spacing w:after="0" w:line="240" w:lineRule="auto"/>
-        <w:rPr>
-          <w:rFonts w:asciiTheme="majorHAnsi" w:hAnsiTheme="majorHAnsi" w:cstheme="majorHAnsi"/>
-          <w:color w:val="auto"/>
-        </w:rPr>
-      </w:pPr>
-      <w:r>
-        <w:rPr>
-          <w:rFonts w:asciiTheme="majorHAnsi" w:hAnsiTheme="majorHAnsi" w:cstheme="majorHAnsi"/>
-          <w:color w:val="auto"/>
-        </w:rPr>
-        <w:t>Peripheral context (crosstalk with other pathways)</w:t>
-      </w:r>
-    </w:p>
-    <w:p>
-      <w:pPr>
-        <w:spacing w:after="0" w:line="240" w:lineRule="auto"/>
-        <w:rPr>
-          <w:rFonts w:asciiTheme="majorHAnsi" w:hAnsiTheme="majorHAnsi" w:cstheme="majorHAnsi"/>
-          <w:color w:val="auto"/>
-        </w:rPr>
-      </w:pPr>
-      <w:r>
-        <w:rPr>
-          <w:rFonts w:asciiTheme="majorHAnsi" w:hAnsiTheme="majorHAnsi" w:cstheme="majorHAnsi"/>
-          <w:color w:val="auto"/>
-        </w:rPr>
-        <w:t>Are connections to other forms of cell death (apoptosis, necroptosis, pyroptosis, ferroptosis, autophagy, PANoptosis, etc.) biologically validated and not speculative? Are decision/branch points (e.g., caspase-8 as a switch between apoptosis and necroptosis) correctly positioned within the pathway, rather than presented as exclusively central to this pathway? Is there no improper overlap between "central pathway" and "peripheral crosstalk" (i.e., a central component cannot be treated as peripheral, and vice versa)?</w:t>
-      </w:r>
-    </w:p>
-    <w:p>
-      <w:pPr>
-        <w:spacing w:after="0" w:line="240" w:lineRule="auto"/>
-        <w:rPr>
-          <w:rFonts w:asciiTheme="majorHAnsi" w:hAnsiTheme="majorHAnsi" w:cstheme="majorHAnsi"/>
-          <w:color w:val="auto"/>
-        </w:rPr>
-      </w:pPr>
-      <w:r>
-        <w:rPr>
-          <w:rFonts w:asciiTheme="majorHAnsi" w:hAnsiTheme="majorHAnsi" w:cstheme="majorHAnsi"/>
-          <w:color w:val="auto"/>
-        </w:rPr>
-        <w:t>Cancer context (inset)</w:t>
-      </w:r>
-    </w:p>
-    <w:p>
-      <w:pPr>
-        <w:spacing w:after="0" w:line="240" w:lineRule="auto"/>
-        <w:rPr>
-          <w:rFonts w:asciiTheme="majorHAnsi" w:hAnsiTheme="majorHAnsi" w:cstheme="majorHAnsi"/>
-          <w:color w:val="auto"/>
-        </w:rPr>
-      </w:pPr>
-      <w:r>
-        <w:rPr>
-          <w:rFonts w:asciiTheme="majorHAnsi" w:hAnsiTheme="majorHAnsi" w:cstheme="majorHAnsi"/>
-          <w:color w:val="auto"/>
-        </w:rPr>
-        <w:t>Is the described role (evasion, promotion, or therapeutic exploitation) consistent with current literature and not an overgeneralization? Is the cited oncological relevance specific to this pathway (and not a generic cell-death effect)? If a drug/inhibitor/agonist is cited as therapeutic exploitation, does it actually act on the indicated molecular target, at the correct step of the pathway?</w:t>
-      </w:r>
-    </w:p>
-    <w:p>
-      <w:pPr>
-        <w:spacing w:after="0" w:line="240" w:lineRule="auto"/>
-        <w:rPr>
-          <w:rFonts w:asciiTheme="majorHAnsi" w:hAnsiTheme="majorHAnsi" w:cstheme="majorHAnsi"/>
-          <w:color w:val="auto"/>
-        </w:rPr>
-      </w:pPr>
-      <w:r>
-        <w:rPr>
-          <w:rFonts w:asciiTheme="majorHAnsi" w:hAnsiTheme="majorHAnsi" w:cstheme="majorHAnsi"/>
-          <w:color w:val="auto"/>
-        </w:rPr>
-        <w:t>Terminological consistency</w:t>
-      </w:r>
-    </w:p>
-    <w:p>
-      <w:pPr>
-        <w:spacing w:after="0" w:line="240" w:lineRule="auto"/>
-        <w:rPr>
-          <w:rFonts w:asciiTheme="majorHAnsi" w:hAnsiTheme="majorHAnsi" w:cstheme="majorHAnsi"/>
-          <w:color w:val="auto"/>
-        </w:rPr>
-      </w:pPr>
-      <w:r>
-        <w:rPr>
-          <w:rFonts w:asciiTheme="majorHAnsi" w:hAnsiTheme="majorHAnsi" w:cstheme="majorHAnsi"/>
-          <w:color w:val="auto"/>
-        </w:rPr>
-        <w:t>Does the nomenclature follow the most recent Nomenclature Committee on Cell Death (NCCD) guidelines? Are terms not being used as synonyms when they actually describe distinct processes (e.g., "necrosis" vs. "necroptosis"; "immunogenic cell death" treated as a separate pathway rather than a phenotype)?</w:t>
-      </w:r>
-    </w:p>
-    <w:p>
-      <w:pPr>
-        <w:spacing w:after="0" w:line="240" w:lineRule="auto"/>
-        <w:rPr>
-          <w:rFonts w:asciiTheme="majorHAnsi" w:hAnsiTheme="majorHAnsi" w:cstheme="majorHAnsi"/>
-          <w:color w:val="auto"/>
-        </w:rPr>
-      </w:pPr>
-      <w:r>
-        <w:rPr>
-          <w:rFonts w:asciiTheme="majorHAnsi" w:hAnsiTheme="majorHAnsi" w:cstheme="majorHAnsi"/>
-          <w:color w:val="auto"/>
-        </w:rPr>
-        <w:t>Critical omissions</w:t>
-      </w:r>
-    </w:p>
-    <w:p>
-      <w:pPr>
-        <w:spacing w:after="0" w:line="240" w:lineRule="auto"/>
-        <w:rPr>
-          <w:rFonts w:asciiTheme="majorHAnsi" w:hAnsiTheme="majorHAnsi" w:cstheme="majorHAnsi"/>
-          <w:color w:val="auto"/>
-        </w:rPr>
-      </w:pPr>
-      <w:r>
-        <w:rPr>
-          <w:rFonts w:asciiTheme="majorHAnsi" w:hAnsiTheme="majorHAnsi" w:cstheme="majorHAnsi"/>
-          <w:color w:val="auto"/>
-        </w:rPr>
-        <w:t>Is there any essential regulator (key activator or inhibitor) missing whose absence would change the interpretation of the pathway? Is there any relevant feedback loop that was omitted?</w:t>
-      </w:r>
-    </w:p>
-    <w:p>
-      <w:pPr>
-        <w:spacing w:after="0" w:line="240" w:lineRule="auto"/>
-        <w:rPr>
-          <w:rFonts w:asciiTheme="majorHAnsi" w:hAnsiTheme="majorHAnsi" w:cstheme="majorHAnsi"/>
-          <w:color w:val="auto"/>
-        </w:rPr>
-      </w:pPr>
-      <w:r>
-        <w:rPr>
-          <w:rFonts w:asciiTheme="majorHAnsi" w:hAnsiTheme="majorHAnsi" w:cstheme="majorHAnsi"/>
-          <w:color w:val="auto"/>
-        </w:rPr>
-        <w:t>MANDATORY OUTPUT FORMAT:</w:t>
-      </w:r>
-    </w:p>
-    <w:p>
-      <w:pPr>
-        <w:spacing w:after="0" w:line="240" w:lineRule="auto"/>
-        <w:rPr>
-          <w:rFonts w:asciiTheme="majorHAnsi" w:hAnsiTheme="majorHAnsi" w:cstheme="majorHAnsi"/>
-          <w:color w:val="auto"/>
-        </w:rPr>
-      </w:pPr>
-      <w:r>
-        <w:rPr>
-          <w:rFonts w:asciiTheme="majorHAnsi" w:hAnsiTheme="majorHAnsi" w:cstheme="majorHAnsi"/>
-          <w:color w:val="auto"/>
-        </w:rPr>
-        <w:t>For each of the 7 axes above, answer in table format with the columns:</w:t>
-      </w:r>
-    </w:p>
-    <w:p>
-      <w:pPr>
-        <w:spacing w:after="0" w:line="240" w:lineRule="auto"/>
-        <w:rPr>
-          <w:rFonts w:asciiTheme="majorHAnsi" w:hAnsiTheme="majorHAnsi" w:cstheme="majorHAnsi"/>
-          <w:color w:val="auto"/>
-        </w:rPr>
-      </w:pPr>
-      <w:r>
-        <w:rPr>
-          <w:rFonts w:asciiTheme="majorHAnsi" w:hAnsiTheme="majorHAnsi" w:cstheme="majorHAnsi"/>
-          <w:color w:val="auto"/>
-        </w:rPr>
-        <w:t>| Axis | Status (</w:t>
+        <w:t xml:space="preserve">Rule: every row marked </w:t>
       </w:r>
       <w:r>
         <w:rPr>
           <w:rFonts w:ascii="Segoe UI Emoji" w:hAnsi="Segoe UI Emoji" w:cs="Segoe UI Emoji"/>
           <w:color w:val="auto"/>
         </w:rPr>
-        <w:t>✅</w:t>
-      </w:r>
-      <w:r>
-        <w:rPr>
-          <w:rFonts w:asciiTheme="majorHAnsi" w:hAnsiTheme="majorHAnsi" w:cstheme="majorHAnsi"/>
-          <w:color w:val="auto"/>
-        </w:rPr>
-        <w:t xml:space="preserve"> Correct / </w:t>
+        <w:t>⚠️</w:t>
+      </w:r>
+      <w:r>
+        <w:rPr>
+          <w:rFonts w:asciiTheme="majorHAnsi" w:hAnsiTheme="majorHAnsi" w:cstheme="majorHAnsi"/>
+          <w:color w:val="auto"/>
+        </w:rPr>
+        <w:t xml:space="preserve"> or </w:t>
       </w:r>
       <w:r>
         <w:rPr>
           <w:rFonts w:ascii="Segoe UI Emoji" w:hAnsi="Segoe UI Emoji" w:cs="Segoe UI Emoji"/>
           <w:color w:val="auto"/>
         </w:rPr>
-        <w:t>⚠️</w:t>
-      </w:r>
-      <w:r>
-        <w:rPr>
-          <w:rFonts w:asciiTheme="majorHAnsi" w:hAnsiTheme="majorHAnsi" w:cstheme="majorHAnsi"/>
-          <w:color w:val="auto"/>
-        </w:rPr>
-        <w:t xml:space="preserve"> Imprecise / </w:t>
-      </w:r>
-      <w:r>
-        <w:rPr>
-          <w:rFonts w:ascii="Segoe UI Emoji" w:hAnsi="Segoe UI Emoji" w:cs="Segoe UI Emoji"/>
-          <w:color w:val="auto"/>
-        </w:rPr>
         <w:t>❌</w:t>
       </w:r>
       <w:r>
@@ -14991,50 +15044,6 @@
           <w:rFonts w:asciiTheme="majorHAnsi" w:hAnsiTheme="majorHAnsi" w:cstheme="majorHAnsi"/>
           <w:color w:val="auto"/>
         </w:rPr>
-        <w:t xml:space="preserve"> Incorrect) | Identified problem | Why it is wrong (conceptual rationale) | How to correct it (specific, actionable fix) |</w:t>
-      </w:r>
-    </w:p>
-    <w:p>
-      <w:pPr>
-        <w:spacing w:after="0" w:line="240" w:lineRule="auto"/>
-        <w:rPr>
-          <w:rFonts w:asciiTheme="majorHAnsi" w:hAnsiTheme="majorHAnsi" w:cstheme="majorHAnsi"/>
-          <w:color w:val="auto"/>
-        </w:rPr>
-      </w:pPr>
-      <w:r>
-        <w:rPr>
-          <w:rFonts w:asciiTheme="majorHAnsi" w:hAnsiTheme="majorHAnsi" w:cstheme="majorHAnsi"/>
-          <w:color w:val="auto"/>
-        </w:rPr>
-        <w:t xml:space="preserve">Rule: every row marked </w:t>
-      </w:r>
-      <w:r>
-        <w:rPr>
-          <w:rFonts w:ascii="Segoe UI Emoji" w:hAnsi="Segoe UI Emoji" w:cs="Segoe UI Emoji"/>
-          <w:color w:val="auto"/>
-        </w:rPr>
-        <w:t>⚠️</w:t>
-      </w:r>
-      <w:r>
-        <w:rPr>
-          <w:rFonts w:asciiTheme="majorHAnsi" w:hAnsiTheme="majorHAnsi" w:cstheme="majorHAnsi"/>
-          <w:color w:val="auto"/>
-        </w:rPr>
-        <w:t xml:space="preserve"> or </w:t>
-      </w:r>
-      <w:r>
-        <w:rPr>
-          <w:rFonts w:ascii="Segoe UI Emoji" w:hAnsi="Segoe UI Emoji" w:cs="Segoe UI Emoji"/>
-          <w:color w:val="auto"/>
-        </w:rPr>
-        <w:t>❌</w:t>
-      </w:r>
-      <w:r>
-        <w:rPr>
-          <w:rFonts w:asciiTheme="majorHAnsi" w:hAnsiTheme="majorHAnsi" w:cstheme="majorHAnsi"/>
-          <w:color w:val="auto"/>
-        </w:rPr>
         <w:t xml:space="preserve"> MUST include a concrete, actionable correction in the last column: never leave a problem flagged without a corresponding fix. The correction must specify exactly what changes (e.g., "replace inhibitory bar with activating arrow between X and Y", "reposition complex Z from cytosol to outer mitochondrial membrane", "relabel as cleaved-caspase-3 instead of pro-caspase-3", "move this connection from central pathway to peripheral crosstalk and mark with gray dashed arrow").</w:t>
       </w:r>
     </w:p>
@@ -15067,7 +15076,6 @@
           <w:rFonts w:asciiTheme="majorHAnsi" w:hAnsiTheme="majorHAnsi" w:cstheme="majorHAnsi"/>
           <w:color w:val="auto"/>
         </w:rPr>
-        <w:lastRenderedPageBreak/>
         <w:t>(a) an overall verdict: PUBLISHABLE / PUBLISHABLE WITH MINOR CORRECTIONS / REQUIRES MAJOR REVISION / REJECT;</w:t>
       </w:r>
     </w:p>
@@ -15137,7 +15145,7 @@
     </w:p>
     <w:p>
       <w:pPr>
-        <w:spacing w:before="0" w:line="240" w:lineRule="auto"/>
+        <w:spacing w:line="240" w:lineRule="auto"/>
         <w:rPr>
           <w:rFonts w:cstheme="majorHAnsi"/>
           <w:color w:val="auto"/>
@@ -15151,7 +15159,13 @@
         <w:pStyle w:val="Ttulo2"/>
       </w:pPr>
       <w:r>
-        <w:t>Supplementary Prompt S5. Figure-legend generation framework</w:t>
+        <w:rPr>
+          <w:highlight w:val="green"/>
+        </w:rPr>
+        <w:t>Supplementary Prompt S5</w:t>
+      </w:r>
+      <w:r>
+        <w:t>. Figure-legend generation framework</w:t>
       </w:r>
     </w:p>
     <w:p>
@@ -15162,9 +15176,7 @@
         <w:t># PROMPT: FIGURE LEGEND GENERATION FOR REGULATED CELL DEATH (RCD) ILLUSTRATIONS</w:t>
       </w:r>
     </w:p>
-    <w:p>
-      <w:pPr/>
-    </w:p>
+    <w:p/>
     <w:p>
       <w:pPr>
         <w:spacing w:after="0"/>
@@ -15173,9 +15185,7 @@
         <w:t>You are a senior scientific editor and author specializing in regulated cell death (RCD), writing at the standard of *Nature Cell Biology*, *Cell Death &amp; Differentiation*, *Molecular Cell*, and *Nature Reviews Cancer*. Your task is to write a publication-ready figure legend for the scientific illustration provided, following the technical conventions of scientific writing described in *How to Write and Publish a Scientific Paper* (Gastel &amp; Day).</w:t>
       </w:r>
     </w:p>
-    <w:p>
-      <w:pPr/>
-    </w:p>
+    <w:p/>
     <w:p>
       <w:pPr>
         <w:spacing w:after="0"/>
@@ -15184,23 +15194,39 @@
         <w:t>## INPUTS (all three are mandatory)</w:t>
       </w:r>
     </w:p>
-    <w:p>
-      <w:pPr/>
-    </w:p>
-    <w:p>
-      <w:pPr>
-        <w:spacing w:after="0"/>
-      </w:pPr>
-      <w:r>
-        <w:t>1. **FIGURE:** the attached image of the mechanism.</w:t>
-      </w:r>
-    </w:p>
-    <w:p>
-      <w:pPr>
-        <w:spacing w:after="0"/>
-      </w:pPr>
-      <w:r>
-        <w:t>2. **FIGURE-GENERATION PROMPT:** the prompt used to create the figure (visual conventions: arrow types, color logic, inset "Cancer Context", gray dashed crosstalk, left-to-right/top-to-bottom flow).</w:t>
+    <w:p/>
+    <w:p>
+      <w:pPr>
+        <w:spacing w:after="0"/>
+      </w:pPr>
+      <w:r>
+        <w:t xml:space="preserve">1. </w:t>
+      </w:r>
+      <w:r>
+        <w:rPr>
+          <w:b/>
+        </w:rPr>
+        <w:t>FIGURE:</w:t>
+      </w:r>
+      <w:r>
+        <w:t xml:space="preserve"> the attached image of the mechanism.</w:t>
+      </w:r>
+    </w:p>
+    <w:p>
+      <w:pPr>
+        <w:spacing w:after="0"/>
+      </w:pPr>
+      <w:r>
+        <w:t xml:space="preserve">2. </w:t>
+      </w:r>
+      <w:r>
+        <w:rPr>
+          <w:b/>
+        </w:rPr>
+        <w:t>FIGURE-GENERATION PROMPT:</w:t>
+      </w:r>
+      <w:r>
+        <w:t xml:space="preserve"> the prompt used to create the figure (visual conventions: arrow types, color logic, inset "Cancer Context", gray dashed crosstalk, left-to-right/top-to-bottom flow).</w:t>
       </w:r>
     </w:p>
     <w:p>
@@ -15216,7 +15242,16 @@
         <w:spacing w:after="0"/>
       </w:pPr>
       <w:r>
-        <w:t>3. **MECHANISM DESCRIPTION:** the text used as the [CONCEPT TO ILLUSTRATE].</w:t>
+        <w:t xml:space="preserve">3. </w:t>
+      </w:r>
+      <w:r>
+        <w:rPr>
+          <w:b/>
+        </w:rPr>
+        <w:t>MECHANISM DESCRIPTION:</w:t>
+      </w:r>
+      <w:r>
+        <w:t xml:space="preserve"> the text used as the [CONCEPT TO ILLUSTRATE].</w:t>
       </w:r>
     </w:p>
     <w:p>
@@ -15227,44 +15262,64 @@
         <w:t xml:space="preserve">   [PASTE MECHANISM DESCRIPTION HERE]</w:t>
       </w:r>
     </w:p>
-    <w:p>
-      <w:pPr/>
-    </w:p>
-    <w:p>
-      <w:pPr>
-        <w:spacing w:after="0"/>
-      </w:pPr>
-      <w:r>
-        <w:t>**RCD PATHWAY:** [e.g., Ferroptosis / Alkaliptosis / Disulfidptosis / Necroptosis / Pyroptosis / PANoptosis ...]</w:t>
-      </w:r>
-    </w:p>
-    <w:p>
-      <w:pPr>
-        <w:spacing w:after="0"/>
-      </w:pPr>
-      <w:r>
-        <w:t>**TARGET JOURNAL (optional):** [journal name]</w:t>
-      </w:r>
-    </w:p>
-    <w:p>
-      <w:pPr>
-        <w:spacing w:after="0"/>
-      </w:pPr>
-      <w:r>
-        <w:t>**WORD LIMIT (optional):** [e.g., 250–350 words; if not specified, aim for 200–350 words]</w:t>
-      </w:r>
-    </w:p>
-    <w:p>
-      <w:pPr>
-        <w:spacing w:after="0"/>
-      </w:pPr>
-      <w:r>
-        <w:t>**FIGURE NUMBER (optional):** [e.g., Figure 1]</w:t>
-      </w:r>
-    </w:p>
-    <w:p>
-      <w:pPr/>
-    </w:p>
+    <w:p/>
+    <w:p>
+      <w:pPr>
+        <w:spacing w:after="0"/>
+      </w:pPr>
+      <w:r>
+        <w:rPr>
+          <w:b/>
+        </w:rPr>
+        <w:t>RCD PATHWAY:</w:t>
+      </w:r>
+      <w:r>
+        <w:t xml:space="preserve"> [e.g., Ferroptosis / Alkaliptosis / Disulfidptosis / Necroptosis / Pyroptosis / PANoptosis ...]</w:t>
+      </w:r>
+    </w:p>
+    <w:p>
+      <w:pPr>
+        <w:spacing w:after="0"/>
+      </w:pPr>
+      <w:r>
+        <w:rPr>
+          <w:b/>
+        </w:rPr>
+        <w:t>TARGET JOURNAL (optional):</w:t>
+      </w:r>
+      <w:r>
+        <w:t xml:space="preserve"> [journal name]</w:t>
+      </w:r>
+    </w:p>
+    <w:p>
+      <w:pPr>
+        <w:spacing w:after="0"/>
+      </w:pPr>
+      <w:r>
+        <w:rPr>
+          <w:b/>
+        </w:rPr>
+        <w:t>WORD LIMIT (optional):</w:t>
+      </w:r>
+      <w:r>
+        <w:t xml:space="preserve"> [e.g., 250–350 words; if not specified, aim for 200–350 words]</w:t>
+      </w:r>
+    </w:p>
+    <w:p>
+      <w:pPr>
+        <w:spacing w:after="0"/>
+      </w:pPr>
+      <w:r>
+        <w:rPr>
+          <w:b/>
+        </w:rPr>
+        <w:t>FIGURE NUMBER (optional):</w:t>
+      </w:r>
+      <w:r>
+        <w:t xml:space="preserve"> [e.g., Figure 1]</w:t>
+      </w:r>
+    </w:p>
+    <w:p/>
     <w:p>
       <w:pPr>
         <w:spacing w:after="0"/>
@@ -15273,9 +15328,7 @@
         <w:t>## SOURCE HIERARCHY AND ANTI-HALLUCINATION RULES</w:t>
       </w:r>
     </w:p>
-    <w:p>
-      <w:pPr/>
-    </w:p>
+    <w:p/>
     <w:p>
       <w:pPr>
         <w:spacing w:after="0"/>
@@ -15308,9 +15361,7 @@
         <w:t>- Do not invent citations, PMIDs, or reference numbers. Place "(refs)" markers only if the user explicitly requests them.</w:t>
       </w:r>
     </w:p>
-    <w:p>
-      <w:pPr/>
-    </w:p>
+    <w:p/>
     <w:p>
       <w:pPr>
         <w:spacing w:after="0"/>
@@ -15319,37 +15370,49 @@
         <w:t>## STRUCTURE OF THE LEGEND (follow this order)</w:t>
       </w:r>
     </w:p>
-    <w:p>
-      <w:pPr/>
-    </w:p>
-    <w:p>
-      <w:pPr>
-        <w:spacing w:after="0"/>
-      </w:pPr>
-      <w:r>
-        <w:t>**1. Title (bold, one sentence, ≤ 20 words).** Informative and specific to the pathway, stating the main message of the figure, not merely naming the topic (e.g., "Ferroptosis is driven by iron-dependent phospholipid peroxidation when GPX4-independent defenses fail"). No period issues, no abbreviations unless universally known.</w:t>
-      </w:r>
-    </w:p>
-    <w:p>
-      <w:pPr/>
-    </w:p>
-    <w:p>
-      <w:pPr>
-        <w:spacing w:after="0"/>
-      </w:pPr>
-      <w:r>
-        <w:t>**2. Overview sentence (1–2 sentences).** State what the figure shows as a whole: the trigger, the executor/mechanism of death, and the outcome. Use the present tense for the model (schematic figures depict established or proposed models, not experimental results).</w:t>
-      </w:r>
-    </w:p>
-    <w:p>
-      <w:pPr/>
-    </w:p>
-    <w:p>
-      <w:pPr>
-        <w:spacing w:after="0"/>
-      </w:pPr>
-      <w:r>
-        <w:t>**3. Panel-by-panel (or region-by-region) description.** Describe each numbered panel/module in the same sequence as the biological flow of the figure (e.g., induction → regulation → execution → death). For each panel:</w:t>
+    <w:p/>
+    <w:p>
+      <w:pPr>
+        <w:spacing w:after="0"/>
+      </w:pPr>
+      <w:r>
+        <w:rPr>
+          <w:b/>
+        </w:rPr>
+        <w:t>1. Title (bold, one sentence, ≤ 20 words).</w:t>
+      </w:r>
+      <w:r>
+        <w:t xml:space="preserve"> Informative and specific to the pathway, stating the main message of the figure, not merely naming the topic (e.g., "Ferroptosis is driven by iron-dependent phospholipid peroxidation when GPX4-independent defenses fail"). No period issues, no abbreviations unless universally known.</w:t>
+      </w:r>
+    </w:p>
+    <w:p/>
+    <w:p>
+      <w:pPr>
+        <w:spacing w:after="0"/>
+      </w:pPr>
+      <w:r>
+        <w:rPr>
+          <w:b/>
+        </w:rPr>
+        <w:t>2. Overview sentence (1–2 sentences).</w:t>
+      </w:r>
+      <w:r>
+        <w:t xml:space="preserve"> State what the figure shows as a whole: the trigger, the executor/mechanism of death, and the outcome. Use the present tense for the model (schematic figures depict established or proposed models, not experimental results).</w:t>
+      </w:r>
+    </w:p>
+    <w:p/>
+    <w:p>
+      <w:pPr>
+        <w:spacing w:after="0"/>
+      </w:pPr>
+      <w:r>
+        <w:rPr>
+          <w:b/>
+        </w:rPr>
+        <w:t>3. Panel-by-panel (or region-by-region) description.</w:t>
+      </w:r>
+      <w:r>
+        <w:t xml:space="preserve"> Describe each numbered panel/module in the same sequence as the biological flow of the figure (e.g., induction → regulation → execution → death). For each panel:</w:t>
       </w:r>
     </w:p>
     <w:p>
@@ -15392,64 +15455,82 @@
         <w:t xml:space="preserve">   - Distinguish activation states when shown (cleaved vs. precursor, phosphorylated, oligomerized, oxidized/reduced).</w:t>
       </w:r>
     </w:p>
-    <w:p>
-      <w:pPr/>
-    </w:p>
-    <w:p>
-      <w:pPr>
-        <w:spacing w:after="0"/>
-      </w:pPr>
-      <w:r>
-        <w:t>**4. Crosstalk statement (1–2 sentences).** Describe the connections to other RCD forms exactly as depicted (light gray dashed arrows, peripheral boxes). State explicitly whether crosstalk is validated, reciprocal, conceptual, or absent, and that these are not part of core execution when the figure says so.</w:t>
-      </w:r>
-    </w:p>
-    <w:p>
-      <w:pPr/>
-    </w:p>
-    <w:p>
-      <w:pPr>
-        <w:spacing w:after="0"/>
-      </w:pPr>
-      <w:r>
-        <w:t>**5. Cancer Context statement (1–3 sentences).** Summarize the inset: whether the pathway is exploited for evasion, promotion, or therapy; name only the tumor types, drugs, and targets shown; keep the evidence-level qualifiers (e.g., "best-established", "preclinical", "preliminary/associative").</w:t>
-      </w:r>
-    </w:p>
-    <w:p>
-      <w:pPr/>
-    </w:p>
-    <w:p>
-      <w:pPr>
-        <w:spacing w:after="0"/>
-      </w:pPr>
-      <w:r>
-        <w:t>**6. Symbol and color key (1–2 sentences, placed inside the legend, NOT inside the image).** Define every graphical convention used: solid arrows = activation/flow; flat-head bars = inhibition; dashed arrows = crosstalk or conceptual/indirect relationships; gray dashed = connections to other RCD forms; consistent color for each molecular actor class; any special symbols (P = phosphate, S–S = disulfide bond, red cross = blocked/not required, "?" = uncertain/unestablished). Include only conventions actually present in the figure.</w:t>
-      </w:r>
-    </w:p>
-    <w:p>
-      <w:pPr/>
-    </w:p>
-    <w:p>
-      <w:pPr>
-        <w:spacing w:after="0"/>
-      </w:pPr>
-      <w:r>
-        <w:t>**7. Abbreviations.** Define every abbreviation at first use in the legend or, if more than ~8 are needed, provide a single alphabetized sentence at the end: "Abbreviations: ...". Use official HGNC gene/protein symbols as they appear in the figure (italicize gene symbols only if the figure treats them as genes; keep protein symbols in roman type). Follow current NCCD nomenclature for cell death terms and do not use distinct processes as synonyms (e.g., necrosis vs. necroptosis).</w:t>
-      </w:r>
-    </w:p>
-    <w:p>
-      <w:pPr/>
-    </w:p>
-    <w:p>
-      <w:pPr>
-        <w:spacing w:after="0"/>
-      </w:pPr>
-      <w:r>
-        <w:t>**8. Adaptation/attribution line (optional).** If the figure is original and created by the authors, add: "Figure created by the authors." If adapted from other work, add: "Adapted from [source], with permission." Include only if the user supplies this information.</w:t>
-      </w:r>
-    </w:p>
-    <w:p>
-      <w:pPr/>
-    </w:p>
+    <w:p/>
+    <w:p>
+      <w:pPr>
+        <w:spacing w:after="0"/>
+      </w:pPr>
+      <w:r>
+        <w:rPr>
+          <w:b/>
+        </w:rPr>
+        <w:t>4. Crosstalk statement (1–2 sentences).</w:t>
+      </w:r>
+      <w:r>
+        <w:t xml:space="preserve"> Describe the connections to other RCD forms exactly as depicted (light gray dashed arrows, peripheral boxes). State explicitly whether crosstalk is validated, reciprocal, conceptual, or absent, and that these are not part of core execution when the figure says so.</w:t>
+      </w:r>
+    </w:p>
+    <w:p/>
+    <w:p>
+      <w:pPr>
+        <w:spacing w:after="0"/>
+      </w:pPr>
+      <w:r>
+        <w:rPr>
+          <w:b/>
+        </w:rPr>
+        <w:t>5. Cancer Context statement (1–3 sentences).</w:t>
+      </w:r>
+      <w:r>
+        <w:t xml:space="preserve"> Summarize the inset: whether the pathway is exploited for evasion, promotion, or therapy; name only the tumor types, drugs, and targets shown; keep the evidence-level qualifiers (e.g., "best-established", "preclinical", "preliminary/associative").</w:t>
+      </w:r>
+    </w:p>
+    <w:p/>
+    <w:p>
+      <w:pPr>
+        <w:spacing w:after="0"/>
+      </w:pPr>
+      <w:r>
+        <w:rPr>
+          <w:b/>
+        </w:rPr>
+        <w:t>6. Symbol and color key (1–2 sentences, placed inside the legend, NOT inside the image).</w:t>
+      </w:r>
+      <w:r>
+        <w:t xml:space="preserve"> Define every graphical convention used: solid arrows = activation/flow; flat-head bars = inhibition; dashed arrows = crosstalk or conceptual/indirect relationships; gray dashed = connections to other RCD forms; consistent color for each molecular actor class; any special symbols (P = phosphate, S–S = disulfide bond, red cross = blocked/not required, "?" = uncertain/unestablished). Include only conventions actually present in the figure.</w:t>
+      </w:r>
+    </w:p>
+    <w:p/>
+    <w:p>
+      <w:pPr>
+        <w:spacing w:after="0"/>
+      </w:pPr>
+      <w:r>
+        <w:rPr>
+          <w:b/>
+        </w:rPr>
+        <w:t>7. Abbreviations.</w:t>
+      </w:r>
+      <w:r>
+        <w:t xml:space="preserve"> Define every abbreviation at first use in the legend or, if more than ~8 are needed, provide a single alphabetized sentence at the end: "Abbreviations: ...". Use official HGNC gene/protein symbols as they appear in the figure (italicize gene symbols only if the figure treats them as genes; keep protein symbols in roman type). Follow current NCCD nomenclature for cell death terms and do not use distinct processes as synonyms (e.g., necrosis vs. necroptosis).</w:t>
+      </w:r>
+    </w:p>
+    <w:p/>
+    <w:p>
+      <w:pPr>
+        <w:spacing w:after="0"/>
+      </w:pPr>
+      <w:r>
+        <w:rPr>
+          <w:b/>
+        </w:rPr>
+        <w:t>8. Adaptation/attribution line (optional).</w:t>
+      </w:r>
+      <w:r>
+        <w:t xml:space="preserve"> If the figure is original and created by the authors, add: "Figure created by the authors." If adapted from other work, add: "Adapted from [source], with permission." Include only if the user supplies this information.</w:t>
+      </w:r>
+    </w:p>
+    <w:p/>
     <w:p>
       <w:pPr>
         <w:spacing w:after="0"/>
@@ -15458,31 +15539,65 @@
         <w:t>## WRITING RULES (Gastel &amp; Day principles)</w:t>
       </w:r>
     </w:p>
-    <w:p>
-      <w:pPr/>
-    </w:p>
-    <w:p>
-      <w:pPr>
-        <w:spacing w:after="0"/>
-      </w:pPr>
-      <w:r>
-        <w:t>- The legend must be **self-explanatory**: a reader should understand the figure without reading the main text.</w:t>
-      </w:r>
-    </w:p>
-    <w:p>
-      <w:pPr>
-        <w:spacing w:after="0"/>
-      </w:pPr>
-      <w:r>
-        <w:t>- Be **concise, precise, and non-redundant**: do not repeat information already readable from the labels in the image, do not restate general background, and do not discuss methods or results beyond what the schematic shows.</w:t>
-      </w:r>
-    </w:p>
-    <w:p>
-      <w:pPr>
-        <w:spacing w:after="0"/>
-      </w:pPr>
-      <w:r>
-        <w:t>- Use **simple, direct sentences** and the **present tense** for model descriptions; avoid vague words ("various", "several", "etc.") and avoid unnecessary adjectives or promotional language ("remarkable", "crucial", "novel").</w:t>
+    <w:p/>
+    <w:p>
+      <w:pPr>
+        <w:spacing w:after="0"/>
+      </w:pPr>
+      <w:r>
+        <w:t xml:space="preserve">- The legend must be </w:t>
+      </w:r>
+      <w:r>
+        <w:rPr>
+          <w:b/>
+        </w:rPr>
+        <w:t>self-explanatory</w:t>
+      </w:r>
+      <w:r>
+        <w:t>: a reader should understand the figure without reading the main text.</w:t>
+      </w:r>
+    </w:p>
+    <w:p>
+      <w:pPr>
+        <w:spacing w:after="0"/>
+      </w:pPr>
+      <w:r>
+        <w:t xml:space="preserve">- Be </w:t>
+      </w:r>
+      <w:r>
+        <w:rPr>
+          <w:b/>
+        </w:rPr>
+        <w:t>concise, precise, and non-redundant</w:t>
+      </w:r>
+      <w:r>
+        <w:t>: do not repeat information already readable from the labels in the image, do not restate general background, and do not discuss methods or results beyond what the schematic shows.</w:t>
+      </w:r>
+    </w:p>
+    <w:p>
+      <w:pPr>
+        <w:spacing w:after="0"/>
+      </w:pPr>
+      <w:r>
+        <w:t xml:space="preserve">- Use </w:t>
+      </w:r>
+      <w:r>
+        <w:rPr>
+          <w:b/>
+        </w:rPr>
+        <w:t>simple, direct sentences</w:t>
+      </w:r>
+      <w:r>
+        <w:t xml:space="preserve"> and the </w:t>
+      </w:r>
+      <w:r>
+        <w:rPr>
+          <w:b/>
+        </w:rPr>
+        <w:t>present tense</w:t>
+      </w:r>
+      <w:r>
+        <w:t xml:space="preserve"> for model descriptions; avoid vague words ("various", "several", "etc.") and avoid unnecessary adjectives or promotional language ("remarkable", "crucial", "novel").</w:t>
       </w:r>
     </w:p>
     <w:p>
@@ -15525,9 +15640,7 @@
         <w:t>- Respect the word limit; if the content cannot fit, prioritize in this order: core pathway → regulation/modulators → cancer context → crosstalk → abbreviations.</w:t>
       </w:r>
     </w:p>
-    <w:p>
-      <w:pPr/>
-    </w:p>
+    <w:p/>
     <w:p>
       <w:pPr>
         <w:spacing w:after="0"/>
@@ -15536,15 +15649,16 @@
         <w:t>## OUTPUT FORMAT (mandatory)</w:t>
       </w:r>
     </w:p>
-    <w:p>
-      <w:pPr/>
-    </w:p>
-    <w:p>
-      <w:pPr>
-        <w:spacing w:after="0"/>
-      </w:pPr>
-      <w:r>
-        <w:t>**A. FINAL FIGURE LEGEND**</w:t>
+    <w:p/>
+    <w:p>
+      <w:pPr>
+        <w:spacing w:after="0"/>
+      </w:pPr>
+      <w:r>
+        <w:rPr>
+          <w:b/>
+        </w:rPr>
+        <w:t>A. FINAL FIGURE LEGEND</w:t>
       </w:r>
     </w:p>
     <w:p>
@@ -15555,26 +15669,31 @@
         <w:t>The complete legend, ready to paste into a manuscript, as continuous prose (title in bold, then paragraph text; no bullet points inside the legend).</w:t>
       </w:r>
     </w:p>
-    <w:p>
-      <w:pPr/>
-    </w:p>
-    <w:p>
-      <w:pPr>
-        <w:spacing w:after="0"/>
-      </w:pPr>
-      <w:r>
-        <w:t>**B. ABBREVIATIONS** (only if not already integrated into the legend)</w:t>
-      </w:r>
-    </w:p>
-    <w:p>
-      <w:pPr/>
-    </w:p>
-    <w:p>
-      <w:pPr>
-        <w:spacing w:after="0"/>
-      </w:pPr>
-      <w:r>
-        <w:t>**C. DISCREPANCY REPORT**</w:t>
+    <w:p/>
+    <w:p>
+      <w:pPr>
+        <w:spacing w:after="0"/>
+      </w:pPr>
+      <w:r>
+        <w:rPr>
+          <w:b/>
+        </w:rPr>
+        <w:t>B. ABBREVIATIONS</w:t>
+      </w:r>
+      <w:r>
+        <w:t xml:space="preserve"> (only if not already integrated into the legend)</w:t>
+      </w:r>
+    </w:p>
+    <w:p/>
+    <w:p>
+      <w:pPr>
+        <w:spacing w:after="0"/>
+      </w:pPr>
+      <w:r>
+        <w:rPr>
+          <w:b/>
+        </w:rPr>
+        <w:t>C. DISCREPANCY REPORT</w:t>
       </w:r>
     </w:p>
     <w:p>
@@ -15585,9 +15704,7 @@
         <w:t>A table with the columns:</w:t>
       </w:r>
     </w:p>
-    <w:p>
-      <w:pPr/>
-    </w:p>
+    <w:p/>
     <w:p>
       <w:pPr>
         <w:spacing w:after="0"/>
@@ -15604,9 +15721,7 @@
         <w:t>| --- | --- | --- | --- | --- |</w:t>
       </w:r>
     </w:p>
-    <w:p>
-      <w:pPr/>
-    </w:p>
+    <w:p/>
     <w:p>
       <w:pPr>
         <w:spacing w:after="0"/>
@@ -15615,15 +15730,16 @@
         <w:t>If there are no discrepancies, write: "No discrepancies detected between figure, generation prompt, and mechanism description."</w:t>
       </w:r>
     </w:p>
-    <w:p>
-      <w:pPr/>
-    </w:p>
-    <w:p>
-      <w:pPr>
-        <w:spacing w:after="0"/>
-      </w:pPr>
-      <w:r>
-        <w:t>**D. QUALITY CHECKLIST**</w:t>
+    <w:p/>
+    <w:p>
+      <w:pPr>
+        <w:spacing w:after="0"/>
+      </w:pPr>
+      <w:r>
+        <w:rPr>
+          <w:b/>
+        </w:rPr>
+        <w:t>D. QUALITY CHECKLIST</w:t>
       </w:r>
     </w:p>
     <w:p>
@@ -15722,9 +15838,7 @@
         <w:t>- Word limit respected (state the final word count)</w:t>
       </w:r>
     </w:p>
-    <w:p>
-      <w:pPr/>
-    </w:p>
+    <w:p/>
     <w:p>
       <w:pPr>
         <w:spacing w:after="0"/>
@@ -15738,7 +15852,13 @@
         <w:pStyle w:val="Ttulo2"/>
       </w:pPr>
       <w:r>
-        <w:t>Supplementary Prompt S6. Logo (icon) creation framework</w:t>
+        <w:rPr>
+          <w:highlight w:val="green"/>
+        </w:rPr>
+        <w:t>Supplementary Prompt S6</w:t>
+      </w:r>
+      <w:r>
+        <w:t>. Logo (icon) creation framework</w:t>
       </w:r>
     </w:p>
     <w:p>
@@ -15749,9 +15869,7 @@
         <w:t>Create a new image from scratch.</w:t>
       </w:r>
     </w:p>
-    <w:p>
-      <w:pPr/>
-    </w:p>
+    <w:p/>
     <w:p>
       <w:pPr>
         <w:spacing w:after="0"/>
@@ -15760,20 +15878,17 @@
         <w:t>You are a senior biomedical illustrator creating ONE minimalist scientific icon for a coherent collection of Regulated Cell Death (RCD) modalities intended for publication in a high-impact biomedical journal.</w:t>
       </w:r>
     </w:p>
-    <w:p>
-      <w:pPr/>
-    </w:p>
-    <w:p>
-      <w:pPr>
-        <w:spacing w:after="0"/>
-      </w:pPr>
-      <w:r>
+    <w:p/>
+    <w:p>
+      <w:pPr>
+        <w:spacing w:after="0"/>
+      </w:pPr>
+      <w:r>
+        <w:lastRenderedPageBreak/>
         <w:t>You will receive only the biological description of one RCD pathway.</w:t>
       </w:r>
     </w:p>
-    <w:p>
-      <w:pPr/>
-    </w:p>
+    <w:p/>
     <w:p>
       <w:pPr>
         <w:spacing w:after="0"/>
@@ -15782,9 +15897,7 @@
         <w:t>First interpret the biology silently. Then generate the icon directly.</w:t>
       </w:r>
     </w:p>
-    <w:p>
-      <w:pPr/>
-    </w:p>
+    <w:p/>
     <w:p>
       <w:pPr>
         <w:spacing w:after="0"/>
@@ -15825,9 +15938,7 @@
         <w:t>This is NOT a logo in the commercial-branding sense.</w:t>
       </w:r>
     </w:p>
-    <w:p>
-      <w:pPr/>
-    </w:p>
+    <w:p/>
     <w:p>
       <w:pPr>
         <w:spacing w:after="0"/>
@@ -15836,9 +15947,7 @@
         <w:t>It is a SIMPLE CELLULAR PICTOGRAM representing the characteristic phenotype or defining biological event of the RCD modality.</w:t>
       </w:r>
     </w:p>
-    <w:p>
-      <w:pPr/>
-    </w:p>
+    <w:p/>
     <w:p>
       <w:pPr>
         <w:spacing w:after="0"/>
@@ -15863,9 +15972,7 @@
         <w:t>==================================================</w:t>
       </w:r>
     </w:p>
-    <w:p>
-      <w:pPr/>
-    </w:p>
+    <w:p/>
     <w:p>
       <w:pPr>
         <w:spacing w:after="0"/>
@@ -15874,9 +15981,7 @@
         <w:t>The entire RCD collection follows the same visual grammar:</w:t>
       </w:r>
     </w:p>
-    <w:p>
-      <w:pPr/>
-    </w:p>
+    <w:p/>
     <w:p>
       <w:pPr>
         <w:spacing w:after="0"/>
@@ -15920,16 +16025,28 @@
     <w:p>
       <w:pPr>
         <w:spacing w:after="0"/>
-      </w:pPr>
-      <w:r>
+        <w:rPr>
+          <w:lang w:val="pt-BR"/>
+        </w:rPr>
+      </w:pPr>
+      <w:r>
+        <w:rPr>
+          <w:lang w:val="pt-BR"/>
+        </w:rPr>
         <w:t>- no perspective;</w:t>
       </w:r>
     </w:p>
     <w:p>
       <w:pPr>
         <w:spacing w:after="0"/>
-      </w:pPr>
-      <w:r>
+        <w:rPr>
+          <w:lang w:val="pt-BR"/>
+        </w:rPr>
+      </w:pPr>
+      <w:r>
+        <w:rPr>
+          <w:lang w:val="pt-BR"/>
+        </w:rPr>
         <w:t>- no isometric view;</w:t>
       </w:r>
     </w:p>
@@ -16013,20 +16130,17 @@
         <w:t>- simple enough to remain readable at thumbnail size.</w:t>
       </w:r>
     </w:p>
-    <w:p>
-      <w:pPr/>
-    </w:p>
-    <w:p>
-      <w:pPr>
-        <w:spacing w:after="0"/>
-      </w:pPr>
-      <w:r>
+    <w:p/>
+    <w:p>
+      <w:pPr>
+        <w:spacing w:after="0"/>
+      </w:pPr>
+      <w:r>
+        <w:lastRenderedPageBreak/>
         <w:t>The image must look like a member of ONE unified scientific icon family.</w:t>
       </w:r>
     </w:p>
-    <w:p>
-      <w:pPr/>
-    </w:p>
+    <w:p/>
     <w:p>
       <w:pPr>
         <w:spacing w:after="0"/>
@@ -16051,9 +16165,7 @@
         <w:t>==================================================</w:t>
       </w:r>
     </w:p>
-    <w:p>
-      <w:pPr/>
-    </w:p>
+    <w:p/>
     <w:p>
       <w:pPr>
         <w:spacing w:after="0"/>
@@ -16062,9 +16174,7 @@
         <w:t>Unless the biology clearly requires another arrangement, represent the RCD as ONE large simplified cell occupying approximately 70–85% of the canvas.</w:t>
       </w:r>
     </w:p>
-    <w:p>
-      <w:pPr/>
-    </w:p>
+    <w:p/>
     <w:p>
       <w:pPr>
         <w:spacing w:after="0"/>
@@ -16073,9 +16183,7 @@
         <w:t>The default cell should have:</w:t>
       </w:r>
     </w:p>
-    <w:p>
-      <w:pPr/>
-    </w:p>
+    <w:p/>
     <w:p>
       <w:pPr>
         <w:spacing w:after="0"/>
@@ -16132,9 +16240,7 @@
         <w:t>- several broad curved ER-like bars around the nucleus when appropriate.</w:t>
       </w:r>
     </w:p>
-    <w:p>
-      <w:pPr/>
-    </w:p>
+    <w:p/>
     <w:p>
       <w:pPr>
         <w:spacing w:after="0"/>
@@ -16143,9 +16249,7 @@
         <w:t>Internal organelles are SECONDARY visual elements.</w:t>
       </w:r>
     </w:p>
-    <w:p>
-      <w:pPr/>
-    </w:p>
+    <w:p/>
     <w:p>
       <w:pPr>
         <w:spacing w:after="0"/>
@@ -16154,9 +16258,7 @@
         <w:t>They should be subtle and simplified rather than competing with the defining RCD feature.</w:t>
       </w:r>
     </w:p>
-    <w:p>
-      <w:pPr/>
-    </w:p>
+    <w:p/>
     <w:p>
       <w:pPr>
         <w:spacing w:after="0"/>
@@ -16165,9 +16267,7 @@
         <w:t>Do NOT automatically add every organelle.</w:t>
       </w:r>
     </w:p>
-    <w:p>
-      <w:pPr/>
-    </w:p>
+    <w:p/>
     <w:p>
       <w:pPr>
         <w:spacing w:after="0"/>
@@ -16192,9 +16292,7 @@
         <w:t>==================================================</w:t>
       </w:r>
     </w:p>
-    <w:p>
-      <w:pPr/>
-    </w:p>
+    <w:p/>
     <w:p>
       <w:pPr>
         <w:spacing w:after="0"/>
@@ -16203,9 +16301,7 @@
         <w:t>Read the supplied biological description and identify the SINGLE most characteristic morphological, structural, or cellular event of this RCD.</w:t>
       </w:r>
     </w:p>
-    <w:p>
-      <w:pPr/>
-    </w:p>
+    <w:p/>
     <w:p>
       <w:pPr>
         <w:spacing w:after="0"/>
@@ -16214,20 +16310,17 @@
         <w:t>Modify the default cell template only as much as necessary to express that event.</w:t>
       </w:r>
     </w:p>
-    <w:p>
-      <w:pPr/>
-    </w:p>
-    <w:p>
-      <w:pPr>
-        <w:spacing w:after="0"/>
-      </w:pPr>
-      <w:r>
+    <w:p/>
+    <w:p>
+      <w:pPr>
+        <w:spacing w:after="0"/>
+      </w:pPr>
+      <w:r>
+        <w:lastRenderedPageBreak/>
         <w:t>Possible changes include, only when supported by the description:</w:t>
       </w:r>
     </w:p>
-    <w:p>
-      <w:pPr/>
-    </w:p>
+    <w:p/>
     <w:p>
       <w:pPr>
         <w:spacing w:after="0"/>
@@ -16372,9 +16465,7 @@
         <w:t>- accumulation of a specific cellular compartment.</w:t>
       </w:r>
     </w:p>
-    <w:p>
-      <w:pPr/>
-    </w:p>
+    <w:p/>
     <w:p>
       <w:pPr>
         <w:spacing w:after="0"/>
@@ -16383,9 +16474,7 @@
         <w:t>The defining event must be immediately visible.</w:t>
       </w:r>
     </w:p>
-    <w:p>
-      <w:pPr/>
-    </w:p>
+    <w:p/>
     <w:p>
       <w:pPr>
         <w:spacing w:after="0"/>
@@ -16394,9 +16483,7 @@
         <w:t>However, preserve the SAME simplified visual language used for the rest of the collection.</w:t>
       </w:r>
     </w:p>
-    <w:p>
-      <w:pPr/>
-    </w:p>
+    <w:p/>
     <w:p>
       <w:pPr>
         <w:spacing w:after="0"/>
@@ -16421,9 +16508,7 @@
         <w:t>==================================================</w:t>
       </w:r>
     </w:p>
-    <w:p>
-      <w:pPr/>
-    </w:p>
+    <w:p/>
     <w:p>
       <w:pPr>
         <w:spacing w:after="0"/>
@@ -16432,9 +16517,7 @@
         <w:t>Use more than one cell, extensive extracellular material, or an unusual composition ONLY when the defining biology cannot be communicated correctly with one cell.</w:t>
       </w:r>
     </w:p>
-    <w:p>
-      <w:pPr/>
-    </w:p>
+    <w:p/>
     <w:p>
       <w:pPr>
         <w:spacing w:after="0"/>
@@ -16443,9 +16526,7 @@
         <w:t>Examples include processes involving:</w:t>
       </w:r>
     </w:p>
-    <w:p>
-      <w:pPr/>
-    </w:p>
+    <w:p/>
     <w:p>
       <w:pPr>
         <w:spacing w:after="0"/>
@@ -16467,6 +16548,7 @@
         <w:spacing w:after="0"/>
       </w:pPr>
       <w:r>
+        <w:lastRenderedPageBreak/>
         <w:t>- phagocytosis/efferocytosis;</w:t>
       </w:r>
     </w:p>
@@ -16494,9 +16576,7 @@
         <w:t>- massive release of cellular material.</w:t>
       </w:r>
     </w:p>
-    <w:p>
-      <w:pPr/>
-    </w:p>
+    <w:p/>
     <w:p>
       <w:pPr>
         <w:spacing w:after="0"/>
@@ -16505,9 +16585,7 @@
         <w:t>Even in these cases, preserve the exact same flat, rounded, simplified cartoon-like visual grammar.</w:t>
       </w:r>
     </w:p>
-    <w:p>
-      <w:pPr/>
-    </w:p>
+    <w:p/>
     <w:p>
       <w:pPr>
         <w:spacing w:after="0"/>
@@ -16516,9 +16594,7 @@
         <w:t>Do NOT transform the image into a mechanistic diagram.</w:t>
       </w:r>
     </w:p>
-    <w:p>
-      <w:pPr/>
-    </w:p>
+    <w:p/>
     <w:p>
       <w:pPr>
         <w:spacing w:after="0"/>
@@ -16543,9 +16619,7 @@
         <w:t>==================================================</w:t>
       </w:r>
     </w:p>
-    <w:p>
-      <w:pPr/>
-    </w:p>
+    <w:p/>
     <w:p>
       <w:pPr>
         <w:spacing w:after="0"/>
@@ -16554,9 +16628,7 @@
         <w:t>Color may vary between RCD modalities.</w:t>
       </w:r>
     </w:p>
-    <w:p>
-      <w:pPr/>
-    </w:p>
+    <w:p/>
     <w:p>
       <w:pPr>
         <w:spacing w:after="0"/>
@@ -16565,9 +16637,7 @@
         <w:t>Do NOT force all icons to use the same color.</w:t>
       </w:r>
     </w:p>
-    <w:p>
-      <w:pPr/>
-    </w:p>
+    <w:p/>
     <w:p>
       <w:pPr>
         <w:spacing w:after="0"/>
@@ -16576,9 +16646,7 @@
         <w:t>Choose a visually distinctive dominant color family appropriate for THIS icon.</w:t>
       </w:r>
     </w:p>
-    <w:p>
-      <w:pPr/>
-    </w:p>
+    <w:p/>
     <w:p>
       <w:pPr>
         <w:spacing w:after="0"/>
@@ -16587,9 +16655,7 @@
         <w:t>Examples may include:</w:t>
       </w:r>
     </w:p>
-    <w:p>
-      <w:pPr/>
-    </w:p>
+    <w:p/>
     <w:p>
       <w:pPr>
         <w:spacing w:after="0"/>
@@ -16686,9 +16752,7 @@
         <w:t>or another restrained scientific color.</w:t>
       </w:r>
     </w:p>
-    <w:p>
-      <w:pPr/>
-    </w:p>
+    <w:p/>
     <w:p>
       <w:pPr>
         <w:spacing w:after="0"/>
@@ -16697,9 +16761,7 @@
         <w:t>The icon may be:</w:t>
       </w:r>
     </w:p>
-    <w:p>
-      <w:pPr/>
-    </w:p>
+    <w:p/>
     <w:p>
       <w:pPr>
         <w:spacing w:after="0"/>
@@ -16716,9 +16778,7 @@
         <w:t>- use 2–3 harmonious colors when biologically useful.</w:t>
       </w:r>
     </w:p>
-    <w:p>
-      <w:pPr/>
-    </w:p>
+    <w:p/>
     <w:p>
       <w:pPr>
         <w:spacing w:after="0"/>
@@ -16727,9 +16787,7 @@
         <w:t>Prefer ONE dominant color family.</w:t>
       </w:r>
     </w:p>
-    <w:p>
-      <w:pPr/>
-    </w:p>
+    <w:p/>
     <w:p>
       <w:pPr>
         <w:spacing w:after="0"/>
@@ -16738,9 +16796,7 @@
         <w:t>Use additional contrasting colors only when necessary to distinguish an important pathway-specific structure or event.</w:t>
       </w:r>
     </w:p>
-    <w:p>
-      <w:pPr/>
-    </w:p>
+    <w:p/>
     <w:p>
       <w:pPr>
         <w:spacing w:after="0"/>
@@ -16749,9 +16805,7 @@
         <w:t>Do NOT create a highly multicolored illustration.</w:t>
       </w:r>
     </w:p>
-    <w:p>
-      <w:pPr/>
-    </w:p>
+    <w:p/>
     <w:p>
       <w:pPr>
         <w:spacing w:after="0"/>
@@ -16760,9 +16814,7 @@
         <w:t>The cell body, nucleus, ER, mitochondria, particles and other structures should usually be rendered as tonal variations of the dominant palette.</w:t>
       </w:r>
     </w:p>
-    <w:p>
-      <w:pPr/>
-    </w:p>
+    <w:p/>
     <w:p>
       <w:pPr>
         <w:spacing w:after="0"/>
@@ -16771,9 +16823,7 @@
         <w:t>Outlines must always be a darker, more saturated version of the corresponding fill.</w:t>
       </w:r>
     </w:p>
-    <w:p>
-      <w:pPr/>
-    </w:p>
+    <w:p/>
     <w:p>
       <w:pPr>
         <w:spacing w:after="0"/>
@@ -16782,9 +16832,7 @@
         <w:t>Never use pure black outlines.</w:t>
       </w:r>
     </w:p>
-    <w:p>
-      <w:pPr/>
-    </w:p>
+    <w:p/>
     <w:p>
       <w:pPr>
         <w:spacing w:after="0"/>
@@ -16809,9 +16857,7 @@
         <w:t>==================================================</w:t>
       </w:r>
     </w:p>
-    <w:p>
-      <w:pPr/>
-    </w:p>
+    <w:p/>
     <w:p>
       <w:pPr>
         <w:spacing w:after="0"/>
@@ -16820,9 +16866,7 @@
         <w:t>Use a clearly visible thick outer contour.</w:t>
       </w:r>
     </w:p>
-    <w:p>
-      <w:pPr/>
-    </w:p>
+    <w:p/>
     <w:p>
       <w:pPr>
         <w:spacing w:after="0"/>
@@ -16831,9 +16875,7 @@
         <w:t>The outer contour should be approximately 1.5–2.5% of the main cell width.</w:t>
       </w:r>
     </w:p>
-    <w:p>
-      <w:pPr/>
-    </w:p>
+    <w:p/>
     <w:p>
       <w:pPr>
         <w:spacing w:after="0"/>
@@ -16842,9 +16884,7 @@
         <w:t>Use smooth rounded curves.</w:t>
       </w:r>
     </w:p>
-    <w:p>
-      <w:pPr/>
-    </w:p>
+    <w:p/>
     <w:p>
       <w:pPr>
         <w:spacing w:after="0"/>
@@ -16853,9 +16893,7 @@
         <w:t>Internal structures should use the same rounded visual language.</w:t>
       </w:r>
     </w:p>
-    <w:p>
-      <w:pPr/>
-    </w:p>
+    <w:p/>
     <w:p>
       <w:pPr>
         <w:spacing w:after="0"/>
@@ -16885,6 +16923,7 @@
         <w:spacing w:after="0"/>
       </w:pPr>
       <w:r>
+        <w:lastRenderedPageBreak/>
         <w:t>- realistic membranes;</w:t>
       </w:r>
     </w:p>
@@ -16912,9 +16951,7 @@
         <w:t>- sharp geometric shapes unless biologically necessary.</w:t>
       </w:r>
     </w:p>
-    <w:p>
-      <w:pPr/>
-    </w:p>
+    <w:p/>
     <w:p>
       <w:pPr>
         <w:spacing w:after="0"/>
@@ -16939,9 +16976,7 @@
         <w:t>==================================================</w:t>
       </w:r>
     </w:p>
-    <w:p>
-      <w:pPr/>
-    </w:p>
+    <w:p/>
     <w:p>
       <w:pPr>
         <w:spacing w:after="0"/>
@@ -16950,9 +16985,7 @@
         <w:t>When present, the nucleus should be:</w:t>
       </w:r>
     </w:p>
-    <w:p>
-      <w:pPr/>
-    </w:p>
+    <w:p/>
     <w:p>
       <w:pPr>
         <w:spacing w:after="0"/>
@@ -16977,9 +17010,7 @@
         <w:t>- surrounded by one simple outline.</w:t>
       </w:r>
     </w:p>
-    <w:p>
-      <w:pPr/>
-    </w:p>
+    <w:p/>
     <w:p>
       <w:pPr>
         <w:spacing w:after="0"/>
@@ -16988,9 +17019,7 @@
         <w:t>Do NOT draw chromatin detail unless nuclear alteration is itself the defining feature.</w:t>
       </w:r>
     </w:p>
-    <w:p>
-      <w:pPr/>
-    </w:p>
+    <w:p/>
     <w:p>
       <w:pPr>
         <w:spacing w:after="0"/>
@@ -17015,9 +17044,7 @@
         <w:t>==================================================</w:t>
       </w:r>
     </w:p>
-    <w:p>
-      <w:pPr/>
-    </w:p>
+    <w:p/>
     <w:p>
       <w:pPr>
         <w:spacing w:after="0"/>
@@ -17026,9 +17053,7 @@
         <w:t>When mitochondria are present as background organelles:</w:t>
       </w:r>
     </w:p>
-    <w:p>
-      <w:pPr/>
-    </w:p>
+    <w:p/>
     <w:p>
       <w:pPr>
         <w:spacing w:after="0"/>
@@ -17061,9 +17086,7 @@
         <w:t>- keep them visually subtle and tone-on-tone.</w:t>
       </w:r>
     </w:p>
-    <w:p>
-      <w:pPr/>
-    </w:p>
+    <w:p/>
     <w:p>
       <w:pPr>
         <w:spacing w:after="0"/>
@@ -17072,9 +17095,7 @@
         <w:t>If mitochondrial morphology is the defining feature of the pathway, it may become more prominent.</w:t>
       </w:r>
     </w:p>
-    <w:p>
-      <w:pPr/>
-    </w:p>
+    <w:p/>
     <w:p>
       <w:pPr>
         <w:spacing w:after="0"/>
@@ -17083,9 +17104,7 @@
         <w:t>Do NOT create a detailed standalone mitochondrion unless absolutely required by the biological description.</w:t>
       </w:r>
     </w:p>
-    <w:p>
-      <w:pPr/>
-    </w:p>
+    <w:p/>
     <w:p>
       <w:pPr>
         <w:spacing w:after="0"/>
@@ -17099,6 +17118,7 @@
         <w:spacing w:after="0"/>
       </w:pPr>
       <w:r>
+        <w:lastRenderedPageBreak/>
         <w:t>ENDOPLASMIC RETICULUM</w:t>
       </w:r>
     </w:p>
@@ -17110,9 +17130,7 @@
         <w:t>==================================================</w:t>
       </w:r>
     </w:p>
-    <w:p>
-      <w:pPr/>
-    </w:p>
+    <w:p/>
     <w:p>
       <w:pPr>
         <w:spacing w:after="0"/>
@@ -17121,9 +17139,7 @@
         <w:t>When appropriate, represent the ER as a few broad smooth curved bars arranged around part of the nucleus.</w:t>
       </w:r>
     </w:p>
-    <w:p>
-      <w:pPr/>
-    </w:p>
+    <w:p/>
     <w:p>
       <w:pPr>
         <w:spacing w:after="0"/>
@@ -17132,9 +17148,7 @@
         <w:t>Use approximately 3–6 rounded segments.</w:t>
       </w:r>
     </w:p>
-    <w:p>
-      <w:pPr/>
-    </w:p>
+    <w:p/>
     <w:p>
       <w:pPr>
         <w:spacing w:after="0"/>
@@ -17143,9 +17157,7 @@
         <w:t>Keep them tone-on-tone and visually secondary.</w:t>
       </w:r>
     </w:p>
-    <w:p>
-      <w:pPr/>
-    </w:p>
+    <w:p/>
     <w:p>
       <w:pPr>
         <w:spacing w:after="0"/>
@@ -17154,9 +17166,7 @@
         <w:t>Do NOT draw realistic ER networks.</w:t>
       </w:r>
     </w:p>
-    <w:p>
-      <w:pPr/>
-    </w:p>
+    <w:p/>
     <w:p>
       <w:pPr>
         <w:spacing w:after="0"/>
@@ -17181,9 +17191,7 @@
         <w:t>==================================================</w:t>
       </w:r>
     </w:p>
-    <w:p>
-      <w:pPr/>
-    </w:p>
+    <w:p/>
     <w:p>
       <w:pPr>
         <w:spacing w:after="0"/>
@@ -17192,9 +17200,7 @@
         <w:t>Small molecules, granules, vesicles or particles may be represented using a small number of:</w:t>
       </w:r>
     </w:p>
-    <w:p>
-      <w:pPr/>
-    </w:p>
+    <w:p/>
     <w:p>
       <w:pPr>
         <w:spacing w:after="0"/>
@@ -17227,9 +17233,7 @@
         <w:t>- compact geometric shapes.</w:t>
       </w:r>
     </w:p>
-    <w:p>
-      <w:pPr/>
-    </w:p>
+    <w:p/>
     <w:p>
       <w:pPr>
         <w:spacing w:after="0"/>
@@ -17238,9 +17242,7 @@
         <w:t>Use them sparingly.</w:t>
       </w:r>
     </w:p>
-    <w:p>
-      <w:pPr/>
-    </w:p>
+    <w:p/>
     <w:p>
       <w:pPr>
         <w:spacing w:after="0"/>
@@ -17249,9 +17251,7 @@
         <w:t>They are decorative-supporting biological elements, not the main subject unless explicitly required by the pathway.</w:t>
       </w:r>
     </w:p>
-    <w:p>
-      <w:pPr/>
-    </w:p>
+    <w:p/>
     <w:p>
       <w:pPr>
         <w:spacing w:after="0"/>
@@ -17276,9 +17276,7 @@
         <w:t>==================================================</w:t>
       </w:r>
     </w:p>
-    <w:p>
-      <w:pPr/>
-    </w:p>
+    <w:p/>
     <w:p>
       <w:pPr>
         <w:spacing w:after="0"/>
@@ -17287,14 +17285,13 @@
         <w:t>When membrane integrity is lost:</w:t>
       </w:r>
     </w:p>
-    <w:p>
-      <w:pPr/>
-    </w:p>
-    <w:p>
-      <w:pPr>
-        <w:spacing w:after="0"/>
-      </w:pPr>
-      <w:r>
+    <w:p/>
+    <w:p>
+      <w:pPr>
+        <w:spacing w:after="0"/>
+      </w:pPr>
+      <w:r>
+        <w:lastRenderedPageBreak/>
         <w:t>- break the outer contour locally;</w:t>
       </w:r>
     </w:p>
@@ -17322,9 +17319,7 @@
         <w:t>- preserve the same thick rounded line style.</w:t>
       </w:r>
     </w:p>
-    <w:p>
-      <w:pPr/>
-    </w:p>
+    <w:p/>
     <w:p>
       <w:pPr>
         <w:spacing w:after="0"/>
@@ -17333,9 +17328,7 @@
         <w:t>Do NOT render realistic membrane debris.</w:t>
       </w:r>
     </w:p>
-    <w:p>
-      <w:pPr/>
-    </w:p>
+    <w:p/>
     <w:p>
       <w:pPr>
         <w:spacing w:after="0"/>
@@ -17344,9 +17337,7 @@
         <w:t>Do NOT create explosive visual effects.</w:t>
       </w:r>
     </w:p>
-    <w:p>
-      <w:pPr/>
-    </w:p>
+    <w:p/>
     <w:p>
       <w:pPr>
         <w:spacing w:after="0"/>
@@ -17371,9 +17362,7 @@
         <w:t>==================================================</w:t>
       </w:r>
     </w:p>
-    <w:p>
-      <w:pPr/>
-    </w:p>
+    <w:p/>
     <w:p>
       <w:pPr>
         <w:spacing w:after="0"/>
@@ -17382,9 +17371,7 @@
         <w:t>When cellular material is released:</w:t>
       </w:r>
     </w:p>
-    <w:p>
-      <w:pPr/>
-    </w:p>
+    <w:p/>
     <w:p>
       <w:pPr>
         <w:spacing w:after="0"/>
@@ -17417,9 +17404,7 @@
         <w:t>- keep the composition clean.</w:t>
       </w:r>
     </w:p>
-    <w:p>
-      <w:pPr/>
-    </w:p>
+    <w:p/>
     <w:p>
       <w:pPr>
         <w:spacing w:after="0"/>
@@ -17428,9 +17413,7 @@
         <w:t>For extracellular DNA or chromatin, use a few simple thin wavy strands only when biologically central.</w:t>
       </w:r>
     </w:p>
-    <w:p>
-      <w:pPr/>
-    </w:p>
+    <w:p/>
     <w:p>
       <w:pPr>
         <w:spacing w:after="0"/>
@@ -17455,9 +17438,7 @@
         <w:t>==================================================</w:t>
       </w:r>
     </w:p>
-    <w:p>
-      <w:pPr/>
-    </w:p>
+    <w:p/>
     <w:p>
       <w:pPr>
         <w:spacing w:after="0"/>
@@ -17466,9 +17447,7 @@
         <w:t>The illustration should contain:</w:t>
       </w:r>
     </w:p>
-    <w:p>
-      <w:pPr/>
-    </w:p>
+    <w:p/>
     <w:p>
       <w:pPr>
         <w:spacing w:after="0"/>
@@ -17493,9 +17472,7 @@
         <w:t>3. only a few supporting structures.</w:t>
       </w:r>
     </w:p>
-    <w:p>
-      <w:pPr/>
-    </w:p>
+    <w:p/>
     <w:p>
       <w:pPr>
         <w:spacing w:after="0"/>
@@ -17504,20 +17481,17 @@
         <w:t>The defining event must carry the identity of the pathway.</w:t>
       </w:r>
     </w:p>
-    <w:p>
-      <w:pPr/>
-    </w:p>
-    <w:p>
-      <w:pPr>
-        <w:spacing w:after="0"/>
-      </w:pPr>
-      <w:r>
+    <w:p/>
+    <w:p>
+      <w:pPr>
+        <w:spacing w:after="0"/>
+      </w:pPr>
+      <w:r>
+        <w:lastRenderedPageBreak/>
         <w:t>Background organelles must remain secondary.</w:t>
       </w:r>
     </w:p>
-    <w:p>
-      <w:pPr/>
-    </w:p>
+    <w:p/>
     <w:p>
       <w:pPr>
         <w:spacing w:after="0"/>
@@ -17526,9 +17500,7 @@
         <w:t>Do NOT attempt to explain the complete signaling mechanism.</w:t>
       </w:r>
     </w:p>
-    <w:p>
-      <w:pPr/>
-    </w:p>
+    <w:p/>
     <w:p>
       <w:pPr>
         <w:spacing w:after="0"/>
@@ -17553,9 +17525,7 @@
         <w:t>==================================================</w:t>
       </w:r>
     </w:p>
-    <w:p>
-      <w:pPr/>
-    </w:p>
+    <w:p/>
     <w:p>
       <w:pPr>
         <w:spacing w:after="0"/>
@@ -17652,9 +17622,7 @@
         <w:t>NO annotations.</w:t>
       </w:r>
     </w:p>
-    <w:p>
-      <w:pPr/>
-    </w:p>
+    <w:p/>
     <w:p>
       <w:pPr>
         <w:spacing w:after="0"/>
@@ -17695,9 +17663,7 @@
         <w:t>NO flowchart.</w:t>
       </w:r>
     </w:p>
-    <w:p>
-      <w:pPr/>
-    </w:p>
+    <w:p/>
     <w:p>
       <w:pPr>
         <w:spacing w:after="0"/>
@@ -17706,9 +17672,7 @@
         <w:t>NO isolated organelle connected to another structure by arrows.</w:t>
       </w:r>
     </w:p>
-    <w:p>
-      <w:pPr/>
-    </w:p>
+    <w:p/>
     <w:p>
       <w:pPr>
         <w:spacing w:after="0"/>
@@ -17717,9 +17681,7 @@
         <w:t>NO realistic molecular structures.</w:t>
       </w:r>
     </w:p>
-    <w:p>
-      <w:pPr/>
-    </w:p>
+    <w:p/>
     <w:p>
       <w:pPr>
         <w:spacing w:after="0"/>
@@ -17728,9 +17690,7 @@
         <w:t>NO detailed molecular interactions.</w:t>
       </w:r>
     </w:p>
-    <w:p>
-      <w:pPr/>
-    </w:p>
+    <w:p/>
     <w:p>
       <w:pPr>
         <w:spacing w:after="0"/>
@@ -17760,6 +17720,7 @@
         <w:spacing w:after="0"/>
       </w:pPr>
       <w:r>
+        <w:lastRenderedPageBreak/>
         <w:t>NO 3D organelles.</w:t>
       </w:r>
     </w:p>
@@ -17819,9 +17780,7 @@
         <w:t>NO photorealism.</w:t>
       </w:r>
     </w:p>
-    <w:p>
-      <w:pPr/>
-    </w:p>
+    <w:p/>
     <w:p>
       <w:pPr>
         <w:spacing w:after="0"/>
@@ -17830,9 +17789,7 @@
         <w:t>NO decorative elements unrelated to the biological description.</w:t>
       </w:r>
     </w:p>
-    <w:p>
-      <w:pPr/>
-    </w:p>
+    <w:p/>
     <w:p>
       <w:pPr>
         <w:spacing w:after="0"/>
@@ -17857,9 +17814,7 @@
         <w:t>==================================================</w:t>
       </w:r>
     </w:p>
-    <w:p>
-      <w:pPr/>
-    </w:p>
+    <w:p/>
     <w:p>
       <w:pPr>
         <w:spacing w:after="0"/>
@@ -17868,9 +17823,7 @@
         <w:t>Use ONLY the information contained in the supplied RCD description.</w:t>
       </w:r>
     </w:p>
-    <w:p>
-      <w:pPr/>
-    </w:p>
+    <w:p/>
     <w:p>
       <w:pPr>
         <w:spacing w:after="0"/>
@@ -17879,9 +17832,7 @@
         <w:t>Do not invent morphological characteristics.</w:t>
       </w:r>
     </w:p>
-    <w:p>
-      <w:pPr/>
-    </w:p>
+    <w:p/>
     <w:p>
       <w:pPr>
         <w:spacing w:after="0"/>
@@ -17890,9 +17841,7 @@
         <w:t>If the description contains many molecular mechanisms but only one characteristic cellular phenotype, represent the CELLULAR PHENOTYPE rather than attempting to draw all molecular mechanisms.</w:t>
       </w:r>
     </w:p>
-    <w:p>
-      <w:pPr/>
-    </w:p>
+    <w:p/>
     <w:p>
       <w:pPr>
         <w:spacing w:after="0"/>
@@ -17901,9 +17850,7 @@
         <w:t>If no unique morphology is described, choose the simplest cellular representation of the most distinctive biological event.</w:t>
       </w:r>
     </w:p>
-    <w:p>
-      <w:pPr/>
-    </w:p>
+    <w:p/>
     <w:p>
       <w:pPr>
         <w:spacing w:after="0"/>
@@ -17912,9 +17859,7 @@
         <w:t>Translate molecular mechanisms into visible cellular consequences whenever scientifically justified.</w:t>
       </w:r>
     </w:p>
-    <w:p>
-      <w:pPr/>
-    </w:p>
+    <w:p/>
     <w:p>
       <w:pPr>
         <w:spacing w:after="0"/>
@@ -17923,9 +17868,7 @@
         <w:t>For example:</w:t>
       </w:r>
     </w:p>
-    <w:p>
-      <w:pPr/>
-    </w:p>
+    <w:p/>
     <w:p>
       <w:pPr>
         <w:spacing w:after="0"/>
@@ -17934,20 +17877,17 @@
         <w:t>a molecular alteration should NOT automatically be represented by labeled molecules and arrows.</w:t>
       </w:r>
     </w:p>
-    <w:p>
-      <w:pPr/>
-    </w:p>
-    <w:p>
-      <w:pPr>
-        <w:spacing w:after="0"/>
-      </w:pPr>
-      <w:r>
+    <w:p/>
+    <w:p>
+      <w:pPr>
+        <w:spacing w:after="0"/>
+      </w:pPr>
+      <w:r>
+        <w:lastRenderedPageBreak/>
         <w:t>Instead, represent the cellular or organellar state produced by that alteration when supported by the description.</w:t>
       </w:r>
     </w:p>
-    <w:p>
-      <w:pPr/>
-    </w:p>
+    <w:p/>
     <w:p>
       <w:pPr>
         <w:spacing w:after="0"/>
@@ -17972,9 +17912,7 @@
         <w:t>==================================================</w:t>
       </w:r>
     </w:p>
-    <w:p>
-      <w:pPr/>
-    </w:p>
+    <w:p/>
     <w:p>
       <w:pPr>
         <w:spacing w:after="0"/>
@@ -17983,9 +17921,7 @@
         <w:t>Imagine that this icon will appear directly beside dozens of other RCD icons.</w:t>
       </w:r>
     </w:p>
-    <w:p>
-      <w:pPr/>
-    </w:p>
+    <w:p/>
     <w:p>
       <w:pPr>
         <w:spacing w:after="0"/>
@@ -17994,9 +17930,7 @@
         <w:t>It must have the same:</w:t>
       </w:r>
     </w:p>
-    <w:p>
-      <w:pPr/>
-    </w:p>
+    <w:p/>
     <w:p>
       <w:pPr>
         <w:spacing w:after="0"/>
@@ -18077,9 +18011,7 @@
         <w:t>- level of biological detail.</w:t>
       </w:r>
     </w:p>
-    <w:p>
-      <w:pPr/>
-    </w:p>
+    <w:p/>
     <w:p>
       <w:pPr>
         <w:spacing w:after="0"/>
@@ -18088,9 +18020,7 @@
         <w:t>The PATHWAY changes.</w:t>
       </w:r>
     </w:p>
-    <w:p>
-      <w:pPr/>
-    </w:p>
+    <w:p/>
     <w:p>
       <w:pPr>
         <w:spacing w:after="0"/>
@@ -18099,9 +18029,7 @@
         <w:t>The STYLE does not.</w:t>
       </w:r>
     </w:p>
-    <w:p>
-      <w:pPr/>
-    </w:p>
+    <w:p/>
     <w:p>
       <w:pPr>
         <w:spacing w:after="0"/>
@@ -18110,9 +18038,7 @@
         <w:t>Different RCDs should be distinguished mainly by:</w:t>
       </w:r>
     </w:p>
-    <w:p>
-      <w:pPr/>
-    </w:p>
+    <w:p/>
     <w:p>
       <w:pPr>
         <w:spacing w:after="0"/>
@@ -18161,9 +18087,7 @@
         <w:t>- dominant color family.</w:t>
       </w:r>
     </w:p>
-    <w:p>
-      <w:pPr/>
-    </w:p>
+    <w:p/>
     <w:p>
       <w:pPr>
         <w:spacing w:after="0"/>
@@ -18172,9 +18096,7 @@
         <w:t>They must NOT be distinguished by changing illustration style.</w:t>
       </w:r>
     </w:p>
-    <w:p>
-      <w:pPr/>
-    </w:p>
+    <w:p/>
     <w:p>
       <w:pPr>
         <w:spacing w:after="0"/>
@@ -18199,9 +18121,7 @@
         <w:t>==================================================</w:t>
       </w:r>
     </w:p>
-    <w:p>
-      <w:pPr/>
-    </w:p>
+    <w:p/>
     <w:p>
       <w:pPr>
         <w:spacing w:after="0"/>
@@ -18210,9 +18130,7 @@
         <w:t>Before generating the image, silently ask:</w:t>
       </w:r>
     </w:p>
-    <w:p>
-      <w:pPr/>
-    </w:p>
+    <w:p/>
     <w:p>
       <w:pPr>
         <w:spacing w:after="0"/>
@@ -18293,9 +18211,7 @@
         <w:t>10. Would the icon remain readable when strongly reduced in size?</w:t>
       </w:r>
     </w:p>
-    <w:p>
-      <w:pPr/>
-    </w:p>
+    <w:p/>
     <w:p>
       <w:pPr>
         <w:spacing w:after="0"/>
@@ -18304,9 +18220,7 @@
         <w:t>If any answer is NO, simplify and correct the image before generating it.</w:t>
       </w:r>
     </w:p>
-    <w:p>
-      <w:pPr/>
-    </w:p>
+    <w:p/>
     <w:p>
       <w:pPr>
         <w:spacing w:after="0"/>
@@ -18331,9 +18245,7 @@
         <w:t>==================================================</w:t>
       </w:r>
     </w:p>
-    <w:p>
-      <w:pPr/>
-    </w:p>
+    <w:p/>
     <w:p>
       <w:pPr>
         <w:spacing w:after="0"/>
@@ -18430,20 +18342,17 @@
         <w:t>Publication-quality consistency.</w:t>
       </w:r>
     </w:p>
-    <w:p>
-      <w:pPr/>
-    </w:p>
-    <w:p>
-      <w:pPr>
-        <w:spacing w:after="0"/>
-      </w:pPr>
-      <w:r>
+    <w:p/>
+    <w:p>
+      <w:pPr>
+        <w:spacing w:after="0"/>
+      </w:pPr>
+      <w:r>
+        <w:lastRenderedPageBreak/>
         <w:t>PATHWAY DESCRIPTION:</w:t>
       </w:r>
     </w:p>
-    <w:p>
-      <w:pPr/>
-    </w:p>
+    <w:p/>
     <w:p>
       <w:pPr>
         <w:spacing w:after="0"/>
@@ -18491,103 +18400,38 @@
         </w:rPr>
         <w:t>Supplementary Figure S1. Evaluation architecture of RCDome. RCDome decomposes its curation into three objects that answer distinct scientific questions and are therefore assessed independently and never conflated. (1) For the RCD entity, the question is: "What kind of cell-death entity is this?" The answer is provided by modality criteria (MC1–MC5: machinery, trigger, morphology, nomenclature, distinguishability), an evidence checklist (Q1–Q13), biological gates (BG0–BG6, with BG1 machinery and BG2 necessity obligatory), and a final ontological level (L1–L5); complementary descriptors record evidence maturity, species scope, relationship type, and parent entity. (2) For the gene–RCD association, the question is: "Is gene X mechanistically linked to this entity?" The answer is provided by evidence tier (ET1–ET4) and a distinct confidence tier (CT1–CT4 or confidence_score), with mechanistic role and direction (EXECUTOR, REGULATOR, MARKER; positive/negative/mixed). (3) For pipeline quality, the question is: "Can the automated extraction be trusted?" The answer is provided by Elicit governance gates (EG1–EG5), input validation (allow-list and vocabulary compliance), unsupported EXECUTOR rate, and traceability. This three-way separation ensures that an ontological judgment is never mistaken for gene-level evidence, and that an extraction error is never mistaken for biological signal.</w:t>
       </w:r>
-      <w:r>
+    </w:p>
+    <w:p>
+      <w:pPr>
+        <w:spacing w:after="0" w:line="240" w:lineRule="auto"/>
         <w:rPr>
           <w:rFonts w:asciiTheme="majorHAnsi" w:hAnsiTheme="majorHAnsi" w:cstheme="majorHAnsi"/>
           <w:b/>
+          <w:color w:val="auto"/>
+          <w:szCs w:val="24"/>
+          <w:highlight w:val="green"/>
+        </w:rPr>
+      </w:pPr>
+    </w:p>
+    <w:p>
+      <w:pPr>
+        <w:spacing w:after="0" w:line="240" w:lineRule="auto"/>
+        <w:rPr>
+          <w:rFonts w:asciiTheme="majorHAnsi" w:hAnsiTheme="majorHAnsi" w:cstheme="majorHAnsi"/>
           <w:bCs/>
           <w:color w:val="auto"/>
-        </w:rPr>
-      </w:r>
-      <w:r>
-        <w:rPr>
-          <w:rFonts w:asciiTheme="majorHAnsi" w:hAnsiTheme="majorHAnsi" w:cstheme="majorHAnsi"/>
-          <w:color w:val="auto"/>
-        </w:rPr>
-      </w:r>
+          <w:szCs w:val="24"/>
+        </w:rPr>
+      </w:pPr>
       <w:r>
         <w:rPr>
           <w:rFonts w:asciiTheme="majorHAnsi" w:hAnsiTheme="majorHAnsi" w:cstheme="majorHAnsi"/>
           <w:b/>
-          <w:bCs/>
-          <w:color w:val="auto"/>
-        </w:rPr>
-      </w:r>
-      <w:r>
-        <w:rPr>
-          <w:rFonts w:asciiTheme="majorHAnsi" w:hAnsiTheme="majorHAnsi" w:cstheme="majorHAnsi"/>
-          <w:color w:val="auto"/>
-        </w:rPr>
-      </w:r>
-      <w:r>
-        <w:rPr>
-          <w:rFonts w:asciiTheme="majorHAnsi" w:hAnsiTheme="majorHAnsi" w:cstheme="majorHAnsi"/>
-          <w:i/>
-          <w:color w:val="auto"/>
-        </w:rPr>
-      </w:r>
-      <w:r>
-        <w:rPr>
-          <w:rFonts w:asciiTheme="majorHAnsi" w:hAnsiTheme="majorHAnsi" w:cstheme="majorHAnsi"/>
-          <w:color w:val="auto"/>
-        </w:rPr>
-      </w:r>
-    </w:p>
-    <w:p>
-      <w:pPr>
-        <w:spacing w:after="0" w:line="240" w:lineRule="auto"/>
-        <w:rPr>
-          <w:rFonts w:asciiTheme="majorHAnsi" w:hAnsiTheme="majorHAnsi" w:cstheme="majorHAnsi"/>
-          <w:b/>
           <w:color w:val="auto"/>
           <w:szCs w:val="24"/>
           <w:highlight w:val="green"/>
         </w:rPr>
-      </w:pPr>
-    </w:p>
-    <w:p>
-      <w:pPr>
-        <w:spacing w:after="0" w:line="240" w:lineRule="auto"/>
-        <w:rPr>
-          <w:rFonts w:asciiTheme="majorHAnsi" w:hAnsiTheme="majorHAnsi" w:cstheme="majorHAnsi"/>
-          <w:bCs/>
-          <w:color w:val="auto"/>
-          <w:szCs w:val="24"/>
-        </w:rPr>
-      </w:pPr>
-      <w:r>
-        <w:rPr>
-          <w:rFonts w:asciiTheme="majorHAnsi" w:hAnsiTheme="majorHAnsi" w:cstheme="majorHAnsi"/>
-          <w:b/>
-          <w:color w:val="auto"/>
-          <w:szCs w:val="24"/>
-          <w:highlight w:val="green"/>
-        </w:rPr>
         <w:t>Supplementary Figure S2. Database contribution and multi-database corroboration. (A) Number of gene–RCD associations contributed by each of the 20 source databases and resources (log2-scaled axis; exact counts printed at the end of each bar). (B) Number of source databases per association: 10,009 associations rest on a single source, 6,313 are corroborated by two sources, and the count declines steeply with additional sources; the long tail up to 14 sources marks the best-corroborated associations (e.g., the canonical executors), which carry the strongest multi-database agreement.</w:t>
-      </w:r>
-      <w:r>
-        <w:rPr>
-          <w:rFonts w:asciiTheme="majorHAnsi" w:hAnsiTheme="majorHAnsi" w:cstheme="majorHAnsi"/>
-          <w:b/>
-          <w:color w:val="auto"/>
-          <w:szCs w:val="24"/>
-        </w:rPr>
-      </w:r>
-      <w:r>
-        <w:rPr>
-          <w:rFonts w:asciiTheme="majorHAnsi" w:hAnsiTheme="majorHAnsi" w:cstheme="majorHAnsi"/>
-          <w:bCs/>
-          <w:color w:val="auto"/>
-          <w:szCs w:val="24"/>
-        </w:rPr>
-      </w:r>
-      <w:r>
-        <w:rPr>
-          <w:rFonts w:asciiTheme="majorHAnsi" w:hAnsiTheme="majorHAnsi" w:cstheme="majorHAnsi"/>
-          <w:bCs/>
-          <w:color w:val="auto"/>
-          <w:szCs w:val="24"/>
-        </w:rPr>
       </w:r>
     </w:p>
     <w:p>
@@ -18942,7 +18786,14 @@
         <w:rPr>
           <w:color w:val="auto"/>
         </w:rPr>
-        <w:t>Integrated multi-optosis model for pan-cancer candidate biomarker and therapy target discovery. Front Bioinform 5: 1630518.</w:t>
+        <w:t>Integrated multi-optosis model for pan-</w:t>
+      </w:r>
+      <w:r>
+        <w:rPr>
+          <w:color w:val="auto"/>
+        </w:rPr>
+        <w:lastRenderedPageBreak/>
+        <w:t>cancer candidate biomarker and therapy target discovery. Front Bioinform 5: 1630518.</w:t>
       </w:r>
     </w:p>
     <w:p>
@@ -19025,51 +18876,6 @@
     </w:p>
   </w:footnote>
 </w:footnotes>
-</file>
-
-<file path=word/header1.xml><?xml version="1.0" encoding="utf-8"?>
-<w:hdr xmlns:wpc="http://schemas.microsoft.com/office/word/2010/wordprocessingCanvas" xmlns:cx="http://schemas.microsoft.com/office/drawing/2014/chartex" xmlns:cx1="http://schemas.microsoft.com/office/drawing/2015/9/8/chartex" xmlns:cx2="http://schemas.microsoft.com/office/drawing/2015/10/21/chartex" xmlns:cx3="http://schemas.microsoft.com/office/drawing/2016/5/9/chartex" xmlns:cx4="http://schemas.microsoft.com/office/drawing/2016/5/10/chartex" xmlns:cx5="http://schemas.microsoft.com/office/drawing/2016/5/11/chartex" xmlns:cx6="http://schemas.microsoft.com/office/drawing/2016/5/12/chartex" xmlns:cx7="http://schemas.microsoft.com/office/drawing/2016/5/13/chartex" xmlns:cx8="http://schemas.microsoft.com/office/drawing/2016/5/14/chartex" xmlns:mc="http://schemas.openxmlformats.org/markup-compatibility/2006" xmlns:aink="http://schemas.microsoft.com/office/drawing/2016/ink" xmlns:am3d="http://schemas.microsoft.com/office/drawing/2017/model3d" xmlns:o="urn:schemas-microsoft-com:office:office" xmlns:oel="http://schemas.microsoft.com/office/2019/extlst" xmlns:r="http://schemas.openxmlformats.org/officeDocument/2006/relationships" xmlns:m="http://schemas.openxmlformats.org/officeDocument/2006/math" xmlns:v="urn:schemas-microsoft-com:vml" xmlns:wp14="http://schemas.microsoft.com/office/word/2010/wordprocessingDrawing" xmlns:wp="http://schemas.openxmlformats.org/drawingml/2006/wordprocessingDrawing" xmlns:w10="urn:schemas-microsoft-com:office:word" xmlns:w="http://schemas.openxmlformats.org/wordprocessingml/2006/main" xmlns:w14="http://schemas.microsoft.com/office/word/2010/wordml" xmlns:w15="http://schemas.microsoft.com/office/word/2012/wordml" xmlns:w16cex="http://schemas.microsoft.com/office/word/2018/wordml/cex" xmlns:w16cid="http://schemas.microsoft.com/office/word/2016/wordml/cid" xmlns:w16="http://schemas.microsoft.com/office/word/2018/wordml" xmlns:w16du="http://schemas.microsoft.com/office/word/2023/wordml/word16du" xmlns:w16sdtdh="http://schemas.microsoft.com/office/word/2020/wordml/sdtdatahash" xmlns:w16sdtfl="http://schemas.microsoft.com/office/word/2024/wordml/sdtformatlock" xmlns:w16se="http://schemas.microsoft.com/office/word/2015/wordml/symex" xmlns:wpg="http://schemas.microsoft.com/office/word/2010/wordprocessingGroup" xmlns:wpi="http://schemas.microsoft.com/office/word/2010/wordprocessingInk" xmlns:wne="http://schemas.microsoft.com/office/word/2006/wordml" xmlns:wps="http://schemas.microsoft.com/office/word/2010/wordprocessingShape" mc:Ignorable="w14 w15 w16se w16cid w16 w16cex w16sdtdh w16sdtfl w16du wp14">
-  <w:sdt>
-    <w:sdtPr>
-      <w:id w:val="-312718109"/>
-      <w:docPartObj>
-        <w:docPartGallery w:val="Page Numbers (Top of Page)"/>
-        <w:docPartUnique/>
-      </w:docPartObj>
-    </w:sdtPr>
-    <w:sdtContent>
-      <w:p>
-        <w:pPr>
-          <w:pStyle w:val="Cabealho"/>
-          <w:jc w:val="right"/>
-        </w:pPr>
-        <w:r>
-          <w:fldChar w:fldCharType="begin"/>
-        </w:r>
-        <w:r>
-          <w:instrText>PAGE   \* MERGEFORMAT</w:instrText>
-        </w:r>
-        <w:r>
-          <w:fldChar w:fldCharType="separate"/>
-        </w:r>
-        <w:r>
-          <w:rPr>
-            <w:lang w:val="pt-BR"/>
-          </w:rPr>
-          <w:t>2</w:t>
-        </w:r>
-        <w:r>
-          <w:fldChar w:fldCharType="end"/>
-        </w:r>
-      </w:p>
-    </w:sdtContent>
-  </w:sdt>
-  <w:p>
-    <w:pPr>
-      <w:pStyle w:val="Cabealho"/>
-    </w:pPr>
-  </w:p>
-</w:hdr>
 </file>
 
 <file path=word/numbering.xml><?xml version="1.0" encoding="utf-8"?>
